--- a/portfolio_model/outputs/web/report/portfolio_analysis_report.docx
+++ b/portfolio_model/outputs/web/report/portfolio_analysis_report.docx
@@ -16,7 +16,7 @@
           <w:b w:val="0"/>
           <w:i/>
         </w:rPr>
-        <w:t>Prepared for: Laura Gao Portfolio | Generated 2026-10-04 21:46 UTC | Seed 42 | 2,000 simulations | Model v1.0.0</w:t>
+        <w:t>Prepared for: Laura Gao Portfolio | Generated 2026-10-07 02:35 UTC | Seed 42 | 10,000 simulations | Model v1.0.0</w:t>
       </w:r>
     </w:p>
     <w:p>
@@ -42,7 +42,7 @@
           <w:b w:val="0"/>
           <w:i w:val="0"/>
         </w:rPr>
-        <w:t>Where are we now? 8 holdings; equity 48%, bonds 13%, cash 39%. Historical CAGR 6.9%, volatility 6.1%, max drawdown -15.7%.</w:t>
+        <w:t>Where are we now? 7 holdings; equity 70%, bonds 18%, cash 12%. Historical CAGR 8.4%, volatility 12.4%, max drawdown -31.0%.</w:t>
       </w:r>
     </w:p>
     <w:p>
@@ -51,7 +51,7 @@
           <w:b w:val="0"/>
           <w:i w:val="0"/>
         </w:rPr>
-        <w:t>What is expected? Simulated median 2033 value: Monte Carlo $648,737, bootstrap $661,305, Markov $654,022 (from $450,000 invested 2027-2028). These are model estimates, not guarantees.</w:t>
+        <w:t>What is expected? Simulated median 2033 value: Monte Carlo $0, bootstrap $0, Markov $654,294 (from $450,000 invested 2027-2028). These are model estimates, not guarantees.</w:t>
       </w:r>
     </w:p>
     <w:p>
@@ -60,7 +60,7 @@
           <w:b w:val="0"/>
           <w:i w:val="0"/>
         </w:rPr>
-        <w:t>What could go wrong? 5th-percentile 2033 outcomes: MC $476,304, bootstrap $511,946. CVaR95 (bootstrap terminal): -6%.</w:t>
+        <w:t>What could go wrong? 5th-percentile 2033 outcomes: MC $0, bootstrap $0. CVaR95 (bootstrap terminal): 100%.</w:t>
       </w:r>
     </w:p>
     <w:p>
@@ -69,7 +69,7 @@
           <w:b w:val="0"/>
           <w:i w:val="0"/>
         </w:rPr>
-        <w:t>Biggest concentration: correlated group Growth/Consumer-Tech (ADBE+DIS+DUOL) at 14% vs 30% cap; largest single holding CASH at 39%.</w:t>
+        <w:t>Biggest concentration: correlated group Growth/Consumer-Tech (ADBE+DIS+DUOL) at 45% vs 30% cap; largest single holding VOO at 25%.</w:t>
       </w:r>
     </w:p>
     <w:p>
@@ -78,7 +78,7 @@
           <w:b w:val="0"/>
           <w:i w:val="0"/>
         </w:rPr>
-        <w:t>Biggest modeling uncertainty: MATERIAL disagreement between Monte Carlo and historical bootstrap — see Model Comparison.</w:t>
+        <w:t>Biggest modeling uncertainty: Monte Carlo and historical bootstrap broadly agree.</w:t>
       </w:r>
     </w:p>
     <w:p>
@@ -103,7 +103,7 @@
       <w:r>
         <w:drawing>
           <wp:inline xmlns:a="http://schemas.openxmlformats.org/drawingml/2006/main" xmlns:pic="http://schemas.openxmlformats.org/drawingml/2006/picture">
-            <wp:extent cx="5669280" cy="5768091"/>
+            <wp:extent cx="5669280" cy="5806039"/>
             <wp:docPr id="1" name="Picture 1"/>
             <wp:cNvGraphicFramePr>
               <a:graphicFrameLocks noChangeAspect="1"/>
@@ -124,7 +124,7 @@
                   <pic:spPr>
                     <a:xfrm>
                       <a:off x="0" y="0"/>
-                      <a:ext cx="5669280" cy="5768091"/>
+                      <a:ext cx="5669280" cy="5806039"/>
                     </a:xfrm>
                     <a:prstGeom prst="rect"/>
                   </pic:spPr>
@@ -149,7 +149,7 @@
           <w:b w:val="0"/>
           <w:i w:val="0"/>
         </w:rPr>
-        <w:t>8 holdings; total invested contributions $450,000 (2027-2028); weights supplied; equity 48%, bonds 13%, cash 39%.</w:t>
+        <w:t>7 holdings; total invested contributions $450,000 (2027-2028); weights supplied; equity 70%, bonds 18%, cash 12%.</w:t>
       </w:r>
     </w:p>
     <w:tbl>
@@ -301,7 +301,7 @@
               <w:rPr>
                 <w:sz w:val="16"/>
               </w:rPr>
-              <w:t>6.3%</w:t>
+              <w:t>22.0%</w:t>
             </w:r>
           </w:p>
         </w:tc>
@@ -381,7 +381,7 @@
               <w:rPr>
                 <w:sz w:val="16"/>
               </w:rPr>
-              <w:t>39.0%</w:t>
+              <w:t>12.5%</w:t>
             </w:r>
           </w:p>
         </w:tc>
@@ -461,7 +461,7 @@
               <w:rPr>
                 <w:sz w:val="16"/>
               </w:rPr>
-              <w:t>4.4%</w:t>
+              <w:t>9.5%</w:t>
             </w:r>
           </w:p>
         </w:tc>
@@ -541,7 +541,7 @@
               <w:rPr>
                 <w:sz w:val="16"/>
               </w:rPr>
-              <w:t>3.0%</w:t>
+              <w:t>13.5%</w:t>
             </w:r>
           </w:p>
         </w:tc>
@@ -701,7 +701,7 @@
               <w:rPr>
                 <w:sz w:val="16"/>
               </w:rPr>
-              <w:t>9.0%</w:t>
+              <w:t>13.2%</w:t>
             </w:r>
           </w:p>
         </w:tc>
@@ -781,7 +781,7 @@
               <w:rPr>
                 <w:sz w:val="16"/>
               </w:rPr>
-              <w:t>30.0%</w:t>
+              <w:t>25.0%</w:t>
             </w:r>
           </w:p>
         </w:tc>
@@ -808,86 +808,6 @@
                 <w:sz w:val="16"/>
               </w:rPr>
               <w:t>15.0%</w:t>
-            </w:r>
-          </w:p>
-        </w:tc>
-      </w:tr>
-      <w:tr>
-        <w:tc>
-          <w:tcPr>
-            <w:tcW w:type="dxa" w:w="1440"/>
-          </w:tcPr>
-          <w:p>
-            <w:r>
-              <w:rPr>
-                <w:sz w:val="16"/>
-              </w:rPr>
-              <w:t>XOM</w:t>
-            </w:r>
-          </w:p>
-        </w:tc>
-        <w:tc>
-          <w:tcPr>
-            <w:tcW w:type="dxa" w:w="1440"/>
-          </w:tcPr>
-          <w:p>
-            <w:r>
-              <w:rPr>
-                <w:sz w:val="16"/>
-              </w:rPr>
-              <w:t>US Equity</w:t>
-            </w:r>
-          </w:p>
-        </w:tc>
-        <w:tc>
-          <w:tcPr>
-            <w:tcW w:type="dxa" w:w="1440"/>
-          </w:tcPr>
-          <w:p>
-            <w:r>
-              <w:rPr>
-                <w:sz w:val="16"/>
-              </w:rPr>
-              <w:t>Energy</w:t>
-            </w:r>
-          </w:p>
-        </w:tc>
-        <w:tc>
-          <w:tcPr>
-            <w:tcW w:type="dxa" w:w="1440"/>
-          </w:tcPr>
-          <w:p>
-            <w:r>
-              <w:rPr>
-                <w:sz w:val="16"/>
-              </w:rPr>
-              <w:t>4.0%</w:t>
-            </w:r>
-          </w:p>
-        </w:tc>
-        <w:tc>
-          <w:tcPr>
-            <w:tcW w:type="dxa" w:w="1440"/>
-          </w:tcPr>
-          <w:p>
-            <w:r>
-              <w:rPr>
-                <w:sz w:val="16"/>
-              </w:rPr>
-              <w:t>8.0%</w:t>
-            </w:r>
-          </w:p>
-        </w:tc>
-        <w:tc>
-          <w:tcPr>
-            <w:tcW w:type="dxa" w:w="1440"/>
-          </w:tcPr>
-          <w:p>
-            <w:r>
-              <w:rPr>
-                <w:sz w:val="16"/>
-              </w:rPr>
-              <w:t>22.0%</w:t>
             </w:r>
           </w:p>
         </w:tc>
@@ -951,7 +871,7 @@
               <w:rPr>
                 <w:sz w:val="16"/>
               </w:rPr>
-              <w:t>4.0%</w:t>
+              <w:t>35.5%</w:t>
             </w:r>
           </w:p>
         </w:tc>
@@ -964,7 +884,7 @@
               <w:rPr>
                 <w:sz w:val="16"/>
               </w:rPr>
-              <w:t>1.000</w:t>
+              <w:t>2.000</w:t>
             </w:r>
           </w:p>
         </w:tc>
@@ -979,7 +899,7 @@
               <w:rPr>
                 <w:sz w:val="16"/>
               </w:rPr>
-              <w:t>9.3%</w:t>
+              <w:t>9.5%</w:t>
             </w:r>
           </w:p>
         </w:tc>
@@ -992,7 +912,7 @@
               <w:rPr>
                 <w:sz w:val="16"/>
               </w:rPr>
-              <w:t>2.000</w:t>
+              <w:t>1.000</w:t>
             </w:r>
           </w:p>
         </w:tc>
@@ -1007,7 +927,7 @@
               <w:rPr>
                 <w:sz w:val="16"/>
               </w:rPr>
-              <w:t>4.4%</w:t>
+              <w:t>25.0%</w:t>
             </w:r>
           </w:p>
         </w:tc>
@@ -1035,7 +955,7 @@
               <w:rPr>
                 <w:sz w:val="16"/>
               </w:rPr>
-              <w:t>30.0%</w:t>
+              <w:t>17.5%</w:t>
             </w:r>
           </w:p>
         </w:tc>
@@ -1048,7 +968,7 @@
               <w:rPr>
                 <w:sz w:val="16"/>
               </w:rPr>
-              <w:t>1.000</w:t>
+              <w:t>2.000</w:t>
             </w:r>
           </w:p>
         </w:tc>
@@ -1063,35 +983,7 @@
               <w:rPr>
                 <w:sz w:val="16"/>
               </w:rPr>
-              <w:t>13.3%</w:t>
-            </w:r>
-          </w:p>
-        </w:tc>
-        <w:tc>
-          <w:tcPr>
-            <w:tcW w:type="dxa" w:w="4320"/>
-          </w:tcPr>
-          <w:p>
-            <w:r>
-              <w:rPr>
-                <w:sz w:val="16"/>
-              </w:rPr>
-              <w:t>2.000</w:t>
-            </w:r>
-          </w:p>
-        </w:tc>
-      </w:tr>
-      <w:tr>
-        <w:tc>
-          <w:tcPr>
-            <w:tcW w:type="dxa" w:w="4320"/>
-          </w:tcPr>
-          <w:p>
-            <w:r>
-              <w:rPr>
-                <w:sz w:val="16"/>
-              </w:rPr>
-              <w:t>39.0%</w:t>
+              <w:t>12.5%</w:t>
             </w:r>
           </w:p>
         </w:tc>
@@ -1286,7 +1178,7 @@
               <w:rPr>
                 <w:sz w:val="16"/>
               </w:rPr>
-              <w:t>Creative software</w:t>
+              <w:t>Creative software; thematic tie to Laura's creative-economy background.</w:t>
             </w:r>
           </w:p>
         </w:tc>
@@ -1312,7 +1204,7 @@
               <w:rPr>
                 <w:sz w:val="16"/>
               </w:rPr>
-              <w:t>0.063</w:t>
+              <w:t>0.220</w:t>
             </w:r>
           </w:p>
         </w:tc>
@@ -1325,7 +1217,7 @@
               <w:rPr>
                 <w:sz w:val="16"/>
               </w:rPr>
-              <w:t>0.063</w:t>
+              <w:t>0.220</w:t>
             </w:r>
           </w:p>
         </w:tc>
@@ -1366,7 +1258,7 @@
               <w:rPr>
                 <w:sz w:val="16"/>
               </w:rPr>
-              <w:t>Liquidity buffer</w:t>
+              <w:t>Liquidity/flexibility buffer; held flat, not risk-scored.</w:t>
             </w:r>
           </w:p>
         </w:tc>
@@ -1392,7 +1284,7 @@
               <w:rPr>
                 <w:sz w:val="16"/>
               </w:rPr>
-              <w:t>0.390</w:t>
+              <w:t>0.125</w:t>
             </w:r>
           </w:p>
         </w:tc>
@@ -1405,7 +1297,7 @@
               <w:rPr>
                 <w:sz w:val="16"/>
               </w:rPr>
-              <w:t>0.390</w:t>
+              <w:t>0.125</w:t>
             </w:r>
           </w:p>
         </w:tc>
@@ -1446,7 +1338,7 @@
               <w:rPr>
                 <w:sz w:val="16"/>
               </w:rPr>
-              <w:t>Media/IP</w:t>
+              <w:t>Storytelling/media/IP; thematic tie to Laura's work as an author and illustrator.</w:t>
             </w:r>
           </w:p>
         </w:tc>
@@ -1472,7 +1364,7 @@
               <w:rPr>
                 <w:sz w:val="16"/>
               </w:rPr>
-              <w:t>0.044</w:t>
+              <w:t>0.095</w:t>
             </w:r>
           </w:p>
         </w:tc>
@@ -1485,7 +1377,7 @@
               <w:rPr>
                 <w:sz w:val="16"/>
               </w:rPr>
-              <w:t>0.044</w:t>
+              <w:t>0.095</w:t>
             </w:r>
           </w:p>
         </w:tc>
@@ -1526,7 +1418,7 @@
               <w:rPr>
                 <w:sz w:val="16"/>
               </w:rPr>
-              <w:t>Edtech growth</w:t>
+              <w:t>Education/edtech; thematic tie to Laura's work as an educator.</w:t>
             </w:r>
           </w:p>
         </w:tc>
@@ -1552,7 +1444,7 @@
               <w:rPr>
                 <w:sz w:val="16"/>
               </w:rPr>
-              <w:t>0.030</w:t>
+              <w:t>0.135</w:t>
             </w:r>
           </w:p>
         </w:tc>
@@ -1565,7 +1457,7 @@
               <w:rPr>
                 <w:sz w:val="16"/>
               </w:rPr>
-              <w:t>0.030</w:t>
+              <w:t>0.135</w:t>
             </w:r>
           </w:p>
         </w:tc>
@@ -1606,7 +1498,7 @@
               <w:rPr>
                 <w:sz w:val="16"/>
               </w:rPr>
-              <w:t>Intermediate-duration safety</w:t>
+              <w:t>Intermediate-duration safety; matches your existing 10-Year Treasury pick.</w:t>
             </w:r>
           </w:p>
         </w:tc>
@@ -1686,7 +1578,7 @@
               <w:rPr>
                 <w:sz w:val="16"/>
               </w:rPr>
-              <w:t>Short-duration buffer</w:t>
+              <w:t>Short-duration complement; adds internal diversification within the Bonds bucket.</w:t>
             </w:r>
           </w:p>
         </w:tc>
@@ -1712,7 +1604,7 @@
               <w:rPr>
                 <w:sz w:val="16"/>
               </w:rPr>
-              <w:t>0.090</w:t>
+              <w:t>0.132</w:t>
             </w:r>
           </w:p>
         </w:tc>
@@ -1725,7 +1617,7 @@
               <w:rPr>
                 <w:sz w:val="16"/>
               </w:rPr>
-              <w:t>0.090</w:t>
+              <w:t>0.132</w:t>
             </w:r>
           </w:p>
         </w:tc>
@@ -1766,7 +1658,7 @@
               <w:rPr>
                 <w:sz w:val="16"/>
               </w:rPr>
-              <w:t>Core broad-market anchor</w:t>
+              <w:t>Core broad-market holding; anchors the growth bucket with built-in diversification.</w:t>
             </w:r>
           </w:p>
         </w:tc>
@@ -1792,7 +1684,7 @@
               <w:rPr>
                 <w:sz w:val="16"/>
               </w:rPr>
-              <w:t>0.300</w:t>
+              <w:t>0.250</w:t>
             </w:r>
           </w:p>
         </w:tc>
@@ -1805,87 +1697,7 @@
               <w:rPr>
                 <w:sz w:val="16"/>
               </w:rPr>
-              <w:t>0.300</w:t>
-            </w:r>
-          </w:p>
-        </w:tc>
-        <w:tc>
-          <w:tcPr>
-            <w:tcW w:type="dxa" w:w="1440"/>
-          </w:tcPr>
-          <w:p>
-            <w:r>
-              <w:rPr>
-                <w:sz w:val="16"/>
-              </w:rPr>
-              <w:t>Moderate</w:t>
-            </w:r>
-          </w:p>
-        </w:tc>
-      </w:tr>
-      <w:tr>
-        <w:tc>
-          <w:tcPr>
-            <w:tcW w:type="dxa" w:w="1440"/>
-          </w:tcPr>
-          <w:p>
-            <w:r>
-              <w:rPr>
-                <w:sz w:val="16"/>
-              </w:rPr>
-              <w:t>XOM</w:t>
-            </w:r>
-          </w:p>
-        </w:tc>
-        <w:tc>
-          <w:tcPr>
-            <w:tcW w:type="dxa" w:w="1440"/>
-          </w:tcPr>
-          <w:p>
-            <w:r>
-              <w:rPr>
-                <w:sz w:val="16"/>
-              </w:rPr>
-              <w:t>Energy/inflation hedge</w:t>
-            </w:r>
-          </w:p>
-        </w:tc>
-        <w:tc>
-          <w:tcPr>
-            <w:tcW w:type="dxa" w:w="1440"/>
-          </w:tcPr>
-          <w:p>
-            <w:r>
-              <w:rPr>
-                <w:sz w:val="16"/>
-              </w:rPr>
-              <w:t>Diversifier</w:t>
-            </w:r>
-          </w:p>
-        </w:tc>
-        <w:tc>
-          <w:tcPr>
-            <w:tcW w:type="dxa" w:w="1440"/>
-          </w:tcPr>
-          <w:p>
-            <w:r>
-              <w:rPr>
-                <w:sz w:val="16"/>
-              </w:rPr>
-              <w:t>0.040</w:t>
-            </w:r>
-          </w:p>
-        </w:tc>
-        <w:tc>
-          <w:tcPr>
-            <w:tcW w:type="dxa" w:w="1440"/>
-          </w:tcPr>
-          <w:p>
-            <w:r>
-              <w:rPr>
-                <w:sz w:val="16"/>
-              </w:rPr>
-              <w:t>0.040</w:t>
+              <w:t>0.250</w:t>
             </w:r>
           </w:p>
         </w:tc>
@@ -1918,14 +1730,14 @@
           <w:b w:val="0"/>
           <w:i w:val="0"/>
         </w:rPr>
-        <w:t>Portfolio history spans 26.7 years on current weights (rebalanced monthly, total-return basis). CAGR 6.91%, mean annual return 6.82%, volatility 6.05%, Sharpe 1.13, Sortino 1.74, max drawdown -15.67% (peak 2020-02-19 00:00:00, trough 2020-03-23 00:00:00, recovery 2020-06-05 00:00:00). Survivorship bias applies: only current holdings are represented.</w:t>
+        <w:t>Portfolio history spans 26.8 years on current weights (rebalanced monthly, total-return basis). CAGR 8.39%, mean annual return 8.68%, volatility 12.45%, Sharpe 0.70, Sortino 1.20, max drawdown -31.02% (peak 2021-09-16 00:00:00, trough 2022-10-14 00:00:00, recovery 2023-11-09 00:00:00). Survivorship bias applies: only current holdings are represented.</w:t>
       </w:r>
     </w:p>
     <w:p>
       <w:r>
         <w:drawing>
           <wp:inline xmlns:a="http://schemas.openxmlformats.org/drawingml/2006/main" xmlns:pic="http://schemas.openxmlformats.org/drawingml/2006/picture">
-            <wp:extent cx="5669280" cy="3349351"/>
+            <wp:extent cx="5669280" cy="3314462"/>
             <wp:docPr id="3" name="Picture 3"/>
             <wp:cNvGraphicFramePr>
               <a:graphicFrameLocks noChangeAspect="1"/>
@@ -1946,7 +1758,7 @@
                   <pic:spPr>
                     <a:xfrm>
                       <a:off x="0" y="0"/>
-                      <a:ext cx="5669280" cy="3349351"/>
+                      <a:ext cx="5669280" cy="3314462"/>
                     </a:xfrm>
                     <a:prstGeom prst="rect"/>
                   </pic:spPr>
@@ -1961,7 +1773,7 @@
       <w:r>
         <w:drawing>
           <wp:inline xmlns:a="http://schemas.openxmlformats.org/drawingml/2006/main" xmlns:pic="http://schemas.openxmlformats.org/drawingml/2006/picture">
-            <wp:extent cx="5669280" cy="2954414"/>
+            <wp:extent cx="5669280" cy="2958201"/>
             <wp:docPr id="4" name="Picture 4"/>
             <wp:cNvGraphicFramePr>
               <a:graphicFrameLocks noChangeAspect="1"/>
@@ -1982,7 +1794,7 @@
                   <pic:spPr>
                     <a:xfrm>
                       <a:off x="0" y="0"/>
-                      <a:ext cx="5669280" cy="2954414"/>
+                      <a:ext cx="5669280" cy="2958201"/>
                     </a:xfrm>
                     <a:prstGeom prst="rect"/>
                   </pic:spPr>
@@ -2064,7 +1876,7 @@
               <w:rPr>
                 <w:sz w:val="16"/>
               </w:rPr>
-              <w:t>0.6%</w:t>
+              <w:t>1.3%</w:t>
             </w:r>
           </w:p>
         </w:tc>
@@ -2092,7 +1904,7 @@
               <w:rPr>
                 <w:sz w:val="16"/>
               </w:rPr>
-              <w:t>1.1%</w:t>
+              <w:t>2.0%</w:t>
             </w:r>
           </w:p>
         </w:tc>
@@ -2120,7 +1932,7 @@
               <w:rPr>
                 <w:sz w:val="16"/>
               </w:rPr>
-              <w:t>4.6%</w:t>
+              <w:t>13.6%</w:t>
             </w:r>
           </w:p>
         </w:tc>
@@ -2148,7 +1960,7 @@
               <w:rPr>
                 <w:sz w:val="16"/>
               </w:rPr>
-              <w:t>7.5%</w:t>
+              <w:t>19.4%</w:t>
             </w:r>
           </w:p>
         </w:tc>
@@ -2176,7 +1988,7 @@
               <w:rPr>
                 <w:sz w:val="16"/>
               </w:rPr>
-              <w:t>1.2%</w:t>
+              <w:t>2.4%</w:t>
             </w:r>
           </w:p>
         </w:tc>
@@ -2204,7 +2016,7 @@
               <w:rPr>
                 <w:sz w:val="16"/>
               </w:rPr>
-              <w:t>1.8%</w:t>
+              <w:t>3.3%</w:t>
             </w:r>
           </w:p>
         </w:tc>
@@ -2232,7 +2044,7 @@
               <w:rPr>
                 <w:sz w:val="16"/>
               </w:rPr>
-              <w:t>9.3%</w:t>
+              <w:t>23.0%</w:t>
             </w:r>
           </w:p>
         </w:tc>
@@ -2260,7 +2072,7 @@
               <w:rPr>
                 <w:sz w:val="16"/>
               </w:rPr>
-              <w:t>11.7%</w:t>
+              <w:t>27.6%</w:t>
             </w:r>
           </w:p>
         </w:tc>
@@ -2288,7 +2100,7 @@
               <w:rPr>
                 <w:sz w:val="16"/>
               </w:rPr>
-              <w:t>-5.8%</w:t>
+              <w:t>100.0%</w:t>
             </w:r>
           </w:p>
         </w:tc>
@@ -2316,7 +2128,7 @@
               <w:rPr>
                 <w:sz w:val="16"/>
               </w:rPr>
-              <w:t>2.5%</w:t>
+              <w:t>100.0%</w:t>
             </w:r>
           </w:p>
         </w:tc>
@@ -2344,7 +2156,7 @@
               <w:rPr>
                 <w:sz w:val="16"/>
               </w:rPr>
-              <w:t>-13.8%</w:t>
+              <w:t>100.0%</w:t>
             </w:r>
           </w:p>
         </w:tc>
@@ -2372,7 +2184,7 @@
               <w:rPr>
                 <w:sz w:val="16"/>
               </w:rPr>
-              <w:t>-6.0%</w:t>
+              <w:t>100.0%</w:t>
             </w:r>
           </w:p>
         </w:tc>
@@ -2400,7 +2212,7 @@
               <w:rPr>
                 <w:sz w:val="16"/>
               </w:rPr>
-              <w:t>-15.7%</w:t>
+              <w:t>-31.0%</w:t>
             </w:r>
           </w:p>
         </w:tc>
@@ -2428,7 +2240,7 @@
               <w:rPr>
                 <w:sz w:val="16"/>
               </w:rPr>
-              <w:t>112.8%</w:t>
+              <w:t>69.7%</w:t>
             </w:r>
           </w:p>
         </w:tc>
@@ -2456,7 +2268,7 @@
               <w:rPr>
                 <w:sz w:val="16"/>
               </w:rPr>
-              <w:t>173.7%</w:t>
+              <w:t>120.1%</w:t>
             </w:r>
           </w:p>
         </w:tc>
@@ -2484,7 +2296,7 @@
               <w:rPr>
                 <w:sz w:val="16"/>
               </w:rPr>
-              <w:t>3.9%</w:t>
+              <w:t>7.2%</w:t>
             </w:r>
           </w:p>
         </w:tc>
@@ -2512,7 +2324,7 @@
               <w:rPr>
                 <w:sz w:val="16"/>
               </w:rPr>
-              <w:t>26.0%</w:t>
+              <w:t>17.3%</w:t>
             </w:r>
           </w:p>
         </w:tc>
@@ -2540,7 +2352,7 @@
               <w:rPr>
                 <w:sz w:val="16"/>
               </w:rPr>
-              <w:t>15.5%</w:t>
+              <w:t>3.5%</w:t>
             </w:r>
           </w:p>
         </w:tc>
@@ -2568,7 +2380,7 @@
               <w:rPr>
                 <w:sz w:val="16"/>
               </w:rPr>
-              <w:t>383.9%</w:t>
+              <w:t>577.7%</w:t>
             </w:r>
           </w:p>
         </w:tc>
@@ -2596,7 +2408,7 @@
               <w:rPr>
                 <w:sz w:val="16"/>
               </w:rPr>
-              <w:t>-9.7%</w:t>
+              <w:t>-100.0%</w:t>
             </w:r>
           </w:p>
         </w:tc>
@@ -2624,7 +2436,7 @@
               <w:rPr>
                 <w:sz w:val="16"/>
               </w:rPr>
-              <w:t>-5.6%</w:t>
+              <w:t>-100.0%</w:t>
             </w:r>
           </w:p>
         </w:tc>
@@ -2652,7 +2464,7 @@
               <w:rPr>
                 <w:sz w:val="16"/>
               </w:rPr>
-              <w:t>1.9%</w:t>
+              <w:t>100.0%</w:t>
             </w:r>
           </w:p>
         </w:tc>
@@ -2680,7 +2492,7 @@
               <w:rPr>
                 <w:sz w:val="16"/>
               </w:rPr>
-              <w:t>1.2%</w:t>
+              <w:t>100.0%</w:t>
             </w:r>
           </w:p>
         </w:tc>
@@ -2708,7 +2520,7 @@
               <w:rPr>
                 <w:sz w:val="16"/>
               </w:rPr>
-              <w:t>90.5%</w:t>
+              <w:t>0.0%</w:t>
             </w:r>
           </w:p>
         </w:tc>
@@ -2736,7 +2548,7 @@
               <w:rPr>
                 <w:sz w:val="16"/>
               </w:rPr>
-              <w:t>95.7%</w:t>
+              <w:t>0.0%</w:t>
             </w:r>
           </w:p>
         </w:tc>
@@ -2764,7 +2576,7 @@
               <w:rPr>
                 <w:sz w:val="16"/>
               </w:rPr>
-              <w:t>84.4%</w:t>
+              <w:t>0.0%</w:t>
             </w:r>
           </w:p>
         </w:tc>
@@ -2792,7 +2604,7 @@
               <w:rPr>
                 <w:sz w:val="16"/>
               </w:rPr>
-              <w:t>90.5%</w:t>
+              <w:t>0.0%</w:t>
             </w:r>
           </w:p>
         </w:tc>
@@ -2820,7 +2632,7 @@
               <w:rPr>
                 <w:sz w:val="16"/>
               </w:rPr>
-              <w:t>74.7%</w:t>
+              <w:t>0.0%</w:t>
             </w:r>
           </w:p>
         </w:tc>
@@ -2848,7 +2660,7 @@
               <w:rPr>
                 <w:sz w:val="16"/>
               </w:rPr>
-              <w:t>82.1%</w:t>
+              <w:t>0.0%</w:t>
             </w:r>
           </w:p>
         </w:tc>
@@ -2876,7 +2688,7 @@
               <w:rPr>
                 <w:sz w:val="16"/>
               </w:rPr>
-              <w:t>63.6%</w:t>
+              <w:t>0.0%</w:t>
             </w:r>
           </w:p>
         </w:tc>
@@ -2904,7 +2716,7 @@
               <w:rPr>
                 <w:sz w:val="16"/>
               </w:rPr>
-              <w:t>71.6%</w:t>
+              <w:t>0.0%</w:t>
             </w:r>
           </w:p>
         </w:tc>
@@ -2932,7 +2744,7 @@
               <w:rPr>
                 <w:sz w:val="16"/>
               </w:rPr>
-              <w:t>90.5%</w:t>
+              <w:t>0.0%</w:t>
             </w:r>
           </w:p>
         </w:tc>
@@ -2960,7 +2772,7 @@
               <w:rPr>
                 <w:sz w:val="16"/>
               </w:rPr>
-              <w:t>97.0%</w:t>
+              <w:t>0.0%</w:t>
             </w:r>
           </w:p>
         </w:tc>
@@ -2988,7 +2800,7 @@
               <w:rPr>
                 <w:sz w:val="16"/>
               </w:rPr>
-              <w:t>99.2%</w:t>
+              <w:t>0.0%</w:t>
             </w:r>
           </w:p>
         </w:tc>
@@ -3016,7 +2828,7 @@
               <w:rPr>
                 <w:sz w:val="16"/>
               </w:rPr>
-              <w:t>99.9%</w:t>
+              <w:t>0.0%</w:t>
             </w:r>
           </w:p>
         </w:tc>
@@ -3081,7 +2893,7 @@
           <w:b w:val="0"/>
           <w:i w:val="0"/>
         </w:rPr>
-        <w:t>1 pair(s) exceed the 0.70 threshold: IEF-SHY (0.78). Nominal diversification across 8 tickers masks correlated exposures — number of securities is not the number of independent risk bets.</w:t>
+        <w:t>1 pair(s) exceed the 0.70 threshold: IEF-SHY (0.78). Nominal diversification across 7 tickers masks correlated exposures — number of securities is not the number of independent risk bets.</w:t>
       </w:r>
     </w:p>
     <w:p>
@@ -3098,7 +2910,7 @@
           <w:b w:val="0"/>
           <w:i w:val="0"/>
         </w:rPr>
-        <w:t>Largest position CASH at 39.0%; top-3 78.0%; HHI 0.260 (effective bets 3.8 of 8 holdings). Correlation groups: Growth/Consumer-Tech: 14%.</w:t>
+        <w:t>Largest position VOO at 25.0%; top-3 60.5%; HHI 0.173 (effective bets 5.8 of 7 holdings). Correlation groups: Growth/Consumer-Tech: 45%.</w:t>
       </w:r>
     </w:p>
     <w:p>
@@ -3151,7 +2963,7 @@
           <w:b w:val="0"/>
           <w:i w:val="0"/>
         </w:rPr>
-        <w:t>Monte Carlo (gaussian, 2,000 sims, seed 42, monthly steps, correlated multivariate returns, glide path + 5pp bands + 0.10% transaction cost). Median 2033 value $648,737; P(terminal &gt; $450k) = 97.5%; P(all 10 reserve payments funded) = 82.7%; P(&gt;20% drawdown) = 1.9%. Required reserve $441,127; median facility contribution $207,609.</w:t>
+        <w:t>Monte Carlo (gaussian, 10,000 sims, seed 42, monthly steps, correlated multivariate returns, glide path + 5pp bands + 100000.00% transaction cost). Median 2033 value $0; P(terminal &gt; $450k) = 0.0%; P(all 10 reserve payments funded) = 0.0%; P(&gt;20% drawdown) = 100.0%. Required reserve $441,127; median facility contribution $-441,127.</w:t>
       </w:r>
     </w:p>
     <w:p>
@@ -3240,7 +3052,7 @@
           <w:b w:val="0"/>
           <w:i w:val="0"/>
         </w:rPr>
-        <w:t>Markov regime model on annual portfolio returns (states: severe_bear, bear, neutral, bull, strong_bull). Current state: bull. P(bear next year) 3.5%; P(bear at any point 2027-2032) 23.4%. Stationary distribution: severe_bear=1.00, bear=0.00, neutral=0.00, bull=0.00, strong_bull=0.00. Limitations: Markov memoryless assumption, state discretization, dependence on historical transition frequencies, non-stationarity, structural market change — not a deterministic forecast.</w:t>
+        <w:t>Markov regime model on annual portfolio returns (states: severe_bear, bear, neutral, bull, strong_bull). Current state: neutral. P(bear next year) 9.5%; P(bear at any point 2027-2032) 61.5%. Stationary distribution: severe_bear=0.04, bear=0.08, neutral=0.25, bull=0.44, strong_bull=0.19. Limitations: Markov memoryless assumption, state discretization, dependence on historical transition frequencies, non-stationarity, structural market change — not a deterministic forecast.</w:t>
       </w:r>
     </w:p>
     <w:tbl>
@@ -3366,59 +3178,59 @@
               <w:rPr>
                 <w:sz w:val="16"/>
               </w:rPr>
+              <w:t>0.0%</w:t>
+            </w:r>
+          </w:p>
+        </w:tc>
+        <w:tc>
+          <w:tcPr>
+            <w:tcW w:type="dxa" w:w="1440"/>
+          </w:tcPr>
+          <w:p>
+            <w:r>
+              <w:rPr>
+                <w:sz w:val="16"/>
+              </w:rPr>
+              <w:t>0.0%</w:t>
+            </w:r>
+          </w:p>
+        </w:tc>
+        <w:tc>
+          <w:tcPr>
+            <w:tcW w:type="dxa" w:w="1440"/>
+          </w:tcPr>
+          <w:p>
+            <w:r>
+              <w:rPr>
+                <w:sz w:val="16"/>
+              </w:rPr>
+              <w:t>0.0%</w:t>
+            </w:r>
+          </w:p>
+        </w:tc>
+        <w:tc>
+          <w:tcPr>
+            <w:tcW w:type="dxa" w:w="1440"/>
+          </w:tcPr>
+          <w:p>
+            <w:r>
+              <w:rPr>
+                <w:sz w:val="16"/>
+              </w:rPr>
+              <w:t>0.0%</w:t>
+            </w:r>
+          </w:p>
+        </w:tc>
+        <w:tc>
+          <w:tcPr>
+            <w:tcW w:type="dxa" w:w="1440"/>
+          </w:tcPr>
+          <w:p>
+            <w:r>
+              <w:rPr>
+                <w:sz w:val="16"/>
+              </w:rPr>
               <w:t>100.0%</w:t>
-            </w:r>
-          </w:p>
-        </w:tc>
-        <w:tc>
-          <w:tcPr>
-            <w:tcW w:type="dxa" w:w="1440"/>
-          </w:tcPr>
-          <w:p>
-            <w:r>
-              <w:rPr>
-                <w:sz w:val="16"/>
-              </w:rPr>
-              <w:t>0.0%</w:t>
-            </w:r>
-          </w:p>
-        </w:tc>
-        <w:tc>
-          <w:tcPr>
-            <w:tcW w:type="dxa" w:w="1440"/>
-          </w:tcPr>
-          <w:p>
-            <w:r>
-              <w:rPr>
-                <w:sz w:val="16"/>
-              </w:rPr>
-              <w:t>0.0%</w:t>
-            </w:r>
-          </w:p>
-        </w:tc>
-        <w:tc>
-          <w:tcPr>
-            <w:tcW w:type="dxa" w:w="1440"/>
-          </w:tcPr>
-          <w:p>
-            <w:r>
-              <w:rPr>
-                <w:sz w:val="16"/>
-              </w:rPr>
-              <w:t>0.0%</w:t>
-            </w:r>
-          </w:p>
-        </w:tc>
-        <w:tc>
-          <w:tcPr>
-            <w:tcW w:type="dxa" w:w="1440"/>
-          </w:tcPr>
-          <w:p>
-            <w:r>
-              <w:rPr>
-                <w:sz w:val="16"/>
-              </w:rPr>
-              <w:t>0.0%</w:t>
             </w:r>
           </w:p>
         </w:tc>
@@ -3472,7 +3284,7 @@
               <w:rPr>
                 <w:sz w:val="16"/>
               </w:rPr>
-              <w:t>0.0%</w:t>
+              <w:t>50.0%</w:t>
             </w:r>
           </w:p>
         </w:tc>
@@ -3485,7 +3297,7 @@
               <w:rPr>
                 <w:sz w:val="16"/>
               </w:rPr>
-              <w:t>100.0%</w:t>
+              <w:t>50.0%</w:t>
             </w:r>
           </w:p>
         </w:tc>
@@ -3539,7 +3351,7 @@
               <w:rPr>
                 <w:sz w:val="16"/>
               </w:rPr>
-              <w:t>0.0%</w:t>
+              <w:t>20.0%</w:t>
             </w:r>
           </w:p>
         </w:tc>
@@ -3552,7 +3364,7 @@
               <w:rPr>
                 <w:sz w:val="16"/>
               </w:rPr>
-              <w:t>25.0%</w:t>
+              <w:t>20.0%</w:t>
             </w:r>
           </w:p>
         </w:tc>
@@ -3565,7 +3377,7 @@
               <w:rPr>
                 <w:sz w:val="16"/>
               </w:rPr>
-              <w:t>75.0%</w:t>
+              <w:t>60.0%</w:t>
             </w:r>
           </w:p>
         </w:tc>
@@ -3606,6 +3418,19 @@
               <w:rPr>
                 <w:sz w:val="16"/>
               </w:rPr>
+              <w:t>9.1%</w:t>
+            </w:r>
+          </w:p>
+        </w:tc>
+        <w:tc>
+          <w:tcPr>
+            <w:tcW w:type="dxa" w:w="1440"/>
+          </w:tcPr>
+          <w:p>
+            <w:r>
+              <w:rPr>
+                <w:sz w:val="16"/>
+              </w:rPr>
               <w:t>0.0%</w:t>
             </w:r>
           </w:p>
@@ -3619,7 +3444,7 @@
               <w:rPr>
                 <w:sz w:val="16"/>
               </w:rPr>
-              <w:t>6.2%</w:t>
+              <w:t>36.4%</w:t>
             </w:r>
           </w:p>
         </w:tc>
@@ -3632,7 +3457,7 @@
               <w:rPr>
                 <w:sz w:val="16"/>
               </w:rPr>
-              <w:t>37.5%</w:t>
+              <w:t>27.3%</w:t>
             </w:r>
           </w:p>
         </w:tc>
@@ -3645,20 +3470,7 @@
               <w:rPr>
                 <w:sz w:val="16"/>
               </w:rPr>
-              <w:t>56.2%</w:t>
-            </w:r>
-          </w:p>
-        </w:tc>
-        <w:tc>
-          <w:tcPr>
-            <w:tcW w:type="dxa" w:w="1440"/>
-          </w:tcPr>
-          <w:p>
-            <w:r>
-              <w:rPr>
-                <w:sz w:val="16"/>
-              </w:rPr>
-              <w:t>0.0%</w:t>
+              <w:t>27.3%</w:t>
             </w:r>
           </w:p>
         </w:tc>
@@ -3699,6 +3511,19 @@
               <w:rPr>
                 <w:sz w:val="16"/>
               </w:rPr>
+              <w:t>16.7%</w:t>
+            </w:r>
+          </w:p>
+        </w:tc>
+        <w:tc>
+          <w:tcPr>
+            <w:tcW w:type="dxa" w:w="1440"/>
+          </w:tcPr>
+          <w:p>
+            <w:r>
+              <w:rPr>
+                <w:sz w:val="16"/>
+              </w:rPr>
               <w:t>0.0%</w:t>
             </w:r>
           </w:p>
@@ -3712,7 +3537,7 @@
               <w:rPr>
                 <w:sz w:val="16"/>
               </w:rPr>
-              <w:t>0.0%</w:t>
+              <w:t>66.7%</w:t>
             </w:r>
           </w:p>
         </w:tc>
@@ -3725,20 +3550,7 @@
               <w:rPr>
                 <w:sz w:val="16"/>
               </w:rPr>
-              <w:t>0.0%</w:t>
-            </w:r>
-          </w:p>
-        </w:tc>
-        <w:tc>
-          <w:tcPr>
-            <w:tcW w:type="dxa" w:w="1440"/>
-          </w:tcPr>
-          <w:p>
-            <w:r>
-              <w:rPr>
-                <w:sz w:val="16"/>
-              </w:rPr>
-              <w:t>100.0%</w:t>
+              <w:t>16.7%</w:t>
             </w:r>
           </w:p>
         </w:tc>
@@ -3758,7 +3570,7 @@
           <w:b w:val="0"/>
           <w:i w:val="0"/>
         </w:rPr>
-        <w:t>Historical bootstrap (block bootstrap, 20-trading-day blocks of real 2000-2025 joint daily returns, 2,000 sims). Median 2033 value $661,305; P(terminal &gt; $450k) = 99.2%; P(all payments funded) = 25.1%; P(&gt;20% drawdown) = 1.2%. This engine answers: what if the portfolio lived through actual historical market sequences?</w:t>
+        <w:t>Historical bootstrap (block bootstrap, 20-trading-day blocks of real 2000-2025 joint daily returns, 10,000 sims). Median 2033 value $0; P(terminal &gt; $450k) = 0.0%; P(all payments funded) = 0.0%; P(&gt;20% drawdown) = 100.0%. This engine answers: what if the portfolio lived through actual historical market sequences?</w:t>
       </w:r>
     </w:p>
     <w:p>
@@ -3934,7 +3746,7 @@
               <w:rPr>
                 <w:sz w:val="16"/>
               </w:rPr>
-              <w:t>648,737</w:t>
+              <w:t>0.000</w:t>
             </w:r>
           </w:p>
         </w:tc>
@@ -3947,7 +3759,7 @@
               <w:rPr>
                 <w:sz w:val="16"/>
               </w:rPr>
-              <w:t>654,022</w:t>
+              <w:t>654,294</w:t>
             </w:r>
           </w:p>
         </w:tc>
@@ -3960,7 +3772,7 @@
               <w:rPr>
                 <w:sz w:val="16"/>
               </w:rPr>
-              <w:t>661,305</w:t>
+              <w:t>0.000</w:t>
             </w:r>
           </w:p>
         </w:tc>
@@ -3988,7 +3800,7 @@
               <w:rPr>
                 <w:sz w:val="16"/>
               </w:rPr>
-              <w:t>476,304</w:t>
+              <w:t>0.000</w:t>
             </w:r>
           </w:p>
         </w:tc>
@@ -4001,7 +3813,7 @@
               <w:rPr>
                 <w:sz w:val="16"/>
               </w:rPr>
-              <w:t>536,309</w:t>
+              <w:t>419,605</w:t>
             </w:r>
           </w:p>
         </w:tc>
@@ -4014,7 +3826,7 @@
               <w:rPr>
                 <w:sz w:val="16"/>
               </w:rPr>
-              <w:t>511,946</w:t>
+              <w:t>0.000</w:t>
             </w:r>
           </w:p>
         </w:tc>
@@ -4042,7 +3854,7 @@
               <w:rPr>
                 <w:sz w:val="16"/>
               </w:rPr>
-              <w:t>568,263</w:t>
+              <w:t>0.000</w:t>
             </w:r>
           </w:p>
         </w:tc>
@@ -4055,7 +3867,7 @@
               <w:rPr>
                 <w:sz w:val="16"/>
               </w:rPr>
-              <w:t>602,301</w:t>
+              <w:t>540,808</w:t>
             </w:r>
           </w:p>
         </w:tc>
@@ -4068,7 +3880,7 @@
               <w:rPr>
                 <w:sz w:val="16"/>
               </w:rPr>
-              <w:t>593,047</w:t>
+              <w:t>0.000</w:t>
             </w:r>
           </w:p>
         </w:tc>
@@ -4096,7 +3908,7 @@
               <w:rPr>
                 <w:sz w:val="16"/>
               </w:rPr>
-              <w:t>648,737</w:t>
+              <w:t>0.000</w:t>
             </w:r>
           </w:p>
         </w:tc>
@@ -4109,7 +3921,7 @@
               <w:rPr>
                 <w:sz w:val="16"/>
               </w:rPr>
-              <w:t>654,022</w:t>
+              <w:t>654,294</w:t>
             </w:r>
           </w:p>
         </w:tc>
@@ -4122,7 +3934,7 @@
               <w:rPr>
                 <w:sz w:val="16"/>
               </w:rPr>
-              <w:t>661,305</w:t>
+              <w:t>0.000</w:t>
             </w:r>
           </w:p>
         </w:tc>
@@ -4150,7 +3962,7 @@
               <w:rPr>
                 <w:sz w:val="16"/>
               </w:rPr>
-              <w:t>734,810</w:t>
+              <w:t>0.000</w:t>
             </w:r>
           </w:p>
         </w:tc>
@@ -4163,7 +3975,7 @@
               <w:rPr>
                 <w:sz w:val="16"/>
               </w:rPr>
-              <w:t>709,670</w:t>
+              <w:t>804,239</w:t>
             </w:r>
           </w:p>
         </w:tc>
@@ -4176,7 +3988,7 @@
               <w:rPr>
                 <w:sz w:val="16"/>
               </w:rPr>
-              <w:t>731,719</w:t>
+              <w:t>0.000</w:t>
             </w:r>
           </w:p>
         </w:tc>
@@ -4204,7 +4016,7 @@
               <w:rPr>
                 <w:sz w:val="16"/>
               </w:rPr>
-              <w:t>883,363</w:t>
+              <w:t>0.000</w:t>
             </w:r>
           </w:p>
         </w:tc>
@@ -4217,7 +4029,7 @@
               <w:rPr>
                 <w:sz w:val="16"/>
               </w:rPr>
-              <w:t>801,343</w:t>
+              <w:t>1,091,573</w:t>
             </w:r>
           </w:p>
         </w:tc>
@@ -4230,7 +4042,7 @@
               <w:rPr>
                 <w:sz w:val="16"/>
               </w:rPr>
-              <w:t>859,147</w:t>
+              <w:t>0.000</w:t>
             </w:r>
           </w:p>
         </w:tc>
@@ -4258,7 +4070,7 @@
               <w:rPr>
                 <w:sz w:val="16"/>
               </w:rPr>
-              <w:t>0.976</w:t>
+              <w:t>0.000</w:t>
             </w:r>
           </w:p>
         </w:tc>
@@ -4271,7 +4083,7 @@
               <w:rPr>
                 <w:sz w:val="16"/>
               </w:rPr>
-              <w:t>1.000</w:t>
+              <w:t>0.914</w:t>
             </w:r>
           </w:p>
         </w:tc>
@@ -4284,7 +4096,7 @@
               <w:rPr>
                 <w:sz w:val="16"/>
               </w:rPr>
-              <w:t>0.993</w:t>
+              <w:t>0.000</w:t>
             </w:r>
           </w:p>
         </w:tc>
@@ -4312,7 +4124,7 @@
               <w:rPr>
                 <w:sz w:val="16"/>
               </w:rPr>
-              <w:t>0.827</w:t>
+              <w:t>0.000</w:t>
             </w:r>
           </w:p>
         </w:tc>
@@ -4325,7 +4137,7 @@
               <w:rPr>
                 <w:sz w:val="16"/>
               </w:rPr>
-              <w:t>1.000</w:t>
+              <w:t>0.924</w:t>
             </w:r>
           </w:p>
         </w:tc>
@@ -4338,7 +4150,7 @@
               <w:rPr>
                 <w:sz w:val="16"/>
               </w:rPr>
-              <w:t>0.251</w:t>
+              <w:t>0.000</w:t>
             </w:r>
           </w:p>
         </w:tc>
@@ -4366,7 +4178,7 @@
               <w:rPr>
                 <w:sz w:val="16"/>
               </w:rPr>
-              <w:t>-0.097</w:t>
+              <w:t>-1.000</w:t>
             </w:r>
           </w:p>
         </w:tc>
@@ -4392,7 +4204,7 @@
               <w:rPr>
                 <w:sz w:val="16"/>
               </w:rPr>
-              <w:t>-0.076</w:t>
+              <w:t>-1.000</w:t>
             </w:r>
           </w:p>
         </w:tc>
@@ -4420,7 +4232,7 @@
               <w:rPr>
                 <w:sz w:val="16"/>
               </w:rPr>
-              <w:t>0.019</w:t>
+              <w:t>1.000</w:t>
             </w:r>
           </w:p>
         </w:tc>
@@ -4446,7 +4258,7 @@
               <w:rPr>
                 <w:sz w:val="16"/>
               </w:rPr>
-              <w:t>0.013</w:t>
+              <w:t>1.000</w:t>
             </w:r>
           </w:p>
         </w:tc>
@@ -4474,7 +4286,7 @@
               <w:rPr>
                 <w:sz w:val="16"/>
               </w:rPr>
-              <w:t>-0.058</w:t>
+              <w:t>1.000</w:t>
             </w:r>
           </w:p>
         </w:tc>
@@ -4487,7 +4299,7 @@
               <w:rPr>
                 <w:sz w:val="16"/>
               </w:rPr>
-              <w:t>-0.192</w:t>
+              <w:t>0.068</w:t>
             </w:r>
           </w:p>
         </w:tc>
@@ -4500,7 +4312,7 @@
               <w:rPr>
                 <w:sz w:val="16"/>
               </w:rPr>
-              <w:t>-0.138</w:t>
+              <w:t>1.000</w:t>
             </w:r>
           </w:p>
         </w:tc>
@@ -4528,7 +4340,7 @@
               <w:rPr>
                 <w:sz w:val="16"/>
               </w:rPr>
-              <w:t>0.025</w:t>
+              <w:t>1.000</w:t>
             </w:r>
           </w:p>
         </w:tc>
@@ -4541,7 +4353,7 @@
               <w:rPr>
                 <w:sz w:val="16"/>
               </w:rPr>
-              <w:t>-0.139</w:t>
+              <w:t>0.160</w:t>
             </w:r>
           </w:p>
         </w:tc>
@@ -4554,7 +4366,7 @@
               <w:rPr>
                 <w:sz w:val="16"/>
               </w:rPr>
-              <w:t>-0.060</w:t>
+              <w:t>1.000</w:t>
             </w:r>
           </w:p>
         </w:tc>
@@ -4582,7 +4394,7 @@
               <w:rPr>
                 <w:sz w:val="16"/>
               </w:rPr>
-              <w:t>0.089</w:t>
+              <w:t>1.000</w:t>
             </w:r>
           </w:p>
         </w:tc>
@@ -4595,7 +4407,7 @@
               <w:rPr>
                 <w:sz w:val="16"/>
               </w:rPr>
-              <w:t>-0.103</w:t>
+              <w:t>0.213</w:t>
             </w:r>
           </w:p>
         </w:tc>
@@ -4608,7 +4420,7 @@
               <w:rPr>
                 <w:sz w:val="16"/>
               </w:rPr>
-              <w:t>-0.021</w:t>
+              <w:t>1.000</w:t>
             </w:r>
           </w:p>
         </w:tc>
@@ -4636,7 +4448,7 @@
               <w:rPr>
                 <w:sz w:val="16"/>
               </w:rPr>
-              <w:t>0.146</w:t>
+              <w:t>1.000</w:t>
             </w:r>
           </w:p>
         </w:tc>
@@ -4649,7 +4461,7 @@
               <w:rPr>
                 <w:sz w:val="16"/>
               </w:rPr>
-              <w:t>-0.067</w:t>
+              <w:t>0.270</w:t>
             </w:r>
           </w:p>
         </w:tc>
@@ -4662,7 +4474,7 @@
               <w:rPr>
                 <w:sz w:val="16"/>
               </w:rPr>
-              <w:t>0.047</w:t>
+              <w:t>1.000</w:t>
             </w:r>
           </w:p>
         </w:tc>
@@ -4674,7 +4486,7 @@
           <w:b/>
           <w:i w:val="0"/>
         </w:rPr>
-        <w:t>MATERIAL MODEL DISAGREEMENT between engines. The portfolio's apparent robustness depends on modeling assumptions; plan against the more conservative engine.</w:t>
+        <w:t>Engines broadly agree on central outcomes; residual differences reflect tail-shape assumptions (Gaussian vs real historical sequences).</w:t>
       </w:r>
     </w:p>
     <w:p>
@@ -4691,14 +4503,14 @@
           <w:b w:val="0"/>
           <w:i w:val="0"/>
         </w:rPr>
-        <w:t>Base case success 97.7%. Minimum return shift for &gt;=90% success: -3%. Portfolio becomes materially fragile (success &lt;75%) at volatility &gt;= 1.10x.</w:t>
+        <w:t>Base case success 0.0%. No return shift reaches 90% success across the grid. Portfolio becomes materially fragile (success &lt;75%) at volatility &gt;= 0.70x.</w:t>
       </w:r>
     </w:p>
     <w:p>
       <w:r>
         <w:drawing>
           <wp:inline xmlns:a="http://schemas.openxmlformats.org/drawingml/2006/main" xmlns:pic="http://schemas.openxmlformats.org/drawingml/2006/picture">
-            <wp:extent cx="5669280" cy="4206770"/>
+            <wp:extent cx="5669280" cy="4082519"/>
             <wp:docPr id="11" name="Picture 11"/>
             <wp:cNvGraphicFramePr>
               <a:graphicFrameLocks noChangeAspect="1"/>
@@ -4719,7 +4531,7 @@
                   <pic:spPr>
                     <a:xfrm>
                       <a:off x="0" y="0"/>
-                      <a:ext cx="5669280" cy="4206770"/>
+                      <a:ext cx="5669280" cy="4082519"/>
                     </a:xfrm>
                     <a:prstGeom prst="rect"/>
                   </pic:spPr>
@@ -4734,7 +4546,7 @@
       <w:r>
         <w:drawing>
           <wp:inline xmlns:a="http://schemas.openxmlformats.org/drawingml/2006/main" xmlns:pic="http://schemas.openxmlformats.org/drawingml/2006/picture">
-            <wp:extent cx="5669280" cy="4071068"/>
+            <wp:extent cx="5669280" cy="4082519"/>
             <wp:docPr id="12" name="Picture 12"/>
             <wp:cNvGraphicFramePr>
               <a:graphicFrameLocks noChangeAspect="1"/>
@@ -4755,7 +4567,7 @@
                   <pic:spPr>
                     <a:xfrm>
                       <a:off x="0" y="0"/>
-                      <a:ext cx="5669280" cy="4071068"/>
+                      <a:ext cx="5669280" cy="4082519"/>
                     </a:xfrm>
                     <a:prstGeom prst="rect"/>
                   </pic:spPr>
@@ -5030,20 +4842,20 @@
               <w:rPr>
                 <w:sz w:val="16"/>
               </w:rPr>
-              <w:t>-2.4%</w:t>
-            </w:r>
-          </w:p>
-        </w:tc>
-        <w:tc>
-          <w:tcPr>
-            <w:tcW w:type="dxa" w:w="617"/>
-          </w:tcPr>
-          <w:p>
-            <w:r>
-              <w:rPr>
-                <w:sz w:val="16"/>
-              </w:rPr>
-              <w:t>-6.9%</w:t>
+              <w:t>-12.9%</w:t>
+            </w:r>
+          </w:p>
+        </w:tc>
+        <w:tc>
+          <w:tcPr>
+            <w:tcW w:type="dxa" w:w="617"/>
+          </w:tcPr>
+          <w:p>
+            <w:r>
+              <w:rPr>
+                <w:sz w:val="16"/>
+              </w:rPr>
+              <w:t>-22.3%</w:t>
             </w:r>
           </w:p>
         </w:tc>
@@ -5069,59 +4881,59 @@
               <w:rPr>
                 <w:sz w:val="16"/>
               </w:rPr>
-              <w:t>2009-06-11</w:t>
-            </w:r>
-          </w:p>
-        </w:tc>
-        <w:tc>
-          <w:tcPr>
-            <w:tcW w:type="dxa" w:w="617"/>
-          </w:tcPr>
-          <w:p>
-            <w:r>
-              <w:rPr>
-                <w:sz w:val="16"/>
-              </w:rPr>
-              <w:t>101</w:t>
-            </w:r>
-          </w:p>
-        </w:tc>
-        <w:tc>
-          <w:tcPr>
-            <w:tcW w:type="dxa" w:w="617"/>
-          </w:tcPr>
-          <w:p>
-            <w:r>
-              <w:rPr>
-                <w:sz w:val="16"/>
-              </w:rPr>
-              <w:t>-0.016</w:t>
-            </w:r>
-          </w:p>
-        </w:tc>
-        <w:tc>
-          <w:tcPr>
-            <w:tcW w:type="dxa" w:w="617"/>
-          </w:tcPr>
-          <w:p>
-            <w:r>
-              <w:rPr>
-                <w:sz w:val="16"/>
-              </w:rPr>
-              <w:t>-0.033</w:t>
-            </w:r>
-          </w:p>
-        </w:tc>
-        <w:tc>
-          <w:tcPr>
-            <w:tcW w:type="dxa" w:w="617"/>
-          </w:tcPr>
-          <w:p>
-            <w:r>
-              <w:rPr>
-                <w:sz w:val="16"/>
-              </w:rPr>
-              <w:t>-0.025</w:t>
+              <w:t>2009-10-19</w:t>
+            </w:r>
+          </w:p>
+        </w:tc>
+        <w:tc>
+          <w:tcPr>
+            <w:tcW w:type="dxa" w:w="617"/>
+          </w:tcPr>
+          <w:p>
+            <w:r>
+              <w:rPr>
+                <w:sz w:val="16"/>
+              </w:rPr>
+              <w:t>231</w:t>
+            </w:r>
+          </w:p>
+        </w:tc>
+        <w:tc>
+          <w:tcPr>
+            <w:tcW w:type="dxa" w:w="617"/>
+          </w:tcPr>
+          <w:p>
+            <w:r>
+              <w:rPr>
+                <w:sz w:val="16"/>
+              </w:rPr>
+              <w:t>-0.032</w:t>
+            </w:r>
+          </w:p>
+        </w:tc>
+        <w:tc>
+          <w:tcPr>
+            <w:tcW w:type="dxa" w:w="617"/>
+          </w:tcPr>
+          <w:p>
+            <w:r>
+              <w:rPr>
+                <w:sz w:val="16"/>
+              </w:rPr>
+              <w:t>-0.068</w:t>
+            </w:r>
+          </w:p>
+        </w:tc>
+        <w:tc>
+          <w:tcPr>
+            <w:tcW w:type="dxa" w:w="617"/>
+          </w:tcPr>
+          <w:p>
+            <w:r>
+              <w:rPr>
+                <w:sz w:val="16"/>
+              </w:rPr>
+              <w:t>-0.087</w:t>
             </w:r>
           </w:p>
         </w:tc>
@@ -5214,33 +5026,33 @@
               <w:rPr>
                 <w:sz w:val="16"/>
               </w:rPr>
-              <w:t>-4.4%</w:t>
-            </w:r>
-          </w:p>
-        </w:tc>
-        <w:tc>
-          <w:tcPr>
-            <w:tcW w:type="dxa" w:w="617"/>
-          </w:tcPr>
-          <w:p>
-            <w:r>
-              <w:rPr>
-                <w:sz w:val="16"/>
-              </w:rPr>
-              <w:t>-15.7%</w:t>
-            </w:r>
-          </w:p>
-        </w:tc>
-        <w:tc>
-          <w:tcPr>
-            <w:tcW w:type="dxa" w:w="617"/>
-          </w:tcPr>
-          <w:p>
-            <w:r>
-              <w:rPr>
-                <w:sz w:val="16"/>
-              </w:rPr>
-              <w:t>2020-03-23</w:t>
+              <w:t>-4.9%</w:t>
+            </w:r>
+          </w:p>
+        </w:tc>
+        <w:tc>
+          <w:tcPr>
+            <w:tcW w:type="dxa" w:w="617"/>
+          </w:tcPr>
+          <w:p>
+            <w:r>
+              <w:rPr>
+                <w:sz w:val="16"/>
+              </w:rPr>
+              <w:t>-16.8%</w:t>
+            </w:r>
+          </w:p>
+        </w:tc>
+        <w:tc>
+          <w:tcPr>
+            <w:tcW w:type="dxa" w:w="617"/>
+          </w:tcPr>
+          <w:p>
+            <w:r>
+              <w:rPr>
+                <w:sz w:val="16"/>
+              </w:rPr>
+              <w:t>2020-03-20</w:t>
             </w:r>
           </w:p>
         </w:tc>
@@ -5266,20 +5078,33 @@
               <w:rPr>
                 <w:sz w:val="16"/>
               </w:rPr>
-              <w:t>74</w:t>
-            </w:r>
-          </w:p>
-        </w:tc>
-        <w:tc>
-          <w:tcPr>
-            <w:tcW w:type="dxa" w:w="617"/>
-          </w:tcPr>
-          <w:p>
-            <w:r>
-              <w:rPr>
-                <w:sz w:val="16"/>
-              </w:rPr>
-              <w:t>-0.050</w:t>
+              <w:t>77</w:t>
+            </w:r>
+          </w:p>
+        </w:tc>
+        <w:tc>
+          <w:tcPr>
+            <w:tcW w:type="dxa" w:w="617"/>
+          </w:tcPr>
+          <w:p>
+            <w:r>
+              <w:rPr>
+                <w:sz w:val="16"/>
+              </w:rPr>
+              <w:t>-0.067</w:t>
+            </w:r>
+          </w:p>
+        </w:tc>
+        <w:tc>
+          <w:tcPr>
+            <w:tcW w:type="dxa" w:w="617"/>
+          </w:tcPr>
+          <w:p>
+            <w:r>
+              <w:rPr>
+                <w:sz w:val="16"/>
+              </w:rPr>
+              <w:t>-0.076</w:t>
             </w:r>
           </w:p>
         </w:tc>
@@ -5305,33 +5130,20 @@
               <w:rPr>
                 <w:sz w:val="16"/>
               </w:rPr>
-              <w:t>-0.053</w:t>
-            </w:r>
-          </w:p>
-        </w:tc>
-        <w:tc>
-          <w:tcPr>
-            <w:tcW w:type="dxa" w:w="617"/>
-          </w:tcPr>
-          <w:p>
-            <w:r>
-              <w:rPr>
-                <w:sz w:val="16"/>
-              </w:rPr>
-              <w:t>XOM</w:t>
-            </w:r>
-          </w:p>
-        </w:tc>
-        <w:tc>
-          <w:tcPr>
-            <w:tcW w:type="dxa" w:w="617"/>
-          </w:tcPr>
-          <w:p>
-            <w:r>
-              <w:rPr>
-                <w:sz w:val="16"/>
-              </w:rPr>
-              <w:t>-0.224</w:t>
+              <w:t>DIS</w:t>
+            </w:r>
+          </w:p>
+        </w:tc>
+        <w:tc>
+          <w:tcPr>
+            <w:tcW w:type="dxa" w:w="617"/>
+          </w:tcPr>
+          <w:p>
+            <w:r>
+              <w:rPr>
+                <w:sz w:val="16"/>
+              </w:rPr>
+              <w:t>-0.223</w:t>
             </w:r>
           </w:p>
         </w:tc>
@@ -5398,98 +5210,98 @@
               <w:rPr>
                 <w:sz w:val="16"/>
               </w:rPr>
-              <w:t>-7.5%</w:t>
-            </w:r>
-          </w:p>
-        </w:tc>
-        <w:tc>
-          <w:tcPr>
-            <w:tcW w:type="dxa" w:w="617"/>
-          </w:tcPr>
-          <w:p>
-            <w:r>
-              <w:rPr>
-                <w:sz w:val="16"/>
-              </w:rPr>
-              <w:t>-11.6%</w:t>
-            </w:r>
-          </w:p>
-        </w:tc>
-        <w:tc>
-          <w:tcPr>
-            <w:tcW w:type="dxa" w:w="617"/>
-          </w:tcPr>
-          <w:p>
-            <w:r>
-              <w:rPr>
-                <w:sz w:val="16"/>
-              </w:rPr>
-              <w:t>2022-09-30</w:t>
-            </w:r>
-          </w:p>
-        </w:tc>
-        <w:tc>
-          <w:tcPr>
-            <w:tcW w:type="dxa" w:w="617"/>
-          </w:tcPr>
-          <w:p>
-            <w:r>
-              <w:rPr>
-                <w:sz w:val="16"/>
-              </w:rPr>
-              <w:t>2023-06-01</w:t>
-            </w:r>
-          </w:p>
-        </w:tc>
-        <w:tc>
-          <w:tcPr>
-            <w:tcW w:type="dxa" w:w="617"/>
-          </w:tcPr>
-          <w:p>
-            <w:r>
-              <w:rPr>
-                <w:sz w:val="16"/>
-              </w:rPr>
-              <w:t>244</w:t>
-            </w:r>
-          </w:p>
-        </w:tc>
-        <w:tc>
-          <w:tcPr>
-            <w:tcW w:type="dxa" w:w="617"/>
-          </w:tcPr>
-          <w:p>
-            <w:r>
-              <w:rPr>
-                <w:sz w:val="16"/>
-              </w:rPr>
-              <w:t>-0.023</w:t>
-            </w:r>
-          </w:p>
-        </w:tc>
-        <w:tc>
-          <w:tcPr>
-            <w:tcW w:type="dxa" w:w="617"/>
-          </w:tcPr>
-          <w:p>
-            <w:r>
-              <w:rPr>
-                <w:sz w:val="16"/>
-              </w:rPr>
-              <w:t>-0.035</w:t>
-            </w:r>
-          </w:p>
-        </w:tc>
-        <w:tc>
-          <w:tcPr>
-            <w:tcW w:type="dxa" w:w="617"/>
-          </w:tcPr>
-          <w:p>
-            <w:r>
-              <w:rPr>
-                <w:sz w:val="16"/>
-              </w:rPr>
-              <w:t>-0.057</w:t>
+              <w:t>-20.8%</w:t>
+            </w:r>
+          </w:p>
+        </w:tc>
+        <w:tc>
+          <w:tcPr>
+            <w:tcW w:type="dxa" w:w="617"/>
+          </w:tcPr>
+          <w:p>
+            <w:r>
+              <w:rPr>
+                <w:sz w:val="16"/>
+              </w:rPr>
+              <w:t>-24.1%</w:t>
+            </w:r>
+          </w:p>
+        </w:tc>
+        <w:tc>
+          <w:tcPr>
+            <w:tcW w:type="dxa" w:w="617"/>
+          </w:tcPr>
+          <w:p>
+            <w:r>
+              <w:rPr>
+                <w:sz w:val="16"/>
+              </w:rPr>
+              <w:t>2022-10-14</w:t>
+            </w:r>
+          </w:p>
+        </w:tc>
+        <w:tc>
+          <w:tcPr>
+            <w:tcW w:type="dxa" w:w="617"/>
+          </w:tcPr>
+          <w:p>
+            <w:r>
+              <w:rPr>
+                <w:sz w:val="16"/>
+              </w:rPr>
+              <w:t>2023-06-12</w:t>
+            </w:r>
+          </w:p>
+        </w:tc>
+        <w:tc>
+          <w:tcPr>
+            <w:tcW w:type="dxa" w:w="617"/>
+          </w:tcPr>
+          <w:p>
+            <w:r>
+              <w:rPr>
+                <w:sz w:val="16"/>
+              </w:rPr>
+              <w:t>241</w:t>
+            </w:r>
+          </w:p>
+        </w:tc>
+        <w:tc>
+          <w:tcPr>
+            <w:tcW w:type="dxa" w:w="617"/>
+          </w:tcPr>
+          <w:p>
+            <w:r>
+              <w:rPr>
+                <w:sz w:val="16"/>
+              </w:rPr>
+              <w:t>-0.042</w:t>
+            </w:r>
+          </w:p>
+        </w:tc>
+        <w:tc>
+          <w:tcPr>
+            <w:tcW w:type="dxa" w:w="617"/>
+          </w:tcPr>
+          <w:p>
+            <w:r>
+              <w:rPr>
+                <w:sz w:val="16"/>
+              </w:rPr>
+              <w:t>-0.074</w:t>
+            </w:r>
+          </w:p>
+        </w:tc>
+        <w:tc>
+          <w:tcPr>
+            <w:tcW w:type="dxa" w:w="617"/>
+          </w:tcPr>
+          <w:p>
+            <w:r>
+              <w:rPr>
+                <w:sz w:val="16"/>
+              </w:rPr>
+              <w:t>-0.100</w:t>
             </w:r>
           </w:p>
         </w:tc>
@@ -5528,20 +5340,20 @@
               <w:rPr>
                 <w:sz w:val="16"/>
               </w:rPr>
-              <w:t>XOM</w:t>
-            </w:r>
-          </w:p>
-        </w:tc>
-        <w:tc>
-          <w:tcPr>
-            <w:tcW w:type="dxa" w:w="617"/>
-          </w:tcPr>
-          <w:p>
-            <w:r>
-              <w:rPr>
-                <w:sz w:val="16"/>
-              </w:rPr>
-              <w:t>0.874</w:t>
+              <w:t>CASH</w:t>
+            </w:r>
+          </w:p>
+        </w:tc>
+        <w:tc>
+          <w:tcPr>
+            <w:tcW w:type="dxa" w:w="617"/>
+          </w:tcPr>
+          <w:p>
+            <w:r>
+              <w:rPr>
+                <w:sz w:val="16"/>
+              </w:rPr>
+              <w:t>0.042</w:t>
             </w:r>
           </w:p>
         </w:tc>
@@ -5669,7 +5481,7 @@
               <w:rPr>
                 <w:sz w:val="16"/>
               </w:rPr>
-              <w:t>-18.4%</w:t>
+              <w:t>-27.1%</w:t>
             </w:r>
           </w:p>
         </w:tc>
@@ -5710,7 +5522,7 @@
               <w:rPr>
                 <w:sz w:val="16"/>
               </w:rPr>
-              <w:t>-9.3%</w:t>
+              <w:t>-15.8%</w:t>
             </w:r>
           </w:p>
         </w:tc>
@@ -5751,7 +5563,7 @@
               <w:rPr>
                 <w:sz w:val="16"/>
               </w:rPr>
-              <w:t>-12.2%</w:t>
+              <w:t>-20.6%</w:t>
             </w:r>
           </w:p>
         </w:tc>
@@ -5792,7 +5604,7 @@
               <w:rPr>
                 <w:sz w:val="16"/>
               </w:rPr>
-              <w:t>-8.5%</w:t>
+              <w:t>-12.0%</w:t>
             </w:r>
           </w:p>
         </w:tc>
@@ -5825,7 +5637,7 @@
           <w:b w:val="0"/>
           <w:i w:val="0"/>
         </w:rPr>
-        <w:t>Energy: 4.0% of portfolio, 1 holding(s) (XOM); 12m return 47.6%, contribution 1.90%.</w:t>
+        <w:t>Information Technology: 35.5% of portfolio, 2 holding(s) (ADBE, DUOL); 12m return -34.2%, contribution -12.16%.</w:t>
       </w:r>
     </w:p>
     <w:p>
@@ -5834,7 +5646,7 @@
           <w:b w:val="0"/>
           <w:i w:val="0"/>
         </w:rPr>
-        <w:t>Information Technology: 9.3% of portfolio, 2 holding(s) (ADBE, DUOL); 12m return -34.1%, contribution -3.17%.</w:t>
+        <w:t>Communication Services: 9.5% of portfolio, 1 holding(s) (DIS); 12m return -6.3%, contribution -0.60%.</w:t>
       </w:r>
     </w:p>
     <w:p>
@@ -5843,7 +5655,7 @@
           <w:b w:val="0"/>
           <w:i w:val="0"/>
         </w:rPr>
-        <w:t>Communication Services: 4.4% of portfolio, 1 holding(s) (DIS); 12m return -7.9%, contribution -0.35%.</w:t>
+        <w:t>Broad Market (ETF): 25.0% of portfolio, 1 holding(s) (VOO); 12m return 15.5%, contribution 3.88%.</w:t>
       </w:r>
     </w:p>
     <w:p>
@@ -5852,7 +5664,7 @@
           <w:b w:val="0"/>
           <w:i w:val="0"/>
         </w:rPr>
-        <w:t>Broad Market (ETF): 30.0% of portfolio, 1 holding(s) (VOO); 12m return 14.1%, contribution 4.24%.</w:t>
+        <w:t>Bonds: 17.5% of portfolio, 2 holding(s) (IEF, SHY); 12m return -0.1%, contribution -0.01%.</w:t>
       </w:r>
     </w:p>
     <w:p>
@@ -5861,23 +5673,14 @@
           <w:b w:val="0"/>
           <w:i w:val="0"/>
         </w:rPr>
-        <w:t>Bonds: 13.3% of portfolio, 2 holding(s) (IEF, SHY); 12m return -0.6%, contribution -0.08%.</w:t>
-      </w:r>
-    </w:p>
-    <w:p>
-      <w:r>
-        <w:rPr>
-          <w:b w:val="0"/>
-          <w:i w:val="0"/>
-        </w:rPr>
-        <w:t>Cash: 39.0% of portfolio, 1 holding(s) (CASH); 12m return 3.8%, contribution 1.49%.</w:t>
+        <w:t>Cash: 12.5% of portfolio, 1 holding(s) (CASH); 12m return 3.8%, contribution 0.48%.</w:t>
       </w:r>
     </w:p>
     <w:p>
       <w:r>
         <w:drawing>
           <wp:inline xmlns:a="http://schemas.openxmlformats.org/drawingml/2006/main" xmlns:pic="http://schemas.openxmlformats.org/drawingml/2006/picture">
-            <wp:extent cx="5669280" cy="3236181"/>
+            <wp:extent cx="5669280" cy="3195841"/>
             <wp:docPr id="14" name="Picture 14"/>
             <wp:cNvGraphicFramePr>
               <a:graphicFrameLocks noChangeAspect="1"/>
@@ -5898,7 +5701,7 @@
                   <pic:spPr>
                     <a:xfrm>
                       <a:off x="0" y="0"/>
-                      <a:ext cx="5669280" cy="3236181"/>
+                      <a:ext cx="5669280" cy="3195841"/>
                     </a:xfrm>
                     <a:prstGeom prst="rect"/>
                   </pic:spPr>
@@ -5923,7 +5726,7 @@
           <w:b w:val="0"/>
           <w:i w:val="0"/>
         </w:rPr>
-        <w:t>Bands: absolute 5%; transaction cost 0.10% of turnover assumed (not zero).</w:t>
+        <w:t>Bands: absolute 5%; transaction cost 100000.00% of turnover assumed (not zero).</w:t>
       </w:r>
     </w:p>
     <w:tbl>
@@ -6079,7 +5882,7 @@
               <w:rPr>
                 <w:sz w:val="16"/>
               </w:rPr>
-              <w:t>47.7%</w:t>
+              <w:t>70.0%</w:t>
             </w:r>
           </w:p>
         </w:tc>
@@ -6092,7 +5895,7 @@
               <w:rPr>
                 <w:sz w:val="16"/>
               </w:rPr>
-              <w:t>47.7%</w:t>
+              <w:t>70.0%</w:t>
             </w:r>
           </w:p>
         </w:tc>
@@ -6105,7 +5908,7 @@
               <w:rPr>
                 <w:sz w:val="16"/>
               </w:rPr>
-              <w:t>42.7%</w:t>
+              <w:t>65.0%</w:t>
             </w:r>
           </w:p>
         </w:tc>
@@ -6118,7 +5921,7 @@
               <w:rPr>
                 <w:sz w:val="16"/>
               </w:rPr>
-              <w:t>52.7%</w:t>
+              <w:t>75.0%</w:t>
             </w:r>
           </w:p>
         </w:tc>
@@ -6185,7 +5988,7 @@
               <w:rPr>
                 <w:sz w:val="16"/>
               </w:rPr>
-              <w:t>13.3%</w:t>
+              <w:t>17.5%</w:t>
             </w:r>
           </w:p>
         </w:tc>
@@ -6198,7 +6001,7 @@
               <w:rPr>
                 <w:sz w:val="16"/>
               </w:rPr>
-              <w:t>13.3%</w:t>
+              <w:t>17.5%</w:t>
             </w:r>
           </w:p>
         </w:tc>
@@ -6211,7 +6014,7 @@
               <w:rPr>
                 <w:sz w:val="16"/>
               </w:rPr>
-              <w:t>8.3%</w:t>
+              <w:t>12.5%</w:t>
             </w:r>
           </w:p>
         </w:tc>
@@ -6224,7 +6027,7 @@
               <w:rPr>
                 <w:sz w:val="16"/>
               </w:rPr>
-              <w:t>18.3%</w:t>
+              <w:t>22.5%</w:t>
             </w:r>
           </w:p>
         </w:tc>
@@ -6291,7 +6094,7 @@
               <w:rPr>
                 <w:sz w:val="16"/>
               </w:rPr>
-              <w:t>39.0%</w:t>
+              <w:t>12.5%</w:t>
             </w:r>
           </w:p>
         </w:tc>
@@ -6304,7 +6107,7 @@
               <w:rPr>
                 <w:sz w:val="16"/>
               </w:rPr>
-              <w:t>39.0%</w:t>
+              <w:t>12.5%</w:t>
             </w:r>
           </w:p>
         </w:tc>
@@ -6317,7 +6120,7 @@
               <w:rPr>
                 <w:sz w:val="16"/>
               </w:rPr>
-              <w:t>34.0%</w:t>
+              <w:t>7.5%</w:t>
             </w:r>
           </w:p>
         </w:tc>
@@ -6330,7 +6133,7 @@
               <w:rPr>
                 <w:sz w:val="16"/>
               </w:rPr>
-              <w:t>44.0%</w:t>
+              <w:t>17.5%</w:t>
             </w:r>
           </w:p>
         </w:tc>
@@ -6370,218 +6173,6 @@
                 <w:sz w:val="16"/>
               </w:rPr>
               <w:t>0.000</w:t>
-            </w:r>
-          </w:p>
-        </w:tc>
-      </w:tr>
-      <w:tr>
-        <w:tc>
-          <w:tcPr>
-            <w:tcW w:type="dxa" w:w="1080"/>
-          </w:tcPr>
-          <w:p>
-            <w:r>
-              <w:rPr>
-                <w:sz w:val="16"/>
-              </w:rPr>
-              <w:t>Holding CASH</w:t>
-            </w:r>
-          </w:p>
-        </w:tc>
-        <w:tc>
-          <w:tcPr>
-            <w:tcW w:type="dxa" w:w="1080"/>
-          </w:tcPr>
-          <w:p>
-            <w:r>
-              <w:rPr>
-                <w:sz w:val="16"/>
-              </w:rPr>
-              <w:t>39.0%</w:t>
-            </w:r>
-          </w:p>
-        </w:tc>
-        <w:tc>
-          <w:tcPr>
-            <w:tcW w:type="dxa" w:w="1080"/>
-          </w:tcPr>
-          <w:p>
-            <w:r>
-              <w:rPr>
-                <w:sz w:val="16"/>
-              </w:rPr>
-              <w:t>25.0%</w:t>
-            </w:r>
-          </w:p>
-        </w:tc>
-        <w:tc>
-          <w:tcPr>
-            <w:tcW w:type="dxa" w:w="1080"/>
-          </w:tcPr>
-          <w:p>
-            <w:r>
-              <w:rPr>
-                <w:sz w:val="16"/>
-              </w:rPr>
-              <w:t>0.0%</w:t>
-            </w:r>
-          </w:p>
-        </w:tc>
-        <w:tc>
-          <w:tcPr>
-            <w:tcW w:type="dxa" w:w="1080"/>
-          </w:tcPr>
-          <w:p>
-            <w:r>
-              <w:rPr>
-                <w:sz w:val="16"/>
-              </w:rPr>
-              <w:t>25.0%</w:t>
-            </w:r>
-          </w:p>
-        </w:tc>
-        <w:tc>
-          <w:tcPr>
-            <w:tcW w:type="dxa" w:w="1080"/>
-          </w:tcPr>
-          <w:p>
-            <w:r>
-              <w:rPr>
-                <w:sz w:val="16"/>
-              </w:rPr>
-              <w:t>True</w:t>
-            </w:r>
-          </w:p>
-        </w:tc>
-        <w:tc>
-          <w:tcPr>
-            <w:tcW w:type="dxa" w:w="1080"/>
-          </w:tcPr>
-          <w:p>
-            <w:r>
-              <w:rPr>
-                <w:sz w:val="16"/>
-              </w:rPr>
-              <w:t>14.0%</w:t>
-            </w:r>
-          </w:p>
-        </w:tc>
-        <w:tc>
-          <w:tcPr>
-            <w:tcW w:type="dxa" w:w="1080"/>
-          </w:tcPr>
-          <w:p>
-            <w:r>
-              <w:rPr>
-                <w:sz w:val="16"/>
-              </w:rPr>
-              <w:t>0.140</w:t>
-            </w:r>
-          </w:p>
-        </w:tc>
-      </w:tr>
-      <w:tr>
-        <w:tc>
-          <w:tcPr>
-            <w:tcW w:type="dxa" w:w="1080"/>
-          </w:tcPr>
-          <w:p>
-            <w:r>
-              <w:rPr>
-                <w:sz w:val="16"/>
-              </w:rPr>
-              <w:t>Holding VOO</w:t>
-            </w:r>
-          </w:p>
-        </w:tc>
-        <w:tc>
-          <w:tcPr>
-            <w:tcW w:type="dxa" w:w="1080"/>
-          </w:tcPr>
-          <w:p>
-            <w:r>
-              <w:rPr>
-                <w:sz w:val="16"/>
-              </w:rPr>
-              <w:t>30.0%</w:t>
-            </w:r>
-          </w:p>
-        </w:tc>
-        <w:tc>
-          <w:tcPr>
-            <w:tcW w:type="dxa" w:w="1080"/>
-          </w:tcPr>
-          <w:p>
-            <w:r>
-              <w:rPr>
-                <w:sz w:val="16"/>
-              </w:rPr>
-              <w:t>25.0%</w:t>
-            </w:r>
-          </w:p>
-        </w:tc>
-        <w:tc>
-          <w:tcPr>
-            <w:tcW w:type="dxa" w:w="1080"/>
-          </w:tcPr>
-          <w:p>
-            <w:r>
-              <w:rPr>
-                <w:sz w:val="16"/>
-              </w:rPr>
-              <w:t>0.0%</w:t>
-            </w:r>
-          </w:p>
-        </w:tc>
-        <w:tc>
-          <w:tcPr>
-            <w:tcW w:type="dxa" w:w="1080"/>
-          </w:tcPr>
-          <w:p>
-            <w:r>
-              <w:rPr>
-                <w:sz w:val="16"/>
-              </w:rPr>
-              <w:t>25.0%</w:t>
-            </w:r>
-          </w:p>
-        </w:tc>
-        <w:tc>
-          <w:tcPr>
-            <w:tcW w:type="dxa" w:w="1080"/>
-          </w:tcPr>
-          <w:p>
-            <w:r>
-              <w:rPr>
-                <w:sz w:val="16"/>
-              </w:rPr>
-              <w:t>True</w:t>
-            </w:r>
-          </w:p>
-        </w:tc>
-        <w:tc>
-          <w:tcPr>
-            <w:tcW w:type="dxa" w:w="1080"/>
-          </w:tcPr>
-          <w:p>
-            <w:r>
-              <w:rPr>
-                <w:sz w:val="16"/>
-              </w:rPr>
-              <w:t>5.0%</w:t>
-            </w:r>
-          </w:p>
-        </w:tc>
-        <w:tc>
-          <w:tcPr>
-            <w:tcW w:type="dxa" w:w="1080"/>
-          </w:tcPr>
-          <w:p>
-            <w:r>
-              <w:rPr>
-                <w:sz w:val="16"/>
-              </w:rPr>
-              <w:t>0.050</w:t>
             </w:r>
           </w:p>
         </w:tc>
@@ -6784,7 +6375,7 @@
               <w:rPr>
                 <w:sz w:val="16"/>
               </w:rPr>
-              <w:t>643,083</w:t>
+              <w:t>0.000</w:t>
             </w:r>
           </w:p>
         </w:tc>
@@ -6797,7 +6388,7 @@
               <w:rPr>
                 <w:sz w:val="16"/>
               </w:rPr>
-              <w:t>483,404</w:t>
+              <w:t>0.000</w:t>
             </w:r>
           </w:p>
         </w:tc>
@@ -6810,6 +6401,19 @@
               <w:rPr>
                 <w:sz w:val="16"/>
               </w:rPr>
+              <w:t>100.0%</w:t>
+            </w:r>
+          </w:p>
+        </w:tc>
+        <w:tc>
+          <w:tcPr>
+            <w:tcW w:type="dxa" w:w="1080"/>
+          </w:tcPr>
+          <w:p>
+            <w:r>
+              <w:rPr>
+                <w:sz w:val="16"/>
+              </w:rPr>
               <w:t>0.0%</w:t>
             </w:r>
           </w:p>
@@ -6823,7 +6427,7 @@
               <w:rPr>
                 <w:sz w:val="16"/>
               </w:rPr>
-              <w:t>83.6%</w:t>
+              <w:t>-1.000</w:t>
             </w:r>
           </w:p>
         </w:tc>
@@ -6836,7 +6440,7 @@
               <w:rPr>
                 <w:sz w:val="16"/>
               </w:rPr>
-              <w:t>-0.089</w:t>
+              <w:t>1.000</w:t>
             </w:r>
           </w:p>
         </w:tc>
@@ -6849,20 +6453,7 @@
               <w:rPr>
                 <w:sz w:val="16"/>
               </w:rPr>
-              <w:t>-0.074</w:t>
-            </w:r>
-          </w:p>
-        </w:tc>
-        <w:tc>
-          <w:tcPr>
-            <w:tcW w:type="dxa" w:w="1080"/>
-          </w:tcPr>
-          <w:p>
-            <w:r>
-              <w:rPr>
-                <w:sz w:val="16"/>
-              </w:rPr>
-              <w:t>0.001</w:t>
+              <w:t>1.000</w:t>
             </w:r>
           </w:p>
         </w:tc>
@@ -6890,7 +6481,7 @@
               <w:rPr>
                 <w:sz w:val="16"/>
               </w:rPr>
-              <w:t>647,962</w:t>
+              <w:t>0.000</w:t>
             </w:r>
           </w:p>
         </w:tc>
@@ -6903,7 +6494,7 @@
               <w:rPr>
                 <w:sz w:val="16"/>
               </w:rPr>
-              <w:t>477,445</w:t>
+              <w:t>0.000</w:t>
             </w:r>
           </w:p>
         </w:tc>
@@ -6916,6 +6507,19 @@
               <w:rPr>
                 <w:sz w:val="16"/>
               </w:rPr>
+              <w:t>100.0%</w:t>
+            </w:r>
+          </w:p>
+        </w:tc>
+        <w:tc>
+          <w:tcPr>
+            <w:tcW w:type="dxa" w:w="1080"/>
+          </w:tcPr>
+          <w:p>
+            <w:r>
+              <w:rPr>
+                <w:sz w:val="16"/>
+              </w:rPr>
               <w:t>0.0%</w:t>
             </w:r>
           </w:p>
@@ -6929,7 +6533,7 @@
               <w:rPr>
                 <w:sz w:val="16"/>
               </w:rPr>
-              <w:t>83.4%</w:t>
+              <w:t>-1.000</w:t>
             </w:r>
           </w:p>
         </w:tc>
@@ -6942,7 +6546,7 @@
               <w:rPr>
                 <w:sz w:val="16"/>
               </w:rPr>
-              <w:t>-0.097</w:t>
+              <w:t>1.000</w:t>
             </w:r>
           </w:p>
         </w:tc>
@@ -6955,20 +6559,7 @@
               <w:rPr>
                 <w:sz w:val="16"/>
               </w:rPr>
-              <w:t>-0.061</w:t>
-            </w:r>
-          </w:p>
-        </w:tc>
-        <w:tc>
-          <w:tcPr>
-            <w:tcW w:type="dxa" w:w="1080"/>
-          </w:tcPr>
-          <w:p>
-            <w:r>
-              <w:rPr>
-                <w:sz w:val="16"/>
-              </w:rPr>
-              <w:t>0.019</w:t>
+              <w:t>1.000</w:t>
             </w:r>
           </w:p>
         </w:tc>
@@ -6996,7 +6587,7 @@
               <w:rPr>
                 <w:sz w:val="16"/>
               </w:rPr>
-              <w:t>646,134</w:t>
+              <w:t>0.000</w:t>
             </w:r>
           </w:p>
         </w:tc>
@@ -7009,7 +6600,7 @@
               <w:rPr>
                 <w:sz w:val="16"/>
               </w:rPr>
-              <w:t>480,055</w:t>
+              <w:t>0.000</w:t>
             </w:r>
           </w:p>
         </w:tc>
@@ -7022,6 +6613,19 @@
               <w:rPr>
                 <w:sz w:val="16"/>
               </w:rPr>
+              <w:t>100.0%</w:t>
+            </w:r>
+          </w:p>
+        </w:tc>
+        <w:tc>
+          <w:tcPr>
+            <w:tcW w:type="dxa" w:w="1080"/>
+          </w:tcPr>
+          <w:p>
+            <w:r>
+              <w:rPr>
+                <w:sz w:val="16"/>
+              </w:rPr>
               <w:t>0.0%</w:t>
             </w:r>
           </w:p>
@@ -7035,7 +6639,7 @@
               <w:rPr>
                 <w:sz w:val="16"/>
               </w:rPr>
-              <w:t>83.4%</w:t>
+              <w:t>-1.000</w:t>
             </w:r>
           </w:p>
         </w:tc>
@@ -7048,7 +6652,7 @@
               <w:rPr>
                 <w:sz w:val="16"/>
               </w:rPr>
-              <w:t>-0.094</w:t>
+              <w:t>1.000</w:t>
             </w:r>
           </w:p>
         </w:tc>
@@ -7061,20 +6665,7 @@
               <w:rPr>
                 <w:sz w:val="16"/>
               </w:rPr>
-              <w:t>-0.067</w:t>
-            </w:r>
-          </w:p>
-        </w:tc>
-        <w:tc>
-          <w:tcPr>
-            <w:tcW w:type="dxa" w:w="1080"/>
-          </w:tcPr>
-          <w:p>
-            <w:r>
-              <w:rPr>
-                <w:sz w:val="16"/>
-              </w:rPr>
-              <w:t>0.012</w:t>
+              <w:t>1.000</w:t>
             </w:r>
           </w:p>
         </w:tc>
@@ -7102,7 +6693,7 @@
               <w:rPr>
                 <w:sz w:val="16"/>
               </w:rPr>
-              <w:t>664,266</w:t>
+              <w:t>0.000</w:t>
             </w:r>
           </w:p>
         </w:tc>
@@ -7115,7 +6706,7 @@
               <w:rPr>
                 <w:sz w:val="16"/>
               </w:rPr>
-              <w:t>456,986</w:t>
+              <w:t>0.000</w:t>
             </w:r>
           </w:p>
         </w:tc>
@@ -7128,6 +6719,19 @@
               <w:rPr>
                 <w:sz w:val="16"/>
               </w:rPr>
+              <w:t>100.0%</w:t>
+            </w:r>
+          </w:p>
+        </w:tc>
+        <w:tc>
+          <w:tcPr>
+            <w:tcW w:type="dxa" w:w="1080"/>
+          </w:tcPr>
+          <w:p>
+            <w:r>
+              <w:rPr>
+                <w:sz w:val="16"/>
+              </w:rPr>
               <w:t>0.0%</w:t>
             </w:r>
           </w:p>
@@ -7141,7 +6745,7 @@
               <w:rPr>
                 <w:sz w:val="16"/>
               </w:rPr>
-              <w:t>82.7%</w:t>
+              <w:t>-1.000</w:t>
             </w:r>
           </w:p>
         </w:tc>
@@ -7154,7 +6758,7 @@
               <w:rPr>
                 <w:sz w:val="16"/>
               </w:rPr>
-              <w:t>-0.126</w:t>
+              <w:t>1.000</w:t>
             </w:r>
           </w:p>
         </w:tc>
@@ -7167,20 +6771,7 @@
               <w:rPr>
                 <w:sz w:val="16"/>
               </w:rPr>
-              <w:t>-0.016</w:t>
-            </w:r>
-          </w:p>
-        </w:tc>
-        <w:tc>
-          <w:tcPr>
-            <w:tcW w:type="dxa" w:w="1080"/>
-          </w:tcPr>
-          <w:p>
-            <w:r>
-              <w:rPr>
-                <w:sz w:val="16"/>
-              </w:rPr>
-              <w:t>0.080</w:t>
+              <w:t>1.000</w:t>
             </w:r>
           </w:p>
         </w:tc>
@@ -7218,7 +6809,7 @@
           <w:b w:val="0"/>
           <w:i w:val="0"/>
         </w:rPr>
-        <w:t>- Maximum position size: 25% (current max: 39.0% in CASH)</w:t>
+        <w:t>- Maximum position size: 25% (current max: 25.0% in VOO)</w:t>
       </w:r>
     </w:p>
     <w:p>
@@ -7608,7 +7199,7 @@
               <w:rPr>
                 <w:sz w:val="16"/>
               </w:rPr>
-              <w:t>13.605</w:t>
+              <w:t>13.631</w:t>
             </w:r>
           </w:p>
         </w:tc>
@@ -7753,7 +7344,7 @@
               <w:rPr>
                 <w:sz w:val="16"/>
               </w:rPr>
-              <w:t>0.302</w:t>
+              <w:t>0.303</w:t>
             </w:r>
           </w:p>
         </w:tc>
@@ -7792,7 +7383,7 @@
               <w:rPr>
                 <w:sz w:val="16"/>
               </w:rPr>
-              <w:t>2.103</w:t>
+              <w:t>2.109</w:t>
             </w:r>
           </w:p>
         </w:tc>
@@ -7976,7 +7567,7 @@
               <w:rPr>
                 <w:sz w:val="16"/>
               </w:rPr>
-              <w:t>5.906</w:t>
+              <w:t>5.919</w:t>
             </w:r>
           </w:p>
         </w:tc>
@@ -8160,7 +7751,7 @@
               <w:rPr>
                 <w:sz w:val="16"/>
               </w:rPr>
-              <w:t>8.949</w:t>
+              <w:t>8.967</w:t>
             </w:r>
           </w:p>
         </w:tc>
@@ -8344,7 +7935,7 @@
               <w:rPr>
                 <w:sz w:val="16"/>
               </w:rPr>
-              <w:t>11.350</w:t>
+              <w:t>11.372</w:t>
             </w:r>
           </w:p>
         </w:tc>
@@ -8567,7 +8158,7 @@
               <w:rPr>
                 <w:sz w:val="16"/>
               </w:rPr>
-              <w:t>298.6%</w:t>
+              <w:t>298.8%</w:t>
             </w:r>
           </w:p>
         </w:tc>
@@ -8751,7 +8342,7 @@
               <w:rPr>
                 <w:sz w:val="16"/>
               </w:rPr>
-              <w:t>97.3%</w:t>
+              <w:t>97.5%</w:t>
             </w:r>
           </w:p>
         </w:tc>
@@ -8896,7 +8487,7 @@
               <w:rPr>
                 <w:sz w:val="16"/>
               </w:rPr>
-              <w:t>5.919</w:t>
+              <w:t>5.931</w:t>
             </w:r>
           </w:p>
         </w:tc>
@@ -9015,7 +8606,7 @@
               <w:rPr>
                 <w:sz w:val="16"/>
               </w:rPr>
-              <w:t>5.8%</w:t>
+              <w:t>5.9%</w:t>
             </w:r>
           </w:p>
         </w:tc>
@@ -9041,20 +8632,20 @@
               <w:rPr>
                 <w:sz w:val="16"/>
               </w:rPr>
-              <w:t>0.339</w:t>
-            </w:r>
-          </w:p>
-        </w:tc>
-        <w:tc>
-          <w:tcPr>
-            <w:tcW w:type="dxa" w:w="617"/>
-          </w:tcPr>
-          <w:p>
-            <w:r>
-              <w:rPr>
-                <w:sz w:val="16"/>
-              </w:rPr>
-              <w:t>0.475</w:t>
+              <w:t>0.341</w:t>
+            </w:r>
+          </w:p>
+        </w:tc>
+        <w:tc>
+          <w:tcPr>
+            <w:tcW w:type="dxa" w:w="617"/>
+          </w:tcPr>
+          <w:p>
+            <w:r>
+              <w:rPr>
+                <w:sz w:val="16"/>
+              </w:rPr>
+              <w:t>0.478</w:t>
             </w:r>
           </w:p>
         </w:tc>
@@ -9080,7 +8671,7 @@
               <w:rPr>
                 <w:sz w:val="16"/>
               </w:rPr>
-              <w:t>3.560</w:t>
+              <w:t>3.642</w:t>
             </w:r>
           </w:p>
         </w:tc>
@@ -9225,20 +8816,20 @@
               <w:rPr>
                 <w:sz w:val="16"/>
               </w:rPr>
-              <w:t>0.258</w:t>
-            </w:r>
-          </w:p>
-        </w:tc>
-        <w:tc>
-          <w:tcPr>
-            <w:tcW w:type="dxa" w:w="617"/>
-          </w:tcPr>
-          <w:p>
-            <w:r>
-              <w:rPr>
-                <w:sz w:val="16"/>
-              </w:rPr>
-              <w:t>0.359</w:t>
+              <w:t>0.261</w:t>
+            </w:r>
+          </w:p>
+        </w:tc>
+        <w:tc>
+          <w:tcPr>
+            <w:tcW w:type="dxa" w:w="617"/>
+          </w:tcPr>
+          <w:p>
+            <w:r>
+              <w:rPr>
+                <w:sz w:val="16"/>
+              </w:rPr>
+              <w:t>0.362</w:t>
             </w:r>
           </w:p>
         </w:tc>
@@ -9264,7 +8855,7 @@
               <w:rPr>
                 <w:sz w:val="16"/>
               </w:rPr>
-              <w:t>1.417</w:t>
+              <w:t>1.461</w:t>
             </w:r>
           </w:p>
         </w:tc>
@@ -9383,7 +8974,7 @@
               <w:rPr>
                 <w:sz w:val="16"/>
               </w:rPr>
-              <w:t>6.7%</w:t>
+              <w:t>6.8%</w:t>
             </w:r>
           </w:p>
         </w:tc>
@@ -9409,20 +9000,20 @@
               <w:rPr>
                 <w:sz w:val="16"/>
               </w:rPr>
-              <w:t>0.366</w:t>
-            </w:r>
-          </w:p>
-        </w:tc>
-        <w:tc>
-          <w:tcPr>
-            <w:tcW w:type="dxa" w:w="617"/>
-          </w:tcPr>
-          <w:p>
-            <w:r>
-              <w:rPr>
-                <w:sz w:val="16"/>
-              </w:rPr>
-              <w:t>0.522</w:t>
+              <w:t>0.368</w:t>
+            </w:r>
+          </w:p>
+        </w:tc>
+        <w:tc>
+          <w:tcPr>
+            <w:tcW w:type="dxa" w:w="617"/>
+          </w:tcPr>
+          <w:p>
+            <w:r>
+              <w:rPr>
+                <w:sz w:val="16"/>
+              </w:rPr>
+              <w:t>0.525</w:t>
             </w:r>
           </w:p>
         </w:tc>
@@ -9448,7 +9039,7 @@
               <w:rPr>
                 <w:sz w:val="16"/>
               </w:rPr>
-              <w:t>4.654</w:t>
+              <w:t>4.755</w:t>
             </w:r>
           </w:p>
         </w:tc>
@@ -9593,20 +9184,20 @@
               <w:rPr>
                 <w:sz w:val="16"/>
               </w:rPr>
-              <w:t>0.358</w:t>
-            </w:r>
-          </w:p>
-        </w:tc>
-        <w:tc>
-          <w:tcPr>
-            <w:tcW w:type="dxa" w:w="617"/>
-          </w:tcPr>
-          <w:p>
-            <w:r>
-              <w:rPr>
-                <w:sz w:val="16"/>
-              </w:rPr>
-              <w:t>0.510</w:t>
+              <w:t>0.361</w:t>
+            </w:r>
+          </w:p>
+        </w:tc>
+        <w:tc>
+          <w:tcPr>
+            <w:tcW w:type="dxa" w:w="617"/>
+          </w:tcPr>
+          <w:p>
+            <w:r>
+              <w:rPr>
+                <w:sz w:val="16"/>
+              </w:rPr>
+              <w:t>0.513</w:t>
             </w:r>
           </w:p>
         </w:tc>
@@ -9632,7 +9223,7 @@
               <w:rPr>
                 <w:sz w:val="16"/>
               </w:rPr>
-              <w:t>4.327</w:t>
+              <w:t>4.423</w:t>
             </w:r>
           </w:p>
         </w:tc>
@@ -9764,33 +9355,33 @@
               <w:rPr>
                 <w:sz w:val="16"/>
               </w:rPr>
-              <w:t>0.302</w:t>
-            </w:r>
-          </w:p>
-        </w:tc>
-        <w:tc>
-          <w:tcPr>
-            <w:tcW w:type="dxa" w:w="617"/>
-          </w:tcPr>
-          <w:p>
-            <w:r>
-              <w:rPr>
-                <w:sz w:val="16"/>
-              </w:rPr>
-              <w:t>0.327</w:t>
-            </w:r>
-          </w:p>
-        </w:tc>
-        <w:tc>
-          <w:tcPr>
-            <w:tcW w:type="dxa" w:w="617"/>
-          </w:tcPr>
-          <w:p>
-            <w:r>
-              <w:rPr>
-                <w:sz w:val="16"/>
-              </w:rPr>
-              <w:t>0.457</w:t>
+              <w:t>0.301</w:t>
+            </w:r>
+          </w:p>
+        </w:tc>
+        <w:tc>
+          <w:tcPr>
+            <w:tcW w:type="dxa" w:w="617"/>
+          </w:tcPr>
+          <w:p>
+            <w:r>
+              <w:rPr>
+                <w:sz w:val="16"/>
+              </w:rPr>
+              <w:t>0.329</w:t>
+            </w:r>
+          </w:p>
+        </w:tc>
+        <w:tc>
+          <w:tcPr>
+            <w:tcW w:type="dxa" w:w="617"/>
+          </w:tcPr>
+          <w:p>
+            <w:r>
+              <w:rPr>
+                <w:sz w:val="16"/>
+              </w:rPr>
+              <w:t>0.460</w:t>
             </w:r>
           </w:p>
         </w:tc>
@@ -9816,7 +9407,7 @@
               <w:rPr>
                 <w:sz w:val="16"/>
               </w:rPr>
-              <w:t>3.146</w:t>
+              <w:t>3.220</w:t>
             </w:r>
           </w:p>
         </w:tc>
@@ -9935,7 +9526,7 @@
               <w:rPr>
                 <w:sz w:val="16"/>
               </w:rPr>
-              <w:t>3.6%</w:t>
+              <w:t>3.7%</w:t>
             </w:r>
           </w:p>
         </w:tc>
@@ -9961,20 +9552,20 @@
               <w:rPr>
                 <w:sz w:val="16"/>
               </w:rPr>
-              <w:t>0.267</w:t>
-            </w:r>
-          </w:p>
-        </w:tc>
-        <w:tc>
-          <w:tcPr>
-            <w:tcW w:type="dxa" w:w="617"/>
-          </w:tcPr>
-          <w:p>
-            <w:r>
-              <w:rPr>
-                <w:sz w:val="16"/>
-              </w:rPr>
-              <w:t>0.357</w:t>
+              <w:t>0.270</w:t>
+            </w:r>
+          </w:p>
+        </w:tc>
+        <w:tc>
+          <w:tcPr>
+            <w:tcW w:type="dxa" w:w="617"/>
+          </w:tcPr>
+          <w:p>
+            <w:r>
+              <w:rPr>
+                <w:sz w:val="16"/>
+              </w:rPr>
+              <w:t>0.361</w:t>
             </w:r>
           </w:p>
         </w:tc>
@@ -10000,7 +9591,7 @@
               <w:rPr>
                 <w:sz w:val="16"/>
               </w:rPr>
-              <w:t>1.593</w:t>
+              <w:t>1.639</w:t>
             </w:r>
           </w:p>
         </w:tc>
@@ -10119,7 +9710,7 @@
               <w:rPr>
                 <w:sz w:val="16"/>
               </w:rPr>
-              <w:t>6.7%</w:t>
+              <w:t>6.8%</w:t>
             </w:r>
           </w:p>
         </w:tc>
@@ -10145,20 +9736,20 @@
               <w:rPr>
                 <w:sz w:val="16"/>
               </w:rPr>
-              <w:t>0.375</w:t>
-            </w:r>
-          </w:p>
-        </w:tc>
-        <w:tc>
-          <w:tcPr>
-            <w:tcW w:type="dxa" w:w="617"/>
-          </w:tcPr>
-          <w:p>
-            <w:r>
-              <w:rPr>
-                <w:sz w:val="16"/>
-              </w:rPr>
-              <w:t>0.517</w:t>
+              <w:t>0.378</w:t>
+            </w:r>
+          </w:p>
+        </w:tc>
+        <w:tc>
+          <w:tcPr>
+            <w:tcW w:type="dxa" w:w="617"/>
+          </w:tcPr>
+          <w:p>
+            <w:r>
+              <w:rPr>
+                <w:sz w:val="16"/>
+              </w:rPr>
+              <w:t>0.521</w:t>
             </w:r>
           </w:p>
         </w:tc>
@@ -10184,7 +9775,7 @@
               <w:rPr>
                 <w:sz w:val="16"/>
               </w:rPr>
-              <w:t>4.675</w:t>
+              <w:t>4.777</w:t>
             </w:r>
           </w:p>
         </w:tc>
@@ -10303,7 +9894,7 @@
               <w:rPr>
                 <w:sz w:val="16"/>
               </w:rPr>
-              <w:t>7.5%</w:t>
+              <w:t>7.6%</w:t>
             </w:r>
           </w:p>
         </w:tc>
@@ -10329,20 +9920,20 @@
               <w:rPr>
                 <w:sz w:val="16"/>
               </w:rPr>
-              <w:t>0.398</w:t>
-            </w:r>
-          </w:p>
-        </w:tc>
-        <w:tc>
-          <w:tcPr>
-            <w:tcW w:type="dxa" w:w="617"/>
-          </w:tcPr>
-          <w:p>
-            <w:r>
-              <w:rPr>
-                <w:sz w:val="16"/>
-              </w:rPr>
-              <w:t>0.568</w:t>
+              <w:t>0.400</w:t>
+            </w:r>
+          </w:p>
+        </w:tc>
+        <w:tc>
+          <w:tcPr>
+            <w:tcW w:type="dxa" w:w="617"/>
+          </w:tcPr>
+          <w:p>
+            <w:r>
+              <w:rPr>
+                <w:sz w:val="16"/>
+              </w:rPr>
+              <w:t>0.571</w:t>
             </w:r>
           </w:p>
         </w:tc>
@@ -10368,7 +9959,7 @@
               <w:rPr>
                 <w:sz w:val="16"/>
               </w:rPr>
-              <w:t>5.898</w:t>
+              <w:t>6.022</w:t>
             </w:r>
           </w:p>
         </w:tc>
@@ -10487,46 +10078,46 @@
               <w:rPr>
                 <w:sz w:val="16"/>
               </w:rPr>
-              <w:t>1.4%</w:t>
-            </w:r>
-          </w:p>
-        </w:tc>
-        <w:tc>
-          <w:tcPr>
-            <w:tcW w:type="dxa" w:w="617"/>
-          </w:tcPr>
-          <w:p>
-            <w:r>
-              <w:rPr>
-                <w:sz w:val="16"/>
-              </w:rPr>
-              <w:t>0.660</w:t>
-            </w:r>
-          </w:p>
-        </w:tc>
-        <w:tc>
-          <w:tcPr>
-            <w:tcW w:type="dxa" w:w="617"/>
-          </w:tcPr>
-          <w:p>
-            <w:r>
-              <w:rPr>
-                <w:sz w:val="16"/>
-              </w:rPr>
-              <w:t>0.348</w:t>
-            </w:r>
-          </w:p>
-        </w:tc>
-        <w:tc>
-          <w:tcPr>
-            <w:tcW w:type="dxa" w:w="617"/>
-          </w:tcPr>
-          <w:p>
-            <w:r>
-              <w:rPr>
-                <w:sz w:val="16"/>
-              </w:rPr>
-              <w:t>0.520</w:t>
+              <w:t>1.9%</w:t>
+            </w:r>
+          </w:p>
+        </w:tc>
+        <w:tc>
+          <w:tcPr>
+            <w:tcW w:type="dxa" w:w="617"/>
+          </w:tcPr>
+          <w:p>
+            <w:r>
+              <w:rPr>
+                <w:sz w:val="16"/>
+              </w:rPr>
+              <w:t>0.659</w:t>
+            </w:r>
+          </w:p>
+        </w:tc>
+        <w:tc>
+          <w:tcPr>
+            <w:tcW w:type="dxa" w:w="617"/>
+          </w:tcPr>
+          <w:p>
+            <w:r>
+              <w:rPr>
+                <w:sz w:val="16"/>
+              </w:rPr>
+              <w:t>0.356</w:t>
+            </w:r>
+          </w:p>
+        </w:tc>
+        <w:tc>
+          <w:tcPr>
+            <w:tcW w:type="dxa" w:w="617"/>
+          </w:tcPr>
+          <w:p>
+            <w:r>
+              <w:rPr>
+                <w:sz w:val="16"/>
+              </w:rPr>
+              <w:t>0.531</w:t>
             </w:r>
           </w:p>
         </w:tc>
@@ -10552,7 +10143,7 @@
               <w:rPr>
                 <w:sz w:val="16"/>
               </w:rPr>
-              <w:t>0.075</w:t>
+              <w:t>0.103</w:t>
             </w:r>
           </w:p>
         </w:tc>
@@ -10671,7 +10262,7 @@
               <w:rPr>
                 <w:sz w:val="16"/>
               </w:rPr>
-              <w:t>-11.2%</w:t>
+              <w:t>-10.8%</w:t>
             </w:r>
           </w:p>
         </w:tc>
@@ -10697,20 +10288,20 @@
               <w:rPr>
                 <w:sz w:val="16"/>
               </w:rPr>
-              <w:t>0.079</w:t>
-            </w:r>
-          </w:p>
-        </w:tc>
-        <w:tc>
-          <w:tcPr>
-            <w:tcW w:type="dxa" w:w="617"/>
-          </w:tcPr>
-          <w:p>
-            <w:r>
-              <w:rPr>
-                <w:sz w:val="16"/>
-              </w:rPr>
-              <w:t>0.106</w:t>
+              <w:t>0.088</w:t>
+            </w:r>
+          </w:p>
+        </w:tc>
+        <w:tc>
+          <w:tcPr>
+            <w:tcW w:type="dxa" w:w="617"/>
+          </w:tcPr>
+          <w:p>
+            <w:r>
+              <w:rPr>
+                <w:sz w:val="16"/>
+              </w:rPr>
+              <w:t>0.117</w:t>
             </w:r>
           </w:p>
         </w:tc>
@@ -10736,7 +10327,7 @@
               <w:rPr>
                 <w:sz w:val="16"/>
               </w:rPr>
-              <w:t>-0.459</w:t>
+              <w:t>-0.445</w:t>
             </w:r>
           </w:p>
         </w:tc>
@@ -10855,46 +10446,46 @@
               <w:rPr>
                 <w:sz w:val="16"/>
               </w:rPr>
-              <w:t>-5.7%</w:t>
-            </w:r>
-          </w:p>
-        </w:tc>
-        <w:tc>
-          <w:tcPr>
-            <w:tcW w:type="dxa" w:w="617"/>
-          </w:tcPr>
-          <w:p>
-            <w:r>
-              <w:rPr>
-                <w:sz w:val="16"/>
-              </w:rPr>
-              <w:t>0.600</w:t>
-            </w:r>
-          </w:p>
-        </w:tc>
-        <w:tc>
-          <w:tcPr>
-            <w:tcW w:type="dxa" w:w="617"/>
-          </w:tcPr>
-          <w:p>
-            <w:r>
-              <w:rPr>
-                <w:sz w:val="16"/>
-              </w:rPr>
-              <w:t>0.201</w:t>
-            </w:r>
-          </w:p>
-        </w:tc>
-        <w:tc>
-          <w:tcPr>
-            <w:tcW w:type="dxa" w:w="617"/>
-          </w:tcPr>
-          <w:p>
-            <w:r>
-              <w:rPr>
-                <w:sz w:val="16"/>
-              </w:rPr>
-              <w:t>0.281</w:t>
+              <w:t>-5.2%</w:t>
+            </w:r>
+          </w:p>
+        </w:tc>
+        <w:tc>
+          <w:tcPr>
+            <w:tcW w:type="dxa" w:w="617"/>
+          </w:tcPr>
+          <w:p>
+            <w:r>
+              <w:rPr>
+                <w:sz w:val="16"/>
+              </w:rPr>
+              <w:t>0.599</w:t>
+            </w:r>
+          </w:p>
+        </w:tc>
+        <w:tc>
+          <w:tcPr>
+            <w:tcW w:type="dxa" w:w="617"/>
+          </w:tcPr>
+          <w:p>
+            <w:r>
+              <w:rPr>
+                <w:sz w:val="16"/>
+              </w:rPr>
+              <w:t>0.210</w:t>
+            </w:r>
+          </w:p>
+        </w:tc>
+        <w:tc>
+          <w:tcPr>
+            <w:tcW w:type="dxa" w:w="617"/>
+          </w:tcPr>
+          <w:p>
+            <w:r>
+              <w:rPr>
+                <w:sz w:val="16"/>
+              </w:rPr>
+              <w:t>0.293</w:t>
             </w:r>
           </w:p>
         </w:tc>
@@ -10920,7 +10511,7 @@
               <w:rPr>
                 <w:sz w:val="16"/>
               </w:rPr>
-              <w:t>-0.262</w:t>
+              <w:t>-0.243</w:t>
             </w:r>
           </w:p>
         </w:tc>
@@ -11039,46 +10630,46 @@
               <w:rPr>
                 <w:sz w:val="16"/>
               </w:rPr>
-              <w:t>-5.3%</w:t>
-            </w:r>
-          </w:p>
-        </w:tc>
-        <w:tc>
-          <w:tcPr>
-            <w:tcW w:type="dxa" w:w="617"/>
-          </w:tcPr>
-          <w:p>
-            <w:r>
-              <w:rPr>
-                <w:sz w:val="16"/>
-              </w:rPr>
-              <w:t>0.623</w:t>
-            </w:r>
-          </w:p>
-        </w:tc>
-        <w:tc>
-          <w:tcPr>
-            <w:tcW w:type="dxa" w:w="617"/>
-          </w:tcPr>
-          <w:p>
-            <w:r>
-              <w:rPr>
-                <w:sz w:val="16"/>
-              </w:rPr>
-              <w:t>0.224</w:t>
-            </w:r>
-          </w:p>
-        </w:tc>
-        <w:tc>
-          <w:tcPr>
-            <w:tcW w:type="dxa" w:w="617"/>
-          </w:tcPr>
-          <w:p>
-            <w:r>
-              <w:rPr>
-                <w:sz w:val="16"/>
-              </w:rPr>
-              <w:t>0.313</w:t>
+              <w:t>-4.8%</w:t>
+            </w:r>
+          </w:p>
+        </w:tc>
+        <w:tc>
+          <w:tcPr>
+            <w:tcW w:type="dxa" w:w="617"/>
+          </w:tcPr>
+          <w:p>
+            <w:r>
+              <w:rPr>
+                <w:sz w:val="16"/>
+              </w:rPr>
+              <w:t>0.622</w:t>
+            </w:r>
+          </w:p>
+        </w:tc>
+        <w:tc>
+          <w:tcPr>
+            <w:tcW w:type="dxa" w:w="617"/>
+          </w:tcPr>
+          <w:p>
+            <w:r>
+              <w:rPr>
+                <w:sz w:val="16"/>
+              </w:rPr>
+              <w:t>0.232</w:t>
+            </w:r>
+          </w:p>
+        </w:tc>
+        <w:tc>
+          <w:tcPr>
+            <w:tcW w:type="dxa" w:w="617"/>
+          </w:tcPr>
+          <w:p>
+            <w:r>
+              <w:rPr>
+                <w:sz w:val="16"/>
+              </w:rPr>
+              <w:t>0.324</w:t>
             </w:r>
           </w:p>
         </w:tc>
@@ -11104,7 +10695,7 @@
               <w:rPr>
                 <w:sz w:val="16"/>
               </w:rPr>
-              <w:t>-0.244</w:t>
+              <w:t>-0.224</w:t>
             </w:r>
           </w:p>
         </w:tc>
@@ -11223,7 +10814,7 @@
               <w:rPr>
                 <w:sz w:val="16"/>
               </w:rPr>
-              <w:t>-11.1%</w:t>
+              <w:t>-10.6%</w:t>
             </w:r>
           </w:p>
         </w:tc>
@@ -11249,20 +10840,20 @@
               <w:rPr>
                 <w:sz w:val="16"/>
               </w:rPr>
-              <w:t>0.121</w:t>
-            </w:r>
-          </w:p>
-        </w:tc>
-        <w:tc>
-          <w:tcPr>
-            <w:tcW w:type="dxa" w:w="617"/>
-          </w:tcPr>
-          <w:p>
-            <w:r>
-              <w:rPr>
-                <w:sz w:val="16"/>
-              </w:rPr>
-              <w:t>0.171</w:t>
+              <w:t>0.129</w:t>
+            </w:r>
+          </w:p>
+        </w:tc>
+        <w:tc>
+          <w:tcPr>
+            <w:tcW w:type="dxa" w:w="617"/>
+          </w:tcPr>
+          <w:p>
+            <w:r>
+              <w:rPr>
+                <w:sz w:val="16"/>
+              </w:rPr>
+              <w:t>0.182</w:t>
             </w:r>
           </w:p>
         </w:tc>
@@ -11288,7 +10879,7 @@
               <w:rPr>
                 <w:sz w:val="16"/>
               </w:rPr>
-              <w:t>-0.454</w:t>
+              <w:t>-0.439</w:t>
             </w:r>
           </w:p>
         </w:tc>
@@ -11407,20 +10998,20 @@
               <w:rPr>
                 <w:sz w:val="16"/>
               </w:rPr>
-              <w:t>-12.3%</w:t>
-            </w:r>
-          </w:p>
-        </w:tc>
-        <w:tc>
-          <w:tcPr>
-            <w:tcW w:type="dxa" w:w="617"/>
-          </w:tcPr>
-          <w:p>
-            <w:r>
-              <w:rPr>
-                <w:sz w:val="16"/>
-              </w:rPr>
-              <w:t>0.447</w:t>
+              <w:t>-12.2%</w:t>
+            </w:r>
+          </w:p>
+        </w:tc>
+        <w:tc>
+          <w:tcPr>
+            <w:tcW w:type="dxa" w:w="617"/>
+          </w:tcPr>
+          <w:p>
+            <w:r>
+              <w:rPr>
+                <w:sz w:val="16"/>
+              </w:rPr>
+              <w:t>0.446</w:t>
             </w:r>
           </w:p>
         </w:tc>
@@ -11511,7 +11102,7 @@
               <w:rPr>
                 <w:sz w:val="16"/>
               </w:rPr>
-              <w:t>134.9%</w:t>
+              <w:t>137.5%</w:t>
             </w:r>
           </w:p>
         </w:tc>
@@ -11591,7 +11182,7 @@
               <w:rPr>
                 <w:sz w:val="16"/>
               </w:rPr>
-              <w:t>3.6%</w:t>
+              <w:t>4.1%</w:t>
             </w:r>
           </w:p>
         </w:tc>
@@ -11617,20 +11208,20 @@
               <w:rPr>
                 <w:sz w:val="16"/>
               </w:rPr>
-              <w:t>0.330</w:t>
-            </w:r>
-          </w:p>
-        </w:tc>
-        <w:tc>
-          <w:tcPr>
-            <w:tcW w:type="dxa" w:w="617"/>
-          </w:tcPr>
-          <w:p>
-            <w:r>
-              <w:rPr>
-                <w:sz w:val="16"/>
-              </w:rPr>
-              <w:t>0.425</w:t>
+              <w:t>0.339</w:t>
+            </w:r>
+          </w:p>
+        </w:tc>
+        <w:tc>
+          <w:tcPr>
+            <w:tcW w:type="dxa" w:w="617"/>
+          </w:tcPr>
+          <w:p>
+            <w:r>
+              <w:rPr>
+                <w:sz w:val="16"/>
+              </w:rPr>
+              <w:t>0.437</w:t>
             </w:r>
           </w:p>
         </w:tc>
@@ -11656,7 +11247,7 @@
               <w:rPr>
                 <w:sz w:val="16"/>
               </w:rPr>
-              <w:t>0.198</w:t>
+              <w:t>0.230</w:t>
             </w:r>
           </w:p>
         </w:tc>
@@ -11775,7 +11366,7 @@
               <w:rPr>
                 <w:sz w:val="16"/>
               </w:rPr>
-              <w:t>-12.3%</w:t>
+              <w:t>-11.9%</w:t>
             </w:r>
           </w:p>
         </w:tc>
@@ -11801,19 +11392,6 @@
               <w:rPr>
                 <w:sz w:val="16"/>
               </w:rPr>
-              <w:t>0.031</w:t>
-            </w:r>
-          </w:p>
-        </w:tc>
-        <w:tc>
-          <w:tcPr>
-            <w:tcW w:type="dxa" w:w="617"/>
-          </w:tcPr>
-          <w:p>
-            <w:r>
-              <w:rPr>
-                <w:sz w:val="16"/>
-              </w:rPr>
               <w:t>0.041</w:t>
             </w:r>
           </w:p>
@@ -11827,6 +11405,19 @@
               <w:rPr>
                 <w:sz w:val="16"/>
               </w:rPr>
+              <w:t>0.053</w:t>
+            </w:r>
+          </w:p>
+        </w:tc>
+        <w:tc>
+          <w:tcPr>
+            <w:tcW w:type="dxa" w:w="617"/>
+          </w:tcPr>
+          <w:p>
+            <w:r>
+              <w:rPr>
+                <w:sz w:val="16"/>
+              </w:rPr>
               <w:t>-79.9%</w:t>
             </w:r>
           </w:p>
@@ -11840,7 +11431,7 @@
               <w:rPr>
                 <w:sz w:val="16"/>
               </w:rPr>
-              <w:t>-0.493</w:t>
+              <w:t>-0.480</w:t>
             </w:r>
           </w:p>
         </w:tc>
@@ -11985,20 +11576,20 @@
               <w:rPr>
                 <w:sz w:val="16"/>
               </w:rPr>
-              <w:t>0.522</w:t>
-            </w:r>
-          </w:p>
-        </w:tc>
-        <w:tc>
-          <w:tcPr>
-            <w:tcW w:type="dxa" w:w="617"/>
-          </w:tcPr>
-          <w:p>
-            <w:r>
-              <w:rPr>
-                <w:sz w:val="16"/>
-              </w:rPr>
-              <w:t>0.798</w:t>
+              <w:t>0.523</w:t>
+            </w:r>
+          </w:p>
+        </w:tc>
+        <w:tc>
+          <w:tcPr>
+            <w:tcW w:type="dxa" w:w="617"/>
+          </w:tcPr>
+          <w:p>
+            <w:r>
+              <w:rPr>
+                <w:sz w:val="16"/>
+              </w:rPr>
+              <w:t>0.799</w:t>
             </w:r>
           </w:p>
         </w:tc>
@@ -12024,7 +11615,7 @@
               <w:rPr>
                 <w:sz w:val="16"/>
               </w:rPr>
-              <w:t>1.226</w:t>
+              <w:t>1.228</w:t>
             </w:r>
           </w:p>
         </w:tc>
@@ -12169,20 +11760,20 @@
               <w:rPr>
                 <w:sz w:val="16"/>
               </w:rPr>
-              <w:t>0.522</w:t>
-            </w:r>
-          </w:p>
-        </w:tc>
-        <w:tc>
-          <w:tcPr>
-            <w:tcW w:type="dxa" w:w="617"/>
-          </w:tcPr>
-          <w:p>
-            <w:r>
-              <w:rPr>
-                <w:sz w:val="16"/>
-              </w:rPr>
-              <w:t>0.798</w:t>
+              <w:t>0.523</w:t>
+            </w:r>
+          </w:p>
+        </w:tc>
+        <w:tc>
+          <w:tcPr>
+            <w:tcW w:type="dxa" w:w="617"/>
+          </w:tcPr>
+          <w:p>
+            <w:r>
+              <w:rPr>
+                <w:sz w:val="16"/>
+              </w:rPr>
+              <w:t>0.799</w:t>
             </w:r>
           </w:p>
         </w:tc>
@@ -12208,7 +11799,7 @@
               <w:rPr>
                 <w:sz w:val="16"/>
               </w:rPr>
-              <w:t>1.226</w:t>
+              <w:t>1.228</w:t>
             </w:r>
           </w:p>
         </w:tc>
@@ -12353,20 +11944,20 @@
               <w:rPr>
                 <w:sz w:val="16"/>
               </w:rPr>
-              <w:t>0.522</w:t>
-            </w:r>
-          </w:p>
-        </w:tc>
-        <w:tc>
-          <w:tcPr>
-            <w:tcW w:type="dxa" w:w="617"/>
-          </w:tcPr>
-          <w:p>
-            <w:r>
-              <w:rPr>
-                <w:sz w:val="16"/>
-              </w:rPr>
-              <w:t>0.798</w:t>
+              <w:t>0.523</w:t>
+            </w:r>
+          </w:p>
+        </w:tc>
+        <w:tc>
+          <w:tcPr>
+            <w:tcW w:type="dxa" w:w="617"/>
+          </w:tcPr>
+          <w:p>
+            <w:r>
+              <w:rPr>
+                <w:sz w:val="16"/>
+              </w:rPr>
+              <w:t>0.799</w:t>
             </w:r>
           </w:p>
         </w:tc>
@@ -12392,7 +11983,7 @@
               <w:rPr>
                 <w:sz w:val="16"/>
               </w:rPr>
-              <w:t>1.226</w:t>
+              <w:t>1.228</w:t>
             </w:r>
           </w:p>
         </w:tc>
@@ -12537,20 +12128,20 @@
               <w:rPr>
                 <w:sz w:val="16"/>
               </w:rPr>
-              <w:t>0.522</w:t>
-            </w:r>
-          </w:p>
-        </w:tc>
-        <w:tc>
-          <w:tcPr>
-            <w:tcW w:type="dxa" w:w="617"/>
-          </w:tcPr>
-          <w:p>
-            <w:r>
-              <w:rPr>
-                <w:sz w:val="16"/>
-              </w:rPr>
-              <w:t>0.798</w:t>
+              <w:t>0.523</w:t>
+            </w:r>
+          </w:p>
+        </w:tc>
+        <w:tc>
+          <w:tcPr>
+            <w:tcW w:type="dxa" w:w="617"/>
+          </w:tcPr>
+          <w:p>
+            <w:r>
+              <w:rPr>
+                <w:sz w:val="16"/>
+              </w:rPr>
+              <w:t>0.799</w:t>
             </w:r>
           </w:p>
         </w:tc>
@@ -12576,7 +12167,7 @@
               <w:rPr>
                 <w:sz w:val="16"/>
               </w:rPr>
-              <w:t>1.226</w:t>
+              <w:t>1.228</w:t>
             </w:r>
           </w:p>
         </w:tc>
@@ -12721,20 +12312,20 @@
               <w:rPr>
                 <w:sz w:val="16"/>
               </w:rPr>
-              <w:t>0.522</w:t>
-            </w:r>
-          </w:p>
-        </w:tc>
-        <w:tc>
-          <w:tcPr>
-            <w:tcW w:type="dxa" w:w="617"/>
-          </w:tcPr>
-          <w:p>
-            <w:r>
-              <w:rPr>
-                <w:sz w:val="16"/>
-              </w:rPr>
-              <w:t>0.798</w:t>
+              <w:t>0.523</w:t>
+            </w:r>
+          </w:p>
+        </w:tc>
+        <w:tc>
+          <w:tcPr>
+            <w:tcW w:type="dxa" w:w="617"/>
+          </w:tcPr>
+          <w:p>
+            <w:r>
+              <w:rPr>
+                <w:sz w:val="16"/>
+              </w:rPr>
+              <w:t>0.799</w:t>
             </w:r>
           </w:p>
         </w:tc>
@@ -12760,7 +12351,7 @@
               <w:rPr>
                 <w:sz w:val="16"/>
               </w:rPr>
-              <w:t>1.226</w:t>
+              <w:t>1.228</w:t>
             </w:r>
           </w:p>
         </w:tc>
@@ -12944,7 +12535,7 @@
               <w:rPr>
                 <w:sz w:val="16"/>
               </w:rPr>
-              <w:t>1.212</w:t>
+              <w:t>1.214</w:t>
             </w:r>
           </w:p>
         </w:tc>
@@ -13029,7 +12620,7 @@
           <w:b w:val="0"/>
           <w:i w:val="0"/>
         </w:rPr>
-        <w:t>- Correlated Growth/Consumer-Tech group concentration (14% vs 30% cap).</w:t>
+        <w:t>- Correlated Growth/Consumer-Tech group concentration (45% vs 30% cap).</w:t>
       </w:r>
     </w:p>
     <w:p>
@@ -13047,7 +12638,7 @@
           <w:b w:val="0"/>
           <w:i w:val="0"/>
         </w:rPr>
-        <w:t>- Tail risk: bootstrap CVaR95 -6% vs Gaussian MC 3% — real history has fatter tails than the parametric model.</w:t>
+        <w:t>- Tail risk: bootstrap CVaR95 100% vs Gaussian MC 100% — real history has fatter tails than the parametric model.</w:t>
       </w:r>
     </w:p>
     <w:p>
@@ -13056,7 +12647,7 @@
           <w:b w:val="0"/>
           <w:i w:val="0"/>
         </w:rPr>
-        <w:t>- Reserve funding risk: P(all 10 payments funded) = 82.7% (MC) / 25.1% (bootstrap).</w:t>
+        <w:t>- Reserve funding risk: P(all 10 payments funded) = 0.0% (MC) / 0.0% (bootstrap).</w:t>
       </w:r>
     </w:p>
     <w:p>
@@ -13234,7 +12825,7 @@
               <w:rPr>
                 <w:sz w:val="16"/>
               </w:rPr>
-              <w:t>MODEL-07</w:t>
+              <w:t>GRP-01</w:t>
             </w:r>
           </w:p>
         </w:tc>
@@ -13260,7 +12851,7 @@
               <w:rPr>
                 <w:sz w:val="16"/>
               </w:rPr>
-              <w:t>Model Risk</w:t>
+              <w:t>Concentration</w:t>
             </w:r>
           </w:p>
         </w:tc>
@@ -13273,7 +12864,7 @@
               <w:rPr>
                 <w:sz w:val="16"/>
               </w:rPr>
-              <w:t>Monte Carlo vs historical bootstrap disagreement</w:t>
+              <w:t>Correlated group 'Growth/Consumer-Tech' total weight</w:t>
             </w:r>
           </w:p>
         </w:tc>
@@ -13286,7 +12877,7 @@
               <w:rPr>
                 <w:sz w:val="16"/>
               </w:rPr>
-              <w:t>1.000</w:t>
+              <w:t>0.450</w:t>
             </w:r>
           </w:p>
         </w:tc>
@@ -13299,7 +12890,7 @@
               <w:rPr>
                 <w:sz w:val="16"/>
               </w:rPr>
-              <w:t>1.000</w:t>
+              <w:t>0.300</w:t>
             </w:r>
           </w:p>
         </w:tc>
@@ -13312,7 +12903,7 @@
               <w:rPr>
                 <w:sz w:val="16"/>
               </w:rPr>
-              <w:t>Key metrics differ materially between Gaussian MC and real-history bootstrap (&gt;10pp probability or &gt;25% value)</w:t>
+              <w:t>Correlated-group exposure &gt; configured cap (30.0%)</w:t>
             </w:r>
           </w:p>
         </w:tc>
@@ -13325,7 +12916,7 @@
               <w:rPr>
                 <w:sz w:val="16"/>
               </w:rPr>
-              <w:t>Report ranges, not point estimates; make reserve/funding decisions using the conservative bootstrap engine.</w:t>
+              <w:t>Trim the 'Growth/Consumer-Tech' group (ADBE, DIS, DUOL) toward 30.0%; these holdings move together and diversification is overstated.</w:t>
             </w:r>
           </w:p>
         </w:tc>
@@ -13340,7 +12931,7 @@
               <w:rPr>
                 <w:sz w:val="16"/>
               </w:rPr>
-              <w:t>POS-01</w:t>
+              <w:t>RESV-09</w:t>
             </w:r>
           </w:p>
         </w:tc>
@@ -13366,7 +12957,7 @@
               <w:rPr>
                 <w:sz w:val="16"/>
               </w:rPr>
-              <w:t>Concentration</w:t>
+              <w:t>Funding Risk</w:t>
             </w:r>
           </w:p>
         </w:tc>
@@ -13379,7 +12970,7 @@
               <w:rPr>
                 <w:sz w:val="16"/>
               </w:rPr>
-              <w:t>CASH position weight</w:t>
+              <w:t>Probability all 10 reserve payments funded</w:t>
             </w:r>
           </w:p>
         </w:tc>
@@ -13392,7 +12983,7 @@
               <w:rPr>
                 <w:sz w:val="16"/>
               </w:rPr>
-              <w:t>0.390</w:t>
+              <w:t>0.000</w:t>
             </w:r>
           </w:p>
         </w:tc>
@@ -13405,7 +12996,7 @@
               <w:rPr>
                 <w:sz w:val="16"/>
               </w:rPr>
-              <w:t>0.250</w:t>
+              <w:t>0.900</w:t>
             </w:r>
           </w:p>
         </w:tc>
@@ -13418,7 +13009,7 @@
               <w:rPr>
                 <w:sz w:val="16"/>
               </w:rPr>
-              <w:t>Single holding weight &gt; configured maximum position weight (25.0%)</w:t>
+              <w:t>min(MC, bootstrap) P(all reserve payments funded) &lt; 90.0%</w:t>
             </w:r>
           </w:p>
         </w:tc>
@@ -13431,7 +13022,7 @@
               <w:rPr>
                 <w:sz w:val="16"/>
               </w:rPr>
-              <w:t>Reduce CASH toward the 25.0% cap; stage the trim to manage tax impact.</w:t>
+              <w:t>Increase the reserve discount buffer, extend the glide path, or reduce payment size; plan against the conservative engine.</w:t>
             </w:r>
           </w:p>
         </w:tc>
@@ -13446,7 +13037,7 @@
               <w:rPr>
                 <w:sz w:val="16"/>
               </w:rPr>
-              <w:t>POS-02</w:t>
+              <w:t>TAIL-07</w:t>
             </w:r>
           </w:p>
         </w:tc>
@@ -13472,7 +13063,7 @@
               <w:rPr>
                 <w:sz w:val="16"/>
               </w:rPr>
-              <w:t>Concentration</w:t>
+              <w:t>Tail Risk</w:t>
             </w:r>
           </w:p>
         </w:tc>
@@ -13485,7 +13076,7 @@
               <w:rPr>
                 <w:sz w:val="16"/>
               </w:rPr>
-              <w:t>VOO position weight</w:t>
+              <w:t>Monte Carlo terminal CVaR 95%</w:t>
             </w:r>
           </w:p>
         </w:tc>
@@ -13498,6 +13089,19 @@
               <w:rPr>
                 <w:sz w:val="16"/>
               </w:rPr>
+              <w:t>1.000</w:t>
+            </w:r>
+          </w:p>
+        </w:tc>
+        <w:tc>
+          <w:tcPr>
+            <w:tcW w:type="dxa" w:w="1080"/>
+          </w:tcPr>
+          <w:p>
+            <w:r>
+              <w:rPr>
+                <w:sz w:val="16"/>
+              </w:rPr>
               <w:t>0.300</w:t>
             </w:r>
           </w:p>
@@ -13511,7 +13115,7 @@
               <w:rPr>
                 <w:sz w:val="16"/>
               </w:rPr>
-              <w:t>0.250</w:t>
+              <w:t>Simulated terminal CVaR(95%) loss &gt; 30.0% threshold</w:t>
             </w:r>
           </w:p>
         </w:tc>
@@ -13524,20 +13128,7 @@
               <w:rPr>
                 <w:sz w:val="16"/>
               </w:rPr>
-              <w:t>Single holding weight &gt; configured maximum position weight (25.0%)</w:t>
-            </w:r>
-          </w:p>
-        </w:tc>
-        <w:tc>
-          <w:tcPr>
-            <w:tcW w:type="dxa" w:w="1080"/>
-          </w:tcPr>
-          <w:p>
-            <w:r>
-              <w:rPr>
-                <w:sz w:val="16"/>
-              </w:rPr>
-              <w:t>Reduce VOO toward the 25.0% cap; stage the trim to manage tax impact.</w:t>
+              <w:t>Size the 2033 reserve from the heavier-tail engine; treat point estimates as optimistic.</w:t>
             </w:r>
           </w:p>
         </w:tc>
@@ -13552,7 +13143,7 @@
               <w:rPr>
                 <w:sz w:val="16"/>
               </w:rPr>
-              <w:t>RESV-06</w:t>
+              <w:t>TAIL-08</w:t>
             </w:r>
           </w:p>
         </w:tc>
@@ -13578,7 +13169,7 @@
               <w:rPr>
                 <w:sz w:val="16"/>
               </w:rPr>
-              <w:t>Funding Risk</w:t>
+              <w:t>Tail Risk</w:t>
             </w:r>
           </w:p>
         </w:tc>
@@ -13591,7 +13182,7 @@
               <w:rPr>
                 <w:sz w:val="16"/>
               </w:rPr>
-              <w:t>Probability all 10 reserve payments funded</w:t>
+              <w:t>Historical Bootstrap terminal CVaR 95%</w:t>
             </w:r>
           </w:p>
         </w:tc>
@@ -13604,7 +13195,7 @@
               <w:rPr>
                 <w:sz w:val="16"/>
               </w:rPr>
-              <w:t>0.251</w:t>
+              <w:t>1.000</w:t>
             </w:r>
           </w:p>
         </w:tc>
@@ -13617,7 +13208,7 @@
               <w:rPr>
                 <w:sz w:val="16"/>
               </w:rPr>
-              <w:t>0.900</w:t>
+              <w:t>0.300</w:t>
             </w:r>
           </w:p>
         </w:tc>
@@ -13630,7 +13221,7 @@
               <w:rPr>
                 <w:sz w:val="16"/>
               </w:rPr>
-              <w:t>min(MC, bootstrap) P(all reserve payments funded) &lt; 90.0%</w:t>
+              <w:t>Simulated terminal CVaR(95%) loss &gt; 30.0% threshold</w:t>
             </w:r>
           </w:p>
         </w:tc>
@@ -13643,7 +13234,7 @@
               <w:rPr>
                 <w:sz w:val="16"/>
               </w:rPr>
-              <w:t>Increase the reserve discount buffer, extend the glide path, or reduce payment size; plan against the conservative engine.</w:t>
+              <w:t>Size the 2033 reserve from the heavier-tail engine; treat point estimates as optimistic.</w:t>
             </w:r>
           </w:p>
         </w:tc>
@@ -13658,7 +13249,7 @@
               <w:rPr>
                 <w:sz w:val="16"/>
               </w:rPr>
-              <w:t>CORR-04</w:t>
+              <w:t>CASH-03</w:t>
             </w:r>
           </w:p>
         </w:tc>
@@ -13684,7 +13275,7 @@
               <w:rPr>
                 <w:sz w:val="16"/>
               </w:rPr>
-              <w:t>Correlation</w:t>
+              <w:t>Liquidity</w:t>
             </w:r>
           </w:p>
         </w:tc>
@@ -13697,7 +13288,7 @@
               <w:rPr>
                 <w:sz w:val="16"/>
               </w:rPr>
-              <w:t>IEF-SHY correlation</w:t>
+              <w:t>Cash weight</w:t>
             </w:r>
           </w:p>
         </w:tc>
@@ -13710,7 +13301,7 @@
               <w:rPr>
                 <w:sz w:val="16"/>
               </w:rPr>
-              <w:t>0.785</w:t>
+              <w:t>0.125</w:t>
             </w:r>
           </w:p>
         </w:tc>
@@ -13723,7 +13314,7 @@
               <w:rPr>
                 <w:sz w:val="16"/>
               </w:rPr>
-              <w:t>0.700</w:t>
+              <w:t>100,000</w:t>
             </w:r>
           </w:p>
         </w:tc>
@@ -13736,7 +13327,7 @@
               <w:rPr>
                 <w:sz w:val="16"/>
               </w:rPr>
-              <w:t>|Pairwise monthly correlation| &gt; configured threshold (0.70)</w:t>
+              <w:t>Cash allocation &lt; configured minimum cash weight (10000000.0%)</w:t>
             </w:r>
           </w:p>
         </w:tc>
@@ -13749,7 +13340,7 @@
               <w:rPr>
                 <w:sz w:val="16"/>
               </w:rPr>
-              <w:t>Treat IEF and SHY as one risk bet when sizing exposure; avoid adding correlated positions.</w:t>
+              <w:t>Raise cash to at least the configured minimum before the 2033 reserve phase.</w:t>
             </w:r>
           </w:p>
         </w:tc>
@@ -13764,7 +13355,7 @@
               <w:rPr>
                 <w:sz w:val="16"/>
               </w:rPr>
-              <w:t>REBAL-09</w:t>
+              <w:t>CORR-04</w:t>
             </w:r>
           </w:p>
         </w:tc>
@@ -13790,7 +13381,7 @@
               <w:rPr>
                 <w:sz w:val="16"/>
               </w:rPr>
-              <w:t>Rebalancing</w:t>
+              <w:t>Correlation</w:t>
             </w:r>
           </w:p>
         </w:tc>
@@ -13803,7 +13394,7 @@
               <w:rPr>
                 <w:sz w:val="16"/>
               </w:rPr>
-              <w:t>Holding CASH weight vs glide-path target band</w:t>
+              <w:t>IEF-SHY correlation</w:t>
             </w:r>
           </w:p>
         </w:tc>
@@ -13816,7 +13407,7 @@
               <w:rPr>
                 <w:sz w:val="16"/>
               </w:rPr>
-              <w:t>0.390</w:t>
+              <w:t>0.785</w:t>
             </w:r>
           </w:p>
         </w:tc>
@@ -13829,7 +13420,7 @@
               <w:rPr>
                 <w:sz w:val="16"/>
               </w:rPr>
-              <w:t>0.250</w:t>
+              <w:t>0.700</w:t>
             </w:r>
           </w:p>
         </w:tc>
@@ -13842,7 +13433,7 @@
               <w:rPr>
                 <w:sz w:val="16"/>
               </w:rPr>
-              <w:t>Class weight outside target band [0.0%, 25.0%]</w:t>
+              <w:t>|Pairwise monthly correlation| &gt; configured threshold (0.70)</w:t>
             </w:r>
           </w:p>
         </w:tc>
@@ -13855,7 +13446,7 @@
               <w:rPr>
                 <w:sz w:val="16"/>
               </w:rPr>
-              <w:t>Rebalance Holding CASH by 14.0% of portfolio toward the 25.0% target.</w:t>
+              <w:t>Treat IEF and SHY as one risk bet when sizing exposure; avoid adding correlated positions.</w:t>
             </w:r>
           </w:p>
         </w:tc>
@@ -13870,7 +13461,7 @@
               <w:rPr>
                 <w:sz w:val="16"/>
               </w:rPr>
-              <w:t>REBAL-10</w:t>
+              <w:t>DD-05</w:t>
             </w:r>
           </w:p>
         </w:tc>
@@ -13896,7 +13487,7 @@
               <w:rPr>
                 <w:sz w:val="16"/>
               </w:rPr>
-              <w:t>Rebalancing</w:t>
+              <w:t>Drawdown</w:t>
             </w:r>
           </w:p>
         </w:tc>
@@ -13909,7 +13500,7 @@
               <w:rPr>
                 <w:sz w:val="16"/>
               </w:rPr>
-              <w:t>Holding VOO weight vs glide-path target band</w:t>
+              <w:t>Monte Carlo P(&gt;20% growth-phase drawdown)</w:t>
             </w:r>
           </w:p>
         </w:tc>
@@ -13922,7 +13513,7 @@
               <w:rPr>
                 <w:sz w:val="16"/>
               </w:rPr>
-              <w:t>0.300</w:t>
+              <w:t>1.000</w:t>
             </w:r>
           </w:p>
         </w:tc>
@@ -13948,7 +13539,7 @@
               <w:rPr>
                 <w:sz w:val="16"/>
               </w:rPr>
-              <w:t>Class weight outside target band [0.0%, 25.0%]</w:t>
+              <w:t>Simulated probability of a &gt;20% drawdown &gt; 25.0% review trigger</w:t>
             </w:r>
           </w:p>
         </w:tc>
@@ -13961,7 +13552,7 @@
               <w:rPr>
                 <w:sz w:val="16"/>
               </w:rPr>
-              <w:t>Rebalance Holding VOO by 5.0% of portfolio toward the 25.0% target.</w:t>
+              <w:t>Portfolio-level review triggered: consider glide-path acceleration, band tightening, or a defensive sleeve.</w:t>
             </w:r>
           </w:p>
         </w:tc>
@@ -13976,7 +13567,7 @@
               <w:rPr>
                 <w:sz w:val="16"/>
               </w:rPr>
-              <w:t>SEC-03</w:t>
+              <w:t>DD-06</w:t>
             </w:r>
           </w:p>
         </w:tc>
@@ -14002,7 +13593,7 @@
               <w:rPr>
                 <w:sz w:val="16"/>
               </w:rPr>
-              <w:t>Sector Concentration</w:t>
+              <w:t>Drawdown</w:t>
             </w:r>
           </w:p>
         </w:tc>
@@ -14015,7 +13606,7 @@
               <w:rPr>
                 <w:sz w:val="16"/>
               </w:rPr>
-              <w:t>Cash sector weight</w:t>
+              <w:t>Historical Bootstrap P(&gt;20% growth-phase drawdown)</w:t>
             </w:r>
           </w:p>
         </w:tc>
@@ -14028,7 +13619,7 @@
               <w:rPr>
                 <w:sz w:val="16"/>
               </w:rPr>
-              <w:t>0.390</w:t>
+              <w:t>1.000</w:t>
             </w:r>
           </w:p>
         </w:tc>
@@ -14041,7 +13632,7 @@
               <w:rPr>
                 <w:sz w:val="16"/>
               </w:rPr>
-              <w:t>0.350</w:t>
+              <w:t>0.250</w:t>
             </w:r>
           </w:p>
         </w:tc>
@@ -14054,7 +13645,7 @@
               <w:rPr>
                 <w:sz w:val="16"/>
               </w:rPr>
-              <w:t>Sector allocation &gt; configured maximum sector weight (35.0%)</w:t>
+              <w:t>Simulated probability of a &gt;20% drawdown &gt; 25.0% review trigger</w:t>
             </w:r>
           </w:p>
         </w:tc>
@@ -14067,7 +13658,7 @@
               <w:rPr>
                 <w:sz w:val="16"/>
               </w:rPr>
-              <w:t>Review/rebalance Cash exposure toward the 35.0% cap.</w:t>
+              <w:t>Portfolio-level review triggered: consider glide-path acceleration, band tightening, or a defensive sleeve.</w:t>
             </w:r>
           </w:p>
         </w:tc>
@@ -14082,7 +13673,7 @@
               <w:rPr>
                 <w:sz w:val="16"/>
               </w:rPr>
-              <w:t>HHI-05</w:t>
+              <w:t>SEC-02</w:t>
             </w:r>
           </w:p>
         </w:tc>
@@ -14095,7 +13686,7 @@
               <w:rPr>
                 <w:sz w:val="16"/>
               </w:rPr>
-              <w:t>MONITOR</w:t>
+              <w:t>WARNING</w:t>
             </w:r>
           </w:p>
         </w:tc>
@@ -14108,7 +13699,7 @@
               <w:rPr>
                 <w:sz w:val="16"/>
               </w:rPr>
-              <w:t>Concentration</w:t>
+              <w:t>Sector Concentration</w:t>
             </w:r>
           </w:p>
         </w:tc>
@@ -14121,7 +13712,7 @@
               <w:rPr>
                 <w:sz w:val="16"/>
               </w:rPr>
-              <w:t>Effective number of independent bets</w:t>
+              <w:t>Information Technology sector weight</w:t>
             </w:r>
           </w:p>
         </w:tc>
@@ -14134,7 +13725,7 @@
               <w:rPr>
                 <w:sz w:val="16"/>
               </w:rPr>
-              <w:t>3.839</w:t>
+              <w:t>0.355</w:t>
             </w:r>
           </w:p>
         </w:tc>
@@ -14147,7 +13738,7 @@
               <w:rPr>
                 <w:sz w:val="16"/>
               </w:rPr>
-              <w:t>4.800</w:t>
+              <w:t>0.350</w:t>
             </w:r>
           </w:p>
         </w:tc>
@@ -14160,7 +13751,7 @@
               <w:rPr>
                 <w:sz w:val="16"/>
               </w:rPr>
-              <w:t>HHI effective-bet count &lt; 60% of holding count (weights concentrated)</w:t>
+              <w:t>Sector allocation &gt; configured maximum sector weight (35.0%)</w:t>
             </w:r>
           </w:p>
         </w:tc>
@@ -14173,7 +13764,7 @@
               <w:rPr>
                 <w:sz w:val="16"/>
               </w:rPr>
-              <w:t>Concentration is driven by a few large/correlated positions; review sizing before adding holdings.</w:t>
+              <w:t>Review/rebalance Information Technology exposure toward the 35.0% cap.</w:t>
             </w:r>
           </w:p>
         </w:tc>
@@ -14188,7 +13779,7 @@
               <w:rPr>
                 <w:sz w:val="16"/>
               </w:rPr>
-              <w:t>SENS-11</w:t>
+              <w:t>SUCC-10</w:t>
             </w:r>
           </w:p>
         </w:tc>
@@ -14201,7 +13792,7 @@
               <w:rPr>
                 <w:sz w:val="16"/>
               </w:rPr>
-              <w:t>MONITOR</w:t>
+              <w:t>WARNING</w:t>
             </w:r>
           </w:p>
         </w:tc>
@@ -14214,7 +13805,7 @@
               <w:rPr>
                 <w:sz w:val="16"/>
               </w:rPr>
-              <w:t>Sensitivity</w:t>
+              <w:t>Funding Risk</w:t>
             </w:r>
           </w:p>
         </w:tc>
@@ -14227,7 +13818,7 @@
               <w:rPr>
                 <w:sz w:val="16"/>
               </w:rPr>
-              <w:t>Volatility multiplier at which success falls below 75%</w:t>
+              <w:t>Probability terminal value &gt; invested capital</w:t>
             </w:r>
           </w:p>
         </w:tc>
@@ -14240,7 +13831,7 @@
               <w:rPr>
                 <w:sz w:val="16"/>
               </w:rPr>
-              <w:t>1.100</w:t>
+              <w:t>0.000</w:t>
             </w:r>
           </w:p>
         </w:tc>
@@ -14253,7 +13844,7 @@
               <w:rPr>
                 <w:sz w:val="16"/>
               </w:rPr>
-              <w:t>1.100</w:t>
+              <w:t>0.800</w:t>
             </w:r>
           </w:p>
         </w:tc>
@@ -14266,7 +13857,7 @@
               <w:rPr>
                 <w:sz w:val="16"/>
               </w:rPr>
-              <w:t>Fragile volatility threshold &lt;= 1.1x base volatility</w:t>
+              <w:t>min(MC, bootstrap) P(2033 terminal &gt; contributions) &lt; 80.0%</w:t>
             </w:r>
           </w:p>
         </w:tc>
@@ -14279,7 +13870,7 @@
               <w:rPr>
                 <w:sz w:val="16"/>
               </w:rPr>
-              <w:t>Outcomes are fragile to modest volatility increases; prefer conservative reserve sizing.</w:t>
+              <w:t>Reassess expected-return assumptions and contribution schedule; results are sensitive to the equity return assumption.</w:t>
             </w:r>
           </w:p>
         </w:tc>
@@ -14294,7 +13885,7 @@
               <w:rPr>
                 <w:sz w:val="16"/>
               </w:rPr>
-              <w:t>THESIS-08</w:t>
+              <w:t>SENS-11</w:t>
             </w:r>
           </w:p>
         </w:tc>
@@ -14320,7 +13911,7 @@
               <w:rPr>
                 <w:sz w:val="16"/>
               </w:rPr>
-              <w:t>Governance</w:t>
+              <w:t>Sensitivity</w:t>
             </w:r>
           </w:p>
         </w:tc>
@@ -14333,7 +13924,7 @@
               <w:rPr>
                 <w:sz w:val="16"/>
               </w:rPr>
-              <w:t>Holdings without a stated investment thesis</w:t>
+              <w:t>Volatility multiplier at which success falls below 75%</w:t>
             </w:r>
           </w:p>
         </w:tc>
@@ -14346,7 +13937,7 @@
               <w:rPr>
                 <w:sz w:val="16"/>
               </w:rPr>
-              <w:t>1.000</w:t>
+              <w:t>0.700</w:t>
             </w:r>
           </w:p>
         </w:tc>
@@ -14359,7 +13950,7 @@
               <w:rPr>
                 <w:sz w:val="16"/>
               </w:rPr>
-              <w:t>0.000</w:t>
+              <w:t>1.100</w:t>
             </w:r>
           </w:p>
         </w:tc>
@@ -14372,7 +13963,7 @@
               <w:rPr>
                 <w:sz w:val="16"/>
               </w:rPr>
-              <w:t>Any holding with a missing/short thesis is a governance risk flag</w:t>
+              <w:t>Fragile volatility threshold &lt;= 1.1x base volatility</w:t>
             </w:r>
           </w:p>
         </w:tc>
@@ -14385,7 +13976,7 @@
               <w:rPr>
                 <w:sz w:val="16"/>
               </w:rPr>
-              <w:t>Document an investment thesis for DIS so thesis-break trim rules can be enforced.</w:t>
+              <w:t>Outcomes are fragile to modest volatility increases; prefer conservative reserve sizing.</w:t>
             </w:r>
           </w:p>
         </w:tc>
@@ -14413,7 +14004,7 @@
           <w:b w:val="0"/>
           <w:i w:val="0"/>
         </w:rPr>
-        <w:t>- Trim the Growth/Consumer-Tech correlated group from 14% toward the 30% cap (e.g., reduce DUOL/ADBE) — model identifies a cap breach; investor should weigh tax and conviction before acting.</w:t>
+        <w:t>- Trim the Growth/Consumer-Tech correlated group from 45% toward the 30% cap (e.g., reduce DUOL/ADBE) — model identifies a cap breach; investor should weigh tax and conviction before acting.</w:t>
       </w:r>
     </w:p>
     <w:p>
@@ -14422,7 +14013,7 @@
           <w:b w:val="0"/>
           <w:i w:val="0"/>
         </w:rPr>
-        <w:t>- Size the 2033 reserve using the bootstrap (heavier-tail) distribution, not the Gaussian MC: bootstrap P(funded) = 25.1%.</w:t>
+        <w:t>- Size the 2033 reserve using the bootstrap (heavier-tail) distribution, not the Gaussian MC: bootstrap P(funded) = 0.0%.</w:t>
       </w:r>
     </w:p>
     <w:p>
@@ -14448,7 +14039,7 @@
           <w:b w:val="0"/>
           <w:i w:val="0"/>
         </w:rPr>
-        <w:t>- Adopt 5pp rebalancing bands with 0.10% cost budget; simulated mean turnover $273,941 per path.</w:t>
+        <w:t>- Adopt 5pp rebalancing bands with 100000.00% cost budget; simulated mean turnover $51,258 per path.</w:t>
       </w:r>
     </w:p>
     <w:p>
@@ -14660,7 +14251,7 @@
           <w:b w:val="0"/>
           <w:i w:val="0"/>
         </w:rPr>
-        <w:t>- Transaction costs 0.10% of turnover (not zero).</w:t>
+        <w:t>- Transaction costs 100000.00% of turnover (not zero).</w:t>
       </w:r>
     </w:p>
     <w:p>
@@ -14687,7 +14278,7 @@
           <w:b w:val="0"/>
           <w:i w:val="0"/>
         </w:rPr>
-        <w:t>- Random seed 42; 2,000 simulations per engine.</w:t>
+        <w:t>- Random seed 42; 10,000 simulations per engine.</w:t>
       </w:r>
     </w:p>
     <w:p>
@@ -14783,7 +14374,7 @@
           <w:b w:val="0"/>
           <w:i w:val="0"/>
         </w:rPr>
-        <w:t>- Both engines show median 2033 value above invested contributions (MC $648,737, bootstrap $661,305).</w:t>
+        <w:t>- Both engines show median 2033 value above invested contributions (MC $0, bootstrap $0).</w:t>
       </w:r>
     </w:p>
     <w:p>
@@ -14809,7 +14400,7 @@
           <w:b w:val="0"/>
           <w:i w:val="0"/>
         </w:rPr>
-        <w:t>- Correlated tech/consumer-tech group concentration (78% in top 3 holdings).</w:t>
+        <w:t>- Correlated tech/consumer-tech group concentration (61% in top 3 holdings).</w:t>
       </w:r>
     </w:p>
     <w:p>
@@ -14818,7 +14409,7 @@
           <w:b w:val="0"/>
           <w:i w:val="0"/>
         </w:rPr>
-        <w:t>- Bootstrap downside: p5 2033 value $511,946; reserve funding probability 25.1%.</w:t>
+        <w:t>- Bootstrap downside: p5 2033 value $0; reserve funding probability 0.0%.</w:t>
       </w:r>
     </w:p>
     <w:p>

--- a/portfolio_model/outputs/web/report/portfolio_analysis_report.docx
+++ b/portfolio_model/outputs/web/report/portfolio_analysis_report.docx
@@ -16,7 +16,7 @@
           <w:b w:val="0"/>
           <w:i/>
         </w:rPr>
-        <w:t>Prepared for: Laura Gao Portfolio | Generated 2026-10-07 02:35 UTC | Seed 42 | 10,000 simulations | Model v1.0.0</w:t>
+        <w:t>Prepared for: Laura Gao Portfolio | Generated 2026-10-11 20:58 UTC | Seed 42 | 2,000 simulations | Model v1.0.0</w:t>
       </w:r>
     </w:p>
     <w:p>
@@ -51,7 +51,7 @@
           <w:b w:val="0"/>
           <w:i w:val="0"/>
         </w:rPr>
-        <w:t>What is expected? Simulated median 2033 value: Monte Carlo $0, bootstrap $0, Markov $654,294 (from $450,000 invested 2027-2028). These are model estimates, not guarantees.</w:t>
+        <w:t>What is expected? Simulated median 2033 value: Monte Carlo $672,783, bootstrap $677,921, Markov $654,294 (from $450,000 invested 2027-2028). These are model estimates, not guarantees.</w:t>
       </w:r>
     </w:p>
     <w:p>
@@ -60,7 +60,7 @@
           <w:b w:val="0"/>
           <w:i w:val="0"/>
         </w:rPr>
-        <w:t>What could go wrong? 5th-percentile 2033 outcomes: MC $0, bootstrap $0. CVaR95 (bootstrap terminal): 100%.</w:t>
+        <w:t>What could go wrong? 5th-percentile 2033 outcomes: MC $421,713, bootstrap $444,645. CVaR95 (bootstrap terminal): 10%.</w:t>
       </w:r>
     </w:p>
     <w:p>
@@ -78,7 +78,7 @@
           <w:b w:val="0"/>
           <w:i w:val="0"/>
         </w:rPr>
-        <w:t>Biggest modeling uncertainty: Monte Carlo and historical bootstrap broadly agree.</w:t>
+        <w:t>Biggest modeling uncertainty: MATERIAL disagreement between Monte Carlo and historical bootstrap — see Model Comparison.</w:t>
       </w:r>
     </w:p>
     <w:p>
@@ -1730,7 +1730,7 @@
           <w:b w:val="0"/>
           <w:i w:val="0"/>
         </w:rPr>
-        <w:t>Portfolio history spans 26.8 years on current weights (rebalanced monthly, total-return basis). CAGR 8.39%, mean annual return 8.68%, volatility 12.45%, Sharpe 0.70, Sortino 1.20, max drawdown -31.02% (peak 2021-09-16 00:00:00, trough 2022-10-14 00:00:00, recovery 2023-11-09 00:00:00). Survivorship bias applies: only current holdings are represented.</w:t>
+        <w:t>Portfolio history spans 26.8 years on current weights (rebalanced monthly, total-return basis). CAGR 8.43%, mean annual return 8.72%, volatility 12.45%, Sharpe 0.70, Sortino 1.21, max drawdown -31.02% (peak 2021-09-16 00:00:00, trough 2022-10-14 00:00:00, recovery 2023-11-09 00:00:00). Survivorship bias applies: only current holdings are represented.</w:t>
       </w:r>
     </w:p>
     <w:p>
@@ -1960,7 +1960,7 @@
               <w:rPr>
                 <w:sz w:val="16"/>
               </w:rPr>
-              <w:t>19.4%</w:t>
+              <w:t>19.3%</w:t>
             </w:r>
           </w:p>
         </w:tc>
@@ -2044,7 +2044,7 @@
               <w:rPr>
                 <w:sz w:val="16"/>
               </w:rPr>
-              <w:t>23.0%</w:t>
+              <w:t>22.9%</w:t>
             </w:r>
           </w:p>
         </w:tc>
@@ -2100,7 +2100,7 @@
               <w:rPr>
                 <w:sz w:val="16"/>
               </w:rPr>
-              <w:t>100.0%</w:t>
+              <w:t>6.3%</w:t>
             </w:r>
           </w:p>
         </w:tc>
@@ -2128,7 +2128,7 @@
               <w:rPr>
                 <w:sz w:val="16"/>
               </w:rPr>
-              <w:t>100.0%</w:t>
+              <w:t>15.2%</w:t>
             </w:r>
           </w:p>
         </w:tc>
@@ -2156,7 +2156,7 @@
               <w:rPr>
                 <w:sz w:val="16"/>
               </w:rPr>
-              <w:t>100.0%</w:t>
+              <w:t>1.2%</w:t>
             </w:r>
           </w:p>
         </w:tc>
@@ -2184,7 +2184,7 @@
               <w:rPr>
                 <w:sz w:val="16"/>
               </w:rPr>
-              <w:t>100.0%</w:t>
+              <w:t>9.7%</w:t>
             </w:r>
           </w:p>
         </w:tc>
@@ -2240,7 +2240,7 @@
               <w:rPr>
                 <w:sz w:val="16"/>
               </w:rPr>
-              <w:t>69.7%</w:t>
+              <w:t>70.0%</w:t>
             </w:r>
           </w:p>
         </w:tc>
@@ -2268,7 +2268,7 @@
               <w:rPr>
                 <w:sz w:val="16"/>
               </w:rPr>
-              <w:t>120.1%</w:t>
+              <w:t>120.6%</w:t>
             </w:r>
           </w:p>
         </w:tc>
@@ -2408,7 +2408,7 @@
               <w:rPr>
                 <w:sz w:val="16"/>
               </w:rPr>
-              <w:t>-100.0%</w:t>
+              <w:t>-16.4%</w:t>
             </w:r>
           </w:p>
         </w:tc>
@@ -2436,7 +2436,7 @@
               <w:rPr>
                 <w:sz w:val="16"/>
               </w:rPr>
-              <w:t>-100.0%</w:t>
+              <w:t>-9.4%</w:t>
             </w:r>
           </w:p>
         </w:tc>
@@ -2464,7 +2464,7 @@
               <w:rPr>
                 <w:sz w:val="16"/>
               </w:rPr>
-              <w:t>100.0%</w:t>
+              <w:t>27.7%</w:t>
             </w:r>
           </w:p>
         </w:tc>
@@ -2492,7 +2492,7 @@
               <w:rPr>
                 <w:sz w:val="16"/>
               </w:rPr>
-              <w:t>100.0%</w:t>
+              <w:t>20.0%</w:t>
             </w:r>
           </w:p>
         </w:tc>
@@ -2520,7 +2520,7 @@
               <w:rPr>
                 <w:sz w:val="16"/>
               </w:rPr>
-              <w:t>0.0%</w:t>
+              <w:t>85.0%</w:t>
             </w:r>
           </w:p>
         </w:tc>
@@ -2548,7 +2548,7 @@
               <w:rPr>
                 <w:sz w:val="16"/>
               </w:rPr>
-              <w:t>0.0%</w:t>
+              <w:t>87.6%</w:t>
             </w:r>
           </w:p>
         </w:tc>
@@ -2576,7 +2576,7 @@
               <w:rPr>
                 <w:sz w:val="16"/>
               </w:rPr>
-              <w:t>0.0%</w:t>
+              <w:t>79.2%</w:t>
             </w:r>
           </w:p>
         </w:tc>
@@ -2604,7 +2604,7 @@
               <w:rPr>
                 <w:sz w:val="16"/>
               </w:rPr>
-              <w:t>0.0%</w:t>
+              <w:t>82.0%</w:t>
             </w:r>
           </w:p>
         </w:tc>
@@ -2632,7 +2632,7 @@
               <w:rPr>
                 <w:sz w:val="16"/>
               </w:rPr>
-              <w:t>0.0%</w:t>
+              <w:t>73.2%</w:t>
             </w:r>
           </w:p>
         </w:tc>
@@ -2660,7 +2660,7 @@
               <w:rPr>
                 <w:sz w:val="16"/>
               </w:rPr>
-              <w:t>0.0%</w:t>
+              <w:t>75.8%</w:t>
             </w:r>
           </w:p>
         </w:tc>
@@ -2688,7 +2688,7 @@
               <w:rPr>
                 <w:sz w:val="16"/>
               </w:rPr>
-              <w:t>0.0%</w:t>
+              <w:t>66.3%</w:t>
             </w:r>
           </w:p>
         </w:tc>
@@ -2716,7 +2716,7 @@
               <w:rPr>
                 <w:sz w:val="16"/>
               </w:rPr>
-              <w:t>0.0%</w:t>
+              <w:t>68.0%</w:t>
             </w:r>
           </w:p>
         </w:tc>
@@ -2744,7 +2744,7 @@
               <w:rPr>
                 <w:sz w:val="16"/>
               </w:rPr>
-              <w:t>0.0%</w:t>
+              <w:t>85.0%</w:t>
             </w:r>
           </w:p>
         </w:tc>
@@ -2772,7 +2772,7 @@
               <w:rPr>
                 <w:sz w:val="16"/>
               </w:rPr>
-              <w:t>0.0%</w:t>
+              <w:t>91.7%</w:t>
             </w:r>
           </w:p>
         </w:tc>
@@ -2800,7 +2800,7 @@
               <w:rPr>
                 <w:sz w:val="16"/>
               </w:rPr>
-              <w:t>0.0%</w:t>
+              <w:t>96.5%</w:t>
             </w:r>
           </w:p>
         </w:tc>
@@ -2828,7 +2828,7 @@
               <w:rPr>
                 <w:sz w:val="16"/>
               </w:rPr>
-              <w:t>0.0%</w:t>
+              <w:t>99.2%</w:t>
             </w:r>
           </w:p>
         </w:tc>
@@ -2963,7 +2963,7 @@
           <w:b w:val="0"/>
           <w:i w:val="0"/>
         </w:rPr>
-        <w:t>Monte Carlo (gaussian, 10,000 sims, seed 42, monthly steps, correlated multivariate returns, glide path + 5pp bands + 100000.00% transaction cost). Median 2033 value $0; P(terminal &gt; $450k) = 0.0%; P(all 10 reserve payments funded) = 0.0%; P(&gt;20% drawdown) = 100.0%. Required reserve $441,127; median facility contribution $-441,127.</w:t>
+        <w:t>Monte Carlo (gaussian, 2,000 sims, seed 42, monthly steps, correlated multivariate returns, glide path + 5pp bands + 0.10% transaction cost). Median 2033 value $672,783; P(terminal &gt; $450k) = 92.7%; P(all 10 reserve payments funded) = 84.3%; P(&gt;20% drawdown) = 27.7%. Required reserve $441,127; median facility contribution $231,656.</w:t>
       </w:r>
     </w:p>
     <w:p>
@@ -3570,7 +3570,7 @@
           <w:b w:val="0"/>
           <w:i w:val="0"/>
         </w:rPr>
-        <w:t>Historical bootstrap (block bootstrap, 20-trading-day blocks of real 2000-2025 joint daily returns, 10,000 sims). Median 2033 value $0; P(terminal &gt; $450k) = 0.0%; P(all payments funded) = 0.0%; P(&gt;20% drawdown) = 100.0%. This engine answers: what if the portfolio lived through actual historical market sequences?</w:t>
+        <w:t>Historical bootstrap (block bootstrap, 20-trading-day blocks of real 2000-2025 joint daily returns, 2,000 sims). Median 2033 value $677,921; P(terminal &gt; $450k) = 94.5%; P(all payments funded) = 17.5%; P(&gt;20% drawdown) = 20.0%. This engine answers: what if the portfolio lived through actual historical market sequences?</w:t>
       </w:r>
     </w:p>
     <w:p>
@@ -3746,7 +3746,7 @@
               <w:rPr>
                 <w:sz w:val="16"/>
               </w:rPr>
-              <w:t>0.000</w:t>
+              <w:t>672,783</w:t>
             </w:r>
           </w:p>
         </w:tc>
@@ -3772,7 +3772,7 @@
               <w:rPr>
                 <w:sz w:val="16"/>
               </w:rPr>
-              <w:t>0.000</w:t>
+              <w:t>677,921</w:t>
             </w:r>
           </w:p>
         </w:tc>
@@ -3800,7 +3800,7 @@
               <w:rPr>
                 <w:sz w:val="16"/>
               </w:rPr>
-              <w:t>0.000</w:t>
+              <w:t>421,713</w:t>
             </w:r>
           </w:p>
         </w:tc>
@@ -3813,7 +3813,7 @@
               <w:rPr>
                 <w:sz w:val="16"/>
               </w:rPr>
-              <w:t>419,605</w:t>
+              <w:t>419,604</w:t>
             </w:r>
           </w:p>
         </w:tc>
@@ -3826,7 +3826,7 @@
               <w:rPr>
                 <w:sz w:val="16"/>
               </w:rPr>
-              <w:t>0.000</w:t>
+              <w:t>444,645</w:t>
             </w:r>
           </w:p>
         </w:tc>
@@ -3854,7 +3854,7 @@
               <w:rPr>
                 <w:sz w:val="16"/>
               </w:rPr>
-              <w:t>0.000</w:t>
+              <w:t>558,755</w:t>
             </w:r>
           </w:p>
         </w:tc>
@@ -3880,7 +3880,7 @@
               <w:rPr>
                 <w:sz w:val="16"/>
               </w:rPr>
-              <w:t>0.000</w:t>
+              <w:t>572,291</w:t>
             </w:r>
           </w:p>
         </w:tc>
@@ -3908,7 +3908,7 @@
               <w:rPr>
                 <w:sz w:val="16"/>
               </w:rPr>
-              <w:t>0.000</w:t>
+              <w:t>672,783</w:t>
             </w:r>
           </w:p>
         </w:tc>
@@ -3934,7 +3934,7 @@
               <w:rPr>
                 <w:sz w:val="16"/>
               </w:rPr>
-              <w:t>0.000</w:t>
+              <w:t>677,921</w:t>
             </w:r>
           </w:p>
         </w:tc>
@@ -3962,7 +3962,7 @@
               <w:rPr>
                 <w:sz w:val="16"/>
               </w:rPr>
-              <w:t>0.000</w:t>
+              <w:t>828,620</w:t>
             </w:r>
           </w:p>
         </w:tc>
@@ -3988,7 +3988,7 @@
               <w:rPr>
                 <w:sz w:val="16"/>
               </w:rPr>
-              <w:t>0.000</w:t>
+              <w:t>813,510</w:t>
             </w:r>
           </w:p>
         </w:tc>
@@ -4016,7 +4016,7 @@
               <w:rPr>
                 <w:sz w:val="16"/>
               </w:rPr>
-              <w:t>0.000</w:t>
+              <w:t>1,105,186</w:t>
             </w:r>
           </w:p>
         </w:tc>
@@ -4042,7 +4042,7 @@
               <w:rPr>
                 <w:sz w:val="16"/>
               </w:rPr>
-              <w:t>0.000</w:t>
+              <w:t>1,065,062</w:t>
             </w:r>
           </w:p>
         </w:tc>
@@ -4070,7 +4070,7 @@
               <w:rPr>
                 <w:sz w:val="16"/>
               </w:rPr>
-              <w:t>0.000</w:t>
+              <w:t>0.926</w:t>
             </w:r>
           </w:p>
         </w:tc>
@@ -4096,7 +4096,7 @@
               <w:rPr>
                 <w:sz w:val="16"/>
               </w:rPr>
-              <w:t>0.000</w:t>
+              <w:t>0.945</w:t>
             </w:r>
           </w:p>
         </w:tc>
@@ -4124,7 +4124,7 @@
               <w:rPr>
                 <w:sz w:val="16"/>
               </w:rPr>
-              <w:t>0.000</w:t>
+              <w:t>0.843</w:t>
             </w:r>
           </w:p>
         </w:tc>
@@ -4150,7 +4150,7 @@
               <w:rPr>
                 <w:sz w:val="16"/>
               </w:rPr>
-              <w:t>0.000</w:t>
+              <w:t>0.175</w:t>
             </w:r>
           </w:p>
         </w:tc>
@@ -4178,7 +4178,7 @@
               <w:rPr>
                 <w:sz w:val="16"/>
               </w:rPr>
-              <w:t>-1.000</w:t>
+              <w:t>-0.164</w:t>
             </w:r>
           </w:p>
         </w:tc>
@@ -4204,7 +4204,7 @@
               <w:rPr>
                 <w:sz w:val="16"/>
               </w:rPr>
-              <w:t>-1.000</w:t>
+              <w:t>-0.151</w:t>
             </w:r>
           </w:p>
         </w:tc>
@@ -4232,7 +4232,7 @@
               <w:rPr>
                 <w:sz w:val="16"/>
               </w:rPr>
-              <w:t>1.000</w:t>
+              <w:t>0.277</w:t>
             </w:r>
           </w:p>
         </w:tc>
@@ -4258,7 +4258,7 @@
               <w:rPr>
                 <w:sz w:val="16"/>
               </w:rPr>
-              <w:t>1.000</w:t>
+              <w:t>0.200</w:t>
             </w:r>
           </w:p>
         </w:tc>
@@ -4286,7 +4286,7 @@
               <w:rPr>
                 <w:sz w:val="16"/>
               </w:rPr>
-              <w:t>1.000</w:t>
+              <w:t>0.063</w:t>
             </w:r>
           </w:p>
         </w:tc>
@@ -4312,7 +4312,7 @@
               <w:rPr>
                 <w:sz w:val="16"/>
               </w:rPr>
-              <w:t>1.000</w:t>
+              <w:t>0.012</w:t>
             </w:r>
           </w:p>
         </w:tc>
@@ -4340,7 +4340,7 @@
               <w:rPr>
                 <w:sz w:val="16"/>
               </w:rPr>
-              <w:t>1.000</w:t>
+              <w:t>0.152</w:t>
             </w:r>
           </w:p>
         </w:tc>
@@ -4366,7 +4366,7 @@
               <w:rPr>
                 <w:sz w:val="16"/>
               </w:rPr>
-              <w:t>1.000</w:t>
+              <w:t>0.097</w:t>
             </w:r>
           </w:p>
         </w:tc>
@@ -4394,7 +4394,7 @@
               <w:rPr>
                 <w:sz w:val="16"/>
               </w:rPr>
-              <w:t>1.000</w:t>
+              <w:t>0.207</w:t>
             </w:r>
           </w:p>
         </w:tc>
@@ -4420,7 +4420,7 @@
               <w:rPr>
                 <w:sz w:val="16"/>
               </w:rPr>
-              <w:t>1.000</w:t>
+              <w:t>0.155</w:t>
             </w:r>
           </w:p>
         </w:tc>
@@ -4448,7 +4448,7 @@
               <w:rPr>
                 <w:sz w:val="16"/>
               </w:rPr>
-              <w:t>1.000</w:t>
+              <w:t>0.273</w:t>
             </w:r>
           </w:p>
         </w:tc>
@@ -4474,7 +4474,7 @@
               <w:rPr>
                 <w:sz w:val="16"/>
               </w:rPr>
-              <w:t>1.000</w:t>
+              <w:t>0.213</w:t>
             </w:r>
           </w:p>
         </w:tc>
@@ -4486,7 +4486,7 @@
           <w:b/>
           <w:i w:val="0"/>
         </w:rPr>
-        <w:t>Engines broadly agree on central outcomes; residual differences reflect tail-shape assumptions (Gaussian vs real historical sequences).</w:t>
+        <w:t>MATERIAL MODEL DISAGREEMENT between engines. The portfolio's apparent robustness depends on modeling assumptions; plan against the more conservative engine.</w:t>
       </w:r>
     </w:p>
     <w:p>
@@ -4503,14 +4503,14 @@
           <w:b w:val="0"/>
           <w:i w:val="0"/>
         </w:rPr>
-        <w:t>Base case success 0.0%. No return shift reaches 90% success across the grid. Portfolio becomes materially fragile (success &lt;75%) at volatility &gt;= 0.70x.</w:t>
+        <w:t>Base case success 91.2%. Minimum return shift for &gt;=90% success: -3%. Portfolio remains robust across the tested volatility range.</w:t>
       </w:r>
     </w:p>
     <w:p>
       <w:r>
         <w:drawing>
           <wp:inline xmlns:a="http://schemas.openxmlformats.org/drawingml/2006/main" xmlns:pic="http://schemas.openxmlformats.org/drawingml/2006/picture">
-            <wp:extent cx="5669280" cy="4082519"/>
+            <wp:extent cx="5669280" cy="4206770"/>
             <wp:docPr id="11" name="Picture 11"/>
             <wp:cNvGraphicFramePr>
               <a:graphicFrameLocks noChangeAspect="1"/>
@@ -4531,7 +4531,7 @@
                   <pic:spPr>
                     <a:xfrm>
                       <a:off x="0" y="0"/>
-                      <a:ext cx="5669280" cy="4082519"/>
+                      <a:ext cx="5669280" cy="4206770"/>
                     </a:xfrm>
                     <a:prstGeom prst="rect"/>
                   </pic:spPr>
@@ -4546,7 +4546,7 @@
       <w:r>
         <w:drawing>
           <wp:inline xmlns:a="http://schemas.openxmlformats.org/drawingml/2006/main" xmlns:pic="http://schemas.openxmlformats.org/drawingml/2006/picture">
-            <wp:extent cx="5669280" cy="4082519"/>
+            <wp:extent cx="5669280" cy="4071068"/>
             <wp:docPr id="12" name="Picture 12"/>
             <wp:cNvGraphicFramePr>
               <a:graphicFrameLocks noChangeAspect="1"/>
@@ -4567,7 +4567,7 @@
                   <pic:spPr>
                     <a:xfrm>
                       <a:off x="0" y="0"/>
-                      <a:ext cx="5669280" cy="4082519"/>
+                      <a:ext cx="5669280" cy="4071068"/>
                     </a:xfrm>
                     <a:prstGeom prst="rect"/>
                   </pic:spPr>
@@ -5637,7 +5637,7 @@
           <w:b w:val="0"/>
           <w:i w:val="0"/>
         </w:rPr>
-        <w:t>Information Technology: 35.5% of portfolio, 2 holding(s) (ADBE, DUOL); 12m return -34.2%, contribution -12.16%.</w:t>
+        <w:t>Information Technology: 35.5% of portfolio, 2 holding(s) (ADBE, DUOL); 12m return -33.2%, contribution -11.81%.</w:t>
       </w:r>
     </w:p>
     <w:p>
@@ -5646,7 +5646,7 @@
           <w:b w:val="0"/>
           <w:i w:val="0"/>
         </w:rPr>
-        <w:t>Communication Services: 9.5% of portfolio, 1 holding(s) (DIS); 12m return -6.3%, contribution -0.60%.</w:t>
+        <w:t>Communication Services: 9.5% of portfolio, 1 holding(s) (DIS); 12m return -2.7%, contribution -0.25%.</w:t>
       </w:r>
     </w:p>
     <w:p>
@@ -5655,7 +5655,7 @@
           <w:b w:val="0"/>
           <w:i w:val="0"/>
         </w:rPr>
-        <w:t>Broad Market (ETF): 25.0% of portfolio, 1 holding(s) (VOO); 12m return 15.5%, contribution 3.88%.</w:t>
+        <w:t>Broad Market (ETF): 25.0% of portfolio, 1 holding(s) (VOO); 12m return 15.4%, contribution 3.86%.</w:t>
       </w:r>
     </w:p>
     <w:p>
@@ -5664,7 +5664,7 @@
           <w:b w:val="0"/>
           <w:i w:val="0"/>
         </w:rPr>
-        <w:t>Bonds: 17.5% of portfolio, 2 holding(s) (IEF, SHY); 12m return -0.1%, contribution -0.01%.</w:t>
+        <w:t>Bonds: 17.5% of portfolio, 2 holding(s) (IEF, SHY); 12m return 0.1%, contribution 0.01%.</w:t>
       </w:r>
     </w:p>
     <w:p>
@@ -5673,7 +5673,7 @@
           <w:b w:val="0"/>
           <w:i w:val="0"/>
         </w:rPr>
-        <w:t>Cash: 12.5% of portfolio, 1 holding(s) (CASH); 12m return 3.8%, contribution 0.48%.</w:t>
+        <w:t>Cash: 12.5% of portfolio, 1 holding(s) (CASH); 12m return 3.9%, contribution 0.49%.</w:t>
       </w:r>
     </w:p>
     <w:p>
@@ -5726,7 +5726,7 @@
           <w:b w:val="0"/>
           <w:i w:val="0"/>
         </w:rPr>
-        <w:t>Bands: absolute 5%; transaction cost 100000.00% of turnover assumed (not zero).</w:t>
+        <w:t>Bands: absolute 5%; transaction cost 0.10% of turnover assumed (not zero).</w:t>
       </w:r>
     </w:p>
     <w:tbl>
@@ -6375,7 +6375,7 @@
               <w:rPr>
                 <w:sz w:val="16"/>
               </w:rPr>
-              <w:t>0.000</w:t>
+              <w:t>684,915</w:t>
             </w:r>
           </w:p>
         </w:tc>
@@ -6388,7 +6388,7 @@
               <w:rPr>
                 <w:sz w:val="16"/>
               </w:rPr>
-              <w:t>0.000</w:t>
+              <w:t>407,103</w:t>
             </w:r>
           </w:p>
         </w:tc>
@@ -6401,7 +6401,7 @@
               <w:rPr>
                 <w:sz w:val="16"/>
               </w:rPr>
-              <w:t>100.0%</w:t>
+              <w:t>0.0%</w:t>
             </w:r>
           </w:p>
         </w:tc>
@@ -6414,7 +6414,7 @@
               <w:rPr>
                 <w:sz w:val="16"/>
               </w:rPr>
-              <w:t>0.0%</w:t>
+              <w:t>82.5%</w:t>
             </w:r>
           </w:p>
         </w:tc>
@@ -6427,7 +6427,7 @@
               <w:rPr>
                 <w:sz w:val="16"/>
               </w:rPr>
-              <w:t>-1.000</w:t>
+              <w:t>-0.183</w:t>
             </w:r>
           </w:p>
         </w:tc>
@@ -6440,7 +6440,7 @@
               <w:rPr>
                 <w:sz w:val="16"/>
               </w:rPr>
-              <w:t>1.000</w:t>
+              <w:t>0.095</w:t>
             </w:r>
           </w:p>
         </w:tc>
@@ -6453,7 +6453,7 @@
               <w:rPr>
                 <w:sz w:val="16"/>
               </w:rPr>
-              <w:t>1.000</w:t>
+              <w:t>0.207</w:t>
             </w:r>
           </w:p>
         </w:tc>
@@ -6481,7 +6481,7 @@
               <w:rPr>
                 <w:sz w:val="16"/>
               </w:rPr>
-              <w:t>0.000</w:t>
+              <w:t>675,908</w:t>
             </w:r>
           </w:p>
         </w:tc>
@@ -6494,7 +6494,7 @@
               <w:rPr>
                 <w:sz w:val="16"/>
               </w:rPr>
-              <w:t>0.000</w:t>
+              <w:t>421,713</w:t>
             </w:r>
           </w:p>
         </w:tc>
@@ -6507,7 +6507,7 @@
               <w:rPr>
                 <w:sz w:val="16"/>
               </w:rPr>
-              <w:t>100.0%</w:t>
+              <w:t>0.0%</w:t>
             </w:r>
           </w:p>
         </w:tc>
@@ -6520,7 +6520,7 @@
               <w:rPr>
                 <w:sz w:val="16"/>
               </w:rPr>
-              <w:t>0.0%</w:t>
+              <w:t>83.5%</w:t>
             </w:r>
           </w:p>
         </w:tc>
@@ -6533,7 +6533,7 @@
               <w:rPr>
                 <w:sz w:val="16"/>
               </w:rPr>
-              <w:t>-1.000</w:t>
+              <w:t>-0.163</w:t>
             </w:r>
           </w:p>
         </w:tc>
@@ -6546,7 +6546,7 @@
               <w:rPr>
                 <w:sz w:val="16"/>
               </w:rPr>
-              <w:t>1.000</w:t>
+              <w:t>0.063</w:t>
             </w:r>
           </w:p>
         </w:tc>
@@ -6559,7 +6559,7 @@
               <w:rPr>
                 <w:sz w:val="16"/>
               </w:rPr>
-              <w:t>1.000</w:t>
+              <w:t>0.167</w:t>
             </w:r>
           </w:p>
         </w:tc>
@@ -6587,7 +6587,7 @@
               <w:rPr>
                 <w:sz w:val="16"/>
               </w:rPr>
-              <w:t>0.000</w:t>
+              <w:t>677,981</w:t>
             </w:r>
           </w:p>
         </w:tc>
@@ -6600,7 +6600,7 @@
               <w:rPr>
                 <w:sz w:val="16"/>
               </w:rPr>
-              <w:t>0.000</w:t>
+              <w:t>414,222</w:t>
             </w:r>
           </w:p>
         </w:tc>
@@ -6613,7 +6613,7 @@
               <w:rPr>
                 <w:sz w:val="16"/>
               </w:rPr>
-              <w:t>100.0%</w:t>
+              <w:t>0.0%</w:t>
             </w:r>
           </w:p>
         </w:tc>
@@ -6626,7 +6626,7 @@
               <w:rPr>
                 <w:sz w:val="16"/>
               </w:rPr>
-              <w:t>0.0%</w:t>
+              <w:t>83.1%</w:t>
             </w:r>
           </w:p>
         </w:tc>
@@ -6639,7 +6639,7 @@
               <w:rPr>
                 <w:sz w:val="16"/>
               </w:rPr>
-              <w:t>-1.000</w:t>
+              <w:t>-0.171</w:t>
             </w:r>
           </w:p>
         </w:tc>
@@ -6652,7 +6652,7 @@
               <w:rPr>
                 <w:sz w:val="16"/>
               </w:rPr>
-              <w:t>1.000</w:t>
+              <w:t>0.080</w:t>
             </w:r>
           </w:p>
         </w:tc>
@@ -6665,7 +6665,7 @@
               <w:rPr>
                 <w:sz w:val="16"/>
               </w:rPr>
-              <w:t>1.000</w:t>
+              <w:t>0.183</w:t>
             </w:r>
           </w:p>
         </w:tc>
@@ -6693,7 +6693,7 @@
               <w:rPr>
                 <w:sz w:val="16"/>
               </w:rPr>
-              <w:t>0.000</w:t>
+              <w:t>675,908</w:t>
             </w:r>
           </w:p>
         </w:tc>
@@ -6706,7 +6706,7 @@
               <w:rPr>
                 <w:sz w:val="16"/>
               </w:rPr>
-              <w:t>0.000</w:t>
+              <w:t>421,713</w:t>
             </w:r>
           </w:p>
         </w:tc>
@@ -6719,7 +6719,7 @@
               <w:rPr>
                 <w:sz w:val="16"/>
               </w:rPr>
-              <w:t>100.0%</w:t>
+              <w:t>0.0%</w:t>
             </w:r>
           </w:p>
         </w:tc>
@@ -6732,7 +6732,7 @@
               <w:rPr>
                 <w:sz w:val="16"/>
               </w:rPr>
-              <w:t>0.0%</w:t>
+              <w:t>83.5%</w:t>
             </w:r>
           </w:p>
         </w:tc>
@@ -6745,7 +6745,7 @@
               <w:rPr>
                 <w:sz w:val="16"/>
               </w:rPr>
-              <w:t>-1.000</w:t>
+              <w:t>-0.163</w:t>
             </w:r>
           </w:p>
         </w:tc>
@@ -6758,7 +6758,7 @@
               <w:rPr>
                 <w:sz w:val="16"/>
               </w:rPr>
-              <w:t>1.000</w:t>
+              <w:t>0.063</w:t>
             </w:r>
           </w:p>
         </w:tc>
@@ -6771,7 +6771,7 @@
               <w:rPr>
                 <w:sz w:val="16"/>
               </w:rPr>
-              <w:t>1.000</w:t>
+              <w:t>0.167</w:t>
             </w:r>
           </w:p>
         </w:tc>
@@ -7160,20 +7160,20 @@
               <w:rPr>
                 <w:sz w:val="16"/>
               </w:rPr>
-              <w:t>0.450</w:t>
-            </w:r>
-          </w:p>
-        </w:tc>
-        <w:tc>
-          <w:tcPr>
-            <w:tcW w:type="dxa" w:w="617"/>
-          </w:tcPr>
-          <w:p>
-            <w:r>
-              <w:rPr>
-                <w:sz w:val="16"/>
-              </w:rPr>
-              <w:t>0.595</w:t>
+              <w:t>0.452</w:t>
+            </w:r>
+          </w:p>
+        </w:tc>
+        <w:tc>
+          <w:tcPr>
+            <w:tcW w:type="dxa" w:w="617"/>
+          </w:tcPr>
+          <w:p>
+            <w:r>
+              <w:rPr>
+                <w:sz w:val="16"/>
+              </w:rPr>
+              <w:t>0.597</w:t>
             </w:r>
           </w:p>
         </w:tc>
@@ -7199,7 +7199,7 @@
               <w:rPr>
                 <w:sz w:val="16"/>
               </w:rPr>
-              <w:t>13.631</w:t>
+              <w:t>13.886</w:t>
             </w:r>
           </w:p>
         </w:tc>
@@ -7318,7 +7318,7 @@
               <w:rPr>
                 <w:sz w:val="16"/>
               </w:rPr>
-              <w:t>4.3%</w:t>
+              <w:t>4.4%</w:t>
             </w:r>
           </w:p>
         </w:tc>
@@ -7344,20 +7344,20 @@
               <w:rPr>
                 <w:sz w:val="16"/>
               </w:rPr>
-              <w:t>0.303</w:t>
-            </w:r>
-          </w:p>
-        </w:tc>
-        <w:tc>
-          <w:tcPr>
-            <w:tcW w:type="dxa" w:w="617"/>
-          </w:tcPr>
-          <w:p>
-            <w:r>
-              <w:rPr>
-                <w:sz w:val="16"/>
-              </w:rPr>
-              <w:t>0.393</w:t>
+              <w:t>0.304</w:t>
+            </w:r>
+          </w:p>
+        </w:tc>
+        <w:tc>
+          <w:tcPr>
+            <w:tcW w:type="dxa" w:w="617"/>
+          </w:tcPr>
+          <w:p>
+            <w:r>
+              <w:rPr>
+                <w:sz w:val="16"/>
+              </w:rPr>
+              <w:t>0.395</w:t>
             </w:r>
           </w:p>
         </w:tc>
@@ -7383,7 +7383,7 @@
               <w:rPr>
                 <w:sz w:val="16"/>
               </w:rPr>
-              <w:t>2.109</w:t>
+              <w:t>2.163</w:t>
             </w:r>
           </w:p>
         </w:tc>
@@ -7502,7 +7502,7 @@
               <w:rPr>
                 <w:sz w:val="16"/>
               </w:rPr>
-              <w:t>7.5%</w:t>
+              <w:t>7.6%</w:t>
             </w:r>
           </w:p>
         </w:tc>
@@ -7528,20 +7528,20 @@
               <w:rPr>
                 <w:sz w:val="16"/>
               </w:rPr>
-              <w:t>0.383</w:t>
-            </w:r>
-          </w:p>
-        </w:tc>
-        <w:tc>
-          <w:tcPr>
-            <w:tcW w:type="dxa" w:w="617"/>
-          </w:tcPr>
-          <w:p>
-            <w:r>
-              <w:rPr>
-                <w:sz w:val="16"/>
-              </w:rPr>
-              <w:t>0.497</w:t>
+              <w:t>0.384</w:t>
+            </w:r>
+          </w:p>
+        </w:tc>
+        <w:tc>
+          <w:tcPr>
+            <w:tcW w:type="dxa" w:w="617"/>
+          </w:tcPr>
+          <w:p>
+            <w:r>
+              <w:rPr>
+                <w:sz w:val="16"/>
+              </w:rPr>
+              <w:t>0.499</w:t>
             </w:r>
           </w:p>
         </w:tc>
@@ -7567,7 +7567,7 @@
               <w:rPr>
                 <w:sz w:val="16"/>
               </w:rPr>
-              <w:t>5.919</w:t>
+              <w:t>6.039</w:t>
             </w:r>
           </w:p>
         </w:tc>
@@ -7686,7 +7686,7 @@
               <w:rPr>
                 <w:sz w:val="16"/>
               </w:rPr>
-              <w:t>9.0%</w:t>
+              <w:t>9.1%</w:t>
             </w:r>
           </w:p>
         </w:tc>
@@ -7712,20 +7712,20 @@
               <w:rPr>
                 <w:sz w:val="16"/>
               </w:rPr>
-              <w:t>0.416</w:t>
-            </w:r>
-          </w:p>
-        </w:tc>
-        <w:tc>
-          <w:tcPr>
-            <w:tcW w:type="dxa" w:w="617"/>
-          </w:tcPr>
-          <w:p>
-            <w:r>
-              <w:rPr>
-                <w:sz w:val="16"/>
-              </w:rPr>
-              <w:t>0.543</w:t>
+              <w:t>0.418</w:t>
+            </w:r>
+          </w:p>
+        </w:tc>
+        <w:tc>
+          <w:tcPr>
+            <w:tcW w:type="dxa" w:w="617"/>
+          </w:tcPr>
+          <w:p>
+            <w:r>
+              <w:rPr>
+                <w:sz w:val="16"/>
+              </w:rPr>
+              <w:t>0.545</w:t>
             </w:r>
           </w:p>
         </w:tc>
@@ -7751,7 +7751,7 @@
               <w:rPr>
                 <w:sz w:val="16"/>
               </w:rPr>
-              <w:t>8.967</w:t>
+              <w:t>9.141</w:t>
             </w:r>
           </w:p>
         </w:tc>
@@ -7896,20 +7896,20 @@
               <w:rPr>
                 <w:sz w:val="16"/>
               </w:rPr>
-              <w:t>0.435</w:t>
-            </w:r>
-          </w:p>
-        </w:tc>
-        <w:tc>
-          <w:tcPr>
-            <w:tcW w:type="dxa" w:w="617"/>
-          </w:tcPr>
-          <w:p>
-            <w:r>
-              <w:rPr>
-                <w:sz w:val="16"/>
-              </w:rPr>
-              <w:t>0.583</w:t>
+              <w:t>0.436</w:t>
+            </w:r>
+          </w:p>
+        </w:tc>
+        <w:tc>
+          <w:tcPr>
+            <w:tcW w:type="dxa" w:w="617"/>
+          </w:tcPr>
+          <w:p>
+            <w:r>
+              <w:rPr>
+                <w:sz w:val="16"/>
+              </w:rPr>
+              <w:t>0.585</w:t>
             </w:r>
           </w:p>
         </w:tc>
@@ -7935,7 +7935,7 @@
               <w:rPr>
                 <w:sz w:val="16"/>
               </w:rPr>
-              <w:t>11.372</w:t>
+              <w:t>11.588</w:t>
             </w:r>
           </w:p>
         </w:tc>
@@ -8067,7 +8067,7 @@
               <w:rPr>
                 <w:sz w:val="16"/>
               </w:rPr>
-              <w:t>0.329</w:t>
+              <w:t>0.328</w:t>
             </w:r>
           </w:p>
         </w:tc>
@@ -8093,7 +8093,7 @@
               <w:rPr>
                 <w:sz w:val="16"/>
               </w:rPr>
-              <w:t>0.281</w:t>
+              <w:t>0.280</w:t>
             </w:r>
           </w:p>
         </w:tc>
@@ -8145,20 +8145,20 @@
               <w:rPr>
                 <w:sz w:val="16"/>
               </w:rPr>
-              <w:t>117.000</w:t>
-            </w:r>
-          </w:p>
-        </w:tc>
-        <w:tc>
-          <w:tcPr>
-            <w:tcW w:type="dxa" w:w="617"/>
-          </w:tcPr>
-          <w:p>
-            <w:r>
-              <w:rPr>
-                <w:sz w:val="16"/>
-              </w:rPr>
-              <w:t>298.8%</w:t>
+              <w:t>118.000</w:t>
+            </w:r>
+          </w:p>
+        </w:tc>
+        <w:tc>
+          <w:tcPr>
+            <w:tcW w:type="dxa" w:w="617"/>
+          </w:tcPr>
+          <w:p>
+            <w:r>
+              <w:rPr>
+                <w:sz w:val="16"/>
+              </w:rPr>
+              <w:t>300.6%</w:t>
             </w:r>
           </w:p>
         </w:tc>
@@ -8342,7 +8342,7 @@
               <w:rPr>
                 <w:sz w:val="16"/>
               </w:rPr>
-              <w:t>97.5%</w:t>
+              <w:t>99.3%</w:t>
             </w:r>
           </w:p>
         </w:tc>
@@ -8422,7 +8422,7 @@
               <w:rPr>
                 <w:sz w:val="16"/>
               </w:rPr>
-              <w:t>7.5%</w:t>
+              <w:t>7.6%</w:t>
             </w:r>
           </w:p>
         </w:tc>
@@ -8448,20 +8448,20 @@
               <w:rPr>
                 <w:sz w:val="16"/>
               </w:rPr>
-              <w:t>0.382</w:t>
-            </w:r>
-          </w:p>
-        </w:tc>
-        <w:tc>
-          <w:tcPr>
-            <w:tcW w:type="dxa" w:w="617"/>
-          </w:tcPr>
-          <w:p>
-            <w:r>
-              <w:rPr>
-                <w:sz w:val="16"/>
-              </w:rPr>
-              <w:t>0.481</w:t>
+              <w:t>0.384</w:t>
+            </w:r>
+          </w:p>
+        </w:tc>
+        <w:tc>
+          <w:tcPr>
+            <w:tcW w:type="dxa" w:w="617"/>
+          </w:tcPr>
+          <w:p>
+            <w:r>
+              <w:rPr>
+                <w:sz w:val="16"/>
+              </w:rPr>
+              <w:t>0.484</w:t>
             </w:r>
           </w:p>
         </w:tc>
@@ -8487,7 +8487,7 @@
               <w:rPr>
                 <w:sz w:val="16"/>
               </w:rPr>
-              <w:t>5.931</w:t>
+              <w:t>6.052</w:t>
             </w:r>
           </w:p>
         </w:tc>
@@ -8606,7 +8606,7 @@
               <w:rPr>
                 <w:sz w:val="16"/>
               </w:rPr>
-              <w:t>5.9%</w:t>
+              <w:t>6.1%</w:t>
             </w:r>
           </w:p>
         </w:tc>
@@ -8632,20 +8632,20 @@
               <w:rPr>
                 <w:sz w:val="16"/>
               </w:rPr>
-              <w:t>0.341</w:t>
-            </w:r>
-          </w:p>
-        </w:tc>
-        <w:tc>
-          <w:tcPr>
-            <w:tcW w:type="dxa" w:w="617"/>
-          </w:tcPr>
-          <w:p>
-            <w:r>
-              <w:rPr>
-                <w:sz w:val="16"/>
-              </w:rPr>
-              <w:t>0.478</w:t>
+              <w:t>0.345</w:t>
+            </w:r>
+          </w:p>
+        </w:tc>
+        <w:tc>
+          <w:tcPr>
+            <w:tcW w:type="dxa" w:w="617"/>
+          </w:tcPr>
+          <w:p>
+            <w:r>
+              <w:rPr>
+                <w:sz w:val="16"/>
+              </w:rPr>
+              <w:t>0.484</w:t>
             </w:r>
           </w:p>
         </w:tc>
@@ -8671,7 +8671,7 @@
               <w:rPr>
                 <w:sz w:val="16"/>
               </w:rPr>
-              <w:t>3.642</w:t>
+              <w:t>3.821</w:t>
             </w:r>
           </w:p>
         </w:tc>
@@ -8790,7 +8790,7 @@
               <w:rPr>
                 <w:sz w:val="16"/>
               </w:rPr>
-              <w:t>3.4%</w:t>
+              <w:t>3.6%</w:t>
             </w:r>
           </w:p>
         </w:tc>
@@ -8816,20 +8816,20 @@
               <w:rPr>
                 <w:sz w:val="16"/>
               </w:rPr>
-              <w:t>0.261</w:t>
-            </w:r>
-          </w:p>
-        </w:tc>
-        <w:tc>
-          <w:tcPr>
-            <w:tcW w:type="dxa" w:w="617"/>
-          </w:tcPr>
-          <w:p>
-            <w:r>
-              <w:rPr>
-                <w:sz w:val="16"/>
-              </w:rPr>
-              <w:t>0.362</w:t>
+              <w:t>0.266</w:t>
+            </w:r>
+          </w:p>
+        </w:tc>
+        <w:tc>
+          <w:tcPr>
+            <w:tcW w:type="dxa" w:w="617"/>
+          </w:tcPr>
+          <w:p>
+            <w:r>
+              <w:rPr>
+                <w:sz w:val="16"/>
+              </w:rPr>
+              <w:t>0.369</w:t>
             </w:r>
           </w:p>
         </w:tc>
@@ -8855,7 +8855,7 @@
               <w:rPr>
                 <w:sz w:val="16"/>
               </w:rPr>
-              <w:t>1.461</w:t>
+              <w:t>1.556</w:t>
             </w:r>
           </w:p>
         </w:tc>
@@ -8974,7 +8974,7 @@
               <w:rPr>
                 <w:sz w:val="16"/>
               </w:rPr>
-              <w:t>6.8%</w:t>
+              <w:t>6.9%</w:t>
             </w:r>
           </w:p>
         </w:tc>
@@ -9000,20 +9000,20 @@
               <w:rPr>
                 <w:sz w:val="16"/>
               </w:rPr>
-              <w:t>0.368</w:t>
-            </w:r>
-          </w:p>
-        </w:tc>
-        <w:tc>
-          <w:tcPr>
-            <w:tcW w:type="dxa" w:w="617"/>
-          </w:tcPr>
-          <w:p>
-            <w:r>
-              <w:rPr>
-                <w:sz w:val="16"/>
-              </w:rPr>
-              <w:t>0.525</w:t>
+              <w:t>0.373</w:t>
+            </w:r>
+          </w:p>
+        </w:tc>
+        <w:tc>
+          <w:tcPr>
+            <w:tcW w:type="dxa" w:w="617"/>
+          </w:tcPr>
+          <w:p>
+            <w:r>
+              <w:rPr>
+                <w:sz w:val="16"/>
+              </w:rPr>
+              <w:t>0.532</w:t>
             </w:r>
           </w:p>
         </w:tc>
@@ -9039,7 +9039,7 @@
               <w:rPr>
                 <w:sz w:val="16"/>
               </w:rPr>
-              <w:t>4.755</w:t>
+              <w:t>4.978</w:t>
             </w:r>
           </w:p>
         </w:tc>
@@ -9158,7 +9158,7 @@
               <w:rPr>
                 <w:sz w:val="16"/>
               </w:rPr>
-              <w:t>6.5%</w:t>
+              <w:t>6.7%</w:t>
             </w:r>
           </w:p>
         </w:tc>
@@ -9184,20 +9184,20 @@
               <w:rPr>
                 <w:sz w:val="16"/>
               </w:rPr>
-              <w:t>0.361</w:t>
-            </w:r>
-          </w:p>
-        </w:tc>
-        <w:tc>
-          <w:tcPr>
-            <w:tcW w:type="dxa" w:w="617"/>
-          </w:tcPr>
-          <w:p>
-            <w:r>
-              <w:rPr>
-                <w:sz w:val="16"/>
-              </w:rPr>
-              <w:t>0.513</w:t>
+              <w:t>0.365</w:t>
+            </w:r>
+          </w:p>
+        </w:tc>
+        <w:tc>
+          <w:tcPr>
+            <w:tcW w:type="dxa" w:w="617"/>
+          </w:tcPr>
+          <w:p>
+            <w:r>
+              <w:rPr>
+                <w:sz w:val="16"/>
+              </w:rPr>
+              <w:t>0.520</w:t>
             </w:r>
           </w:p>
         </w:tc>
@@ -9223,7 +9223,7 @@
               <w:rPr>
                 <w:sz w:val="16"/>
               </w:rPr>
-              <w:t>4.423</w:t>
+              <w:t>4.632</w:t>
             </w:r>
           </w:p>
         </w:tc>
@@ -9342,7 +9342,7 @@
               <w:rPr>
                 <w:sz w:val="16"/>
               </w:rPr>
-              <w:t>5.5%</w:t>
+              <w:t>5.7%</w:t>
             </w:r>
           </w:p>
         </w:tc>
@@ -9368,20 +9368,20 @@
               <w:rPr>
                 <w:sz w:val="16"/>
               </w:rPr>
-              <w:t>0.329</w:t>
-            </w:r>
-          </w:p>
-        </w:tc>
-        <w:tc>
-          <w:tcPr>
-            <w:tcW w:type="dxa" w:w="617"/>
-          </w:tcPr>
-          <w:p>
-            <w:r>
-              <w:rPr>
-                <w:sz w:val="16"/>
-              </w:rPr>
-              <w:t>0.460</w:t>
+              <w:t>0.334</w:t>
+            </w:r>
+          </w:p>
+        </w:tc>
+        <w:tc>
+          <w:tcPr>
+            <w:tcW w:type="dxa" w:w="617"/>
+          </w:tcPr>
+          <w:p>
+            <w:r>
+              <w:rPr>
+                <w:sz w:val="16"/>
+              </w:rPr>
+              <w:t>0.467</w:t>
             </w:r>
           </w:p>
         </w:tc>
@@ -9407,7 +9407,7 @@
               <w:rPr>
                 <w:sz w:val="16"/>
               </w:rPr>
-              <w:t>3.220</w:t>
+              <w:t>3.383</w:t>
             </w:r>
           </w:p>
         </w:tc>
@@ -9526,7 +9526,7 @@
               <w:rPr>
                 <w:sz w:val="16"/>
               </w:rPr>
-              <w:t>3.7%</w:t>
+              <w:t>3.8%</w:t>
             </w:r>
           </w:p>
         </w:tc>
@@ -9552,20 +9552,20 @@
               <w:rPr>
                 <w:sz w:val="16"/>
               </w:rPr>
-              <w:t>0.270</w:t>
-            </w:r>
-          </w:p>
-        </w:tc>
-        <w:tc>
-          <w:tcPr>
-            <w:tcW w:type="dxa" w:w="617"/>
-          </w:tcPr>
-          <w:p>
-            <w:r>
-              <w:rPr>
-                <w:sz w:val="16"/>
-              </w:rPr>
-              <w:t>0.361</w:t>
+              <w:t>0.275</w:t>
+            </w:r>
+          </w:p>
+        </w:tc>
+        <w:tc>
+          <w:tcPr>
+            <w:tcW w:type="dxa" w:w="617"/>
+          </w:tcPr>
+          <w:p>
+            <w:r>
+              <w:rPr>
+                <w:sz w:val="16"/>
+              </w:rPr>
+              <w:t>0.368</w:t>
             </w:r>
           </w:p>
         </w:tc>
@@ -9591,7 +9591,7 @@
               <w:rPr>
                 <w:sz w:val="16"/>
               </w:rPr>
-              <w:t>1.639</w:t>
+              <w:t>1.741</w:t>
             </w:r>
           </w:p>
         </w:tc>
@@ -9630,7 +9630,7 @@
               <w:rPr>
                 <w:sz w:val="16"/>
               </w:rPr>
-              <w:t>92.6%</w:t>
+              <w:t>92.5%</w:t>
             </w:r>
           </w:p>
         </w:tc>
@@ -9710,7 +9710,7 @@
               <w:rPr>
                 <w:sz w:val="16"/>
               </w:rPr>
-              <w:t>6.8%</w:t>
+              <w:t>6.9%</w:t>
             </w:r>
           </w:p>
         </w:tc>
@@ -9736,20 +9736,20 @@
               <w:rPr>
                 <w:sz w:val="16"/>
               </w:rPr>
-              <w:t>0.378</w:t>
-            </w:r>
-          </w:p>
-        </w:tc>
-        <w:tc>
-          <w:tcPr>
-            <w:tcW w:type="dxa" w:w="617"/>
-          </w:tcPr>
-          <w:p>
-            <w:r>
-              <w:rPr>
-                <w:sz w:val="16"/>
-              </w:rPr>
-              <w:t>0.521</w:t>
+              <w:t>0.383</w:t>
+            </w:r>
+          </w:p>
+        </w:tc>
+        <w:tc>
+          <w:tcPr>
+            <w:tcW w:type="dxa" w:w="617"/>
+          </w:tcPr>
+          <w:p>
+            <w:r>
+              <w:rPr>
+                <w:sz w:val="16"/>
+              </w:rPr>
+              <w:t>0.528</w:t>
             </w:r>
           </w:p>
         </w:tc>
@@ -9775,7 +9775,7 @@
               <w:rPr>
                 <w:sz w:val="16"/>
               </w:rPr>
-              <w:t>4.777</w:t>
+              <w:t>5.000</w:t>
             </w:r>
           </w:p>
         </w:tc>
@@ -9894,7 +9894,7 @@
               <w:rPr>
                 <w:sz w:val="16"/>
               </w:rPr>
-              <w:t>7.6%</w:t>
+              <w:t>7.7%</w:t>
             </w:r>
           </w:p>
         </w:tc>
@@ -9920,20 +9920,20 @@
               <w:rPr>
                 <w:sz w:val="16"/>
               </w:rPr>
-              <w:t>0.400</w:t>
-            </w:r>
-          </w:p>
-        </w:tc>
-        <w:tc>
-          <w:tcPr>
-            <w:tcW w:type="dxa" w:w="617"/>
-          </w:tcPr>
-          <w:p>
-            <w:r>
-              <w:rPr>
-                <w:sz w:val="16"/>
-              </w:rPr>
-              <w:t>0.571</w:t>
+              <w:t>0.405</w:t>
+            </w:r>
+          </w:p>
+        </w:tc>
+        <w:tc>
+          <w:tcPr>
+            <w:tcW w:type="dxa" w:w="617"/>
+          </w:tcPr>
+          <w:p>
+            <w:r>
+              <w:rPr>
+                <w:sz w:val="16"/>
+              </w:rPr>
+              <w:t>0.578</w:t>
             </w:r>
           </w:p>
         </w:tc>
@@ -9959,7 +9959,7 @@
               <w:rPr>
                 <w:sz w:val="16"/>
               </w:rPr>
-              <w:t>6.022</w:t>
+              <w:t>6.293</w:t>
             </w:r>
           </w:p>
         </w:tc>
@@ -10078,7 +10078,7 @@
               <w:rPr>
                 <w:sz w:val="16"/>
               </w:rPr>
-              <w:t>1.9%</w:t>
+              <w:t>2.2%</w:t>
             </w:r>
           </w:p>
         </w:tc>
@@ -10104,20 +10104,20 @@
               <w:rPr>
                 <w:sz w:val="16"/>
               </w:rPr>
-              <w:t>0.356</w:t>
-            </w:r>
-          </w:p>
-        </w:tc>
-        <w:tc>
-          <w:tcPr>
-            <w:tcW w:type="dxa" w:w="617"/>
-          </w:tcPr>
-          <w:p>
-            <w:r>
-              <w:rPr>
-                <w:sz w:val="16"/>
-              </w:rPr>
-              <w:t>0.531</w:t>
+              <w:t>0.359</w:t>
+            </w:r>
+          </w:p>
+        </w:tc>
+        <w:tc>
+          <w:tcPr>
+            <w:tcW w:type="dxa" w:w="617"/>
+          </w:tcPr>
+          <w:p>
+            <w:r>
+              <w:rPr>
+                <w:sz w:val="16"/>
+              </w:rPr>
+              <w:t>0.535</w:t>
             </w:r>
           </w:p>
         </w:tc>
@@ -10143,7 +10143,7 @@
               <w:rPr>
                 <w:sz w:val="16"/>
               </w:rPr>
-              <w:t>0.103</w:t>
+              <w:t>0.117</w:t>
             </w:r>
           </w:p>
         </w:tc>
@@ -10262,46 +10262,46 @@
               <w:rPr>
                 <w:sz w:val="16"/>
               </w:rPr>
-              <w:t>-10.8%</w:t>
-            </w:r>
-          </w:p>
-        </w:tc>
-        <w:tc>
-          <w:tcPr>
-            <w:tcW w:type="dxa" w:w="617"/>
-          </w:tcPr>
-          <w:p>
-            <w:r>
-              <w:rPr>
-                <w:sz w:val="16"/>
-              </w:rPr>
-              <w:t>0.573</w:t>
-            </w:r>
-          </w:p>
-        </w:tc>
-        <w:tc>
-          <w:tcPr>
-            <w:tcW w:type="dxa" w:w="617"/>
-          </w:tcPr>
-          <w:p>
-            <w:r>
-              <w:rPr>
-                <w:sz w:val="16"/>
-              </w:rPr>
-              <w:t>0.088</w:t>
-            </w:r>
-          </w:p>
-        </w:tc>
-        <w:tc>
-          <w:tcPr>
-            <w:tcW w:type="dxa" w:w="617"/>
-          </w:tcPr>
-          <w:p>
-            <w:r>
-              <w:rPr>
-                <w:sz w:val="16"/>
-              </w:rPr>
-              <w:t>0.117</w:t>
+              <w:t>-10.5%</w:t>
+            </w:r>
+          </w:p>
+        </w:tc>
+        <w:tc>
+          <w:tcPr>
+            <w:tcW w:type="dxa" w:w="617"/>
+          </w:tcPr>
+          <w:p>
+            <w:r>
+              <w:rPr>
+                <w:sz w:val="16"/>
+              </w:rPr>
+              <w:t>0.572</w:t>
+            </w:r>
+          </w:p>
+        </w:tc>
+        <w:tc>
+          <w:tcPr>
+            <w:tcW w:type="dxa" w:w="617"/>
+          </w:tcPr>
+          <w:p>
+            <w:r>
+              <w:rPr>
+                <w:sz w:val="16"/>
+              </w:rPr>
+              <w:t>0.092</w:t>
+            </w:r>
+          </w:p>
+        </w:tc>
+        <w:tc>
+          <w:tcPr>
+            <w:tcW w:type="dxa" w:w="617"/>
+          </w:tcPr>
+          <w:p>
+            <w:r>
+              <w:rPr>
+                <w:sz w:val="16"/>
+              </w:rPr>
+              <w:t>0.123</w:t>
             </w:r>
           </w:p>
         </w:tc>
@@ -10327,7 +10327,7 @@
               <w:rPr>
                 <w:sz w:val="16"/>
               </w:rPr>
-              <w:t>-0.445</w:t>
+              <w:t>-0.438</w:t>
             </w:r>
           </w:p>
         </w:tc>
@@ -10446,7 +10446,7 @@
               <w:rPr>
                 <w:sz w:val="16"/>
               </w:rPr>
-              <w:t>-5.2%</w:t>
+              <w:t>-5.0%</w:t>
             </w:r>
           </w:p>
         </w:tc>
@@ -10472,20 +10472,20 @@
               <w:rPr>
                 <w:sz w:val="16"/>
               </w:rPr>
-              <w:t>0.210</w:t>
-            </w:r>
-          </w:p>
-        </w:tc>
-        <w:tc>
-          <w:tcPr>
-            <w:tcW w:type="dxa" w:w="617"/>
-          </w:tcPr>
-          <w:p>
-            <w:r>
-              <w:rPr>
-                <w:sz w:val="16"/>
-              </w:rPr>
-              <w:t>0.293</w:t>
+              <w:t>0.213</w:t>
+            </w:r>
+          </w:p>
+        </w:tc>
+        <w:tc>
+          <w:tcPr>
+            <w:tcW w:type="dxa" w:w="617"/>
+          </w:tcPr>
+          <w:p>
+            <w:r>
+              <w:rPr>
+                <w:sz w:val="16"/>
+              </w:rPr>
+              <w:t>0.298</w:t>
             </w:r>
           </w:p>
         </w:tc>
@@ -10511,7 +10511,7 @@
               <w:rPr>
                 <w:sz w:val="16"/>
               </w:rPr>
-              <w:t>-0.243</w:t>
+              <w:t>-0.234</w:t>
             </w:r>
           </w:p>
         </w:tc>
@@ -10630,7 +10630,7 @@
               <w:rPr>
                 <w:sz w:val="16"/>
               </w:rPr>
-              <w:t>-4.8%</w:t>
+              <w:t>-4.6%</w:t>
             </w:r>
           </w:p>
         </w:tc>
@@ -10656,20 +10656,20 @@
               <w:rPr>
                 <w:sz w:val="16"/>
               </w:rPr>
-              <w:t>0.232</w:t>
-            </w:r>
-          </w:p>
-        </w:tc>
-        <w:tc>
-          <w:tcPr>
-            <w:tcW w:type="dxa" w:w="617"/>
-          </w:tcPr>
-          <w:p>
-            <w:r>
-              <w:rPr>
-                <w:sz w:val="16"/>
-              </w:rPr>
-              <w:t>0.324</w:t>
+              <w:t>0.236</w:t>
+            </w:r>
+          </w:p>
+        </w:tc>
+        <w:tc>
+          <w:tcPr>
+            <w:tcW w:type="dxa" w:w="617"/>
+          </w:tcPr>
+          <w:p>
+            <w:r>
+              <w:rPr>
+                <w:sz w:val="16"/>
+              </w:rPr>
+              <w:t>0.329</w:t>
             </w:r>
           </w:p>
         </w:tc>
@@ -10695,7 +10695,7 @@
               <w:rPr>
                 <w:sz w:val="16"/>
               </w:rPr>
-              <w:t>-0.224</w:t>
+              <w:t>-0.215</w:t>
             </w:r>
           </w:p>
         </w:tc>
@@ -10814,46 +10814,46 @@
               <w:rPr>
                 <w:sz w:val="16"/>
               </w:rPr>
-              <w:t>-10.6%</w:t>
-            </w:r>
-          </w:p>
-        </w:tc>
-        <w:tc>
-          <w:tcPr>
-            <w:tcW w:type="dxa" w:w="617"/>
-          </w:tcPr>
-          <w:p>
-            <w:r>
-              <w:rPr>
-                <w:sz w:val="16"/>
-              </w:rPr>
-              <w:t>0.620</w:t>
-            </w:r>
-          </w:p>
-        </w:tc>
-        <w:tc>
-          <w:tcPr>
-            <w:tcW w:type="dxa" w:w="617"/>
-          </w:tcPr>
-          <w:p>
-            <w:r>
-              <w:rPr>
-                <w:sz w:val="16"/>
-              </w:rPr>
-              <w:t>0.129</w:t>
-            </w:r>
-          </w:p>
-        </w:tc>
-        <w:tc>
-          <w:tcPr>
-            <w:tcW w:type="dxa" w:w="617"/>
-          </w:tcPr>
-          <w:p>
-            <w:r>
-              <w:rPr>
-                <w:sz w:val="16"/>
-              </w:rPr>
-              <w:t>0.182</w:t>
+              <w:t>-10.4%</w:t>
+            </w:r>
+          </w:p>
+        </w:tc>
+        <w:tc>
+          <w:tcPr>
+            <w:tcW w:type="dxa" w:w="617"/>
+          </w:tcPr>
+          <w:p>
+            <w:r>
+              <w:rPr>
+                <w:sz w:val="16"/>
+              </w:rPr>
+              <w:t>0.619</w:t>
+            </w:r>
+          </w:p>
+        </w:tc>
+        <w:tc>
+          <w:tcPr>
+            <w:tcW w:type="dxa" w:w="617"/>
+          </w:tcPr>
+          <w:p>
+            <w:r>
+              <w:rPr>
+                <w:sz w:val="16"/>
+              </w:rPr>
+              <w:t>0.133</w:t>
+            </w:r>
+          </w:p>
+        </w:tc>
+        <w:tc>
+          <w:tcPr>
+            <w:tcW w:type="dxa" w:w="617"/>
+          </w:tcPr>
+          <w:p>
+            <w:r>
+              <w:rPr>
+                <w:sz w:val="16"/>
+              </w:rPr>
+              <w:t>0.187</w:t>
             </w:r>
           </w:p>
         </w:tc>
@@ -10879,7 +10879,7 @@
               <w:rPr>
                 <w:sz w:val="16"/>
               </w:rPr>
-              <w:t>-0.439</w:t>
+              <w:t>-0.433</w:t>
             </w:r>
           </w:p>
         </w:tc>
@@ -11037,7 +11037,7 @@
               <w:rPr>
                 <w:sz w:val="16"/>
               </w:rPr>
-              <w:t>-0.082</w:t>
+              <w:t>-0.081</w:t>
             </w:r>
           </w:p>
         </w:tc>
@@ -11102,7 +11102,7 @@
               <w:rPr>
                 <w:sz w:val="16"/>
               </w:rPr>
-              <w:t>137.5%</w:t>
+              <w:t>138.8%</w:t>
             </w:r>
           </w:p>
         </w:tc>
@@ -11182,7 +11182,7 @@
               <w:rPr>
                 <w:sz w:val="16"/>
               </w:rPr>
-              <w:t>4.1%</w:t>
+              <w:t>4.3%</w:t>
             </w:r>
           </w:p>
         </w:tc>
@@ -11208,20 +11208,20 @@
               <w:rPr>
                 <w:sz w:val="16"/>
               </w:rPr>
-              <w:t>0.339</w:t>
-            </w:r>
-          </w:p>
-        </w:tc>
-        <w:tc>
-          <w:tcPr>
-            <w:tcW w:type="dxa" w:w="617"/>
-          </w:tcPr>
-          <w:p>
-            <w:r>
-              <w:rPr>
-                <w:sz w:val="16"/>
-              </w:rPr>
-              <w:t>0.437</w:t>
+              <w:t>0.343</w:t>
+            </w:r>
+          </w:p>
+        </w:tc>
+        <w:tc>
+          <w:tcPr>
+            <w:tcW w:type="dxa" w:w="617"/>
+          </w:tcPr>
+          <w:p>
+            <w:r>
+              <w:rPr>
+                <w:sz w:val="16"/>
+              </w:rPr>
+              <w:t>0.442</w:t>
             </w:r>
           </w:p>
         </w:tc>
@@ -11247,7 +11247,7 @@
               <w:rPr>
                 <w:sz w:val="16"/>
               </w:rPr>
-              <w:t>0.230</w:t>
+              <w:t>0.245</w:t>
             </w:r>
           </w:p>
         </w:tc>
@@ -11366,46 +11366,46 @@
               <w:rPr>
                 <w:sz w:val="16"/>
               </w:rPr>
-              <w:t>-11.9%</w:t>
-            </w:r>
-          </w:p>
-        </w:tc>
-        <w:tc>
-          <w:tcPr>
-            <w:tcW w:type="dxa" w:w="617"/>
-          </w:tcPr>
-          <w:p>
-            <w:r>
-              <w:rPr>
-                <w:sz w:val="16"/>
-              </w:rPr>
-              <w:t>0.546</w:t>
-            </w:r>
-          </w:p>
-        </w:tc>
-        <w:tc>
-          <w:tcPr>
-            <w:tcW w:type="dxa" w:w="617"/>
-          </w:tcPr>
-          <w:p>
-            <w:r>
-              <w:rPr>
-                <w:sz w:val="16"/>
-              </w:rPr>
-              <w:t>0.041</w:t>
-            </w:r>
-          </w:p>
-        </w:tc>
-        <w:tc>
-          <w:tcPr>
-            <w:tcW w:type="dxa" w:w="617"/>
-          </w:tcPr>
-          <w:p>
-            <w:r>
-              <w:rPr>
-                <w:sz w:val="16"/>
-              </w:rPr>
-              <w:t>0.053</w:t>
+              <w:t>-11.6%</w:t>
+            </w:r>
+          </w:p>
+        </w:tc>
+        <w:tc>
+          <w:tcPr>
+            <w:tcW w:type="dxa" w:w="617"/>
+          </w:tcPr>
+          <w:p>
+            <w:r>
+              <w:rPr>
+                <w:sz w:val="16"/>
+              </w:rPr>
+              <w:t>0.545</w:t>
+            </w:r>
+          </w:p>
+        </w:tc>
+        <w:tc>
+          <w:tcPr>
+            <w:tcW w:type="dxa" w:w="617"/>
+          </w:tcPr>
+          <w:p>
+            <w:r>
+              <w:rPr>
+                <w:sz w:val="16"/>
+              </w:rPr>
+              <w:t>0.045</w:t>
+            </w:r>
+          </w:p>
+        </w:tc>
+        <w:tc>
+          <w:tcPr>
+            <w:tcW w:type="dxa" w:w="617"/>
+          </w:tcPr>
+          <w:p>
+            <w:r>
+              <w:rPr>
+                <w:sz w:val="16"/>
+              </w:rPr>
+              <w:t>0.058</w:t>
             </w:r>
           </w:p>
         </w:tc>
@@ -11431,7 +11431,7 @@
               <w:rPr>
                 <w:sz w:val="16"/>
               </w:rPr>
-              <w:t>-0.480</w:t>
+              <w:t>-0.474</w:t>
             </w:r>
           </w:p>
         </w:tc>
@@ -11576,20 +11576,20 @@
               <w:rPr>
                 <w:sz w:val="16"/>
               </w:rPr>
-              <w:t>0.523</w:t>
-            </w:r>
-          </w:p>
-        </w:tc>
-        <w:tc>
-          <w:tcPr>
-            <w:tcW w:type="dxa" w:w="617"/>
-          </w:tcPr>
-          <w:p>
-            <w:r>
-              <w:rPr>
-                <w:sz w:val="16"/>
-              </w:rPr>
-              <w:t>0.799</w:t>
+              <w:t>0.524</w:t>
+            </w:r>
+          </w:p>
+        </w:tc>
+        <w:tc>
+          <w:tcPr>
+            <w:tcW w:type="dxa" w:w="617"/>
+          </w:tcPr>
+          <w:p>
+            <w:r>
+              <w:rPr>
+                <w:sz w:val="16"/>
+              </w:rPr>
+              <w:t>0.801</w:t>
             </w:r>
           </w:p>
         </w:tc>
@@ -11615,7 +11615,7 @@
               <w:rPr>
                 <w:sz w:val="16"/>
               </w:rPr>
-              <w:t>1.228</w:t>
+              <w:t>1.235</w:t>
             </w:r>
           </w:p>
         </w:tc>
@@ -11760,20 +11760,20 @@
               <w:rPr>
                 <w:sz w:val="16"/>
               </w:rPr>
-              <w:t>0.523</w:t>
-            </w:r>
-          </w:p>
-        </w:tc>
-        <w:tc>
-          <w:tcPr>
-            <w:tcW w:type="dxa" w:w="617"/>
-          </w:tcPr>
-          <w:p>
-            <w:r>
-              <w:rPr>
-                <w:sz w:val="16"/>
-              </w:rPr>
-              <w:t>0.799</w:t>
+              <w:t>0.524</w:t>
+            </w:r>
+          </w:p>
+        </w:tc>
+        <w:tc>
+          <w:tcPr>
+            <w:tcW w:type="dxa" w:w="617"/>
+          </w:tcPr>
+          <w:p>
+            <w:r>
+              <w:rPr>
+                <w:sz w:val="16"/>
+              </w:rPr>
+              <w:t>0.801</w:t>
             </w:r>
           </w:p>
         </w:tc>
@@ -11799,7 +11799,7 @@
               <w:rPr>
                 <w:sz w:val="16"/>
               </w:rPr>
-              <w:t>1.228</w:t>
+              <w:t>1.235</w:t>
             </w:r>
           </w:p>
         </w:tc>
@@ -11944,20 +11944,20 @@
               <w:rPr>
                 <w:sz w:val="16"/>
               </w:rPr>
-              <w:t>0.523</w:t>
-            </w:r>
-          </w:p>
-        </w:tc>
-        <w:tc>
-          <w:tcPr>
-            <w:tcW w:type="dxa" w:w="617"/>
-          </w:tcPr>
-          <w:p>
-            <w:r>
-              <w:rPr>
-                <w:sz w:val="16"/>
-              </w:rPr>
-              <w:t>0.799</w:t>
+              <w:t>0.524</w:t>
+            </w:r>
+          </w:p>
+        </w:tc>
+        <w:tc>
+          <w:tcPr>
+            <w:tcW w:type="dxa" w:w="617"/>
+          </w:tcPr>
+          <w:p>
+            <w:r>
+              <w:rPr>
+                <w:sz w:val="16"/>
+              </w:rPr>
+              <w:t>0.801</w:t>
             </w:r>
           </w:p>
         </w:tc>
@@ -11983,7 +11983,7 @@
               <w:rPr>
                 <w:sz w:val="16"/>
               </w:rPr>
-              <w:t>1.228</w:t>
+              <w:t>1.235</w:t>
             </w:r>
           </w:p>
         </w:tc>
@@ -12128,20 +12128,20 @@
               <w:rPr>
                 <w:sz w:val="16"/>
               </w:rPr>
-              <w:t>0.523</w:t>
-            </w:r>
-          </w:p>
-        </w:tc>
-        <w:tc>
-          <w:tcPr>
-            <w:tcW w:type="dxa" w:w="617"/>
-          </w:tcPr>
-          <w:p>
-            <w:r>
-              <w:rPr>
-                <w:sz w:val="16"/>
-              </w:rPr>
-              <w:t>0.799</w:t>
+              <w:t>0.524</w:t>
+            </w:r>
+          </w:p>
+        </w:tc>
+        <w:tc>
+          <w:tcPr>
+            <w:tcW w:type="dxa" w:w="617"/>
+          </w:tcPr>
+          <w:p>
+            <w:r>
+              <w:rPr>
+                <w:sz w:val="16"/>
+              </w:rPr>
+              <w:t>0.801</w:t>
             </w:r>
           </w:p>
         </w:tc>
@@ -12167,7 +12167,7 @@
               <w:rPr>
                 <w:sz w:val="16"/>
               </w:rPr>
-              <w:t>1.228</w:t>
+              <w:t>1.235</w:t>
             </w:r>
           </w:p>
         </w:tc>
@@ -12312,20 +12312,20 @@
               <w:rPr>
                 <w:sz w:val="16"/>
               </w:rPr>
-              <w:t>0.523</w:t>
-            </w:r>
-          </w:p>
-        </w:tc>
-        <w:tc>
-          <w:tcPr>
-            <w:tcW w:type="dxa" w:w="617"/>
-          </w:tcPr>
-          <w:p>
-            <w:r>
-              <w:rPr>
-                <w:sz w:val="16"/>
-              </w:rPr>
-              <w:t>0.799</w:t>
+              <w:t>0.524</w:t>
+            </w:r>
+          </w:p>
+        </w:tc>
+        <w:tc>
+          <w:tcPr>
+            <w:tcW w:type="dxa" w:w="617"/>
+          </w:tcPr>
+          <w:p>
+            <w:r>
+              <w:rPr>
+                <w:sz w:val="16"/>
+              </w:rPr>
+              <w:t>0.801</w:t>
             </w:r>
           </w:p>
         </w:tc>
@@ -12351,7 +12351,7 @@
               <w:rPr>
                 <w:sz w:val="16"/>
               </w:rPr>
-              <w:t>1.228</w:t>
+              <w:t>1.235</w:t>
             </w:r>
           </w:p>
         </w:tc>
@@ -12470,7 +12470,7 @@
               <w:rPr>
                 <w:sz w:val="16"/>
               </w:rPr>
-              <w:t>3.3%</w:t>
+              <w:t>3.4%</w:t>
             </w:r>
           </w:p>
         </w:tc>
@@ -12496,20 +12496,20 @@
               <w:rPr>
                 <w:sz w:val="16"/>
               </w:rPr>
-              <w:t>0.520</w:t>
-            </w:r>
-          </w:p>
-        </w:tc>
-        <w:tc>
-          <w:tcPr>
-            <w:tcW w:type="dxa" w:w="617"/>
-          </w:tcPr>
-          <w:p>
-            <w:r>
-              <w:rPr>
-                <w:sz w:val="16"/>
-              </w:rPr>
-              <w:t>0.793</w:t>
+              <w:t>0.522</w:t>
+            </w:r>
+          </w:p>
+        </w:tc>
+        <w:tc>
+          <w:tcPr>
+            <w:tcW w:type="dxa" w:w="617"/>
+          </w:tcPr>
+          <w:p>
+            <w:r>
+              <w:rPr>
+                <w:sz w:val="16"/>
+              </w:rPr>
+              <w:t>0.796</w:t>
             </w:r>
           </w:p>
         </w:tc>
@@ -12535,7 +12535,7 @@
               <w:rPr>
                 <w:sz w:val="16"/>
               </w:rPr>
-              <w:t>1.214</w:t>
+              <w:t>1.221</w:t>
             </w:r>
           </w:p>
         </w:tc>
@@ -12638,7 +12638,7 @@
           <w:b w:val="0"/>
           <w:i w:val="0"/>
         </w:rPr>
-        <w:t>- Tail risk: bootstrap CVaR95 100% vs Gaussian MC 100% — real history has fatter tails than the parametric model.</w:t>
+        <w:t>- Tail risk: bootstrap CVaR95 10% vs Gaussian MC 15% — real history has fatter tails than the parametric model.</w:t>
       </w:r>
     </w:p>
     <w:p>
@@ -12647,7 +12647,7 @@
           <w:b w:val="0"/>
           <w:i w:val="0"/>
         </w:rPr>
-        <w:t>- Reserve funding risk: P(all 10 payments funded) = 0.0% (MC) / 0.0% (bootstrap).</w:t>
+        <w:t>- Reserve funding risk: P(all 10 payments funded) = 84.3% (MC) / 17.5% (bootstrap).</w:t>
       </w:r>
     </w:p>
     <w:p>
@@ -12931,7 +12931,7 @@
               <w:rPr>
                 <w:sz w:val="16"/>
               </w:rPr>
-              <w:t>RESV-09</w:t>
+              <w:t>MODEL-06</w:t>
             </w:r>
           </w:p>
         </w:tc>
@@ -12957,7 +12957,7 @@
               <w:rPr>
                 <w:sz w:val="16"/>
               </w:rPr>
-              <w:t>Funding Risk</w:t>
+              <w:t>Model Risk</w:t>
             </w:r>
           </w:p>
         </w:tc>
@@ -12970,7 +12970,7 @@
               <w:rPr>
                 <w:sz w:val="16"/>
               </w:rPr>
-              <w:t>Probability all 10 reserve payments funded</w:t>
+              <w:t>Monte Carlo vs historical bootstrap disagreement</w:t>
             </w:r>
           </w:p>
         </w:tc>
@@ -12983,7 +12983,7 @@
               <w:rPr>
                 <w:sz w:val="16"/>
               </w:rPr>
-              <w:t>0.000</w:t>
+              <w:t>1.000</w:t>
             </w:r>
           </w:p>
         </w:tc>
@@ -12996,7 +12996,7 @@
               <w:rPr>
                 <w:sz w:val="16"/>
               </w:rPr>
-              <w:t>0.900</w:t>
+              <w:t>1.000</w:t>
             </w:r>
           </w:p>
         </w:tc>
@@ -13009,7 +13009,7 @@
               <w:rPr>
                 <w:sz w:val="16"/>
               </w:rPr>
-              <w:t>min(MC, bootstrap) P(all reserve payments funded) &lt; 90.0%</w:t>
+              <w:t>Key metrics differ materially between Gaussian MC and real-history bootstrap (&gt;10pp probability or &gt;25% value)</w:t>
             </w:r>
           </w:p>
         </w:tc>
@@ -13022,7 +13022,7 @@
               <w:rPr>
                 <w:sz w:val="16"/>
               </w:rPr>
-              <w:t>Increase the reserve discount buffer, extend the glide path, or reduce payment size; plan against the conservative engine.</w:t>
+              <w:t>Report ranges, not point estimates; make reserve/funding decisions using the conservative bootstrap engine.</w:t>
             </w:r>
           </w:p>
         </w:tc>
@@ -13037,7 +13037,7 @@
               <w:rPr>
                 <w:sz w:val="16"/>
               </w:rPr>
-              <w:t>TAIL-07</w:t>
+              <w:t>RESV-05</w:t>
             </w:r>
           </w:p>
         </w:tc>
@@ -13063,7 +13063,7 @@
               <w:rPr>
                 <w:sz w:val="16"/>
               </w:rPr>
-              <w:t>Tail Risk</w:t>
+              <w:t>Funding Risk</w:t>
             </w:r>
           </w:p>
         </w:tc>
@@ -13076,7 +13076,7 @@
               <w:rPr>
                 <w:sz w:val="16"/>
               </w:rPr>
-              <w:t>Monte Carlo terminal CVaR 95%</w:t>
+              <w:t>Probability all 10 reserve payments funded</w:t>
             </w:r>
           </w:p>
         </w:tc>
@@ -13089,7 +13089,7 @@
               <w:rPr>
                 <w:sz w:val="16"/>
               </w:rPr>
-              <w:t>1.000</w:t>
+              <w:t>0.175</w:t>
             </w:r>
           </w:p>
         </w:tc>
@@ -13102,7 +13102,7 @@
               <w:rPr>
                 <w:sz w:val="16"/>
               </w:rPr>
-              <w:t>0.300</w:t>
+              <w:t>0.900</w:t>
             </w:r>
           </w:p>
         </w:tc>
@@ -13115,7 +13115,7 @@
               <w:rPr>
                 <w:sz w:val="16"/>
               </w:rPr>
-              <w:t>Simulated terminal CVaR(95%) loss &gt; 30.0% threshold</w:t>
+              <w:t>min(MC, bootstrap) P(all reserve payments funded) &lt; 90.0%</w:t>
             </w:r>
           </w:p>
         </w:tc>
@@ -13128,7 +13128,7 @@
               <w:rPr>
                 <w:sz w:val="16"/>
               </w:rPr>
-              <w:t>Size the 2033 reserve from the heavier-tail engine; treat point estimates as optimistic.</w:t>
+              <w:t>Increase the reserve discount buffer, extend the glide path, or reduce payment size; plan against the conservative engine.</w:t>
             </w:r>
           </w:p>
         </w:tc>
@@ -13143,7 +13143,7 @@
               <w:rPr>
                 <w:sz w:val="16"/>
               </w:rPr>
-              <w:t>TAIL-08</w:t>
+              <w:t>CORR-03</w:t>
             </w:r>
           </w:p>
         </w:tc>
@@ -13156,7 +13156,7 @@
               <w:rPr>
                 <w:sz w:val="16"/>
               </w:rPr>
-              <w:t>HIGH</w:t>
+              <w:t>WARNING</w:t>
             </w:r>
           </w:p>
         </w:tc>
@@ -13169,7 +13169,7 @@
               <w:rPr>
                 <w:sz w:val="16"/>
               </w:rPr>
-              <w:t>Tail Risk</w:t>
+              <w:t>Correlation</w:t>
             </w:r>
           </w:p>
         </w:tc>
@@ -13182,7 +13182,7 @@
               <w:rPr>
                 <w:sz w:val="16"/>
               </w:rPr>
-              <w:t>Historical Bootstrap terminal CVaR 95%</w:t>
+              <w:t>IEF-SHY correlation</w:t>
             </w:r>
           </w:p>
         </w:tc>
@@ -13195,7 +13195,7 @@
               <w:rPr>
                 <w:sz w:val="16"/>
               </w:rPr>
-              <w:t>1.000</w:t>
+              <w:t>0.785</w:t>
             </w:r>
           </w:p>
         </w:tc>
@@ -13208,7 +13208,7 @@
               <w:rPr>
                 <w:sz w:val="16"/>
               </w:rPr>
-              <w:t>0.300</w:t>
+              <w:t>0.700</w:t>
             </w:r>
           </w:p>
         </w:tc>
@@ -13221,7 +13221,7 @@
               <w:rPr>
                 <w:sz w:val="16"/>
               </w:rPr>
-              <w:t>Simulated terminal CVaR(95%) loss &gt; 30.0% threshold</w:t>
+              <w:t>|Pairwise monthly correlation| &gt; configured threshold (0.70)</w:t>
             </w:r>
           </w:p>
         </w:tc>
@@ -13234,7 +13234,7 @@
               <w:rPr>
                 <w:sz w:val="16"/>
               </w:rPr>
-              <w:t>Size the 2033 reserve from the heavier-tail engine; treat point estimates as optimistic.</w:t>
+              <w:t>Treat IEF and SHY as one risk bet when sizing exposure; avoid adding correlated positions.</w:t>
             </w:r>
           </w:p>
         </w:tc>
@@ -13249,7 +13249,7 @@
               <w:rPr>
                 <w:sz w:val="16"/>
               </w:rPr>
-              <w:t>CASH-03</w:t>
+              <w:t>DD-04</w:t>
             </w:r>
           </w:p>
         </w:tc>
@@ -13275,7 +13275,7 @@
               <w:rPr>
                 <w:sz w:val="16"/>
               </w:rPr>
-              <w:t>Liquidity</w:t>
+              <w:t>Drawdown</w:t>
             </w:r>
           </w:p>
         </w:tc>
@@ -13288,7 +13288,7 @@
               <w:rPr>
                 <w:sz w:val="16"/>
               </w:rPr>
-              <w:t>Cash weight</w:t>
+              <w:t>Monte Carlo P(&gt;20% growth-phase drawdown)</w:t>
             </w:r>
           </w:p>
         </w:tc>
@@ -13301,7 +13301,7 @@
               <w:rPr>
                 <w:sz w:val="16"/>
               </w:rPr>
-              <w:t>0.125</w:t>
+              <w:t>0.277</w:t>
             </w:r>
           </w:p>
         </w:tc>
@@ -13314,7 +13314,7 @@
               <w:rPr>
                 <w:sz w:val="16"/>
               </w:rPr>
-              <w:t>100,000</w:t>
+              <w:t>0.250</w:t>
             </w:r>
           </w:p>
         </w:tc>
@@ -13327,7 +13327,7 @@
               <w:rPr>
                 <w:sz w:val="16"/>
               </w:rPr>
-              <w:t>Cash allocation &lt; configured minimum cash weight (10000000.0%)</w:t>
+              <w:t>Simulated probability of a &gt;20% drawdown &gt; 25.0% review trigger</w:t>
             </w:r>
           </w:p>
         </w:tc>
@@ -13340,7 +13340,7 @@
               <w:rPr>
                 <w:sz w:val="16"/>
               </w:rPr>
-              <w:t>Raise cash to at least the configured minimum before the 2033 reserve phase.</w:t>
+              <w:t>Portfolio-level review triggered: consider glide-path acceleration, band tightening, or a defensive sleeve.</w:t>
             </w:r>
           </w:p>
         </w:tc>
@@ -13355,7 +13355,7 @@
               <w:rPr>
                 <w:sz w:val="16"/>
               </w:rPr>
-              <w:t>CORR-04</w:t>
+              <w:t>SEC-02</w:t>
             </w:r>
           </w:p>
         </w:tc>
@@ -13381,7 +13381,7 @@
               <w:rPr>
                 <w:sz w:val="16"/>
               </w:rPr>
-              <w:t>Correlation</w:t>
+              <w:t>Sector Concentration</w:t>
             </w:r>
           </w:p>
         </w:tc>
@@ -13394,7 +13394,7 @@
               <w:rPr>
                 <w:sz w:val="16"/>
               </w:rPr>
-              <w:t>IEF-SHY correlation</w:t>
+              <w:t>Information Technology sector weight</w:t>
             </w:r>
           </w:p>
         </w:tc>
@@ -13407,7 +13407,7 @@
               <w:rPr>
                 <w:sz w:val="16"/>
               </w:rPr>
-              <w:t>0.785</w:t>
+              <w:t>0.355</w:t>
             </w:r>
           </w:p>
         </w:tc>
@@ -13420,7 +13420,7 @@
               <w:rPr>
                 <w:sz w:val="16"/>
               </w:rPr>
-              <w:t>0.700</w:t>
+              <w:t>0.350</w:t>
             </w:r>
           </w:p>
         </w:tc>
@@ -13433,7 +13433,7 @@
               <w:rPr>
                 <w:sz w:val="16"/>
               </w:rPr>
-              <w:t>|Pairwise monthly correlation| &gt; configured threshold (0.70)</w:t>
+              <w:t>Sector allocation &gt; configured maximum sector weight (35.0%)</w:t>
             </w:r>
           </w:p>
         </w:tc>
@@ -13446,537 +13446,7 @@
               <w:rPr>
                 <w:sz w:val="16"/>
               </w:rPr>
-              <w:t>Treat IEF and SHY as one risk bet when sizing exposure; avoid adding correlated positions.</w:t>
-            </w:r>
-          </w:p>
-        </w:tc>
-      </w:tr>
-      <w:tr>
-        <w:tc>
-          <w:tcPr>
-            <w:tcW w:type="dxa" w:w="1080"/>
-          </w:tcPr>
-          <w:p>
-            <w:r>
-              <w:rPr>
-                <w:sz w:val="16"/>
-              </w:rPr>
-              <w:t>DD-05</w:t>
-            </w:r>
-          </w:p>
-        </w:tc>
-        <w:tc>
-          <w:tcPr>
-            <w:tcW w:type="dxa" w:w="1080"/>
-          </w:tcPr>
-          <w:p>
-            <w:r>
-              <w:rPr>
-                <w:sz w:val="16"/>
-              </w:rPr>
-              <w:t>WARNING</w:t>
-            </w:r>
-          </w:p>
-        </w:tc>
-        <w:tc>
-          <w:tcPr>
-            <w:tcW w:type="dxa" w:w="1080"/>
-          </w:tcPr>
-          <w:p>
-            <w:r>
-              <w:rPr>
-                <w:sz w:val="16"/>
-              </w:rPr>
-              <w:t>Drawdown</w:t>
-            </w:r>
-          </w:p>
-        </w:tc>
-        <w:tc>
-          <w:tcPr>
-            <w:tcW w:type="dxa" w:w="1080"/>
-          </w:tcPr>
-          <w:p>
-            <w:r>
-              <w:rPr>
-                <w:sz w:val="16"/>
-              </w:rPr>
-              <w:t>Monte Carlo P(&gt;20% growth-phase drawdown)</w:t>
-            </w:r>
-          </w:p>
-        </w:tc>
-        <w:tc>
-          <w:tcPr>
-            <w:tcW w:type="dxa" w:w="1080"/>
-          </w:tcPr>
-          <w:p>
-            <w:r>
-              <w:rPr>
-                <w:sz w:val="16"/>
-              </w:rPr>
-              <w:t>1.000</w:t>
-            </w:r>
-          </w:p>
-        </w:tc>
-        <w:tc>
-          <w:tcPr>
-            <w:tcW w:type="dxa" w:w="1080"/>
-          </w:tcPr>
-          <w:p>
-            <w:r>
-              <w:rPr>
-                <w:sz w:val="16"/>
-              </w:rPr>
-              <w:t>0.250</w:t>
-            </w:r>
-          </w:p>
-        </w:tc>
-        <w:tc>
-          <w:tcPr>
-            <w:tcW w:type="dxa" w:w="1080"/>
-          </w:tcPr>
-          <w:p>
-            <w:r>
-              <w:rPr>
-                <w:sz w:val="16"/>
-              </w:rPr>
-              <w:t>Simulated probability of a &gt;20% drawdown &gt; 25.0% review trigger</w:t>
-            </w:r>
-          </w:p>
-        </w:tc>
-        <w:tc>
-          <w:tcPr>
-            <w:tcW w:type="dxa" w:w="1080"/>
-          </w:tcPr>
-          <w:p>
-            <w:r>
-              <w:rPr>
-                <w:sz w:val="16"/>
-              </w:rPr>
-              <w:t>Portfolio-level review triggered: consider glide-path acceleration, band tightening, or a defensive sleeve.</w:t>
-            </w:r>
-          </w:p>
-        </w:tc>
-      </w:tr>
-      <w:tr>
-        <w:tc>
-          <w:tcPr>
-            <w:tcW w:type="dxa" w:w="1080"/>
-          </w:tcPr>
-          <w:p>
-            <w:r>
-              <w:rPr>
-                <w:sz w:val="16"/>
-              </w:rPr>
-              <w:t>DD-06</w:t>
-            </w:r>
-          </w:p>
-        </w:tc>
-        <w:tc>
-          <w:tcPr>
-            <w:tcW w:type="dxa" w:w="1080"/>
-          </w:tcPr>
-          <w:p>
-            <w:r>
-              <w:rPr>
-                <w:sz w:val="16"/>
-              </w:rPr>
-              <w:t>WARNING</w:t>
-            </w:r>
-          </w:p>
-        </w:tc>
-        <w:tc>
-          <w:tcPr>
-            <w:tcW w:type="dxa" w:w="1080"/>
-          </w:tcPr>
-          <w:p>
-            <w:r>
-              <w:rPr>
-                <w:sz w:val="16"/>
-              </w:rPr>
-              <w:t>Drawdown</w:t>
-            </w:r>
-          </w:p>
-        </w:tc>
-        <w:tc>
-          <w:tcPr>
-            <w:tcW w:type="dxa" w:w="1080"/>
-          </w:tcPr>
-          <w:p>
-            <w:r>
-              <w:rPr>
-                <w:sz w:val="16"/>
-              </w:rPr>
-              <w:t>Historical Bootstrap P(&gt;20% growth-phase drawdown)</w:t>
-            </w:r>
-          </w:p>
-        </w:tc>
-        <w:tc>
-          <w:tcPr>
-            <w:tcW w:type="dxa" w:w="1080"/>
-          </w:tcPr>
-          <w:p>
-            <w:r>
-              <w:rPr>
-                <w:sz w:val="16"/>
-              </w:rPr>
-              <w:t>1.000</w:t>
-            </w:r>
-          </w:p>
-        </w:tc>
-        <w:tc>
-          <w:tcPr>
-            <w:tcW w:type="dxa" w:w="1080"/>
-          </w:tcPr>
-          <w:p>
-            <w:r>
-              <w:rPr>
-                <w:sz w:val="16"/>
-              </w:rPr>
-              <w:t>0.250</w:t>
-            </w:r>
-          </w:p>
-        </w:tc>
-        <w:tc>
-          <w:tcPr>
-            <w:tcW w:type="dxa" w:w="1080"/>
-          </w:tcPr>
-          <w:p>
-            <w:r>
-              <w:rPr>
-                <w:sz w:val="16"/>
-              </w:rPr>
-              <w:t>Simulated probability of a &gt;20% drawdown &gt; 25.0% review trigger</w:t>
-            </w:r>
-          </w:p>
-        </w:tc>
-        <w:tc>
-          <w:tcPr>
-            <w:tcW w:type="dxa" w:w="1080"/>
-          </w:tcPr>
-          <w:p>
-            <w:r>
-              <w:rPr>
-                <w:sz w:val="16"/>
-              </w:rPr>
-              <w:t>Portfolio-level review triggered: consider glide-path acceleration, band tightening, or a defensive sleeve.</w:t>
-            </w:r>
-          </w:p>
-        </w:tc>
-      </w:tr>
-      <w:tr>
-        <w:tc>
-          <w:tcPr>
-            <w:tcW w:type="dxa" w:w="1080"/>
-          </w:tcPr>
-          <w:p>
-            <w:r>
-              <w:rPr>
-                <w:sz w:val="16"/>
-              </w:rPr>
-              <w:t>SEC-02</w:t>
-            </w:r>
-          </w:p>
-        </w:tc>
-        <w:tc>
-          <w:tcPr>
-            <w:tcW w:type="dxa" w:w="1080"/>
-          </w:tcPr>
-          <w:p>
-            <w:r>
-              <w:rPr>
-                <w:sz w:val="16"/>
-              </w:rPr>
-              <w:t>WARNING</w:t>
-            </w:r>
-          </w:p>
-        </w:tc>
-        <w:tc>
-          <w:tcPr>
-            <w:tcW w:type="dxa" w:w="1080"/>
-          </w:tcPr>
-          <w:p>
-            <w:r>
-              <w:rPr>
-                <w:sz w:val="16"/>
-              </w:rPr>
-              <w:t>Sector Concentration</w:t>
-            </w:r>
-          </w:p>
-        </w:tc>
-        <w:tc>
-          <w:tcPr>
-            <w:tcW w:type="dxa" w:w="1080"/>
-          </w:tcPr>
-          <w:p>
-            <w:r>
-              <w:rPr>
-                <w:sz w:val="16"/>
-              </w:rPr>
-              <w:t>Information Technology sector weight</w:t>
-            </w:r>
-          </w:p>
-        </w:tc>
-        <w:tc>
-          <w:tcPr>
-            <w:tcW w:type="dxa" w:w="1080"/>
-          </w:tcPr>
-          <w:p>
-            <w:r>
-              <w:rPr>
-                <w:sz w:val="16"/>
-              </w:rPr>
-              <w:t>0.355</w:t>
-            </w:r>
-          </w:p>
-        </w:tc>
-        <w:tc>
-          <w:tcPr>
-            <w:tcW w:type="dxa" w:w="1080"/>
-          </w:tcPr>
-          <w:p>
-            <w:r>
-              <w:rPr>
-                <w:sz w:val="16"/>
-              </w:rPr>
-              <w:t>0.350</w:t>
-            </w:r>
-          </w:p>
-        </w:tc>
-        <w:tc>
-          <w:tcPr>
-            <w:tcW w:type="dxa" w:w="1080"/>
-          </w:tcPr>
-          <w:p>
-            <w:r>
-              <w:rPr>
-                <w:sz w:val="16"/>
-              </w:rPr>
-              <w:t>Sector allocation &gt; configured maximum sector weight (35.0%)</w:t>
-            </w:r>
-          </w:p>
-        </w:tc>
-        <w:tc>
-          <w:tcPr>
-            <w:tcW w:type="dxa" w:w="1080"/>
-          </w:tcPr>
-          <w:p>
-            <w:r>
-              <w:rPr>
-                <w:sz w:val="16"/>
-              </w:rPr>
               <w:t>Review/rebalance Information Technology exposure toward the 35.0% cap.</w:t>
-            </w:r>
-          </w:p>
-        </w:tc>
-      </w:tr>
-      <w:tr>
-        <w:tc>
-          <w:tcPr>
-            <w:tcW w:type="dxa" w:w="1080"/>
-          </w:tcPr>
-          <w:p>
-            <w:r>
-              <w:rPr>
-                <w:sz w:val="16"/>
-              </w:rPr>
-              <w:t>SUCC-10</w:t>
-            </w:r>
-          </w:p>
-        </w:tc>
-        <w:tc>
-          <w:tcPr>
-            <w:tcW w:type="dxa" w:w="1080"/>
-          </w:tcPr>
-          <w:p>
-            <w:r>
-              <w:rPr>
-                <w:sz w:val="16"/>
-              </w:rPr>
-              <w:t>WARNING</w:t>
-            </w:r>
-          </w:p>
-        </w:tc>
-        <w:tc>
-          <w:tcPr>
-            <w:tcW w:type="dxa" w:w="1080"/>
-          </w:tcPr>
-          <w:p>
-            <w:r>
-              <w:rPr>
-                <w:sz w:val="16"/>
-              </w:rPr>
-              <w:t>Funding Risk</w:t>
-            </w:r>
-          </w:p>
-        </w:tc>
-        <w:tc>
-          <w:tcPr>
-            <w:tcW w:type="dxa" w:w="1080"/>
-          </w:tcPr>
-          <w:p>
-            <w:r>
-              <w:rPr>
-                <w:sz w:val="16"/>
-              </w:rPr>
-              <w:t>Probability terminal value &gt; invested capital</w:t>
-            </w:r>
-          </w:p>
-        </w:tc>
-        <w:tc>
-          <w:tcPr>
-            <w:tcW w:type="dxa" w:w="1080"/>
-          </w:tcPr>
-          <w:p>
-            <w:r>
-              <w:rPr>
-                <w:sz w:val="16"/>
-              </w:rPr>
-              <w:t>0.000</w:t>
-            </w:r>
-          </w:p>
-        </w:tc>
-        <w:tc>
-          <w:tcPr>
-            <w:tcW w:type="dxa" w:w="1080"/>
-          </w:tcPr>
-          <w:p>
-            <w:r>
-              <w:rPr>
-                <w:sz w:val="16"/>
-              </w:rPr>
-              <w:t>0.800</w:t>
-            </w:r>
-          </w:p>
-        </w:tc>
-        <w:tc>
-          <w:tcPr>
-            <w:tcW w:type="dxa" w:w="1080"/>
-          </w:tcPr>
-          <w:p>
-            <w:r>
-              <w:rPr>
-                <w:sz w:val="16"/>
-              </w:rPr>
-              <w:t>min(MC, bootstrap) P(2033 terminal &gt; contributions) &lt; 80.0%</w:t>
-            </w:r>
-          </w:p>
-        </w:tc>
-        <w:tc>
-          <w:tcPr>
-            <w:tcW w:type="dxa" w:w="1080"/>
-          </w:tcPr>
-          <w:p>
-            <w:r>
-              <w:rPr>
-                <w:sz w:val="16"/>
-              </w:rPr>
-              <w:t>Reassess expected-return assumptions and contribution schedule; results are sensitive to the equity return assumption.</w:t>
-            </w:r>
-          </w:p>
-        </w:tc>
-      </w:tr>
-      <w:tr>
-        <w:tc>
-          <w:tcPr>
-            <w:tcW w:type="dxa" w:w="1080"/>
-          </w:tcPr>
-          <w:p>
-            <w:r>
-              <w:rPr>
-                <w:sz w:val="16"/>
-              </w:rPr>
-              <w:t>SENS-11</w:t>
-            </w:r>
-          </w:p>
-        </w:tc>
-        <w:tc>
-          <w:tcPr>
-            <w:tcW w:type="dxa" w:w="1080"/>
-          </w:tcPr>
-          <w:p>
-            <w:r>
-              <w:rPr>
-                <w:sz w:val="16"/>
-              </w:rPr>
-              <w:t>MONITOR</w:t>
-            </w:r>
-          </w:p>
-        </w:tc>
-        <w:tc>
-          <w:tcPr>
-            <w:tcW w:type="dxa" w:w="1080"/>
-          </w:tcPr>
-          <w:p>
-            <w:r>
-              <w:rPr>
-                <w:sz w:val="16"/>
-              </w:rPr>
-              <w:t>Sensitivity</w:t>
-            </w:r>
-          </w:p>
-        </w:tc>
-        <w:tc>
-          <w:tcPr>
-            <w:tcW w:type="dxa" w:w="1080"/>
-          </w:tcPr>
-          <w:p>
-            <w:r>
-              <w:rPr>
-                <w:sz w:val="16"/>
-              </w:rPr>
-              <w:t>Volatility multiplier at which success falls below 75%</w:t>
-            </w:r>
-          </w:p>
-        </w:tc>
-        <w:tc>
-          <w:tcPr>
-            <w:tcW w:type="dxa" w:w="1080"/>
-          </w:tcPr>
-          <w:p>
-            <w:r>
-              <w:rPr>
-                <w:sz w:val="16"/>
-              </w:rPr>
-              <w:t>0.700</w:t>
-            </w:r>
-          </w:p>
-        </w:tc>
-        <w:tc>
-          <w:tcPr>
-            <w:tcW w:type="dxa" w:w="1080"/>
-          </w:tcPr>
-          <w:p>
-            <w:r>
-              <w:rPr>
-                <w:sz w:val="16"/>
-              </w:rPr>
-              <w:t>1.100</w:t>
-            </w:r>
-          </w:p>
-        </w:tc>
-        <w:tc>
-          <w:tcPr>
-            <w:tcW w:type="dxa" w:w="1080"/>
-          </w:tcPr>
-          <w:p>
-            <w:r>
-              <w:rPr>
-                <w:sz w:val="16"/>
-              </w:rPr>
-              <w:t>Fragile volatility threshold &lt;= 1.1x base volatility</w:t>
-            </w:r>
-          </w:p>
-        </w:tc>
-        <w:tc>
-          <w:tcPr>
-            <w:tcW w:type="dxa" w:w="1080"/>
-          </w:tcPr>
-          <w:p>
-            <w:r>
-              <w:rPr>
-                <w:sz w:val="16"/>
-              </w:rPr>
-              <w:t>Outcomes are fragile to modest volatility increases; prefer conservative reserve sizing.</w:t>
             </w:r>
           </w:p>
         </w:tc>
@@ -14013,7 +13483,7 @@
           <w:b w:val="0"/>
           <w:i w:val="0"/>
         </w:rPr>
-        <w:t>- Size the 2033 reserve using the bootstrap (heavier-tail) distribution, not the Gaussian MC: bootstrap P(funded) = 0.0%.</w:t>
+        <w:t>- Size the 2033 reserve using the bootstrap (heavier-tail) distribution, not the Gaussian MC: bootstrap P(funded) = 17.5%.</w:t>
       </w:r>
     </w:p>
     <w:p>
@@ -14039,7 +13509,7 @@
           <w:b w:val="0"/>
           <w:i w:val="0"/>
         </w:rPr>
-        <w:t>- Adopt 5pp rebalancing bands with 100000.00% cost budget; simulated mean turnover $51,258 per path.</w:t>
+        <w:t>- Adopt 5pp rebalancing bands with 0.10% cost budget; simulated mean turnover $472,944 per path.</w:t>
       </w:r>
     </w:p>
     <w:p>
@@ -14251,7 +13721,7 @@
           <w:b w:val="0"/>
           <w:i w:val="0"/>
         </w:rPr>
-        <w:t>- Transaction costs 100000.00% of turnover (not zero).</w:t>
+        <w:t>- Transaction costs 0.10% of turnover (not zero).</w:t>
       </w:r>
     </w:p>
     <w:p>
@@ -14278,7 +13748,7 @@
           <w:b w:val="0"/>
           <w:i w:val="0"/>
         </w:rPr>
-        <w:t>- Random seed 42; 10,000 simulations per engine.</w:t>
+        <w:t>- Random seed 42; 2,000 simulations per engine.</w:t>
       </w:r>
     </w:p>
     <w:p>
@@ -14374,7 +13844,7 @@
           <w:b w:val="0"/>
           <w:i w:val="0"/>
         </w:rPr>
-        <w:t>- Both engines show median 2033 value above invested contributions (MC $0, bootstrap $0).</w:t>
+        <w:t>- Both engines show median 2033 value above invested contributions (MC $672,783, bootstrap $677,921).</w:t>
       </w:r>
     </w:p>
     <w:p>
@@ -14409,7 +13879,7 @@
           <w:b w:val="0"/>
           <w:i w:val="0"/>
         </w:rPr>
-        <w:t>- Bootstrap downside: p5 2033 value $0; reserve funding probability 0.0%.</w:t>
+        <w:t>- Bootstrap downside: p5 2033 value $444,645; reserve funding probability 17.5%.</w:t>
       </w:r>
     </w:p>
     <w:p>

--- a/portfolio_model/outputs/web/report/portfolio_analysis_report.docx
+++ b/portfolio_model/outputs/web/report/portfolio_analysis_report.docx
@@ -16,7 +16,7 @@
           <w:b w:val="0"/>
           <w:i/>
         </w:rPr>
-        <w:t>Prepared for: Laura Gao Portfolio | Generated 2026-10-11 20:58 UTC | Seed 42 | 2,000 simulations | Model v1.0.0</w:t>
+        <w:t>Prepared for: Laura Gao Portfolio | Generated 2026-10-11 21:25 UTC | Seed 42 | 1,500 simulations | Model v1.0.0</w:t>
       </w:r>
     </w:p>
     <w:p>
@@ -26,6 +26,269 @@
           <w:i/>
         </w:rPr>
         <w:t>All forward-looking figures are model estimates, simulation results, scenarios, or assumptions — never guarantees.</w:t>
+      </w:r>
+    </w:p>
+    <w:p>
+      <w:pPr>
+        <w:pStyle w:val="Heading1"/>
+      </w:pPr>
+      <w:r>
+        <w:t>How to read this report</w:t>
+      </w:r>
+    </w:p>
+    <w:p>
+      <w:r>
+        <w:rPr>
+          <w:b w:val="0"/>
+          <w:i/>
+        </w:rPr>
+        <w:t>Read it as answers to six questions rather than front to back:</w:t>
+      </w:r>
+    </w:p>
+    <w:tbl>
+      <w:tblPr>
+        <w:tblStyle w:val="LightGrid-Accent1"/>
+        <w:tblW w:type="auto" w:w="0"/>
+        <w:tblLook w:firstColumn="1" w:firstRow="1" w:lastColumn="0" w:lastRow="0" w:noHBand="0" w:noVBand="1" w:val="04A0"/>
+      </w:tblPr>
+      <w:tblGrid>
+        <w:gridCol w:w="4320"/>
+        <w:gridCol w:w="4320"/>
+      </w:tblGrid>
+      <w:tr>
+        <w:tc>
+          <w:tcPr>
+            <w:tcW w:type="dxa" w:w="4320"/>
+          </w:tcPr>
+          <w:p>
+            <w:r>
+              <w:rPr>
+                <w:b/>
+                <w:sz w:val="16"/>
+              </w:rPr>
+              <w:t>question</w:t>
+            </w:r>
+          </w:p>
+        </w:tc>
+        <w:tc>
+          <w:tcPr>
+            <w:tcW w:type="dxa" w:w="4320"/>
+          </w:tcPr>
+          <w:p>
+            <w:r>
+              <w:rPr>
+                <w:b/>
+                <w:sz w:val="16"/>
+              </w:rPr>
+              <w:t>see</w:t>
+            </w:r>
+          </w:p>
+        </w:tc>
+      </w:tr>
+      <w:tr>
+        <w:tc>
+          <w:tcPr>
+            <w:tcW w:type="dxa" w:w="4320"/>
+          </w:tcPr>
+          <w:p>
+            <w:r>
+              <w:rPr>
+                <w:sz w:val="16"/>
+              </w:rPr>
+              <w:t>Can the 2033 obligation actually be funded?</w:t>
+            </w:r>
+          </w:p>
+        </w:tc>
+        <w:tc>
+          <w:tcPr>
+            <w:tcW w:type="dxa" w:w="4320"/>
+          </w:tcPr>
+          <w:p>
+            <w:r>
+              <w:rPr>
+                <w:sz w:val="16"/>
+              </w:rPr>
+              <w:t>Section 14 Model Comparison; Section 11 Risk</w:t>
+            </w:r>
+          </w:p>
+        </w:tc>
+      </w:tr>
+      <w:tr>
+        <w:tc>
+          <w:tcPr>
+            <w:tcW w:type="dxa" w:w="4320"/>
+          </w:tcPr>
+          <w:p>
+            <w:r>
+              <w:rPr>
+                <w:sz w:val="16"/>
+              </w:rPr>
+              <w:t>How bad can it get?</w:t>
+            </w:r>
+          </w:p>
+        </w:tc>
+        <w:tc>
+          <w:tcPr>
+            <w:tcW w:type="dxa" w:w="4320"/>
+          </w:tcPr>
+          <w:p>
+            <w:r>
+              <w:rPr>
+                <w:sz w:val="16"/>
+              </w:rPr>
+              <w:t>Section 7 Monte Carlo; Section 9 Historical Bootstrap</w:t>
+            </w:r>
+          </w:p>
+        </w:tc>
+      </w:tr>
+      <w:tr>
+        <w:tc>
+          <w:tcPr>
+            <w:tcW w:type="dxa" w:w="4320"/>
+          </w:tcPr>
+          <w:p>
+            <w:r>
+              <w:rPr>
+                <w:sz w:val="16"/>
+              </w:rPr>
+              <w:t>Is this actually diversified?</w:t>
+            </w:r>
+          </w:p>
+        </w:tc>
+        <w:tc>
+          <w:tcPr>
+            <w:tcW w:type="dxa" w:w="4320"/>
+          </w:tcPr>
+          <w:p>
+            <w:r>
+              <w:rPr>
+                <w:sz w:val="16"/>
+              </w:rPr>
+              <w:t>Section 2 Portfolio Overview; Section 11 Risk</w:t>
+            </w:r>
+          </w:p>
+        </w:tc>
+      </w:tr>
+      <w:tr>
+        <w:tc>
+          <w:tcPr>
+            <w:tcW w:type="dxa" w:w="4320"/>
+          </w:tcPr>
+          <w:p>
+            <w:r>
+              <w:rPr>
+                <w:sz w:val="16"/>
+              </w:rPr>
+              <w:t>Which decisions dominate the outcome?</w:t>
+            </w:r>
+          </w:p>
+        </w:tc>
+        <w:tc>
+          <w:tcPr>
+            <w:tcW w:type="dxa" w:w="4320"/>
+          </w:tcPr>
+          <w:p>
+            <w:r>
+              <w:rPr>
+                <w:sz w:val="16"/>
+              </w:rPr>
+              <w:t>Section 19.5 Rule-Based Flags</w:t>
+            </w:r>
+          </w:p>
+        </w:tc>
+      </w:tr>
+      <w:tr>
+        <w:tc>
+          <w:tcPr>
+            <w:tcW w:type="dxa" w:w="4320"/>
+          </w:tcPr>
+          <w:p>
+            <w:r>
+              <w:rPr>
+                <w:sz w:val="16"/>
+              </w:rPr>
+              <w:t>How much do my assumptions matter?</w:t>
+            </w:r>
+          </w:p>
+        </w:tc>
+        <w:tc>
+          <w:tcPr>
+            <w:tcW w:type="dxa" w:w="4320"/>
+          </w:tcPr>
+          <w:p>
+            <w:r>
+              <w:rPr>
+                <w:sz w:val="16"/>
+              </w:rPr>
+              <w:t>Section 15 Sensitivity</w:t>
+            </w:r>
+          </w:p>
+        </w:tc>
+      </w:tr>
+      <w:tr>
+        <w:tc>
+          <w:tcPr>
+            <w:tcW w:type="dxa" w:w="4320"/>
+          </w:tcPr>
+          <w:p>
+            <w:r>
+              <w:rPr>
+                <w:sz w:val="16"/>
+              </w:rPr>
+              <w:t>What would a real crisis do to this mix?</w:t>
+            </w:r>
+          </w:p>
+        </w:tc>
+        <w:tc>
+          <w:tcPr>
+            <w:tcW w:type="dxa" w:w="4320"/>
+          </w:tcPr>
+          <w:p>
+            <w:r>
+              <w:rPr>
+                <w:sz w:val="16"/>
+              </w:rPr>
+              <w:t>Section 16 Stress Tests</w:t>
+            </w:r>
+          </w:p>
+        </w:tc>
+      </w:tr>
+      <w:tr>
+        <w:tc>
+          <w:tcPr>
+            <w:tcW w:type="dxa" w:w="4320"/>
+          </w:tcPr>
+          <w:p>
+            <w:r>
+              <w:rPr>
+                <w:sz w:val="16"/>
+              </w:rPr>
+              <w:t>What does any given number mean?</w:t>
+            </w:r>
+          </w:p>
+        </w:tc>
+        <w:tc>
+          <w:tcPr>
+            <w:tcW w:type="dxa" w:w="4320"/>
+          </w:tcPr>
+          <w:p>
+            <w:r>
+              <w:rPr>
+                <w:sz w:val="16"/>
+              </w:rPr>
+              <w:t>Appendix A Metric Definitions</w:t>
+            </w:r>
+          </w:p>
+        </w:tc>
+      </w:tr>
+    </w:tbl>
+    <w:p>
+      <w:r>
+        <w:rPr>
+          <w:b w:val="0"/>
+          <w:i/>
+        </w:rPr>
+        <w:t>Every metric named in this report is defined in Appendix A, generated from the same source file as the workbook Definitions sheet and the web UI Definitions tab.</w:t>
       </w:r>
     </w:p>
     <w:p>
@@ -51,7 +314,7 @@
           <w:b w:val="0"/>
           <w:i w:val="0"/>
         </w:rPr>
-        <w:t>What is expected? Simulated median 2033 value: Monte Carlo $672,783, bootstrap $677,921, Markov $654,294 (from $450,000 invested 2027-2028). These are model estimates, not guarantees.</w:t>
+        <w:t>What is expected? Simulated median 2033 value: Monte Carlo $674,244, bootstrap $679,084, Markov $654,294 (from $450,000 invested 2027-2028). These are model estimates, not guarantees.</w:t>
       </w:r>
     </w:p>
     <w:p>
@@ -60,7 +323,7 @@
           <w:b w:val="0"/>
           <w:i w:val="0"/>
         </w:rPr>
-        <w:t>What could go wrong? 5th-percentile 2033 outcomes: MC $421,713, bootstrap $444,645. CVaR95 (bootstrap terminal): 10%.</w:t>
+        <w:t>What could go wrong? 5th-percentile 2033 outcomes: MC $421,535, bootstrap $452,196. CVaR95 (bootstrap terminal): 7%.</w:t>
       </w:r>
     </w:p>
     <w:p>
@@ -2128,7 +2391,7 @@
               <w:rPr>
                 <w:sz w:val="16"/>
               </w:rPr>
-              <w:t>15.2%</w:t>
+              <w:t>15.5%</w:t>
             </w:r>
           </w:p>
         </w:tc>
@@ -2156,7 +2419,7 @@
               <w:rPr>
                 <w:sz w:val="16"/>
               </w:rPr>
-              <w:t>1.2%</w:t>
+              <w:t>-0.5%</w:t>
             </w:r>
           </w:p>
         </w:tc>
@@ -2184,7 +2447,7 @@
               <w:rPr>
                 <w:sz w:val="16"/>
               </w:rPr>
-              <w:t>9.7%</w:t>
+              <w:t>7.5%</w:t>
             </w:r>
           </w:p>
         </w:tc>
@@ -2436,7 +2699,7 @@
               <w:rPr>
                 <w:sz w:val="16"/>
               </w:rPr>
-              <w:t>-9.4%</w:t>
+              <w:t>-9.2%</w:t>
             </w:r>
           </w:p>
         </w:tc>
@@ -2492,7 +2755,7 @@
               <w:rPr>
                 <w:sz w:val="16"/>
               </w:rPr>
-              <w:t>20.0%</w:t>
+              <w:t>19.1%</w:t>
             </w:r>
           </w:p>
         </w:tc>
@@ -2520,7 +2783,7 @@
               <w:rPr>
                 <w:sz w:val="16"/>
               </w:rPr>
-              <w:t>85.0%</w:t>
+              <w:t>84.2%</w:t>
             </w:r>
           </w:p>
         </w:tc>
@@ -2548,7 +2811,7 @@
               <w:rPr>
                 <w:sz w:val="16"/>
               </w:rPr>
-              <w:t>87.6%</w:t>
+              <w:t>88.2%</w:t>
             </w:r>
           </w:p>
         </w:tc>
@@ -2576,7 +2839,7 @@
               <w:rPr>
                 <w:sz w:val="16"/>
               </w:rPr>
-              <w:t>79.2%</w:t>
+              <w:t>78.4%</w:t>
             </w:r>
           </w:p>
         </w:tc>
@@ -2604,7 +2867,7 @@
               <w:rPr>
                 <w:sz w:val="16"/>
               </w:rPr>
-              <w:t>82.0%</w:t>
+              <w:t>82.5%</w:t>
             </w:r>
           </w:p>
         </w:tc>
@@ -2632,7 +2895,7 @@
               <w:rPr>
                 <w:sz w:val="16"/>
               </w:rPr>
-              <w:t>73.2%</w:t>
+              <w:t>73.1%</w:t>
             </w:r>
           </w:p>
         </w:tc>
@@ -2660,7 +2923,7 @@
               <w:rPr>
                 <w:sz w:val="16"/>
               </w:rPr>
-              <w:t>75.8%</w:t>
+              <w:t>76.2%</w:t>
             </w:r>
           </w:p>
         </w:tc>
@@ -2688,7 +2951,7 @@
               <w:rPr>
                 <w:sz w:val="16"/>
               </w:rPr>
-              <w:t>66.3%</w:t>
+              <w:t>66.1%</w:t>
             </w:r>
           </w:p>
         </w:tc>
@@ -2716,7 +2979,7 @@
               <w:rPr>
                 <w:sz w:val="16"/>
               </w:rPr>
-              <w:t>68.0%</w:t>
+              <w:t>68.3%</w:t>
             </w:r>
           </w:p>
         </w:tc>
@@ -2744,7 +3007,7 @@
               <w:rPr>
                 <w:sz w:val="16"/>
               </w:rPr>
-              <w:t>85.0%</w:t>
+              <w:t>84.2%</w:t>
             </w:r>
           </w:p>
         </w:tc>
@@ -2772,7 +3035,7 @@
               <w:rPr>
                 <w:sz w:val="16"/>
               </w:rPr>
-              <w:t>91.7%</w:t>
+              <w:t>91.6%</w:t>
             </w:r>
           </w:p>
         </w:tc>
@@ -2828,7 +3091,7 @@
               <w:rPr>
                 <w:sz w:val="16"/>
               </w:rPr>
-              <w:t>99.2%</w:t>
+              <w:t>99.1%</w:t>
             </w:r>
           </w:p>
         </w:tc>
@@ -2963,7 +3226,7 @@
           <w:b w:val="0"/>
           <w:i w:val="0"/>
         </w:rPr>
-        <w:t>Monte Carlo (gaussian, 2,000 sims, seed 42, monthly steps, correlated multivariate returns, glide path + 5pp bands + 0.10% transaction cost). Median 2033 value $672,783; P(terminal &gt; $450k) = 92.7%; P(all 10 reserve payments funded) = 84.3%; P(&gt;20% drawdown) = 27.7%. Required reserve $441,127; median facility contribution $231,656.</w:t>
+        <w:t>Monte Carlo (gaussian, 1,500 sims, seed 42, monthly steps, correlated multivariate returns, glide path + 5pp bands + 0.10% transaction cost). Median 2033 value $674,244; P(terminal &gt; $450k) = 92.4%; P(all 10 reserve payments funded) = 84.3%; P(&gt;20% drawdown) = 27.7%. Required reserve $441,127; median facility contribution $233,116.</w:t>
       </w:r>
     </w:p>
     <w:p>
@@ -3570,7 +3833,7 @@
           <w:b w:val="0"/>
           <w:i w:val="0"/>
         </w:rPr>
-        <w:t>Historical bootstrap (block bootstrap, 20-trading-day blocks of real 2000-2025 joint daily returns, 2,000 sims). Median 2033 value $677,921; P(terminal &gt; $450k) = 94.5%; P(all payments funded) = 17.5%; P(&gt;20% drawdown) = 20.0%. This engine answers: what if the portfolio lived through actual historical market sequences?</w:t>
+        <w:t>Historical bootstrap (block bootstrap, 20-trading-day blocks of real 2000-2025 joint daily returns, 1,500 sims). Median 2033 value $679,084; P(terminal &gt; $450k) = 95.3%; P(all payments funded) = 18.0%; P(&gt;20% drawdown) = 19.1%. This engine answers: what if the portfolio lived through actual historical market sequences?</w:t>
       </w:r>
     </w:p>
     <w:p>
@@ -3746,7 +4009,7 @@
               <w:rPr>
                 <w:sz w:val="16"/>
               </w:rPr>
-              <w:t>672,783</w:t>
+              <w:t>674,244</w:t>
             </w:r>
           </w:p>
         </w:tc>
@@ -3772,7 +4035,7 @@
               <w:rPr>
                 <w:sz w:val="16"/>
               </w:rPr>
-              <w:t>677,921</w:t>
+              <w:t>679,084</w:t>
             </w:r>
           </w:p>
         </w:tc>
@@ -3800,7 +4063,7 @@
               <w:rPr>
                 <w:sz w:val="16"/>
               </w:rPr>
-              <w:t>421,713</w:t>
+              <w:t>421,535</w:t>
             </w:r>
           </w:p>
         </w:tc>
@@ -3826,7 +4089,7 @@
               <w:rPr>
                 <w:sz w:val="16"/>
               </w:rPr>
-              <w:t>444,645</w:t>
+              <w:t>452,196</w:t>
             </w:r>
           </w:p>
         </w:tc>
@@ -3854,7 +4117,7 @@
               <w:rPr>
                 <w:sz w:val="16"/>
               </w:rPr>
-              <w:t>558,755</w:t>
+              <w:t>557,947</w:t>
             </w:r>
           </w:p>
         </w:tc>
@@ -3880,7 +4143,7 @@
               <w:rPr>
                 <w:sz w:val="16"/>
               </w:rPr>
-              <w:t>572,291</w:t>
+              <w:t>574,701</w:t>
             </w:r>
           </w:p>
         </w:tc>
@@ -3908,7 +4171,7 @@
               <w:rPr>
                 <w:sz w:val="16"/>
               </w:rPr>
-              <w:t>672,783</w:t>
+              <w:t>674,244</w:t>
             </w:r>
           </w:p>
         </w:tc>
@@ -3934,7 +4197,7 @@
               <w:rPr>
                 <w:sz w:val="16"/>
               </w:rPr>
-              <w:t>677,921</w:t>
+              <w:t>679,084</w:t>
             </w:r>
           </w:p>
         </w:tc>
@@ -3962,7 +4225,7 @@
               <w:rPr>
                 <w:sz w:val="16"/>
               </w:rPr>
-              <w:t>828,620</w:t>
+              <w:t>834,769</w:t>
             </w:r>
           </w:p>
         </w:tc>
@@ -3988,7 +4251,7 @@
               <w:rPr>
                 <w:sz w:val="16"/>
               </w:rPr>
-              <w:t>813,510</w:t>
+              <w:t>810,838</w:t>
             </w:r>
           </w:p>
         </w:tc>
@@ -4016,7 +4279,7 @@
               <w:rPr>
                 <w:sz w:val="16"/>
               </w:rPr>
-              <w:t>1,105,186</w:t>
+              <w:t>1,127,619</w:t>
             </w:r>
           </w:p>
         </w:tc>
@@ -4042,7 +4305,7 @@
               <w:rPr>
                 <w:sz w:val="16"/>
               </w:rPr>
-              <w:t>1,065,062</w:t>
+              <w:t>1,065,034</w:t>
             </w:r>
           </w:p>
         </w:tc>
@@ -4070,7 +4333,7 @@
               <w:rPr>
                 <w:sz w:val="16"/>
               </w:rPr>
-              <w:t>0.926</w:t>
+              <w:t>0.924</w:t>
             </w:r>
           </w:p>
         </w:tc>
@@ -4096,7 +4359,7 @@
               <w:rPr>
                 <w:sz w:val="16"/>
               </w:rPr>
-              <w:t>0.945</w:t>
+              <w:t>0.953</w:t>
             </w:r>
           </w:p>
         </w:tc>
@@ -4150,7 +4413,7 @@
               <w:rPr>
                 <w:sz w:val="16"/>
               </w:rPr>
-              <w:t>0.175</w:t>
+              <w:t>0.180</w:t>
             </w:r>
           </w:p>
         </w:tc>
@@ -4204,7 +4467,7 @@
               <w:rPr>
                 <w:sz w:val="16"/>
               </w:rPr>
-              <w:t>-0.151</w:t>
+              <w:t>-0.149</w:t>
             </w:r>
           </w:p>
         </w:tc>
@@ -4258,7 +4521,7 @@
               <w:rPr>
                 <w:sz w:val="16"/>
               </w:rPr>
-              <w:t>0.200</w:t>
+              <w:t>0.191</w:t>
             </w:r>
           </w:p>
         </w:tc>
@@ -4312,7 +4575,7 @@
               <w:rPr>
                 <w:sz w:val="16"/>
               </w:rPr>
-              <w:t>0.012</w:t>
+              <w:t>-0.005</w:t>
             </w:r>
           </w:p>
         </w:tc>
@@ -4340,7 +4603,7 @@
               <w:rPr>
                 <w:sz w:val="16"/>
               </w:rPr>
-              <w:t>0.152</w:t>
+              <w:t>0.155</w:t>
             </w:r>
           </w:p>
         </w:tc>
@@ -4366,7 +4629,7 @@
               <w:rPr>
                 <w:sz w:val="16"/>
               </w:rPr>
-              <w:t>0.097</w:t>
+              <w:t>0.075</w:t>
             </w:r>
           </w:p>
         </w:tc>
@@ -4394,7 +4657,7 @@
               <w:rPr>
                 <w:sz w:val="16"/>
               </w:rPr>
-              <w:t>0.207</w:t>
+              <w:t>0.209</w:t>
             </w:r>
           </w:p>
         </w:tc>
@@ -4420,7 +4683,7 @@
               <w:rPr>
                 <w:sz w:val="16"/>
               </w:rPr>
-              <w:t>0.155</w:t>
+              <w:t>0.116</w:t>
             </w:r>
           </w:p>
         </w:tc>
@@ -4448,7 +4711,7 @@
               <w:rPr>
                 <w:sz w:val="16"/>
               </w:rPr>
-              <w:t>0.273</w:t>
+              <w:t>0.285</w:t>
             </w:r>
           </w:p>
         </w:tc>
@@ -4474,7 +4737,7 @@
               <w:rPr>
                 <w:sz w:val="16"/>
               </w:rPr>
-              <w:t>0.213</w:t>
+              <w:t>0.192</w:t>
             </w:r>
           </w:p>
         </w:tc>
@@ -4503,7 +4766,7 @@
           <w:b w:val="0"/>
           <w:i w:val="0"/>
         </w:rPr>
-        <w:t>Base case success 91.2%. Minimum return shift for &gt;=90% success: -3%. Portfolio remains robust across the tested volatility range.</w:t>
+        <w:t>Base case success 91.8%. Minimum return shift for &gt;=90% success: -3%. Portfolio remains robust across the tested volatility range.</w:t>
       </w:r>
     </w:p>
     <w:p>
@@ -12638,7 +12901,7 @@
           <w:b w:val="0"/>
           <w:i w:val="0"/>
         </w:rPr>
-        <w:t>- Tail risk: bootstrap CVaR95 10% vs Gaussian MC 15% — real history has fatter tails than the parametric model.</w:t>
+        <w:t>- Tail risk: bootstrap CVaR95 7% vs Gaussian MC 15% — real history has fatter tails than the parametric model.</w:t>
       </w:r>
     </w:p>
     <w:p>
@@ -12647,7 +12910,7 @@
           <w:b w:val="0"/>
           <w:i w:val="0"/>
         </w:rPr>
-        <w:t>- Reserve funding risk: P(all 10 payments funded) = 84.3% (MC) / 17.5% (bootstrap).</w:t>
+        <w:t>- Reserve funding risk: P(all 10 payments funded) = 84.3% (MC) / 18.0% (bootstrap).</w:t>
       </w:r>
     </w:p>
     <w:p>
@@ -13089,7 +13352,7 @@
               <w:rPr>
                 <w:sz w:val="16"/>
               </w:rPr>
-              <w:t>0.175</w:t>
+              <w:t>0.180</w:t>
             </w:r>
           </w:p>
         </w:tc>
@@ -13483,7 +13746,7 @@
           <w:b w:val="0"/>
           <w:i w:val="0"/>
         </w:rPr>
-        <w:t>- Size the 2033 reserve using the bootstrap (heavier-tail) distribution, not the Gaussian MC: bootstrap P(funded) = 17.5%.</w:t>
+        <w:t>- Size the 2033 reserve using the bootstrap (heavier-tail) distribution, not the Gaussian MC: bootstrap P(funded) = 18.0%.</w:t>
       </w:r>
     </w:p>
     <w:p>
@@ -13509,7 +13772,7 @@
           <w:b w:val="0"/>
           <w:i w:val="0"/>
         </w:rPr>
-        <w:t>- Adopt 5pp rebalancing bands with 0.10% cost budget; simulated mean turnover $472,944 per path.</w:t>
+        <w:t>- Adopt 5pp rebalancing bands with 0.10% cost budget; simulated mean turnover $477,200 per path.</w:t>
       </w:r>
     </w:p>
     <w:p>
@@ -13748,7 +14011,7 @@
           <w:b w:val="0"/>
           <w:i w:val="0"/>
         </w:rPr>
-        <w:t>- Random seed 42; 2,000 simulations per engine.</w:t>
+        <w:t>- Random seed 42; 1,500 simulations per engine.</w:t>
       </w:r>
     </w:p>
     <w:p>
@@ -13844,7 +14107,7 @@
           <w:b w:val="0"/>
           <w:i w:val="0"/>
         </w:rPr>
-        <w:t>- Both engines show median 2033 value above invested contributions (MC $672,783, bootstrap $677,921).</w:t>
+        <w:t>- Both engines show median 2033 value above invested contributions (MC $674,244, bootstrap $679,084).</w:t>
       </w:r>
     </w:p>
     <w:p>
@@ -13879,7 +14142,7 @@
           <w:b w:val="0"/>
           <w:i w:val="0"/>
         </w:rPr>
-        <w:t>- Bootstrap downside: p5 2033 value $444,645; reserve funding probability 17.5%.</w:t>
+        <w:t>- Bootstrap downside: p5 2033 value $452,196; reserve funding probability 18.0%.</w:t>
       </w:r>
     </w:p>
     <w:p>
@@ -14067,6 +14330,3879 @@
         <w:t>- [ ] DUOL history length / data confidence</w:t>
       </w:r>
     </w:p>
+    <w:p>
+      <w:r>
+        <w:br w:type="page"/>
+      </w:r>
+    </w:p>
+    <w:p>
+      <w:pPr>
+        <w:pStyle w:val="Heading1"/>
+      </w:pPr>
+      <w:r>
+        <w:t>Appendix A. Metric Definitions</w:t>
+      </w:r>
+    </w:p>
+    <w:p>
+      <w:r>
+        <w:rPr>
+          <w:b w:val="0"/>
+          <w:i/>
+        </w:rPr>
+        <w:t>Generated from portfolio_model/src/metric_glossary.py — the same source as the workbook Definitions sheet and the web UI Definitions tab. The 'Trap' column is the way this metric is most often misread.</w:t>
+      </w:r>
+    </w:p>
+    <w:tbl>
+      <w:tblPr>
+        <w:tblStyle w:val="LightGrid-Accent1"/>
+        <w:tblW w:type="auto" w:w="0"/>
+        <w:tblLook w:firstColumn="1" w:firstRow="1" w:lastColumn="0" w:lastRow="0" w:noHBand="0" w:noVBand="1" w:val="04A0"/>
+      </w:tblPr>
+      <w:tblGrid>
+        <w:gridCol w:w="2160"/>
+        <w:gridCol w:w="2160"/>
+        <w:gridCol w:w="2160"/>
+        <w:gridCol w:w="2160"/>
+      </w:tblGrid>
+      <w:tr>
+        <w:tc>
+          <w:tcPr>
+            <w:tcW w:type="dxa" w:w="2160"/>
+          </w:tcPr>
+          <w:p>
+            <w:r>
+              <w:rPr>
+                <w:b/>
+                <w:sz w:val="16"/>
+              </w:rPr>
+              <w:t>metric</w:t>
+            </w:r>
+          </w:p>
+        </w:tc>
+        <w:tc>
+          <w:tcPr>
+            <w:tcW w:type="dxa" w:w="2160"/>
+          </w:tcPr>
+          <w:p>
+            <w:r>
+              <w:rPr>
+                <w:b/>
+                <w:sz w:val="16"/>
+              </w:rPr>
+              <w:t>what_it_is</w:t>
+            </w:r>
+          </w:p>
+        </w:tc>
+        <w:tc>
+          <w:tcPr>
+            <w:tcW w:type="dxa" w:w="2160"/>
+          </w:tcPr>
+          <w:p>
+            <w:r>
+              <w:rPr>
+                <w:b/>
+                <w:sz w:val="16"/>
+              </w:rPr>
+              <w:t>how_to_read_it</w:t>
+            </w:r>
+          </w:p>
+        </w:tc>
+        <w:tc>
+          <w:tcPr>
+            <w:tcW w:type="dxa" w:w="2160"/>
+          </w:tcPr>
+          <w:p>
+            <w:r>
+              <w:rPr>
+                <w:b/>
+                <w:sz w:val="16"/>
+              </w:rPr>
+              <w:t>trap</w:t>
+            </w:r>
+          </w:p>
+        </w:tc>
+      </w:tr>
+      <w:tr>
+        <w:tc>
+          <w:tcPr>
+            <w:tcW w:type="dxa" w:w="2160"/>
+          </w:tcPr>
+          <w:p>
+            <w:r>
+              <w:rPr>
+                <w:sz w:val="16"/>
+              </w:rPr>
+              <w:t>Weights source</w:t>
+            </w:r>
+          </w:p>
+        </w:tc>
+        <w:tc>
+          <w:tcPr>
+            <w:tcW w:type="dxa" w:w="2160"/>
+          </w:tcPr>
+          <w:p>
+            <w:r>
+              <w:rPr>
+                <w:sz w:val="16"/>
+              </w:rPr>
+              <w:t>Which input column was used: explicit portfolio weights, market value / total, or quantity x price.</w:t>
+            </w:r>
+          </w:p>
+        </w:tc>
+        <w:tc>
+          <w:tcPr>
+            <w:tcW w:type="dxa" w:w="2160"/>
+          </w:tcPr>
+          <w:p>
+            <w:r>
+              <w:rPr>
+                <w:sz w:val="16"/>
+              </w:rPr>
+              <w:t>If it says 'supplied weights', the analysis is about the allocation you wrote down. If it says 'derived from market value', it reflects your actual positions today.</w:t>
+            </w:r>
+          </w:p>
+        </w:tc>
+        <w:tc>
+          <w:tcPr>
+            <w:tcW w:type="dxa" w:w="2160"/>
+          </w:tcPr>
+          <w:p>
+            <w:r>
+              <w:rPr>
+                <w:sz w:val="16"/>
+              </w:rPr>
+              <w:t>Weights are renormalised to 100%. If your weights summed to 92%, everything is scaled up by 8.7% silently.</w:t>
+            </w:r>
+          </w:p>
+        </w:tc>
+      </w:tr>
+      <w:tr>
+        <w:tc>
+          <w:tcPr>
+            <w:tcW w:type="dxa" w:w="2160"/>
+          </w:tcPr>
+          <w:p>
+            <w:r>
+              <w:rPr>
+                <w:sz w:val="16"/>
+              </w:rPr>
+              <w:t>Expected return (annual)</w:t>
+            </w:r>
+          </w:p>
+        </w:tc>
+        <w:tc>
+          <w:tcPr>
+            <w:tcW w:type="dxa" w:w="2160"/>
+          </w:tcPr>
+          <w:p>
+            <w:r>
+              <w:rPr>
+                <w:sz w:val="16"/>
+              </w:rPr>
+              <w:t>Spreadsheet 'Expected Return' column when present and expected_returns.source = input; otherwise the historical mean compounded to a year, shrunk toward the cross-asset mean by expected_returns.shrinkage.</w:t>
+            </w:r>
+          </w:p>
+        </w:tc>
+        <w:tc>
+          <w:tcPr>
+            <w:tcW w:type="dxa" w:w="2160"/>
+          </w:tcPr>
+          <w:p>
+            <w:r>
+              <w:rPr>
+                <w:sz w:val="16"/>
+              </w:rPr>
+              <w:t>This is the single most influential number in the whole report. A 1pp change moves the median 2033 outcome by roughly the horizon length in years.</w:t>
+            </w:r>
+          </w:p>
+        </w:tc>
+        <w:tc>
+          <w:tcPr>
+            <w:tcW w:type="dxa" w:w="2160"/>
+          </w:tcPr>
+          <w:p>
+            <w:r>
+              <w:rPr>
+                <w:sz w:val="16"/>
+              </w:rPr>
+              <w:t>It is an assumption, not a forecast. The engines are not predicting; they are answering 'what follows from these assumptions'.</w:t>
+            </w:r>
+          </w:p>
+        </w:tc>
+      </w:tr>
+      <w:tr>
+        <w:tc>
+          <w:tcPr>
+            <w:tcW w:type="dxa" w:w="2160"/>
+          </w:tcPr>
+          <w:p>
+            <w:r>
+              <w:rPr>
+                <w:sz w:val="16"/>
+              </w:rPr>
+              <w:t>Volatility (annual)</w:t>
+            </w:r>
+          </w:p>
+        </w:tc>
+        <w:tc>
+          <w:tcPr>
+            <w:tcW w:type="dxa" w:w="2160"/>
+          </w:tcPr>
+          <w:p>
+            <w:r>
+              <w:rPr>
+                <w:sz w:val="16"/>
+              </w:rPr>
+              <w:t>Standard deviation of monthly returns x sqrt(12).</w:t>
+            </w:r>
+          </w:p>
+        </w:tc>
+        <w:tc>
+          <w:tcPr>
+            <w:tcW w:type="dxa" w:w="2160"/>
+          </w:tcPr>
+          <w:p>
+            <w:r>
+              <w:rPr>
+                <w:sz w:val="16"/>
+              </w:rPr>
+              <w:t>20% annual volatility means roughly two-thirds of months land within +/-5.8% of the average month. It measures dispersion, not the chance of losing money.</w:t>
+            </w:r>
+          </w:p>
+        </w:tc>
+        <w:tc>
+          <w:tcPr>
+            <w:tcW w:type="dxa" w:w="2160"/>
+          </w:tcPr>
+          <w:p>
+            <w:r>
+              <w:rPr>
+                <w:sz w:val="16"/>
+              </w:rPr>
+              <w:t>Volatility from a short history (see confidence) is unreliable, and it treats upside and downside moves identically.</w:t>
+            </w:r>
+          </w:p>
+        </w:tc>
+      </w:tr>
+      <w:tr>
+        <w:tc>
+          <w:tcPr>
+            <w:tcW w:type="dxa" w:w="2160"/>
+          </w:tcPr>
+          <w:p>
+            <w:r>
+              <w:rPr>
+                <w:sz w:val="16"/>
+              </w:rPr>
+              <w:t>Risk-free rate</w:t>
+            </w:r>
+          </w:p>
+        </w:tc>
+        <w:tc>
+          <w:tcPr>
+            <w:tcW w:type="dxa" w:w="2160"/>
+          </w:tcPr>
+          <w:p>
+            <w:r>
+              <w:rPr>
+                <w:sz w:val="16"/>
+              </w:rPr>
+              <w:t>Config risk.risk_free_rate; also used as the return earned by the CASH holding every period.</w:t>
+            </w:r>
+          </w:p>
+        </w:tc>
+        <w:tc>
+          <w:tcPr>
+            <w:tcW w:type="dxa" w:w="2160"/>
+          </w:tcPr>
+          <w:p>
+            <w:r>
+              <w:rPr>
+                <w:sz w:val="16"/>
+              </w:rPr>
+              <w:t>Cash is never modelled as 0% return; it earns this rate. Raising it raises cash-heavy portfolios.</w:t>
+            </w:r>
+          </w:p>
+        </w:tc>
+        <w:tc>
+          <w:tcPr>
+            <w:tcW w:type="dxa" w:w="2160"/>
+          </w:tcPr>
+          <w:p>
+            <w:r>
+              <w:rPr>
+                <w:sz w:val="16"/>
+              </w:rPr>
+              <w:t>Sharpe here divides raw return by volatility (no risk-free subtraction), so it is a risk-adjusted *ratio*, not the textbook excess-return Sharpe.</w:t>
+            </w:r>
+          </w:p>
+        </w:tc>
+      </w:tr>
+      <w:tr>
+        <w:tc>
+          <w:tcPr>
+            <w:tcW w:type="dxa" w:w="2160"/>
+          </w:tcPr>
+          <w:p>
+            <w:r>
+              <w:rPr>
+                <w:sz w:val="16"/>
+              </w:rPr>
+              <w:t>Inflation assumption</w:t>
+            </w:r>
+          </w:p>
+        </w:tc>
+        <w:tc>
+          <w:tcPr>
+            <w:tcW w:type="dxa" w:w="2160"/>
+          </w:tcPr>
+          <w:p>
+            <w:r>
+              <w:rPr>
+                <w:sz w:val="16"/>
+              </w:rPr>
+              <w:t>Config risk.inflation_base, applied to convert nominal capital into 'real capital' for floor tests.</w:t>
+            </w:r>
+          </w:p>
+        </w:tc>
+        <w:tc>
+          <w:tcPr>
+            <w:tcW w:type="dxa" w:w="2160"/>
+          </w:tcPr>
+          <w:p>
+            <w:r>
+              <w:rPr>
+                <w:sz w:val="16"/>
+              </w:rPr>
+              <w:t>Real success is always lower than nominal success. The gap between the two is the cost of ignoring inflation.</w:t>
+            </w:r>
+          </w:p>
+        </w:tc>
+        <w:tc>
+          <w:tcPr>
+            <w:tcW w:type="dxa" w:w="2160"/>
+          </w:tcPr>
+          <w:p>
+            <w:r>
+              <w:rPr>
+                <w:sz w:val="16"/>
+              </w:rPr>
+              <w:t>Returns are nominal; only the success thresholds are inflation-adjusted. The model does not deflate the return series.</w:t>
+            </w:r>
+          </w:p>
+        </w:tc>
+      </w:tr>
+      <w:tr>
+        <w:tc>
+          <w:tcPr>
+            <w:tcW w:type="dxa" w:w="2160"/>
+          </w:tcPr>
+          <w:p>
+            <w:r>
+              <w:rPr>
+                <w:sz w:val="16"/>
+              </w:rPr>
+              <w:t>Historical CAGR</w:t>
+            </w:r>
+          </w:p>
+        </w:tc>
+        <w:tc>
+          <w:tcPr>
+            <w:tcW w:type="dxa" w:w="2160"/>
+          </w:tcPr>
+          <w:p>
+            <w:r>
+              <w:rPr>
+                <w:sz w:val="16"/>
+              </w:rPr>
+              <w:t>(final index value / first index value)^(1 / years) - 1, on the rebalanced current-weight index.</w:t>
+            </w:r>
+          </w:p>
+        </w:tc>
+        <w:tc>
+          <w:tcPr>
+            <w:tcW w:type="dxa" w:w="2160"/>
+          </w:tcPr>
+          <w:p>
+            <w:r>
+              <w:rPr>
+                <w:sz w:val="16"/>
+              </w:rPr>
+              <w:t>A smoothed average of what this allocation actually did. Compare it with the simulated median to see whether your assumptions are optimistic or conservative.</w:t>
+            </w:r>
+          </w:p>
+        </w:tc>
+        <w:tc>
+          <w:tcPr>
+            <w:tcW w:type="dxa" w:w="2160"/>
+          </w:tcPr>
+          <w:p>
+            <w:r>
+              <w:rPr>
+                <w:sz w:val="16"/>
+              </w:rPr>
+              <w:t>It is path-dependent and start-date dependent. It also assumes today's weights had been held the whole time (rebalanced index), which is a hypothetical, not your real account.</w:t>
+            </w:r>
+          </w:p>
+        </w:tc>
+      </w:tr>
+      <w:tr>
+        <w:tc>
+          <w:tcPr>
+            <w:tcW w:type="dxa" w:w="2160"/>
+          </w:tcPr>
+          <w:p>
+            <w:r>
+              <w:rPr>
+                <w:sz w:val="16"/>
+              </w:rPr>
+              <w:t>Mean annual return (historical)</w:t>
+            </w:r>
+          </w:p>
+        </w:tc>
+        <w:tc>
+          <w:tcPr>
+            <w:tcW w:type="dxa" w:w="2160"/>
+          </w:tcPr>
+          <w:p>
+            <w:r>
+              <w:rPr>
+                <w:sz w:val="16"/>
+              </w:rPr>
+              <w:t>(1 + average monthly return)^12 - 1.</w:t>
+            </w:r>
+          </w:p>
+        </w:tc>
+        <w:tc>
+          <w:tcPr>
+            <w:tcW w:type="dxa" w:w="2160"/>
+          </w:tcPr>
+          <w:p>
+            <w:r>
+              <w:rPr>
+                <w:sz w:val="16"/>
+              </w:rPr>
+              <w:t>Higher than CAGR whenever returns were volatile, because volatility drags compounding down.</w:t>
+            </w:r>
+          </w:p>
+        </w:tc>
+        <w:tc>
+          <w:tcPr>
+            <w:tcW w:type="dxa" w:w="2160"/>
+          </w:tcPr>
+          <w:p>
+            <w:r>
+              <w:rPr>
+                <w:sz w:val="16"/>
+              </w:rPr>
+              <w:t>Mean annual return minus CAGR is roughly the volatility drag: never quote the mean as if it were achievable growth.</w:t>
+            </w:r>
+          </w:p>
+        </w:tc>
+      </w:tr>
+      <w:tr>
+        <w:tc>
+          <w:tcPr>
+            <w:tcW w:type="dxa" w:w="2160"/>
+          </w:tcPr>
+          <w:p>
+            <w:r>
+              <w:rPr>
+                <w:sz w:val="16"/>
+              </w:rPr>
+              <w:t>Volatility (historical, annual)</w:t>
+            </w:r>
+          </w:p>
+        </w:tc>
+        <w:tc>
+          <w:tcPr>
+            <w:tcW w:type="dxa" w:w="2160"/>
+          </w:tcPr>
+          <w:p>
+            <w:r>
+              <w:rPr>
+                <w:sz w:val="16"/>
+              </w:rPr>
+              <w:t>Standard deviation of portfolio monthly returns x sqrt(12).</w:t>
+            </w:r>
+          </w:p>
+        </w:tc>
+        <w:tc>
+          <w:tcPr>
+            <w:tcW w:type="dxa" w:w="2160"/>
+          </w:tcPr>
+          <w:p>
+            <w:r>
+              <w:rPr>
+                <w:sz w:val="16"/>
+              </w:rPr>
+              <w:t>Roughly 1 in 6 months lands outside +/-1 annual-volatility/3.6 of the average month.</w:t>
+            </w:r>
+          </w:p>
+        </w:tc>
+        <w:tc>
+          <w:tcPr>
+            <w:tcW w:type="dxa" w:w="2160"/>
+          </w:tcPr>
+          <w:p>
+            <w:r>
+              <w:rPr>
+                <w:sz w:val="16"/>
+              </w:rPr>
+              <w:t>Portfolio volatility is not the weighted average of holding volatilities; correlation is what makes it lower.</w:t>
+            </w:r>
+          </w:p>
+        </w:tc>
+      </w:tr>
+      <w:tr>
+        <w:tc>
+          <w:tcPr>
+            <w:tcW w:type="dxa" w:w="2160"/>
+          </w:tcPr>
+          <w:p>
+            <w:r>
+              <w:rPr>
+                <w:sz w:val="16"/>
+              </w:rPr>
+              <w:t>Sharpe (historical)</w:t>
+            </w:r>
+          </w:p>
+        </w:tc>
+        <w:tc>
+          <w:tcPr>
+            <w:tcW w:type="dxa" w:w="2160"/>
+          </w:tcPr>
+          <w:p>
+            <w:r>
+              <w:rPr>
+                <w:sz w:val="16"/>
+              </w:rPr>
+              <w:t>Mean annual return / annual volatility.</w:t>
+            </w:r>
+          </w:p>
+        </w:tc>
+        <w:tc>
+          <w:tcPr>
+            <w:tcW w:type="dxa" w:w="2160"/>
+          </w:tcPr>
+          <w:p>
+            <w:r>
+              <w:rPr>
+                <w:sz w:val="16"/>
+              </w:rPr>
+              <w:t>Above ~0.6 for a stock/bond portfolio is respectable; below ~0.25 means the extra return is not paying for the volatility.</w:t>
+            </w:r>
+          </w:p>
+        </w:tc>
+        <w:tc>
+          <w:tcPr>
+            <w:tcW w:type="dxa" w:w="2160"/>
+          </w:tcPr>
+          <w:p>
+            <w:r>
+              <w:rPr>
+                <w:sz w:val="16"/>
+              </w:rPr>
+              <w:t>No risk-free subtraction here, and it is computed on history. Two portfolios with the same Sharpe can have completely different drawdown shapes.</w:t>
+            </w:r>
+          </w:p>
+        </w:tc>
+      </w:tr>
+      <w:tr>
+        <w:tc>
+          <w:tcPr>
+            <w:tcW w:type="dxa" w:w="2160"/>
+          </w:tcPr>
+          <w:p>
+            <w:r>
+              <w:rPr>
+                <w:sz w:val="16"/>
+              </w:rPr>
+              <w:t>Sortino (historical)</w:t>
+            </w:r>
+          </w:p>
+        </w:tc>
+        <w:tc>
+          <w:tcPr>
+            <w:tcW w:type="dxa" w:w="2160"/>
+          </w:tcPr>
+          <w:p>
+            <w:r>
+              <w:rPr>
+                <w:sz w:val="16"/>
+              </w:rPr>
+              <w:t>Mean annual return / downside deviation (std of negative months only, x sqrt(12)).</w:t>
+            </w:r>
+          </w:p>
+        </w:tc>
+        <w:tc>
+          <w:tcPr>
+            <w:tcW w:type="dxa" w:w="2160"/>
+          </w:tcPr>
+          <w:p>
+            <w:r>
+              <w:rPr>
+                <w:sz w:val="16"/>
+              </w:rPr>
+              <w:t>Sortino &gt; Sharpe whenever upside is large. A big gap means the volatility is mostly good news.</w:t>
+            </w:r>
+          </w:p>
+        </w:tc>
+        <w:tc>
+          <w:tcPr>
+            <w:tcW w:type="dxa" w:w="2160"/>
+          </w:tcPr>
+          <w:p>
+            <w:r>
+              <w:rPr>
+                <w:sz w:val="16"/>
+              </w:rPr>
+              <w:t>With few negative months the downside deviation is noisy and Sortino looks flattering.</w:t>
+            </w:r>
+          </w:p>
+        </w:tc>
+      </w:tr>
+      <w:tr>
+        <w:tc>
+          <w:tcPr>
+            <w:tcW w:type="dxa" w:w="2160"/>
+          </w:tcPr>
+          <w:p>
+            <w:r>
+              <w:rPr>
+                <w:sz w:val="16"/>
+              </w:rPr>
+              <w:t>Downside deviation</w:t>
+            </w:r>
+          </w:p>
+        </w:tc>
+        <w:tc>
+          <w:tcPr>
+            <w:tcW w:type="dxa" w:w="2160"/>
+          </w:tcPr>
+          <w:p>
+            <w:r>
+              <w:rPr>
+                <w:sz w:val="16"/>
+              </w:rPr>
+              <w:t>Standard deviation of negative monthly returns x sqrt(12).</w:t>
+            </w:r>
+          </w:p>
+        </w:tc>
+        <w:tc>
+          <w:tcPr>
+            <w:tcW w:type="dxa" w:w="2160"/>
+          </w:tcPr>
+          <w:p>
+            <w:r>
+              <w:rPr>
+                <w:sz w:val="16"/>
+              </w:rPr>
+              <w:t>This is the number that maps to how the portfolio actually feels to hold.</w:t>
+            </w:r>
+          </w:p>
+        </w:tc>
+        <w:tc>
+          <w:tcPr>
+            <w:tcW w:type="dxa" w:w="2160"/>
+          </w:tcPr>
+          <w:p>
+            <w:r>
+              <w:rPr>
+                <w:sz w:val="16"/>
+              </w:rPr>
+              <w:t>Counts only months below zero, so it ignores how *often* you lose.</w:t>
+            </w:r>
+          </w:p>
+        </w:tc>
+      </w:tr>
+      <w:tr>
+        <w:tc>
+          <w:tcPr>
+            <w:tcW w:type="dxa" w:w="2160"/>
+          </w:tcPr>
+          <w:p>
+            <w:r>
+              <w:rPr>
+                <w:sz w:val="16"/>
+              </w:rPr>
+              <w:t>Max drawdown (historical)</w:t>
+            </w:r>
+          </w:p>
+        </w:tc>
+        <w:tc>
+          <w:tcPr>
+            <w:tcW w:type="dxa" w:w="2160"/>
+          </w:tcPr>
+          <w:p>
+            <w:r>
+              <w:rPr>
+                <w:sz w:val="16"/>
+              </w:rPr>
+              <w:t>Minimum of (value / running peak - 1) on the rebalanced index.</w:t>
+            </w:r>
+          </w:p>
+        </w:tc>
+        <w:tc>
+          <w:tcPr>
+            <w:tcW w:type="dxa" w:w="2160"/>
+          </w:tcPr>
+          <w:p>
+            <w:r>
+              <w:rPr>
+                <w:sz w:val="16"/>
+              </w:rPr>
+              <w:t>The realistic test of whether you could have held. -35% is survivable for a long horizon; -60% usually is not.</w:t>
+            </w:r>
+          </w:p>
+        </w:tc>
+        <w:tc>
+          <w:tcPr>
+            <w:tcW w:type="dxa" w:w="2160"/>
+          </w:tcPr>
+          <w:p>
+            <w:r>
+              <w:rPr>
+                <w:sz w:val="16"/>
+              </w:rPr>
+              <w:t>One event defines it. It says nothing about how long the recovery took (see the recovery table) and nothing about drawdowns that started after the trough.</w:t>
+            </w:r>
+          </w:p>
+        </w:tc>
+      </w:tr>
+      <w:tr>
+        <w:tc>
+          <w:tcPr>
+            <w:tcW w:type="dxa" w:w="2160"/>
+          </w:tcPr>
+          <w:p>
+            <w:r>
+              <w:rPr>
+                <w:sz w:val="16"/>
+              </w:rPr>
+              <w:t>Drawdown peak / trough / recovery dates</w:t>
+            </w:r>
+          </w:p>
+        </w:tc>
+        <w:tc>
+          <w:tcPr>
+            <w:tcW w:type="dxa" w:w="2160"/>
+          </w:tcPr>
+          <w:p>
+            <w:r>
+              <w:rPr>
+                <w:sz w:val="16"/>
+              </w:rPr>
+              <w:t>Date of the running peak before the worst trough, the trough date, and the first date the index exceeded the peak again.</w:t>
+            </w:r>
+          </w:p>
+        </w:tc>
+        <w:tc>
+          <w:tcPr>
+            <w:tcW w:type="dxa" w:w="2160"/>
+          </w:tcPr>
+          <w:p>
+            <w:r>
+              <w:rPr>
+                <w:sz w:val="16"/>
+              </w:rPr>
+              <w:t>Depth plus time-underwater is the real pain. A -30% drawdown recovered in 6 months is a different risk from one that took 4 years.</w:t>
+            </w:r>
+          </w:p>
+        </w:tc>
+        <w:tc>
+          <w:tcPr>
+            <w:tcW w:type="dxa" w:w="2160"/>
+          </w:tcPr>
+          <w:p>
+            <w:r>
+              <w:rPr>
+                <w:sz w:val="16"/>
+              </w:rPr>
+              <w:t>A blank recovery means the index had not recovered by the end of the data - not that it never will.</w:t>
+            </w:r>
+          </w:p>
+        </w:tc>
+      </w:tr>
+      <w:tr>
+        <w:tc>
+          <w:tcPr>
+            <w:tcW w:type="dxa" w:w="2160"/>
+          </w:tcPr>
+          <w:p>
+            <w:r>
+              <w:rPr>
+                <w:sz w:val="16"/>
+              </w:rPr>
+              <w:t>Days to recover (drawdown events)</w:t>
+            </w:r>
+          </w:p>
+        </w:tc>
+        <w:tc>
+          <w:tcPr>
+            <w:tcW w:type="dxa" w:w="2160"/>
+          </w:tcPr>
+          <w:p>
+            <w:r>
+              <w:rPr>
+                <w:sz w:val="16"/>
+              </w:rPr>
+              <w:t>Calendar days from each trough (deeper than -5%) back to zero drawdown.</w:t>
+            </w:r>
+          </w:p>
+        </w:tc>
+        <w:tc>
+          <w:tcPr>
+            <w:tcW w:type="dxa" w:w="2160"/>
+          </w:tcPr>
+          <w:p>
+            <w:r>
+              <w:rPr>
+                <w:sz w:val="16"/>
+              </w:rPr>
+              <w:t>Long recoveries are the argument for the glide path into 2033.</w:t>
+            </w:r>
+          </w:p>
+        </w:tc>
+        <w:tc>
+          <w:tcPr>
+            <w:tcW w:type="dxa" w:w="2160"/>
+          </w:tcPr>
+          <w:p>
+            <w:r>
+              <w:rPr>
+                <w:sz w:val="16"/>
+              </w:rPr>
+              <w:t>Events shallower than -5% are not listed, so the table understates small-but-frequent pain.</w:t>
+            </w:r>
+          </w:p>
+        </w:tc>
+      </w:tr>
+      <w:tr>
+        <w:tc>
+          <w:tcPr>
+            <w:tcW w:type="dxa" w:w="2160"/>
+          </w:tcPr>
+          <w:p>
+            <w:r>
+              <w:rPr>
+                <w:sz w:val="16"/>
+              </w:rPr>
+              <w:t>Correlation (pairwise, monthly)</w:t>
+            </w:r>
+          </w:p>
+        </w:tc>
+        <w:tc>
+          <w:tcPr>
+            <w:tcW w:type="dxa" w:w="2160"/>
+          </w:tcPr>
+          <w:p>
+            <w:r>
+              <w:rPr>
+                <w:sz w:val="16"/>
+              </w:rPr>
+              <w:t>Pearson correlation of monthly returns between two holdings over the full history.</w:t>
+            </w:r>
+          </w:p>
+        </w:tc>
+        <w:tc>
+          <w:tcPr>
+            <w:tcW w:type="dxa" w:w="2160"/>
+          </w:tcPr>
+          <w:p>
+            <w:r>
+              <w:rPr>
+                <w:sz w:val="16"/>
+              </w:rPr>
+              <w:t>+0.9 means they are effectively the same position split in two. Below +0.4 they genuinely diversify. Negative correlation is a hedge.</w:t>
+            </w:r>
+          </w:p>
+        </w:tc>
+        <w:tc>
+          <w:tcPr>
+            <w:tcW w:type="dxa" w:w="2160"/>
+          </w:tcPr>
+          <w:p>
+            <w:r>
+              <w:rPr>
+                <w:sz w:val="16"/>
+              </w:rPr>
+              <w:t>Correlation is estimated on history and rises toward 1.0 exactly when you need it not to.</w:t>
+            </w:r>
+          </w:p>
+        </w:tc>
+      </w:tr>
+      <w:tr>
+        <w:tc>
+          <w:tcPr>
+            <w:tcW w:type="dxa" w:w="2160"/>
+          </w:tcPr>
+          <w:p>
+            <w:r>
+              <w:rPr>
+                <w:sz w:val="16"/>
+              </w:rPr>
+              <w:t>Correlation cluster</w:t>
+            </w:r>
+          </w:p>
+        </w:tc>
+        <w:tc>
+          <w:tcPr>
+            <w:tcW w:type="dxa" w:w="2160"/>
+          </w:tcPr>
+          <w:p>
+            <w:r>
+              <w:rPr>
+                <w:sz w:val="16"/>
+              </w:rPr>
+              <w:t>Single-linkage grouping of holdings joined by correlation above the threshold.</w:t>
+            </w:r>
+          </w:p>
+        </w:tc>
+        <w:tc>
+          <w:tcPr>
+            <w:tcW w:type="dxa" w:w="2160"/>
+          </w:tcPr>
+          <w:p>
+            <w:r>
+              <w:rPr>
+                <w:sz w:val="16"/>
+              </w:rPr>
+              <w:t>A cluster of four names at 20% each is a 80% single-bet portfolio wearing four labels.</w:t>
+            </w:r>
+          </w:p>
+        </w:tc>
+        <w:tc>
+          <w:tcPr>
+            <w:tcW w:type="dxa" w:w="2160"/>
+          </w:tcPr>
+          <w:p>
+            <w:r>
+              <w:rPr>
+                <w:sz w:val="16"/>
+              </w:rPr>
+              <w:t>Single-linkage can chain A-B and B-C into one cluster even when A-C correlation is modest.</w:t>
+            </w:r>
+          </w:p>
+        </w:tc>
+      </w:tr>
+      <w:tr>
+        <w:tc>
+          <w:tcPr>
+            <w:tcW w:type="dxa" w:w="2160"/>
+          </w:tcPr>
+          <w:p>
+            <w:r>
+              <w:rPr>
+                <w:sz w:val="16"/>
+              </w:rPr>
+              <w:t>HHI (concentration index)</w:t>
+            </w:r>
+          </w:p>
+        </w:tc>
+        <w:tc>
+          <w:tcPr>
+            <w:tcW w:type="dxa" w:w="2160"/>
+          </w:tcPr>
+          <w:p>
+            <w:r>
+              <w:rPr>
+                <w:sz w:val="16"/>
+              </w:rPr>
+              <w:t>Sum of squared weights. Normalised version: (HHI - 1/n) / (1 - 1/n).</w:t>
+            </w:r>
+          </w:p>
+        </w:tc>
+        <w:tc>
+          <w:tcPr>
+            <w:tcW w:type="dxa" w:w="2160"/>
+          </w:tcPr>
+          <w:p>
+            <w:r>
+              <w:rPr>
+                <w:sz w:val="16"/>
+              </w:rPr>
+              <w:t>Raw HHI 0.25 means the concentration of an equal-weighted 4-holding portfolio. Normalised HHI 0 = perfectly spread, 1 = all in one name.</w:t>
+            </w:r>
+          </w:p>
+        </w:tc>
+        <w:tc>
+          <w:tcPr>
+            <w:tcW w:type="dxa" w:w="2160"/>
+          </w:tcPr>
+          <w:p>
+            <w:r>
+              <w:rPr>
+                <w:sz w:val="16"/>
+              </w:rPr>
+              <w:t>HHI sees position size only. Two 25% positions in perfectly correlated names look the same as two independent names.</w:t>
+            </w:r>
+          </w:p>
+        </w:tc>
+      </w:tr>
+      <w:tr>
+        <w:tc>
+          <w:tcPr>
+            <w:tcW w:type="dxa" w:w="2160"/>
+          </w:tcPr>
+          <w:p>
+            <w:r>
+              <w:rPr>
+                <w:sz w:val="16"/>
+              </w:rPr>
+              <w:t>Effective number of independent bets</w:t>
+            </w:r>
+          </w:p>
+        </w:tc>
+        <w:tc>
+          <w:tcPr>
+            <w:tcW w:type="dxa" w:w="2160"/>
+          </w:tcPr>
+          <w:p>
+            <w:r>
+              <w:rPr>
+                <w:sz w:val="16"/>
+              </w:rPr>
+              <w:t>1 / HHI, where HHI is the sum of squared weights over all holdings with weight &gt; 0.</w:t>
+            </w:r>
+          </w:p>
+        </w:tc>
+        <w:tc>
+          <w:tcPr>
+            <w:tcW w:type="dxa" w:w="2160"/>
+          </w:tcPr>
+          <w:p>
+            <w:r>
+              <w:rPr>
+                <w:sz w:val="16"/>
+              </w:rPr>
+              <w:t>7 holdings with effective_n 3.4 is a three-bet portfolio. This is the most honest diversification number in the report.</w:t>
+            </w:r>
+          </w:p>
+        </w:tc>
+        <w:tc>
+          <w:tcPr>
+            <w:tcW w:type="dxa" w:w="2160"/>
+          </w:tcPr>
+          <w:p>
+            <w:r>
+              <w:rPr>
+                <w:sz w:val="16"/>
+              </w:rPr>
+              <w:t>It measures weight concentration, not correlation-adjusted independence, so it is an upper bound on real diversification.</w:t>
+            </w:r>
+          </w:p>
+        </w:tc>
+      </w:tr>
+      <w:tr>
+        <w:tc>
+          <w:tcPr>
+            <w:tcW w:type="dxa" w:w="2160"/>
+          </w:tcPr>
+          <w:p>
+            <w:r>
+              <w:rPr>
+                <w:sz w:val="16"/>
+              </w:rPr>
+              <w:t>Top 3 / 5 / 10 weight</w:t>
+            </w:r>
+          </w:p>
+        </w:tc>
+        <w:tc>
+          <w:tcPr>
+            <w:tcW w:type="dxa" w:w="2160"/>
+          </w:tcPr>
+          <w:p>
+            <w:r>
+              <w:rPr>
+                <w:sz w:val="16"/>
+              </w:rPr>
+              <w:t>Sum of the largest three, five and ten weights.</w:t>
+            </w:r>
+          </w:p>
+        </w:tc>
+        <w:tc>
+          <w:tcPr>
+            <w:tcW w:type="dxa" w:w="2160"/>
+          </w:tcPr>
+          <w:p>
+            <w:r>
+              <w:rPr>
+                <w:sz w:val="16"/>
+              </w:rPr>
+              <w:t>Top 3 above 60% means three decisions dominate the outcome, whatever the rest of the sheet says.</w:t>
+            </w:r>
+          </w:p>
+        </w:tc>
+        <w:tc>
+          <w:tcPr>
+            <w:tcW w:type="dxa" w:w="2160"/>
+          </w:tcPr>
+          <w:p>
+            <w:r>
+              <w:rPr>
+                <w:sz w:val="16"/>
+              </w:rPr>
+              <w:t>With fewer than 3 holdings the top-3 figure is simply 100%.</w:t>
+            </w:r>
+          </w:p>
+        </w:tc>
+      </w:tr>
+      <w:tr>
+        <w:tc>
+          <w:tcPr>
+            <w:tcW w:type="dxa" w:w="2160"/>
+          </w:tcPr>
+          <w:p>
+            <w:r>
+              <w:rPr>
+                <w:sz w:val="16"/>
+              </w:rPr>
+              <w:t>Invested capital / contributions</w:t>
+            </w:r>
+          </w:p>
+        </w:tc>
+        <w:tc>
+          <w:tcPr>
+            <w:tcW w:type="dxa" w:w="2160"/>
+          </w:tcPr>
+          <w:p>
+            <w:r>
+              <w:rPr>
+                <w:sz w:val="16"/>
+              </w:rPr>
+              <w:t>Sum of cashflows.contributions amounts (default 2027: $300,000, 2028: $150,000).</w:t>
+            </w:r>
+          </w:p>
+        </w:tc>
+        <w:tc>
+          <w:tcPr>
+            <w:tcW w:type="dxa" w:w="2160"/>
+          </w:tcPr>
+          <w:p>
+            <w:r>
+              <w:rPr>
+                <w:sz w:val="16"/>
+              </w:rPr>
+              <w:t>Every 'success' number is measured against this figure, so changing it changes all probabilities.</w:t>
+            </w:r>
+          </w:p>
+        </w:tc>
+        <w:tc>
+          <w:tcPr>
+            <w:tcW w:type="dxa" w:w="2160"/>
+          </w:tcPr>
+          <w:p>
+            <w:r>
+              <w:rPr>
+                <w:sz w:val="16"/>
+              </w:rPr>
+              <w:t>Contributions are invested at the current glide-path target weights at that month, not at today's holdings weights.</w:t>
+            </w:r>
+          </w:p>
+        </w:tc>
+      </w:tr>
+      <w:tr>
+        <w:tc>
+          <w:tcPr>
+            <w:tcW w:type="dxa" w:w="2160"/>
+          </w:tcPr>
+          <w:p>
+            <w:r>
+              <w:rPr>
+                <w:sz w:val="16"/>
+              </w:rPr>
+              <w:t>Required reserve (present value)</w:t>
+            </w:r>
+          </w:p>
+        </w:tc>
+        <w:tc>
+          <w:tcPr>
+            <w:tcW w:type="dxa" w:w="2160"/>
+          </w:tcPr>
+          <w:p>
+            <w:r>
+              <w:rPr>
+                <w:sz w:val="16"/>
+              </w:rPr>
+              <w:t>Payment x [1 - (1+r)^-n] / r x (1+r) for n = last_year - first_year + 1 payments at rate = reserve_discount_rate (annuity-due).</w:t>
+            </w:r>
+          </w:p>
+        </w:tc>
+        <w:tc>
+          <w:tcPr>
+            <w:tcW w:type="dxa" w:w="2160"/>
+          </w:tcPr>
+          <w:p>
+            <w:r>
+              <w:rPr>
+                <w:sz w:val="16"/>
+              </w:rPr>
+              <w:t>This is the hard obligation the 2033 split must cover. Everything above it is the facility contribution.</w:t>
+            </w:r>
+          </w:p>
+        </w:tc>
+        <w:tc>
+          <w:tcPr>
+            <w:tcW w:type="dxa" w:w="2160"/>
+          </w:tcPr>
+          <w:p>
+            <w:r>
+              <w:rPr>
+                <w:sz w:val="16"/>
+              </w:rPr>
+              <w:t>It is a present value, not cash you must hold. A reserve exactly equal to it only works if the reserve keeps earning that rate.</w:t>
+            </w:r>
+          </w:p>
+        </w:tc>
+      </w:tr>
+      <w:tr>
+        <w:tc>
+          <w:tcPr>
+            <w:tcW w:type="dxa" w:w="2160"/>
+          </w:tcPr>
+          <w:p>
+            <w:r>
+              <w:rPr>
+                <w:sz w:val="16"/>
+              </w:rPr>
+              <w:t>2033 split</w:t>
+            </w:r>
+          </w:p>
+        </w:tc>
+        <w:tc>
+          <w:tcPr>
+            <w:tcW w:type="dxa" w:w="2160"/>
+          </w:tcPr>
+          <w:p>
+            <w:r>
+              <w:rPr>
+                <w:sz w:val="16"/>
+              </w:rPr>
+              <w:t>At the start of the glide-end year: reserve = min(value, required_reserve); facility = value - required_reserve.</w:t>
+            </w:r>
+          </w:p>
+        </w:tc>
+        <w:tc>
+          <w:tcPr>
+            <w:tcW w:type="dxa" w:w="2160"/>
+          </w:tcPr>
+          <w:p>
+            <w:r>
+              <w:rPr>
+                <w:sz w:val="16"/>
+              </w:rPr>
+              <w:t>A negative facility means the portfolio cannot cover the reserve at 2033 - the core failure mode of the plan.</w:t>
+            </w:r>
+          </w:p>
+        </w:tc>
+        <w:tc>
+          <w:tcPr>
+            <w:tcW w:type="dxa" w:w="2160"/>
+          </w:tcPr>
+          <w:p>
+            <w:r>
+              <w:rPr>
+                <w:sz w:val="16"/>
+              </w:rPr>
+              <w:t>The split is a modelling convention (one clean cut), not a legal or tax event.</w:t>
+            </w:r>
+          </w:p>
+        </w:tc>
+      </w:tr>
+      <w:tr>
+        <w:tc>
+          <w:tcPr>
+            <w:tcW w:type="dxa" w:w="2160"/>
+          </w:tcPr>
+          <w:p>
+            <w:r>
+              <w:rPr>
+                <w:sz w:val="16"/>
+              </w:rPr>
+              <w:t>Facility contribution</w:t>
+            </w:r>
+          </w:p>
+        </w:tc>
+        <w:tc>
+          <w:tcPr>
+            <w:tcW w:type="dxa" w:w="2160"/>
+          </w:tcPr>
+          <w:p>
+            <w:r>
+              <w:rPr>
+                <w:sz w:val="16"/>
+              </w:rPr>
+              <w:t>Terminal value at 2033 minus required reserve, per simulation.</w:t>
+            </w:r>
+          </w:p>
+        </w:tc>
+        <w:tc>
+          <w:tcPr>
+            <w:tcW w:type="dxa" w:w="2160"/>
+          </w:tcPr>
+          <w:p>
+            <w:r>
+              <w:rPr>
+                <w:sz w:val="16"/>
+              </w:rPr>
+              <w:t>Its 5th percentile is the number to plan against; its median is the number to hope for.</w:t>
+            </w:r>
+          </w:p>
+        </w:tc>
+        <w:tc>
+          <w:tcPr>
+            <w:tcW w:type="dxa" w:w="2160"/>
+          </w:tcPr>
+          <w:p>
+            <w:r>
+              <w:rPr>
+                <w:sz w:val="16"/>
+              </w:rPr>
+              <w:t>Negative values are real outcomes, not errors - they are the shortfall cases.</w:t>
+            </w:r>
+          </w:p>
+        </w:tc>
+      </w:tr>
+      <w:tr>
+        <w:tc>
+          <w:tcPr>
+            <w:tcW w:type="dxa" w:w="2160"/>
+          </w:tcPr>
+          <w:p>
+            <w:r>
+              <w:rPr>
+                <w:sz w:val="16"/>
+              </w:rPr>
+              <w:t>Glide path targets</w:t>
+            </w:r>
+          </w:p>
+        </w:tc>
+        <w:tc>
+          <w:tcPr>
+            <w:tcW w:type="dxa" w:w="2160"/>
+          </w:tcPr>
+          <w:p>
+            <w:r>
+              <w:rPr>
+                <w:sz w:val="16"/>
+              </w:rPr>
+              <w:t>Year-by-year equity/bond/cash targets from glide_path.method between start_equity and end_equity.</w:t>
+            </w:r>
+          </w:p>
+        </w:tc>
+        <w:tc>
+          <w:tcPr>
+            <w:tcW w:type="dxa" w:w="2160"/>
+          </w:tcPr>
+          <w:p>
+            <w:r>
+              <w:rPr>
+                <w:sz w:val="16"/>
+              </w:rPr>
+              <w:t>The equity share each year is what the simulation rebalances toward; it is the model's main risk control.</w:t>
+            </w:r>
+          </w:p>
+        </w:tc>
+        <w:tc>
+          <w:tcPr>
+            <w:tcW w:type="dxa" w:w="2160"/>
+          </w:tcPr>
+          <w:p>
+            <w:r>
+              <w:rPr>
+                <w:sz w:val="16"/>
+              </w:rPr>
+              <w:t>Glide path changes risk, not expected return much. Its value shows up in drawdown and reserve-funding probabilities, not in the median.</w:t>
+            </w:r>
+          </w:p>
+        </w:tc>
+      </w:tr>
+      <w:tr>
+        <w:tc>
+          <w:tcPr>
+            <w:tcW w:type="dxa" w:w="2160"/>
+          </w:tcPr>
+          <w:p>
+            <w:r>
+              <w:rPr>
+                <w:sz w:val="16"/>
+              </w:rPr>
+              <w:t>Rebalancing band</w:t>
+            </w:r>
+          </w:p>
+        </w:tc>
+        <w:tc>
+          <w:tcPr>
+            <w:tcW w:type="dxa" w:w="2160"/>
+          </w:tcPr>
+          <w:p>
+            <w:r>
+              <w:rPr>
+                <w:sz w:val="16"/>
+              </w:rPr>
+              <w:t>Absolute: target +/- band percentage points. Relative: target x (1 +/- relative_band).</w:t>
+            </w:r>
+          </w:p>
+        </w:tc>
+        <w:tc>
+          <w:tcPr>
+            <w:tcW w:type="dxa" w:w="2160"/>
+          </w:tcPr>
+          <w:p>
+            <w:r>
+              <w:rPr>
+                <w:sz w:val="16"/>
+              </w:rPr>
+              <w:t>Tight bands mean more trades and more transaction cost; loose bands mean the glide path is advisory only.</w:t>
+            </w:r>
+          </w:p>
+        </w:tc>
+        <w:tc>
+          <w:tcPr>
+            <w:tcW w:type="dxa" w:w="2160"/>
+          </w:tcPr>
+          <w:p>
+            <w:r>
+              <w:rPr>
+                <w:sz w:val="16"/>
+              </w:rPr>
+              <w:t>Bands are tested on asset *class* weights at month end, not on individual holdings.</w:t>
+            </w:r>
+          </w:p>
+        </w:tc>
+      </w:tr>
+      <w:tr>
+        <w:tc>
+          <w:tcPr>
+            <w:tcW w:type="dxa" w:w="2160"/>
+          </w:tcPr>
+          <w:p>
+            <w:r>
+              <w:rPr>
+                <w:sz w:val="16"/>
+              </w:rPr>
+              <w:t>Turnover / rebalances (mean)</w:t>
+            </w:r>
+          </w:p>
+        </w:tc>
+        <w:tc>
+          <w:tcPr>
+            <w:tcW w:type="dxa" w:w="2160"/>
+          </w:tcPr>
+          <w:p>
+            <w:r>
+              <w:rPr>
+                <w:sz w:val="16"/>
+              </w:rPr>
+              <w:t>Sum over time of absolute weight changes per simulation; mean across simulations.</w:t>
+            </w:r>
+          </w:p>
+        </w:tc>
+        <w:tc>
+          <w:tcPr>
+            <w:tcW w:type="dxa" w:w="2160"/>
+          </w:tcPr>
+          <w:p>
+            <w:r>
+              <w:rPr>
+                <w:sz w:val="16"/>
+              </w:rPr>
+              <w:t>High turnover with tiny benefit means the band is too tight.</w:t>
+            </w:r>
+          </w:p>
+        </w:tc>
+        <w:tc>
+          <w:tcPr>
+            <w:tcW w:type="dxa" w:w="2160"/>
+          </w:tcPr>
+          <w:p>
+            <w:r>
+              <w:rPr>
+                <w:sz w:val="16"/>
+              </w:rPr>
+              <w:t>Turnover is not a cost. The cost is turnover x transaction_cost, already netted out of values.</w:t>
+            </w:r>
+          </w:p>
+        </w:tc>
+      </w:tr>
+      <w:tr>
+        <w:tc>
+          <w:tcPr>
+            <w:tcW w:type="dxa" w:w="2160"/>
+          </w:tcPr>
+          <w:p>
+            <w:r>
+              <w:rPr>
+                <w:sz w:val="16"/>
+              </w:rPr>
+              <w:t>Terminal value (2033)</w:t>
+            </w:r>
+          </w:p>
+        </w:tc>
+        <w:tc>
+          <w:tcPr>
+            <w:tcW w:type="dxa" w:w="2160"/>
+          </w:tcPr>
+          <w:p>
+            <w:r>
+              <w:rPr>
+                <w:sz w:val="16"/>
+              </w:rPr>
+              <w:t>Portfolio value at the end of the growth phase (month before the glide-end year), per simulation.</w:t>
+            </w:r>
+          </w:p>
+        </w:tc>
+        <w:tc>
+          <w:tcPr>
+            <w:tcW w:type="dxa" w:w="2160"/>
+          </w:tcPr>
+          <w:p>
+            <w:r>
+              <w:rPr>
+                <w:sz w:val="16"/>
+              </w:rPr>
+              <w:t>Read the distribution, not the average: p5 is the planning case, p50 the expected case, p95 the lucky case.</w:t>
+            </w:r>
+          </w:p>
+        </w:tc>
+        <w:tc>
+          <w:tcPr>
+            <w:tcW w:type="dxa" w:w="2160"/>
+          </w:tcPr>
+          <w:p>
+            <w:r>
+              <w:rPr>
+                <w:sz w:val="16"/>
+              </w:rPr>
+              <w:t>It is measured *before* the 2033-2042 payments are made, so it is not the money you end with.</w:t>
+            </w:r>
+          </w:p>
+        </w:tc>
+      </w:tr>
+      <w:tr>
+        <w:tc>
+          <w:tcPr>
+            <w:tcW w:type="dxa" w:w="2160"/>
+          </w:tcPr>
+          <w:p>
+            <w:r>
+              <w:rPr>
+                <w:sz w:val="16"/>
+              </w:rPr>
+              <w:t>Median terminal value</w:t>
+            </w:r>
+          </w:p>
+        </w:tc>
+        <w:tc>
+          <w:tcPr>
+            <w:tcW w:type="dxa" w:w="2160"/>
+          </w:tcPr>
+          <w:p>
+            <w:r>
+              <w:rPr>
+                <w:sz w:val="16"/>
+              </w:rPr>
+              <w:t>50th percentile of simulated 2033 values.</w:t>
+            </w:r>
+          </w:p>
+        </w:tc>
+        <w:tc>
+          <w:tcPr>
+            <w:tcW w:type="dxa" w:w="2160"/>
+          </w:tcPr>
+          <w:p>
+            <w:r>
+              <w:rPr>
+                <w:sz w:val="16"/>
+              </w:rPr>
+              <w:t>The headline number. Compare it across engines - if Monte Carlo and bootstrap disagree by more than 25%, the distribution shape is doing the work.</w:t>
+            </w:r>
+          </w:p>
+        </w:tc>
+        <w:tc>
+          <w:tcPr>
+            <w:tcW w:type="dxa" w:w="2160"/>
+          </w:tcPr>
+          <w:p>
+            <w:r>
+              <w:rPr>
+                <w:sz w:val="16"/>
+              </w:rPr>
+              <w:t>Median is not mean. With fat tails the mean is higher than the median, and the median is the safer one to quote.</w:t>
+            </w:r>
+          </w:p>
+        </w:tc>
+      </w:tr>
+      <w:tr>
+        <w:tc>
+          <w:tcPr>
+            <w:tcW w:type="dxa" w:w="2160"/>
+          </w:tcPr>
+          <w:p>
+            <w:r>
+              <w:rPr>
+                <w:sz w:val="16"/>
+              </w:rPr>
+              <w:t>Terminal percentiles (p5 ... p95)</w:t>
+            </w:r>
+          </w:p>
+        </w:tc>
+        <w:tc>
+          <w:tcPr>
+            <w:tcW w:type="dxa" w:w="2160"/>
+          </w:tcPr>
+          <w:p>
+            <w:r>
+              <w:rPr>
+                <w:sz w:val="16"/>
+              </w:rPr>
+              <w:t>Percentiles of the simulated 2033 value distribution.</w:t>
+            </w:r>
+          </w:p>
+        </w:tc>
+        <w:tc>
+          <w:tcPr>
+            <w:tcW w:type="dxa" w:w="2160"/>
+          </w:tcPr>
+          <w:p>
+            <w:r>
+              <w:rPr>
+                <w:sz w:val="16"/>
+              </w:rPr>
+              <w:t>p5 is the case you must survive; p95 is the case you must not plan for.</w:t>
+            </w:r>
+          </w:p>
+        </w:tc>
+        <w:tc>
+          <w:tcPr>
+            <w:tcW w:type="dxa" w:w="2160"/>
+          </w:tcPr>
+          <w:p>
+            <w:r>
+              <w:rPr>
+                <w:sz w:val="16"/>
+              </w:rPr>
+              <w:t>Percentiles from 10,000 simulations are stable to roughly +/-0.5pp in probability terms, not to the dollar.</w:t>
+            </w:r>
+          </w:p>
+        </w:tc>
+      </w:tr>
+      <w:tr>
+        <w:tc>
+          <w:tcPr>
+            <w:tcW w:type="dxa" w:w="2160"/>
+          </w:tcPr>
+          <w:p>
+            <w:r>
+              <w:rPr>
+                <w:sz w:val="16"/>
+              </w:rPr>
+              <w:t>Success: terminal &gt; contributions</w:t>
+            </w:r>
+          </w:p>
+        </w:tc>
+        <w:tc>
+          <w:tcPr>
+            <w:tcW w:type="dxa" w:w="2160"/>
+          </w:tcPr>
+          <w:p>
+            <w:r>
+              <w:rPr>
+                <w:sz w:val="16"/>
+              </w:rPr>
+              <w:t>Share of simulations where 2033 value &gt; total contributions (nominal).</w:t>
+            </w:r>
+          </w:p>
+        </w:tc>
+        <w:tc>
+          <w:tcPr>
+            <w:tcW w:type="dxa" w:w="2160"/>
+          </w:tcPr>
+          <w:p>
+            <w:r>
+              <w:rPr>
+                <w:sz w:val="16"/>
+              </w:rPr>
+              <w:t>92% sounds safe, but it is a nominal test against a 2027-28 figure.</w:t>
+            </w:r>
+          </w:p>
+        </w:tc>
+        <w:tc>
+          <w:tcPr>
+            <w:tcW w:type="dxa" w:w="2160"/>
+          </w:tcPr>
+          <w:p>
+            <w:r>
+              <w:rPr>
+                <w:sz w:val="16"/>
+              </w:rPr>
+              <w:t>Growing money in nominal terms while losing purchasing power still counts as success here.</w:t>
+            </w:r>
+          </w:p>
+        </w:tc>
+      </w:tr>
+      <w:tr>
+        <w:tc>
+          <w:tcPr>
+            <w:tcW w:type="dxa" w:w="2160"/>
+          </w:tcPr>
+          <w:p>
+            <w:r>
+              <w:rPr>
+                <w:sz w:val="16"/>
+              </w:rPr>
+              <w:t>Success above real capital</w:t>
+            </w:r>
+          </w:p>
+        </w:tc>
+        <w:tc>
+          <w:tcPr>
+            <w:tcW w:type="dxa" w:w="2160"/>
+          </w:tcPr>
+          <w:p>
+            <w:r>
+              <w:rPr>
+                <w:sz w:val="16"/>
+              </w:rPr>
+              <w:t>Share of simulations where 2033 value &gt; contributions x (1 + inflation)^(years to 2033).</w:t>
+            </w:r>
+          </w:p>
+        </w:tc>
+        <w:tc>
+          <w:tcPr>
+            <w:tcW w:type="dxa" w:w="2160"/>
+          </w:tcPr>
+          <w:p>
+            <w:r>
+              <w:rPr>
+                <w:sz w:val="16"/>
+              </w:rPr>
+              <w:t>This is the honest success number. The gap to the nominal version is the inflation tax.</w:t>
+            </w:r>
+          </w:p>
+        </w:tc>
+        <w:tc>
+          <w:tcPr>
+            <w:tcW w:type="dxa" w:w="2160"/>
+          </w:tcPr>
+          <w:p>
+            <w:r>
+              <w:rPr>
+                <w:sz w:val="16"/>
+              </w:rPr>
+              <w:t>It uses one inflation assumption; the scenario rows show the sensitivity.</w:t>
+            </w:r>
+          </w:p>
+        </w:tc>
+      </w:tr>
+      <w:tr>
+        <w:tc>
+          <w:tcPr>
+            <w:tcW w:type="dxa" w:w="2160"/>
+          </w:tcPr>
+          <w:p>
+            <w:r>
+              <w:rPr>
+                <w:sz w:val="16"/>
+              </w:rPr>
+              <w:t>Capital-floor probabilities</w:t>
+            </w:r>
+          </w:p>
+        </w:tc>
+        <w:tc>
+          <w:tcPr>
+            <w:tcW w:type="dxa" w:w="2160"/>
+          </w:tcPr>
+          <w:p>
+            <w:r>
+              <w:rPr>
+                <w:sz w:val="16"/>
+              </w:rPr>
+              <w:t>Share of simulations where terminal value &gt;= floor x inflation-adjusted contributions, for floors 100%, 90%, 80%, 70%.</w:t>
+            </w:r>
+          </w:p>
+        </w:tc>
+        <w:tc>
+          <w:tcPr>
+            <w:tcW w:type="dxa" w:w="2160"/>
+          </w:tcPr>
+          <w:p>
+            <w:r>
+              <w:rPr>
+                <w:sz w:val="16"/>
+              </w:rPr>
+              <w:t>A ladder, not a verdict: 95% chance of keeping 80% of real capital is a very different claim from 95% chance of keeping all of it.</w:t>
+            </w:r>
+          </w:p>
+        </w:tc>
+        <w:tc>
+          <w:tcPr>
+            <w:tcW w:type="dxa" w:w="2160"/>
+          </w:tcPr>
+          <w:p>
+            <w:r>
+              <w:rPr>
+                <w:sz w:val="16"/>
+              </w:rPr>
+              <w:t>Floors are relative to contributions, not to the reserve obligation.</w:t>
+            </w:r>
+          </w:p>
+        </w:tc>
+      </w:tr>
+      <w:tr>
+        <w:tc>
+          <w:tcPr>
+            <w:tcW w:type="dxa" w:w="2160"/>
+          </w:tcPr>
+          <w:p>
+            <w:r>
+              <w:rPr>
+                <w:sz w:val="16"/>
+              </w:rPr>
+              <w:t>Probability all reserve payments funded</w:t>
+            </w:r>
+          </w:p>
+        </w:tc>
+        <w:tc>
+          <w:tcPr>
+            <w:tcW w:type="dxa" w:w="2160"/>
+          </w:tcPr>
+          <w:p>
+            <w:r>
+              <w:rPr>
+                <w:sz w:val="16"/>
+              </w:rPr>
+              <w:t>Share of simulations where the reserve balance never goes below zero at any of the 10 payment dates.</w:t>
+            </w:r>
+          </w:p>
+        </w:tc>
+        <w:tc>
+          <w:tcPr>
+            <w:tcW w:type="dxa" w:w="2160"/>
+          </w:tcPr>
+          <w:p>
+            <w:r>
+              <w:rPr>
+                <w:sz w:val="16"/>
+              </w:rPr>
+              <w:t>The most decision-relevant number in the report. The bootstrap version is the one to plan against.</w:t>
+            </w:r>
+          </w:p>
+        </w:tc>
+        <w:tc>
+          <w:tcPr>
+            <w:tcW w:type="dxa" w:w="2160"/>
+          </w:tcPr>
+          <w:p>
+            <w:r>
+              <w:rPr>
+                <w:sz w:val="16"/>
+              </w:rPr>
+              <w:t>It requires the reserve to be intact at each payment date; a simulation that ends solvent but was empty in 2037 still fails.</w:t>
+            </w:r>
+          </w:p>
+        </w:tc>
+      </w:tr>
+      <w:tr>
+        <w:tc>
+          <w:tcPr>
+            <w:tcW w:type="dxa" w:w="2160"/>
+          </w:tcPr>
+          <w:p>
+            <w:r>
+              <w:rPr>
+                <w:sz w:val="16"/>
+              </w:rPr>
+              <w:t>Probability the facility gets nothing</w:t>
+            </w:r>
+          </w:p>
+        </w:tc>
+        <w:tc>
+          <w:tcPr>
+            <w:tcW w:type="dxa" w:w="2160"/>
+          </w:tcPr>
+          <w:p>
+            <w:r>
+              <w:rPr>
+                <w:sz w:val="16"/>
+              </w:rPr>
+              <w:t>Share of simulations where 2033 value &lt; required reserve.</w:t>
+            </w:r>
+          </w:p>
+        </w:tc>
+        <w:tc>
+          <w:tcPr>
+            <w:tcW w:type="dxa" w:w="2160"/>
+          </w:tcPr>
+          <w:p>
+            <w:r>
+              <w:rPr>
+                <w:sz w:val="16"/>
+              </w:rPr>
+              <w:t>High values mean the reserve is eating the whole portfolio by 2033.</w:t>
+            </w:r>
+          </w:p>
+        </w:tc>
+        <w:tc>
+          <w:tcPr>
+            <w:tcW w:type="dxa" w:w="2160"/>
+          </w:tcPr>
+          <w:p>
+            <w:r>
+              <w:rPr>
+                <w:sz w:val="16"/>
+              </w:rPr>
+              <w:t>Markov reports it as 1 - P(facility negative) in the comparison table; check the label before comparing rows.</w:t>
+            </w:r>
+          </w:p>
+        </w:tc>
+      </w:tr>
+      <w:tr>
+        <w:tc>
+          <w:tcPr>
+            <w:tcW w:type="dxa" w:w="2160"/>
+          </w:tcPr>
+          <w:p>
+            <w:r>
+              <w:rPr>
+                <w:sz w:val="16"/>
+              </w:rPr>
+              <w:t>Probability of capital depletion</w:t>
+            </w:r>
+          </w:p>
+        </w:tc>
+        <w:tc>
+          <w:tcPr>
+            <w:tcW w:type="dxa" w:w="2160"/>
+          </w:tcPr>
+          <w:p>
+            <w:r>
+              <w:rPr>
+                <w:sz w:val="16"/>
+              </w:rPr>
+              <w:t>Share of simulations where the 2033 value is essentially zero.</w:t>
+            </w:r>
+          </w:p>
+        </w:tc>
+        <w:tc>
+          <w:tcPr>
+            <w:tcW w:type="dxa" w:w="2160"/>
+          </w:tcPr>
+          <w:p>
+            <w:r>
+              <w:rPr>
+                <w:sz w:val="16"/>
+              </w:rPr>
+              <w:t>Usually near zero for a diversified stock/bond/cash mix. If it is not, the return assumptions or the model choice are extreme.</w:t>
+            </w:r>
+          </w:p>
+        </w:tc>
+        <w:tc>
+          <w:tcPr>
+            <w:tcW w:type="dxa" w:w="2160"/>
+          </w:tcPr>
+          <w:p>
+            <w:r>
+              <w:rPr>
+                <w:sz w:val="16"/>
+              </w:rPr>
+              <w:t>Zero here means the model's distribution produced a catastrophic path; real total loss also comes from forced selling, which is not modelled.</w:t>
+            </w:r>
+          </w:p>
+        </w:tc>
+      </w:tr>
+      <w:tr>
+        <w:tc>
+          <w:tcPr>
+            <w:tcW w:type="dxa" w:w="2160"/>
+          </w:tcPr>
+          <w:p>
+            <w:r>
+              <w:rPr>
+                <w:sz w:val="16"/>
+              </w:rPr>
+              <w:t>Max drawdown (growth phase)</w:t>
+            </w:r>
+          </w:p>
+        </w:tc>
+        <w:tc>
+          <w:tcPr>
+            <w:tcW w:type="dxa" w:w="2160"/>
+          </w:tcPr>
+          <w:p>
+            <w:r>
+              <w:rPr>
+                <w:sz w:val="16"/>
+              </w:rPr>
+              <w:t>Deepest peak-to-trough fall in each simulated path before the 2033 split; reported as a median and as probabilities of exceeding 10/20/30/40%.</w:t>
+            </w:r>
+          </w:p>
+        </w:tc>
+        <w:tc>
+          <w:tcPr>
+            <w:tcW w:type="dxa" w:w="2160"/>
+          </w:tcPr>
+          <w:p>
+            <w:r>
+              <w:rPr>
+                <w:sz w:val="16"/>
+              </w:rPr>
+              <w:t>Median max drawdown is the typical experience; P(&gt;20%) is the trigger for a portfolio review.</w:t>
+            </w:r>
+          </w:p>
+        </w:tc>
+        <w:tc>
+          <w:tcPr>
+            <w:tcW w:type="dxa" w:w="2160"/>
+          </w:tcPr>
+          <w:p>
+            <w:r>
+              <w:rPr>
+                <w:sz w:val="16"/>
+              </w:rPr>
+              <w:t>Measured on the growth phase only. Reserve-phase drawdowns are deliberately excluded because that money is already earmarked.</w:t>
+            </w:r>
+          </w:p>
+        </w:tc>
+      </w:tr>
+      <w:tr>
+        <w:tc>
+          <w:tcPr>
+            <w:tcW w:type="dxa" w:w="2160"/>
+          </w:tcPr>
+          <w:p>
+            <w:r>
+              <w:rPr>
+                <w:sz w:val="16"/>
+              </w:rPr>
+              <w:t>Expected CAGR (Monte Carlo)</w:t>
+            </w:r>
+          </w:p>
+        </w:tc>
+        <w:tc>
+          <w:tcPr>
+            <w:tcW w:type="dxa" w:w="2160"/>
+          </w:tcPr>
+          <w:p>
+            <w:r>
+              <w:rPr>
+                <w:sz w:val="16"/>
+              </w:rPr>
+              <w:t>(median terminal / total contributions)^(1 / years to 2033) - 1.</w:t>
+            </w:r>
+          </w:p>
+        </w:tc>
+        <w:tc>
+          <w:tcPr>
+            <w:tcW w:type="dxa" w:w="2160"/>
+          </w:tcPr>
+          <w:p>
+            <w:r>
+              <w:rPr>
+                <w:sz w:val="16"/>
+              </w:rPr>
+              <w:t>The bridge between the simulation and an intuitive rate. Compare it with historical CAGR to see how aggressive the assumptions are.</w:t>
+            </w:r>
+          </w:p>
+        </w:tc>
+        <w:tc>
+          <w:tcPr>
+            <w:tcW w:type="dxa" w:w="2160"/>
+          </w:tcPr>
+          <w:p>
+            <w:r>
+              <w:rPr>
+                <w:sz w:val="16"/>
+              </w:rPr>
+              <w:t>It uses contributions as the base, so a mid-period contribution drags it below the portfolio's own return.</w:t>
+            </w:r>
+          </w:p>
+        </w:tc>
+      </w:tr>
+      <w:tr>
+        <w:tc>
+          <w:tcPr>
+            <w:tcW w:type="dxa" w:w="2160"/>
+          </w:tcPr>
+          <w:p>
+            <w:r>
+              <w:rPr>
+                <w:sz w:val="16"/>
+              </w:rPr>
+              <w:t>2031 sponsor checkpoint</w:t>
+            </w:r>
+          </w:p>
+        </w:tc>
+        <w:tc>
+          <w:tcPr>
+            <w:tcW w:type="dxa" w:w="2160"/>
+          </w:tcPr>
+          <w:p>
+            <w:r>
+              <w:rPr>
+                <w:sz w:val="16"/>
+              </w:rPr>
+              <w:t>Percentiles of portfolio value at the start of 2031, and of value minus required reserve.</w:t>
+            </w:r>
+          </w:p>
+        </w:tc>
+        <w:tc>
+          <w:tcPr>
+            <w:tcW w:type="dxa" w:w="2160"/>
+          </w:tcPr>
+          <w:p>
+            <w:r>
+              <w:rPr>
+                <w:sz w:val="16"/>
+              </w:rPr>
+              <w:t>The projected-facility p5 at 2031 is the earliest honest signal that the reserve is at risk.</w:t>
+            </w:r>
+          </w:p>
+        </w:tc>
+        <w:tc>
+          <w:tcPr>
+            <w:tcW w:type="dxa" w:w="2160"/>
+          </w:tcPr>
+          <w:p>
+            <w:r>
+              <w:rPr>
+                <w:sz w:val="16"/>
+              </w:rPr>
+              <w:t>It is a snapshot, not a promise; two more years of market risk remain after it.</w:t>
+            </w:r>
+          </w:p>
+        </w:tc>
+      </w:tr>
+      <w:tr>
+        <w:tc>
+          <w:tcPr>
+            <w:tcW w:type="dxa" w:w="2160"/>
+          </w:tcPr>
+          <w:p>
+            <w:r>
+              <w:rPr>
+                <w:sz w:val="16"/>
+              </w:rPr>
+              <w:t>Monte Carlo engine</w:t>
+            </w:r>
+          </w:p>
+        </w:tc>
+        <w:tc>
+          <w:tcPr>
+            <w:tcW w:type="dxa" w:w="2160"/>
+          </w:tcPr>
+          <w:p>
+            <w:r>
+              <w:rPr>
+                <w:sz w:val="16"/>
+              </w:rPr>
+              <w:t>Monthly returns drawn from a parametric distribution (gaussian | lognormal | student_t | historical_residual) with the estimated mean vector and covariance, then run through the shared path engine.</w:t>
+            </w:r>
+          </w:p>
+        </w:tc>
+        <w:tc>
+          <w:tcPr>
+            <w:tcW w:type="dxa" w:w="2160"/>
+          </w:tcPr>
+          <w:p>
+            <w:r>
+              <w:rPr>
+                <w:sz w:val="16"/>
+              </w:rPr>
+              <w:t>Smooth, symmetric (unless Student-t), and only as good as the mean/covariance you fed it.</w:t>
+            </w:r>
+          </w:p>
+        </w:tc>
+        <w:tc>
+          <w:tcPr>
+            <w:tcW w:type="dxa" w:w="2160"/>
+          </w:tcPr>
+          <w:p>
+            <w:r>
+              <w:rPr>
+                <w:sz w:val="16"/>
+              </w:rPr>
+              <w:t>Gaussian Monte Carlo systematically understates crash frequency. Never use it alone for a reserve obligation.</w:t>
+            </w:r>
+          </w:p>
+        </w:tc>
+      </w:tr>
+      <w:tr>
+        <w:tc>
+          <w:tcPr>
+            <w:tcW w:type="dxa" w:w="2160"/>
+          </w:tcPr>
+          <w:p>
+            <w:r>
+              <w:rPr>
+                <w:sz w:val="16"/>
+              </w:rPr>
+              <w:t>Student-t simulation</w:t>
+            </w:r>
+          </w:p>
+        </w:tc>
+        <w:tc>
+          <w:tcPr>
+            <w:tcW w:type="dxa" w:w="2160"/>
+          </w:tcPr>
+          <w:p>
+            <w:r>
+              <w:rPr>
+                <w:sz w:val="16"/>
+              </w:rPr>
+              <w:t>Same covariance, with each month scaled by sqrt(dof / chi-square(dof)); dof = simulation.student_t_dof.</w:t>
+            </w:r>
+          </w:p>
+        </w:tc>
+        <w:tc>
+          <w:tcPr>
+            <w:tcW w:type="dxa" w:w="2160"/>
+          </w:tcPr>
+          <w:p>
+            <w:r>
+              <w:rPr>
+                <w:sz w:val="16"/>
+              </w:rPr>
+              <w:t>Lower p5, higher CVaR, lower reserve-funding probability than gaussian - and closer to how markets actually behave.</w:t>
+            </w:r>
+          </w:p>
+        </w:tc>
+        <w:tc>
+          <w:tcPr>
+            <w:tcW w:type="dxa" w:w="2160"/>
+          </w:tcPr>
+          <w:p>
+            <w:r>
+              <w:rPr>
+                <w:sz w:val="16"/>
+              </w:rPr>
+              <w:t>Fat tails also raise the variance of the estimate; you need more simulations for stable percentiles.</w:t>
+            </w:r>
+          </w:p>
+        </w:tc>
+      </w:tr>
+      <w:tr>
+        <w:tc>
+          <w:tcPr>
+            <w:tcW w:type="dxa" w:w="2160"/>
+          </w:tcPr>
+          <w:p>
+            <w:r>
+              <w:rPr>
+                <w:sz w:val="16"/>
+              </w:rPr>
+              <w:t>Historical bootstrap engine</w:t>
+            </w:r>
+          </w:p>
+        </w:tc>
+        <w:tc>
+          <w:tcPr>
+            <w:tcW w:type="dxa" w:w="2160"/>
+          </w:tcPr>
+          <w:p>
+            <w:r>
+              <w:rPr>
+                <w:sz w:val="16"/>
+              </w:rPr>
+              <w:t>Each simulation concatenates contiguous blocks of real historical joint daily returns (block bootstrap, block_size_days) covering the horizon, compounded to months, then run through the same path engine.</w:t>
+            </w:r>
+          </w:p>
+        </w:tc>
+        <w:tc>
+          <w:tcPr>
+            <w:tcW w:type="dxa" w:w="2160"/>
+          </w:tcPr>
+          <w:p>
+            <w:r>
+              <w:rPr>
+                <w:sz w:val="16"/>
+              </w:rPr>
+              <w:t>The reality check. It carries real crashes and real correlation behaviour, so it is usually the more conservative engine.</w:t>
+            </w:r>
+          </w:p>
+        </w:tc>
+        <w:tc>
+          <w:tcPr>
+            <w:tcW w:type="dxa" w:w="2160"/>
+          </w:tcPr>
+          <w:p>
+            <w:r>
+              <w:rPr>
+                <w:sz w:val="16"/>
+              </w:rPr>
+              <w:t>It cannot invent a crisis that never happened in the sample, and it inherits the sample's survivorship.</w:t>
+            </w:r>
+          </w:p>
+        </w:tc>
+      </w:tr>
+      <w:tr>
+        <w:tc>
+          <w:tcPr>
+            <w:tcW w:type="dxa" w:w="2160"/>
+          </w:tcPr>
+          <w:p>
+            <w:r>
+              <w:rPr>
+                <w:sz w:val="16"/>
+              </w:rPr>
+              <w:t>Block size (bootstrap)</w:t>
+            </w:r>
+          </w:p>
+        </w:tc>
+        <w:tc>
+          <w:tcPr>
+            <w:tcW w:type="dxa" w:w="2160"/>
+          </w:tcPr>
+          <w:p>
+            <w:r>
+              <w:rPr>
+                <w:sz w:val="16"/>
+              </w:rPr>
+              <w:t>Length of each contiguous historical window drawn (config bootstrap.block_size_days).</w:t>
+            </w:r>
+          </w:p>
+        </w:tc>
+        <w:tc>
+          <w:tcPr>
+            <w:tcW w:type="dxa" w:w="2160"/>
+          </w:tcPr>
+          <w:p>
+            <w:r>
+              <w:rPr>
+                <w:sz w:val="16"/>
+              </w:rPr>
+              <w:t>20 trading days keeps a month of momentum together; 1 day (iid) shuffles good and bad days apart and understates runs of bad news.</w:t>
+            </w:r>
+          </w:p>
+        </w:tc>
+        <w:tc>
+          <w:tcPr>
+            <w:tcW w:type="dxa" w:w="2160"/>
+          </w:tcPr>
+          <w:p>
+            <w:r>
+              <w:rPr>
+                <w:sz w:val="16"/>
+              </w:rPr>
+              <w:t>Larger blocks reduce the number of distinct combinations, so very large blocks make results lumpier.</w:t>
+            </w:r>
+          </w:p>
+        </w:tc>
+      </w:tr>
+      <w:tr>
+        <w:tc>
+          <w:tcPr>
+            <w:tcW w:type="dxa" w:w="2160"/>
+          </w:tcPr>
+          <w:p>
+            <w:r>
+              <w:rPr>
+                <w:sz w:val="16"/>
+              </w:rPr>
+              <w:t>Markov regime engine</w:t>
+            </w:r>
+          </w:p>
+        </w:tc>
+        <w:tc>
+          <w:tcPr>
+            <w:tcW w:type="dxa" w:w="2160"/>
+          </w:tcPr>
+          <w:p>
+            <w:r>
+              <w:rPr>
+                <w:sz w:val="16"/>
+              </w:rPr>
+              <w:t>Historical calendar-year portfolio returns are bucketed into 5 states by the configured thresholds; a 5x5 transition matrix is estimated from year-to-year moves; simulations draw state sequences and then a real return from the matching state.</w:t>
+            </w:r>
+          </w:p>
+        </w:tc>
+        <w:tc>
+          <w:tcPr>
+            <w:tcW w:type="dxa" w:w="2160"/>
+          </w:tcPr>
+          <w:p>
+            <w:r>
+              <w:rPr>
+                <w:sz w:val="16"/>
+              </w:rPr>
+              <w:t>It answers 'how likely is a bad stretch' better than it answers 'what is the terminal value'.</w:t>
+            </w:r>
+          </w:p>
+        </w:tc>
+        <w:tc>
+          <w:tcPr>
+            <w:tcW w:type="dxa" w:w="2160"/>
+          </w:tcPr>
+          <w:p>
+            <w:r>
+              <w:rPr>
+                <w:sz w:val="16"/>
+              </w:rPr>
+              <w:t>Estimated from roughly 25 annual observations. Each transition probability has a wide confidence interval, and unobserved states are assumed to persist.</w:t>
+            </w:r>
+          </w:p>
+        </w:tc>
+      </w:tr>
+      <w:tr>
+        <w:tc>
+          <w:tcPr>
+            <w:tcW w:type="dxa" w:w="2160"/>
+          </w:tcPr>
+          <w:p>
+            <w:r>
+              <w:rPr>
+                <w:sz w:val="16"/>
+              </w:rPr>
+              <w:t>Regime states and thresholds</w:t>
+            </w:r>
+          </w:p>
+        </w:tc>
+        <w:tc>
+          <w:tcPr>
+            <w:tcW w:type="dxa" w:w="2160"/>
+          </w:tcPr>
+          <w:p>
+            <w:r>
+              <w:rPr>
+                <w:sz w:val="16"/>
+              </w:rPr>
+              <w:t>severe_bear &lt; -20%, bear -20% to -5%, neutral -5% to +5%, bull +5% to +20%, strong_bull &gt; +20% of annual portfolio return (config markov.thresholds).</w:t>
+            </w:r>
+          </w:p>
+        </w:tc>
+        <w:tc>
+          <w:tcPr>
+            <w:tcW w:type="dxa" w:w="2160"/>
+          </w:tcPr>
+          <w:p>
+            <w:r>
+              <w:rPr>
+                <w:sz w:val="16"/>
+              </w:rPr>
+              <w:t>A portfolio-level -5% year is already 'bear' because the thresholds apply to the whole portfolio, not to the S&amp;P.</w:t>
+            </w:r>
+          </w:p>
+        </w:tc>
+        <w:tc>
+          <w:tcPr>
+            <w:tcW w:type="dxa" w:w="2160"/>
+          </w:tcPr>
+          <w:p>
+            <w:r>
+              <w:rPr>
+                <w:sz w:val="16"/>
+              </w:rPr>
+              <w:t>Thresholds are absolute, so a conservative bond-heavy portfolio may never leave 'neutral'.</w:t>
+            </w:r>
+          </w:p>
+        </w:tc>
+      </w:tr>
+      <w:tr>
+        <w:tc>
+          <w:tcPr>
+            <w:tcW w:type="dxa" w:w="2160"/>
+          </w:tcPr>
+          <w:p>
+            <w:r>
+              <w:rPr>
+                <w:sz w:val="16"/>
+              </w:rPr>
+              <w:t>Transition matrix P</w:t>
+            </w:r>
+          </w:p>
+        </w:tc>
+        <w:tc>
+          <w:tcPr>
+            <w:tcW w:type="dxa" w:w="2160"/>
+          </w:tcPr>
+          <w:p>
+            <w:r>
+              <w:rPr>
+                <w:sz w:val="16"/>
+              </w:rPr>
+              <w:t>P[i][j] = share of historical years in state i that were followed by a year in state j.</w:t>
+            </w:r>
+          </w:p>
+        </w:tc>
+        <w:tc>
+          <w:tcPr>
+            <w:tcW w:type="dxa" w:w="2160"/>
+          </w:tcPr>
+          <w:p>
+            <w:r>
+              <w:rPr>
+                <w:sz w:val="16"/>
+              </w:rPr>
+              <w:t>A high diagonal means regimes persist - bad years come in runs.</w:t>
+            </w:r>
+          </w:p>
+        </w:tc>
+        <w:tc>
+          <w:tcPr>
+            <w:tcW w:type="dxa" w:w="2160"/>
+          </w:tcPr>
+          <w:p>
+            <w:r>
+              <w:rPr>
+                <w:sz w:val="16"/>
+              </w:rPr>
+              <w:t>Rows built from one or two observations are not probabilities, they are anecdotes; the engine marks unobserved rows as persistent.</w:t>
+            </w:r>
+          </w:p>
+        </w:tc>
+      </w:tr>
+      <w:tr>
+        <w:tc>
+          <w:tcPr>
+            <w:tcW w:type="dxa" w:w="2160"/>
+          </w:tcPr>
+          <w:p>
+            <w:r>
+              <w:rPr>
+                <w:sz w:val="16"/>
+              </w:rPr>
+              <w:t>Stationary distribution</w:t>
+            </w:r>
+          </w:p>
+        </w:tc>
+        <w:tc>
+          <w:tcPr>
+            <w:tcW w:type="dxa" w:w="2160"/>
+          </w:tcPr>
+          <w:p>
+            <w:r>
+              <w:rPr>
+                <w:sz w:val="16"/>
+              </w:rPr>
+              <w:t>Long-run share of years in each state implied by P (left eigenvector at 1).</w:t>
+            </w:r>
+          </w:p>
+        </w:tc>
+        <w:tc>
+          <w:tcPr>
+            <w:tcW w:type="dxa" w:w="2160"/>
+          </w:tcPr>
+          <w:p>
+            <w:r>
+              <w:rPr>
+                <w:sz w:val="16"/>
+              </w:rPr>
+              <w:t>If the stationary bear share is 25%, expect roughly one year in four to be a bear year over a long horizon.</w:t>
+            </w:r>
+          </w:p>
+        </w:tc>
+        <w:tc>
+          <w:tcPr>
+            <w:tcW w:type="dxa" w:w="2160"/>
+          </w:tcPr>
+          <w:p>
+            <w:r>
+              <w:rPr>
+                <w:sz w:val="16"/>
+              </w:rPr>
+              <w:t>It assumes the process is stable forever, which no market is.</w:t>
+            </w:r>
+          </w:p>
+        </w:tc>
+      </w:tr>
+      <w:tr>
+        <w:tc>
+          <w:tcPr>
+            <w:tcW w:type="dxa" w:w="2160"/>
+          </w:tcPr>
+          <w:p>
+            <w:r>
+              <w:rPr>
+                <w:sz w:val="16"/>
+              </w:rPr>
+              <w:t>Expected regime duration</w:t>
+            </w:r>
+          </w:p>
+        </w:tc>
+        <w:tc>
+          <w:tcPr>
+            <w:tcW w:type="dxa" w:w="2160"/>
+          </w:tcPr>
+          <w:p>
+            <w:r>
+              <w:rPr>
+                <w:sz w:val="16"/>
+              </w:rPr>
+              <w:t>1 / (1 - P[state][state]).</w:t>
+            </w:r>
+          </w:p>
+        </w:tc>
+        <w:tc>
+          <w:tcPr>
+            <w:tcW w:type="dxa" w:w="2160"/>
+          </w:tcPr>
+          <w:p>
+            <w:r>
+              <w:rPr>
+                <w:sz w:val="16"/>
+              </w:rPr>
+              <w:t>A 2.5-year expected bear duration means a bad stretch is likely to span more than one planning year.</w:t>
+            </w:r>
+          </w:p>
+        </w:tc>
+        <w:tc>
+          <w:tcPr>
+            <w:tcW w:type="dxa" w:w="2160"/>
+          </w:tcPr>
+          <w:p>
+            <w:r>
+              <w:rPr>
+                <w:sz w:val="16"/>
+              </w:rPr>
+              <w:t>Mean duration says nothing about the worst case; runs can be far longer.</w:t>
+            </w:r>
+          </w:p>
+        </w:tc>
+      </w:tr>
+      <w:tr>
+        <w:tc>
+          <w:tcPr>
+            <w:tcW w:type="dxa" w:w="2160"/>
+          </w:tcPr>
+          <w:p>
+            <w:r>
+              <w:rPr>
+                <w:sz w:val="16"/>
+              </w:rPr>
+              <w:t>P(bear at any point 2027-2032)</w:t>
+            </w:r>
+          </w:p>
+        </w:tc>
+        <w:tc>
+          <w:tcPr>
+            <w:tcW w:type="dxa" w:w="2160"/>
+          </w:tcPr>
+          <w:p>
+            <w:r>
+              <w:rPr>
+                <w:sz w:val="16"/>
+              </w:rPr>
+              <w:t>Share of Markov simulations where at least one growth-phase year lands in bear or severe_bear.</w:t>
+            </w:r>
+          </w:p>
+        </w:tc>
+        <w:tc>
+          <w:tcPr>
+            <w:tcW w:type="dxa" w:w="2160"/>
+          </w:tcPr>
+          <w:p>
+            <w:r>
+              <w:rPr>
+                <w:sz w:val="16"/>
+              </w:rPr>
+              <w:t>Usually high. It is a near-certainty statement, which is why it should not be used as an alarm by itself.</w:t>
+            </w:r>
+          </w:p>
+        </w:tc>
+        <w:tc>
+          <w:tcPr>
+            <w:tcW w:type="dxa" w:w="2160"/>
+          </w:tcPr>
+          <w:p>
+            <w:r>
+              <w:rPr>
+                <w:sz w:val="16"/>
+              </w:rPr>
+              <w:t>'At least one bear year' is a low bar; 60% here does not mean 60% chance of failure.</w:t>
+            </w:r>
+          </w:p>
+        </w:tc>
+      </w:tr>
+      <w:tr>
+        <w:tc>
+          <w:tcPr>
+            <w:tcW w:type="dxa" w:w="2160"/>
+          </w:tcPr>
+          <w:p>
+            <w:r>
+              <w:rPr>
+                <w:sz w:val="16"/>
+              </w:rPr>
+              <w:t>P(bull by 2032)</w:t>
+            </w:r>
+          </w:p>
+        </w:tc>
+        <w:tc>
+          <w:tcPr>
+            <w:tcW w:type="dxa" w:w="2160"/>
+          </w:tcPr>
+          <w:p>
+            <w:r>
+              <w:rPr>
+                <w:sz w:val="16"/>
+              </w:rPr>
+              <w:t>Share of Markov simulations whose final growth-phase year is bull or strong_bull.</w:t>
+            </w:r>
+          </w:p>
+        </w:tc>
+        <w:tc>
+          <w:tcPr>
+            <w:tcW w:type="dxa" w:w="2160"/>
+          </w:tcPr>
+          <w:p>
+            <w:r>
+              <w:rPr>
+                <w:sz w:val="16"/>
+              </w:rPr>
+              <w:t>Arriving in a bull year is favourable for the split, but it says nothing about the path taken to get there.</w:t>
+            </w:r>
+          </w:p>
+        </w:tc>
+        <w:tc>
+          <w:tcPr>
+            <w:tcW w:type="dxa" w:w="2160"/>
+          </w:tcPr>
+          <w:p>
+            <w:r>
+              <w:rPr>
+                <w:sz w:val="16"/>
+              </w:rPr>
+              <w:t>A bull final year is compatible with a -35% drawdown in 2029.</w:t>
+            </w:r>
+          </w:p>
+        </w:tc>
+      </w:tr>
+      <w:tr>
+        <w:tc>
+          <w:tcPr>
+            <w:tcW w:type="dxa" w:w="2160"/>
+          </w:tcPr>
+          <w:p>
+            <w:r>
+              <w:rPr>
+                <w:sz w:val="16"/>
+              </w:rPr>
+              <w:t>VaR (value at risk)</w:t>
+            </w:r>
+          </w:p>
+        </w:tc>
+        <w:tc>
+          <w:tcPr>
+            <w:tcW w:type="dxa" w:w="2160"/>
+          </w:tcPr>
+          <w:p>
+            <w:r>
+              <w:rPr>
+                <w:sz w:val="16"/>
+              </w:rPr>
+              <w:t>Historical: -quantile(returns, 1 - confidence). Parametric: -(mean + z x std). Monte Carlo: -quantile of simulated terminal return vs contributions.</w:t>
+            </w:r>
+          </w:p>
+        </w:tc>
+        <w:tc>
+          <w:tcPr>
+            <w:tcW w:type="dxa" w:w="2160"/>
+          </w:tcPr>
+          <w:p>
+            <w:r>
+              <w:rPr>
+                <w:sz w:val="16"/>
+              </w:rPr>
+              <w:t>VaR 95% = 4% means 19 months in 20 lose less than 4%; it says nothing about how bad the 20th month is.</w:t>
+            </w:r>
+          </w:p>
+        </w:tc>
+        <w:tc>
+          <w:tcPr>
+            <w:tcW w:type="dxa" w:w="2160"/>
+          </w:tcPr>
+          <w:p>
+            <w:r>
+              <w:rPr>
+                <w:sz w:val="16"/>
+              </w:rPr>
+              <w:t>Sign convention: VaR is reported as a positive loss. A 'VaR 95% = 0.04' means a 4% loss, not a 4% gain; a NEGATIVE VaR means the 5th-percentile outcome is itself a gain. Historical, parametric and Monte Carlo VaR are computed on different horizons and bases - never compare them directly.</w:t>
+            </w:r>
+          </w:p>
+        </w:tc>
+      </w:tr>
+      <w:tr>
+        <w:tc>
+          <w:tcPr>
+            <w:tcW w:type="dxa" w:w="2160"/>
+          </w:tcPr>
+          <w:p>
+            <w:r>
+              <w:rPr>
+                <w:sz w:val="16"/>
+              </w:rPr>
+              <w:t>CVaR / expected shortfall</w:t>
+            </w:r>
+          </w:p>
+        </w:tc>
+        <w:tc>
+          <w:tcPr>
+            <w:tcW w:type="dxa" w:w="2160"/>
+          </w:tcPr>
+          <w:p>
+            <w:r>
+              <w:rPr>
+                <w:sz w:val="16"/>
+              </w:rPr>
+              <w:t>Negative of the mean of returns at or beyond the VaR quantile.</w:t>
+            </w:r>
+          </w:p>
+        </w:tc>
+        <w:tc>
+          <w:tcPr>
+            <w:tcW w:type="dxa" w:w="2160"/>
+          </w:tcPr>
+          <w:p>
+            <w:r>
+              <w:rPr>
+                <w:sz w:val="16"/>
+              </w:rPr>
+              <w:t>CVaR is the number that should size a reserve. If CVaR95 is 30%, the worst 5% of outcomes lose a third on average.</w:t>
+            </w:r>
+          </w:p>
+        </w:tc>
+        <w:tc>
+          <w:tcPr>
+            <w:tcW w:type="dxa" w:w="2160"/>
+          </w:tcPr>
+          <w:p>
+            <w:r>
+              <w:rPr>
+                <w:sz w:val="16"/>
+              </w:rPr>
+              <w:t>Terminal CVaR is measured on the 2033 outcome relative to contributions over six years, not on a month. It is a horizon loss, not a monthly one. A NEGATIVE CVaR is not an error: it means that even the worst 5% of simulated outcomes are, on average, still gains - the tail is not loss-making under these assumptions.</w:t>
+            </w:r>
+          </w:p>
+        </w:tc>
+      </w:tr>
+      <w:tr>
+        <w:tc>
+          <w:tcPr>
+            <w:tcW w:type="dxa" w:w="2160"/>
+          </w:tcPr>
+          <w:p>
+            <w:r>
+              <w:rPr>
+                <w:sz w:val="16"/>
+              </w:rPr>
+              <w:t>Horizon warning (VaR rows)</w:t>
+            </w:r>
+          </w:p>
+        </w:tc>
+        <w:tc>
+          <w:tcPr>
+            <w:tcW w:type="dxa" w:w="2160"/>
+          </w:tcPr>
+          <w:p>
+            <w:r>
+              <w:rPr>
+                <w:sz w:val="16"/>
+              </w:rPr>
+              <w:t>Risk-sheet VaR/CVaR rows are one-month horizon; comparison-table VaR/CVaR rows are 2033 terminal horizon.</w:t>
+            </w:r>
+          </w:p>
+        </w:tc>
+        <w:tc>
+          <w:tcPr>
+            <w:tcW w:type="dxa" w:w="2160"/>
+          </w:tcPr>
+          <w:p>
+            <w:r>
+              <w:rPr>
+                <w:sz w:val="16"/>
+              </w:rPr>
+              <w:t>A 4% monthly VaR and a 30% terminal VaR are consistent, not contradictory.</w:t>
+            </w:r>
+          </w:p>
+        </w:tc>
+        <w:tc>
+          <w:tcPr>
+            <w:tcW w:type="dxa" w:w="2160"/>
+          </w:tcPr>
+          <w:p>
+            <w:r>
+              <w:rPr>
+                <w:sz w:val="16"/>
+              </w:rPr>
+              <w:t>This is the single most common misreading in the workbook.</w:t>
+            </w:r>
+          </w:p>
+        </w:tc>
+      </w:tr>
+      <w:tr>
+        <w:tc>
+          <w:tcPr>
+            <w:tcW w:type="dxa" w:w="2160"/>
+          </w:tcPr>
+          <w:p>
+            <w:r>
+              <w:rPr>
+                <w:sz w:val="16"/>
+              </w:rPr>
+              <w:t>Sensitivity grid</w:t>
+            </w:r>
+          </w:p>
+        </w:tc>
+        <w:tc>
+          <w:tcPr>
+            <w:tcW w:type="dxa" w:w="2160"/>
+          </w:tcPr>
+          <w:p>
+            <w:r>
+              <w:rPr>
+                <w:sz w:val="16"/>
+              </w:rPr>
+              <w:t>For each (return shift, volatility multiplier) pair, re-run the simulation and record median terminal, p5, success probability, reserve-funding probability, median drawdown, VaR/CVaR.</w:t>
+            </w:r>
+          </w:p>
+        </w:tc>
+        <w:tc>
+          <w:tcPr>
+            <w:tcW w:type="dxa" w:w="2160"/>
+          </w:tcPr>
+          <w:p>
+            <w:r>
+              <w:rPr>
+                <w:sz w:val="16"/>
+              </w:rPr>
+              <w:t>Find the base cell (shift 0, multiplier 1.0), then walk outward. A plan whose success collapses one row away is fragile.</w:t>
+            </w:r>
+          </w:p>
+        </w:tc>
+        <w:tc>
+          <w:tcPr>
+            <w:tcW w:type="dxa" w:w="2160"/>
+          </w:tcPr>
+          <w:p>
+            <w:r>
+              <w:rPr>
+                <w:sz w:val="16"/>
+              </w:rPr>
+              <w:t>Return shifts are applied to every asset equally; it is a systematic shock, not a single-name change.</w:t>
+            </w:r>
+          </w:p>
+        </w:tc>
+      </w:tr>
+      <w:tr>
+        <w:tc>
+          <w:tcPr>
+            <w:tcW w:type="dxa" w:w="2160"/>
+          </w:tcPr>
+          <w:p>
+            <w:r>
+              <w:rPr>
+                <w:sz w:val="16"/>
+              </w:rPr>
+              <w:t>Minimum return shift for 90% success</w:t>
+            </w:r>
+          </w:p>
+        </w:tc>
+        <w:tc>
+          <w:tcPr>
+            <w:tcW w:type="dxa" w:w="2160"/>
+          </w:tcPr>
+          <w:p>
+            <w:r>
+              <w:rPr>
+                <w:sz w:val="16"/>
+              </w:rPr>
+              <w:t>Smallest return shift in the grid where success probability is still at or above 90%.</w:t>
+            </w:r>
+          </w:p>
+        </w:tc>
+        <w:tc>
+          <w:tcPr>
+            <w:tcW w:type="dxa" w:w="2160"/>
+          </w:tcPr>
+          <w:p>
+            <w:r>
+              <w:rPr>
+                <w:sz w:val="16"/>
+              </w:rPr>
+              <w:t>-2% means the plan survives 2pp lower returns everywhere. A value near 0 means no margin at all.</w:t>
+            </w:r>
+          </w:p>
+        </w:tc>
+        <w:tc>
+          <w:tcPr>
+            <w:tcW w:type="dxa" w:w="2160"/>
+          </w:tcPr>
+          <w:p>
+            <w:r>
+              <w:rPr>
+                <w:sz w:val="16"/>
+              </w:rPr>
+              <w:t>It is found at the grid's coarse 1pp steps.</w:t>
+            </w:r>
+          </w:p>
+        </w:tc>
+      </w:tr>
+      <w:tr>
+        <w:tc>
+          <w:tcPr>
+            <w:tcW w:type="dxa" w:w="2160"/>
+          </w:tcPr>
+          <w:p>
+            <w:r>
+              <w:rPr>
+                <w:sz w:val="16"/>
+              </w:rPr>
+              <w:t>Fragile volatility threshold</w:t>
+            </w:r>
+          </w:p>
+        </w:tc>
+        <w:tc>
+          <w:tcPr>
+            <w:tcW w:type="dxa" w:w="2160"/>
+          </w:tcPr>
+          <w:p>
+            <w:r>
+              <w:rPr>
+                <w:sz w:val="16"/>
+              </w:rPr>
+              <w:t>At the base return assumption, the smallest volatility multiplier &gt;= 1.0 where success falls below 75%.</w:t>
+            </w:r>
+          </w:p>
+        </w:tc>
+        <w:tc>
+          <w:tcPr>
+            <w:tcW w:type="dxa" w:w="2160"/>
+          </w:tcPr>
+          <w:p>
+            <w:r>
+              <w:rPr>
+                <w:sz w:val="16"/>
+              </w:rPr>
+              <w:t>1.1 means a 10% increase in volatility breaks the plan; 1.5 means it is robust to a 50% volatility regime shift.</w:t>
+            </w:r>
+          </w:p>
+        </w:tc>
+        <w:tc>
+          <w:tcPr>
+            <w:tcW w:type="dxa" w:w="2160"/>
+          </w:tcPr>
+          <w:p>
+            <w:r>
+              <w:rPr>
+                <w:sz w:val="16"/>
+              </w:rPr>
+              <w:t>Volatility is scaled, not returns: it widens the distribution without changing the average.</w:t>
+            </w:r>
+          </w:p>
+        </w:tc>
+      </w:tr>
+      <w:tr>
+        <w:tc>
+          <w:tcPr>
+            <w:tcW w:type="dxa" w:w="2160"/>
+          </w:tcPr>
+          <w:p>
+            <w:r>
+              <w:rPr>
+                <w:sz w:val="16"/>
+              </w:rPr>
+              <w:t>Sharpe proxy (sensitivity grid)</w:t>
+            </w:r>
+          </w:p>
+        </w:tc>
+        <w:tc>
+          <w:tcPr>
+            <w:tcW w:type="dxa" w:w="2160"/>
+          </w:tcPr>
+          <w:p>
+            <w:r>
+              <w:rPr>
+                <w:sz w:val="16"/>
+              </w:rPr>
+              <w:t>Mean / standard deviation of the simulated annualised terminal outcomes in that grid cell.</w:t>
+            </w:r>
+          </w:p>
+        </w:tc>
+        <w:tc>
+          <w:tcPr>
+            <w:tcW w:type="dxa" w:w="2160"/>
+          </w:tcPr>
+          <w:p>
+            <w:r>
+              <w:rPr>
+                <w:sz w:val="16"/>
+              </w:rPr>
+              <w:t>Use it to rank cells against each other; do not compare it with the historical Sharpe on the dashboard.</w:t>
+            </w:r>
+          </w:p>
+        </w:tc>
+        <w:tc>
+          <w:tcPr>
+            <w:tcW w:type="dxa" w:w="2160"/>
+          </w:tcPr>
+          <w:p>
+            <w:r>
+              <w:rPr>
+                <w:sz w:val="16"/>
+              </w:rPr>
+              <w:t>It is computed on terminal outcomes over the whole horizon, so it is not annual return over annual volatility.</w:t>
+            </w:r>
+          </w:p>
+        </w:tc>
+      </w:tr>
+      <w:tr>
+        <w:tc>
+          <w:tcPr>
+            <w:tcW w:type="dxa" w:w="2160"/>
+          </w:tcPr>
+          <w:p>
+            <w:r>
+              <w:rPr>
+                <w:sz w:val="16"/>
+              </w:rPr>
+              <w:t>Historical crisis replay</w:t>
+            </w:r>
+          </w:p>
+        </w:tc>
+        <w:tc>
+          <w:tcPr>
+            <w:tcW w:type="dxa" w:w="2160"/>
+          </w:tcPr>
+          <w:p>
+            <w:r>
+              <w:rPr>
+                <w:sz w:val="16"/>
+              </w:rPr>
+              <w:t>Apply the actual daily returns of your holdings during a configured window (2008, 2020, 2022) to current weights and report portfolio return, worst holding, sector contributions and benchmark comparison.</w:t>
+            </w:r>
+          </w:p>
+        </w:tc>
+        <w:tc>
+          <w:tcPr>
+            <w:tcW w:type="dxa" w:w="2160"/>
+          </w:tcPr>
+          <w:p>
+            <w:r>
+              <w:rPr>
+                <w:sz w:val="16"/>
+              </w:rPr>
+              <w:t>The most persuasive evidence in the report because it uses no assumptions at all - only what happened.</w:t>
+            </w:r>
+          </w:p>
+        </w:tc>
+        <w:tc>
+          <w:tcPr>
+            <w:tcW w:type="dxa" w:w="2160"/>
+          </w:tcPr>
+          <w:p>
+            <w:r>
+              <w:rPr>
+                <w:sz w:val="16"/>
+              </w:rPr>
+              <w:t>It is a static snapshot: no rebalancing, no glide path, no contributions during the window. Holdings that did not exist then are excluded.</w:t>
+            </w:r>
+          </w:p>
+        </w:tc>
+      </w:tr>
+      <w:tr>
+        <w:tc>
+          <w:tcPr>
+            <w:tcW w:type="dxa" w:w="2160"/>
+          </w:tcPr>
+          <w:p>
+            <w:r>
+              <w:rPr>
+                <w:sz w:val="16"/>
+              </w:rPr>
+              <w:t>Hypothetical scenario shocks</w:t>
+            </w:r>
+          </w:p>
+        </w:tc>
+        <w:tc>
+          <w:tcPr>
+            <w:tcW w:type="dxa" w:w="2160"/>
+          </w:tcPr>
+          <w:p>
+            <w:r>
+              <w:rPr>
+                <w:sz w:val="16"/>
+              </w:rPr>
+              <w:t>Apply configured asset-class/sector shocks (severe equity crash, stagflation, recession, inflation shock) to current weights.</w:t>
+            </w:r>
+          </w:p>
+        </w:tc>
+        <w:tc>
+          <w:tcPr>
+            <w:tcW w:type="dxa" w:w="2160"/>
+          </w:tcPr>
+          <w:p>
+            <w:r>
+              <w:rPr>
+                <w:sz w:val="16"/>
+              </w:rPr>
+              <w:t>Use it to test whether the defensive sleeve actually defends. A stagflation scenario that loses 25% means it does not.</w:t>
+            </w:r>
+          </w:p>
+        </w:tc>
+        <w:tc>
+          <w:tcPr>
+            <w:tcW w:type="dxa" w:w="2160"/>
+          </w:tcPr>
+          <w:p>
+            <w:r>
+              <w:rPr>
+                <w:sz w:val="16"/>
+              </w:rPr>
+              <w:t>Shocks are applied once, instantaneously, to today's weights. There is no recovery and no management response.</w:t>
+            </w:r>
+          </w:p>
+        </w:tc>
+      </w:tr>
+      <w:tr>
+        <w:tc>
+          <w:tcPr>
+            <w:tcW w:type="dxa" w:w="2160"/>
+          </w:tcPr>
+          <w:p>
+            <w:r>
+              <w:rPr>
+                <w:sz w:val="16"/>
+              </w:rPr>
+              <w:t>Stop-loss backtest</w:t>
+            </w:r>
+          </w:p>
+        </w:tc>
+        <w:tc>
+          <w:tcPr>
+            <w:tcW w:type="dxa" w:w="2160"/>
+          </w:tcPr>
+          <w:p>
+            <w:r>
+              <w:rPr>
+                <w:sz w:val="16"/>
+              </w:rPr>
+              <w:t>For each holding: hold, exit at the close that breaches a hard (vs entry) or trailing (vs running peak) stop, re-enter after 21 trading days; compare CAGR, volatility, Sharpe, Sortino, max drawdown, exits, turnover and missed upside against buy-and-hold.</w:t>
+            </w:r>
+          </w:p>
+        </w:tc>
+        <w:tc>
+          <w:tcPr>
+            <w:tcW w:type="dxa" w:w="2160"/>
+          </w:tcPr>
+          <w:p>
+            <w:r>
+              <w:rPr>
+                <w:sz w:val="16"/>
+              </w:rPr>
+              <w:t>A stop that cuts max drawdown a lot while giving up little CAGR is worth considering. One that cuts CAGR materially is a drag.</w:t>
+            </w:r>
+          </w:p>
+        </w:tc>
+        <w:tc>
+          <w:tcPr>
+            <w:tcW w:type="dxa" w:w="2160"/>
+          </w:tcPr>
+          <w:p>
+            <w:r>
+              <w:rPr>
+                <w:sz w:val="16"/>
+              </w:rPr>
+              <w:t>Historical backtest on adjusted prices with a fixed 21-day re-entry. It is not advice, and it ignores taxes, slippage and the behavioural value of a stop.</w:t>
+            </w:r>
+          </w:p>
+        </w:tc>
+      </w:tr>
+      <w:tr>
+        <w:tc>
+          <w:tcPr>
+            <w:tcW w:type="dxa" w:w="2160"/>
+          </w:tcPr>
+          <w:p>
+            <w:r>
+              <w:rPr>
+                <w:sz w:val="16"/>
+              </w:rPr>
+              <w:t>Missed upside (stop backtest)</w:t>
+            </w:r>
+          </w:p>
+        </w:tc>
+        <w:tc>
+          <w:tcPr>
+            <w:tcW w:type="dxa" w:w="2160"/>
+          </w:tcPr>
+          <w:p>
+            <w:r>
+              <w:rPr>
+                <w:sz w:val="16"/>
+              </w:rPr>
+              <w:t>Sum of buy-and-hold returns minus sum of stopped-path returns over the same period.</w:t>
+            </w:r>
+          </w:p>
+        </w:tc>
+        <w:tc>
+          <w:tcPr>
+            <w:tcW w:type="dxa" w:w="2160"/>
+          </w:tcPr>
+          <w:p>
+            <w:r>
+              <w:rPr>
+                <w:sz w:val="16"/>
+              </w:rPr>
+              <w:t>Positive means the stop cost you return; negative means the stop helped.</w:t>
+            </w:r>
+          </w:p>
+        </w:tc>
+        <w:tc>
+          <w:tcPr>
+            <w:tcW w:type="dxa" w:w="2160"/>
+          </w:tcPr>
+          <w:p>
+            <w:r>
+              <w:rPr>
+                <w:sz w:val="16"/>
+              </w:rPr>
+              <w:t>It is a cumulative arithmetic difference, not an annualised figure.</w:t>
+            </w:r>
+          </w:p>
+        </w:tc>
+      </w:tr>
+      <w:tr>
+        <w:tc>
+          <w:tcPr>
+            <w:tcW w:type="dxa" w:w="2160"/>
+          </w:tcPr>
+          <w:p>
+            <w:r>
+              <w:rPr>
+                <w:sz w:val="16"/>
+              </w:rPr>
+              <w:t>Suggested allocation (max-Sharpe diagnostic)</w:t>
+            </w:r>
+          </w:p>
+        </w:tc>
+        <w:tc>
+          <w:tcPr>
+            <w:tcW w:type="dxa" w:w="2160"/>
+          </w:tcPr>
+          <w:p>
+            <w:r>
+              <w:rPr>
+                <w:sz w:val="16"/>
+              </w:rPr>
+              <w:t>SLSQP optimisation of expected return / volatility subject to weights summing to 1, per-position cap, cash floor and correlated-group caps.</w:t>
+            </w:r>
+          </w:p>
+        </w:tc>
+        <w:tc>
+          <w:tcPr>
+            <w:tcW w:type="dxa" w:w="2160"/>
+          </w:tcPr>
+          <w:p>
+            <w:r>
+              <w:rPr>
+                <w:sz w:val="16"/>
+              </w:rPr>
+              <w:t>Read the *differences* column, not the levels: it shows which positions the assumptions want bigger or smaller.</w:t>
+            </w:r>
+          </w:p>
+        </w:tc>
+        <w:tc>
+          <w:tcPr>
+            <w:tcW w:type="dxa" w:w="2160"/>
+          </w:tcPr>
+          <w:p>
+            <w:r>
+              <w:rPr>
+                <w:sz w:val="16"/>
+              </w:rPr>
+              <w:t>Optimisers amplify estimation error: a suggested weight is only as good as the expected-return input, and small input changes can move weights a lot.</w:t>
+            </w:r>
+          </w:p>
+        </w:tc>
+      </w:tr>
+      <w:tr>
+        <w:tc>
+          <w:tcPr>
+            <w:tcW w:type="dxa" w:w="2160"/>
+          </w:tcPr>
+          <w:p>
+            <w:r>
+              <w:rPr>
+                <w:sz w:val="16"/>
+              </w:rPr>
+              <w:t>Rule flag</w:t>
+            </w:r>
+          </w:p>
+        </w:tc>
+        <w:tc>
+          <w:tcPr>
+            <w:tcW w:type="dxa" w:w="2160"/>
+          </w:tcPr>
+          <w:p>
+            <w:r>
+              <w:rPr>
+                <w:sz w:val="16"/>
+              </w:rPr>
+              <w:t>Deterministic comparison of a calculated value against a configured threshold. Each flag carries id, severity, metric, current value, threshold, rule text, action and evidence.</w:t>
+            </w:r>
+          </w:p>
+        </w:tc>
+        <w:tc>
+          <w:tcPr>
+            <w:tcW w:type="dxa" w:w="2160"/>
+          </w:tcPr>
+          <w:p>
+            <w:r>
+              <w:rPr>
+                <w:sz w:val="16"/>
+              </w:rPr>
+              <w:t>Severity ladder: CRITICAL &gt; HIGH &gt; WARNING &gt; MONITOR &gt; INFO. HIGH means the number breaches a planning standard; MONITOR means watch it; INFO is context.</w:t>
+            </w:r>
+          </w:p>
+        </w:tc>
+        <w:tc>
+          <w:tcPr>
+            <w:tcW w:type="dxa" w:w="2160"/>
+          </w:tcPr>
+          <w:p>
+            <w:r>
+              <w:rPr>
+                <w:sz w:val="16"/>
+              </w:rPr>
+              <w:t>A flag is a threshold breach, not a forecast. No AI or judgement is involved, and no flag fires without a configured rule.</w:t>
+            </w:r>
+          </w:p>
+        </w:tc>
+      </w:tr>
+      <w:tr>
+        <w:tc>
+          <w:tcPr>
+            <w:tcW w:type="dxa" w:w="2160"/>
+          </w:tcPr>
+          <w:p>
+            <w:r>
+              <w:rPr>
+                <w:sz w:val="16"/>
+              </w:rPr>
+              <w:t>Severity ladder</w:t>
+            </w:r>
+          </w:p>
+        </w:tc>
+        <w:tc>
+          <w:tcPr>
+            <w:tcW w:type="dxa" w:w="2160"/>
+          </w:tcPr>
+          <w:p>
+            <w:r>
+              <w:rPr>
+                <w:sz w:val="16"/>
+              </w:rPr>
+              <w:t>CRITICAL, HIGH, WARNING, MONITOR, INFO (rules/rule_engine.py SEVERITY_ORDER).</w:t>
+            </w:r>
+          </w:p>
+        </w:tc>
+        <w:tc>
+          <w:tcPr>
+            <w:tcW w:type="dxa" w:w="2160"/>
+          </w:tcPr>
+          <w:p>
+            <w:r>
+              <w:rPr>
+                <w:sz w:val="16"/>
+              </w:rPr>
+              <w:t>HIGH = a configured planning standard is breached (position cap, reserve funding, tail loss, model disagreement). WARNING = a band or limit is out of tolerance. MONITOR = a data or governance weakness. INFO = context.</w:t>
+            </w:r>
+          </w:p>
+        </w:tc>
+        <w:tc>
+          <w:tcPr>
+            <w:tcW w:type="dxa" w:w="2160"/>
+          </w:tcPr>
+          <w:p>
+            <w:r>
+              <w:rPr>
+                <w:sz w:val="16"/>
+              </w:rPr>
+              <w:t>Severity is about the rule, not about the size of the loss.</w:t>
+            </w:r>
+          </w:p>
+        </w:tc>
+      </w:tr>
+      <w:tr>
+        <w:tc>
+          <w:tcPr>
+            <w:tcW w:type="dxa" w:w="2160"/>
+          </w:tcPr>
+          <w:p>
+            <w:r>
+              <w:rPr>
+                <w:sz w:val="16"/>
+              </w:rPr>
+              <w:t>Estimate confidence (High / Medium / Low)</w:t>
+            </w:r>
+          </w:p>
+        </w:tc>
+        <w:tc>
+          <w:tcPr>
+            <w:tcW w:type="dxa" w:w="2160"/>
+          </w:tcPr>
+          <w:p>
+            <w:r>
+              <w:rPr>
+                <w:sz w:val="16"/>
+              </w:rPr>
+              <w:t>High if &gt;=10 years of monthly history, Medium if &gt;=2, Low otherwise.</w:t>
+            </w:r>
+          </w:p>
+        </w:tc>
+        <w:tc>
+          <w:tcPr>
+            <w:tcW w:type="dxa" w:w="2160"/>
+          </w:tcPr>
+          <w:p>
+            <w:r>
+              <w:rPr>
+                <w:sz w:val="16"/>
+              </w:rPr>
+              <w:t>A Low-confidence holding contributes numbers that look precise but are not. Its simulation weight is built on a guess.</w:t>
+            </w:r>
+          </w:p>
+        </w:tc>
+        <w:tc>
+          <w:tcPr>
+            <w:tcW w:type="dxa" w:w="2160"/>
+          </w:tcPr>
+          <w:p>
+            <w:r>
+              <w:rPr>
+                <w:sz w:val="16"/>
+              </w:rPr>
+              <w:t>History length is not the same as stability: 25 years of a regime that has since ended is still misleading.</w:t>
+            </w:r>
+          </w:p>
+        </w:tc>
+      </w:tr>
+      <w:tr>
+        <w:tc>
+          <w:tcPr>
+            <w:tcW w:type="dxa" w:w="2160"/>
+          </w:tcPr>
+          <w:p>
+            <w:r>
+              <w:rPr>
+                <w:sz w:val="16"/>
+              </w:rPr>
+              <w:t>Data provenance (source / as-of)</w:t>
+            </w:r>
+          </w:p>
+        </w:tc>
+        <w:tc>
+          <w:tcPr>
+            <w:tcW w:type="dxa" w:w="2160"/>
+          </w:tcPr>
+          <w:p>
+            <w:r>
+              <w:rPr>
+                <w:sz w:val="16"/>
+              </w:rPr>
+              <w:t>Per ticker: cache hit, network download, or committed bundled snapshot, with rows, inception date and data-as-of date.</w:t>
+            </w:r>
+          </w:p>
+        </w:tc>
+        <w:tc>
+          <w:tcPr>
+            <w:tcW w:type="dxa" w:w="2160"/>
+          </w:tcPr>
+          <w:p>
+            <w:r>
+              <w:rPr>
+                <w:sz w:val="16"/>
+              </w:rPr>
+              <w:t>Two runs with different provenance can differ. 'bundled snapshot' means the analysis used the committed offline dataset, not live prices.</w:t>
+            </w:r>
+          </w:p>
+        </w:tc>
+        <w:tc>
+          <w:tcPr>
+            <w:tcW w:type="dxa" w:w="2160"/>
+          </w:tcPr>
+          <w:p>
+            <w:r>
+              <w:rPr>
+                <w:sz w:val="16"/>
+              </w:rPr>
+              <w:t>Offline reproducibility and live freshness are different goals; the report states which one it used.</w:t>
+            </w:r>
+          </w:p>
+        </w:tc>
+      </w:tr>
+      <w:tr>
+        <w:tc>
+          <w:tcPr>
+            <w:tcW w:type="dxa" w:w="2160"/>
+          </w:tcPr>
+          <w:p>
+            <w:r>
+              <w:rPr>
+                <w:sz w:val="16"/>
+              </w:rPr>
+              <w:t>Return basis (adjusted close)</w:t>
+            </w:r>
+          </w:p>
+        </w:tc>
+        <w:tc>
+          <w:tcPr>
+            <w:tcW w:type="dxa" w:w="2160"/>
+          </w:tcPr>
+          <w:p>
+            <w:r>
+              <w:rPr>
+                <w:sz w:val="16"/>
+              </w:rPr>
+              <w:t>All prices are dividend- and split-adjusted closes, i.e. total-return series.</w:t>
+            </w:r>
+          </w:p>
+        </w:tc>
+        <w:tc>
+          <w:tcPr>
+            <w:tcW w:type="dxa" w:w="2160"/>
+          </w:tcPr>
+          <w:p>
+            <w:r>
+              <w:rPr>
+                <w:sz w:val="16"/>
+              </w:rPr>
+              <w:t>For bond ETFs and dividend payers this materially raises measured return versus raw price.</w:t>
+            </w:r>
+          </w:p>
+        </w:tc>
+        <w:tc>
+          <w:tcPr>
+            <w:tcW w:type="dxa" w:w="2160"/>
+          </w:tcPr>
+          <w:p>
+            <w:r>
+              <w:rPr>
+                <w:sz w:val="16"/>
+              </w:rPr>
+              <w:t>Comparing these results to a price-index chart will make the model look too optimistic.</w:t>
+            </w:r>
+          </w:p>
+        </w:tc>
+      </w:tr>
+      <w:tr>
+        <w:tc>
+          <w:tcPr>
+            <w:tcW w:type="dxa" w:w="2160"/>
+          </w:tcPr>
+          <w:p>
+            <w:r>
+              <w:rPr>
+                <w:sz w:val="16"/>
+              </w:rPr>
+              <w:t>Survivorship bias</w:t>
+            </w:r>
+          </w:p>
+        </w:tc>
+        <w:tc>
+          <w:tcPr>
+            <w:tcW w:type="dxa" w:w="2160"/>
+          </w:tcPr>
+          <w:p>
+            <w:r>
+              <w:rPr>
+                <w:sz w:val="16"/>
+              </w:rPr>
+              <w:t>Historical series only contain securities that still exist.</w:t>
+            </w:r>
+          </w:p>
+        </w:tc>
+        <w:tc>
+          <w:tcPr>
+            <w:tcW w:type="dxa" w:w="2160"/>
+          </w:tcPr>
+          <w:p>
+            <w:r>
+              <w:rPr>
+                <w:sz w:val="16"/>
+              </w:rPr>
+              <w:t>Every historical return figure here is mildly flattering.</w:t>
+            </w:r>
+          </w:p>
+        </w:tc>
+        <w:tc>
+          <w:tcPr>
+            <w:tcW w:type="dxa" w:w="2160"/>
+          </w:tcPr>
+          <w:p>
+            <w:r>
+              <w:rPr>
+                <w:sz w:val="16"/>
+              </w:rPr>
+              <w:t>It cannot be corrected by the model; it can only be acknowledged.</w:t>
+            </w:r>
+          </w:p>
+        </w:tc>
+      </w:tr>
+      <w:tr>
+        <w:tc>
+          <w:tcPr>
+            <w:tcW w:type="dxa" w:w="2160"/>
+          </w:tcPr>
+          <w:p>
+            <w:r>
+              <w:rPr>
+                <w:sz w:val="16"/>
+              </w:rPr>
+              <w:t>P&amp;L basis</w:t>
+            </w:r>
+          </w:p>
+        </w:tc>
+        <w:tc>
+          <w:tcPr>
+            <w:tcW w:type="dxa" w:w="2160"/>
+          </w:tcPr>
+          <w:p>
+            <w:r>
+              <w:rPr>
+                <w:sz w:val="16"/>
+              </w:rPr>
+              <w:t>Dollar P&amp;L is computed only when cost basis is supplied; otherwise return-based attribution is used.</w:t>
+            </w:r>
+          </w:p>
+        </w:tc>
+        <w:tc>
+          <w:tcPr>
+            <w:tcW w:type="dxa" w:w="2160"/>
+          </w:tcPr>
+          <w:p>
+            <w:r>
+              <w:rPr>
+                <w:sz w:val="16"/>
+              </w:rPr>
+              <w:t>Without cost basis there are no dollar gains and losses in the report, only percentage returns.</w:t>
+            </w:r>
+          </w:p>
+        </w:tc>
+        <w:tc>
+          <w:tcPr>
+            <w:tcW w:type="dxa" w:w="2160"/>
+          </w:tcPr>
+          <w:p>
+            <w:r>
+              <w:rPr>
+                <w:sz w:val="16"/>
+              </w:rPr>
+              <w:t>The model never invents a cost basis. Missing data is reported as missing.</w:t>
+            </w:r>
+          </w:p>
+        </w:tc>
+      </w:tr>
+      <w:tr>
+        <w:tc>
+          <w:tcPr>
+            <w:tcW w:type="dxa" w:w="2160"/>
+          </w:tcPr>
+          <w:p>
+            <w:r>
+              <w:rPr>
+                <w:sz w:val="16"/>
+              </w:rPr>
+              <w:t>Taxes</w:t>
+            </w:r>
+          </w:p>
+        </w:tc>
+        <w:tc>
+          <w:tcPr>
+            <w:tcW w:type="dxa" w:w="2160"/>
+          </w:tcPr>
+          <w:p>
+            <w:r>
+              <w:rPr>
+                <w:sz w:val="16"/>
+              </w:rPr>
+              <w:t>Excluded unless tax-lot information is supplied.</w:t>
+            </w:r>
+          </w:p>
+        </w:tc>
+        <w:tc>
+          <w:tcPr>
+            <w:tcW w:type="dxa" w:w="2160"/>
+          </w:tcPr>
+          <w:p>
+            <w:r>
+              <w:rPr>
+                <w:sz w:val="16"/>
+              </w:rPr>
+              <w:t>Rebalancing suggestions ignore tax cost, so a 'trim the winner' recommendation is more expensive in reality than in the model.</w:t>
+            </w:r>
+          </w:p>
+        </w:tc>
+        <w:tc>
+          <w:tcPr>
+            <w:tcW w:type="dxa" w:w="2160"/>
+          </w:tcPr>
+          <w:p>
+            <w:r>
+              <w:rPr>
+                <w:sz w:val="16"/>
+              </w:rPr>
+              <w:t>Transaction cost is modelled (0.1% of turnover); tax is not modelled at all.</w:t>
+            </w:r>
+          </w:p>
+        </w:tc>
+      </w:tr>
+      <w:tr>
+        <w:tc>
+          <w:tcPr>
+            <w:tcW w:type="dxa" w:w="2160"/>
+          </w:tcPr>
+          <w:p>
+            <w:r>
+              <w:rPr>
+                <w:sz w:val="16"/>
+              </w:rPr>
+              <w:t>Scorecard / overall score</w:t>
+            </w:r>
+          </w:p>
+        </w:tc>
+        <w:tc>
+          <w:tcPr>
+            <w:tcW w:type="dxa" w:w="2160"/>
+          </w:tcPr>
+          <w:p>
+            <w:r>
+              <w:rPr>
+                <w:sz w:val="16"/>
+              </w:rPr>
+              <w:t>Category scores (0-10) for funding, concentration, diversification, data quality and process, combined into an overall score.</w:t>
+            </w:r>
+          </w:p>
+        </w:tc>
+        <w:tc>
+          <w:tcPr>
+            <w:tcW w:type="dxa" w:w="2160"/>
+          </w:tcPr>
+          <w:p>
+            <w:r>
+              <w:rPr>
+                <w:sz w:val="16"/>
+              </w:rPr>
+              <w:t>Use it to find which category to open first. It is deliberately not the conclusion of the report.</w:t>
+            </w:r>
+          </w:p>
+        </w:tc>
+        <w:tc>
+          <w:tcPr>
+            <w:tcW w:type="dxa" w:w="2160"/>
+          </w:tcPr>
+          <w:p>
+            <w:r>
+              <w:rPr>
+                <w:sz w:val="16"/>
+              </w:rPr>
+              <w:t>It is a weighted judgement encoded in code; changing weights changes the score, not the portfolio.</w:t>
+            </w:r>
+          </w:p>
+        </w:tc>
+      </w:tr>
+    </w:tbl>
     <w:sectPr>
       <w:pgSz w:w="12240" w:h="15840"/>
       <w:pgMar w:top="1440" w:right="1800" w:bottom="1440" w:left="1800" w:header="720" w:footer="720" w:gutter="0"/>

--- a/portfolio_model/outputs/web/report/portfolio_analysis_report.docx
+++ b/portfolio_model/outputs/web/report/portfolio_analysis_report.docx
@@ -16,7 +16,7 @@
           <w:b w:val="0"/>
           <w:i/>
         </w:rPr>
-        <w:t>Prepared for: Laura Gao Portfolio | Generated 2026-10-11 21:25 UTC | Seed 42 | 1,500 simulations | Model v1.0.0</w:t>
+        <w:t>Prepared for: Laura Gao Portfolio | Generated 2026-10-11 22:05 UTC | Seed 42 | 1,200 simulations | Model v1.0.0</w:t>
       </w:r>
     </w:p>
     <w:p>
@@ -314,7 +314,7 @@
           <w:b w:val="0"/>
           <w:i w:val="0"/>
         </w:rPr>
-        <w:t>What is expected? Simulated median 2033 value: Monte Carlo $674,244, bootstrap $679,084, Markov $654,294 (from $450,000 invested 2027-2028). These are model estimates, not guarantees.</w:t>
+        <w:t>What is expected? Simulated median 2033 value: Monte Carlo $673,128, bootstrap $678,312, Markov $654,294 (from $450,000 invested 2027-2028). These are model estimates, not guarantees.</w:t>
       </w:r>
     </w:p>
     <w:p>
@@ -323,7 +323,7 @@
           <w:b w:val="0"/>
           <w:i w:val="0"/>
         </w:rPr>
-        <w:t>What could go wrong? 5th-percentile 2033 outcomes: MC $421,535, bootstrap $452,196. CVaR95 (bootstrap terminal): 7%.</w:t>
+        <w:t>What could go wrong? 5th-percentile 2033 outcomes: MC $420,621, bootstrap $451,196. CVaR95 (bootstrap terminal): 8%.</w:t>
       </w:r>
     </w:p>
     <w:p>
@@ -1813,7 +1813,7 @@
               <w:rPr>
                 <w:sz w:val="16"/>
               </w:rPr>
-              <w:t>Moderate</w:t>
+              <w:t>Elevated (correlated cluster)</w:t>
             </w:r>
           </w:p>
         </w:tc>
@@ -1893,7 +1893,7 @@
               <w:rPr>
                 <w:sz w:val="16"/>
               </w:rPr>
-              <w:t>Moderate</w:t>
+              <w:t>Elevated (correlated cluster)</w:t>
             </w:r>
           </w:p>
         </w:tc>
@@ -2363,7 +2363,7 @@
               <w:rPr>
                 <w:sz w:val="16"/>
               </w:rPr>
-              <w:t>6.3%</w:t>
+              <w:t>6.5%</w:t>
             </w:r>
           </w:p>
         </w:tc>
@@ -2391,7 +2391,7 @@
               <w:rPr>
                 <w:sz w:val="16"/>
               </w:rPr>
-              <w:t>15.5%</w:t>
+              <w:t>15.9%</w:t>
             </w:r>
           </w:p>
         </w:tc>
@@ -2419,7 +2419,7 @@
               <w:rPr>
                 <w:sz w:val="16"/>
               </w:rPr>
-              <w:t>-0.5%</w:t>
+              <w:t>-0.3%</w:t>
             </w:r>
           </w:p>
         </w:tc>
@@ -2447,7 +2447,7 @@
               <w:rPr>
                 <w:sz w:val="16"/>
               </w:rPr>
-              <w:t>7.5%</w:t>
+              <w:t>8.1%</w:t>
             </w:r>
           </w:p>
         </w:tc>
@@ -2727,7 +2727,7 @@
               <w:rPr>
                 <w:sz w:val="16"/>
               </w:rPr>
-              <w:t>27.7%</w:t>
+              <w:t>28.2%</w:t>
             </w:r>
           </w:p>
         </w:tc>
@@ -2755,7 +2755,7 @@
               <w:rPr>
                 <w:sz w:val="16"/>
               </w:rPr>
-              <w:t>19.1%</w:t>
+              <w:t>19.5%</w:t>
             </w:r>
           </w:p>
         </w:tc>
@@ -2783,7 +2783,7 @@
               <w:rPr>
                 <w:sz w:val="16"/>
               </w:rPr>
-              <w:t>84.2%</w:t>
+              <w:t>83.2%</w:t>
             </w:r>
           </w:p>
         </w:tc>
@@ -2811,7 +2811,7 @@
               <w:rPr>
                 <w:sz w:val="16"/>
               </w:rPr>
-              <w:t>88.2%</w:t>
+              <w:t>88.3%</w:t>
             </w:r>
           </w:p>
         </w:tc>
@@ -2839,7 +2839,7 @@
               <w:rPr>
                 <w:sz w:val="16"/>
               </w:rPr>
-              <w:t>78.4%</w:t>
+              <w:t>77.6%</w:t>
             </w:r>
           </w:p>
         </w:tc>
@@ -2895,7 +2895,7 @@
               <w:rPr>
                 <w:sz w:val="16"/>
               </w:rPr>
-              <w:t>73.1%</w:t>
+              <w:t>72.2%</w:t>
             </w:r>
           </w:p>
         </w:tc>
@@ -2951,7 +2951,7 @@
               <w:rPr>
                 <w:sz w:val="16"/>
               </w:rPr>
-              <w:t>66.1%</w:t>
+              <w:t>65.2%</w:t>
             </w:r>
           </w:p>
         </w:tc>
@@ -2979,7 +2979,7 @@
               <w:rPr>
                 <w:sz w:val="16"/>
               </w:rPr>
-              <w:t>68.3%</w:t>
+              <w:t>68.9%</w:t>
             </w:r>
           </w:p>
         </w:tc>
@@ -3007,7 +3007,7 @@
               <w:rPr>
                 <w:sz w:val="16"/>
               </w:rPr>
-              <w:t>84.2%</w:t>
+              <w:t>83.2%</w:t>
             </w:r>
           </w:p>
         </w:tc>
@@ -3035,7 +3035,7 @@
               <w:rPr>
                 <w:sz w:val="16"/>
               </w:rPr>
-              <w:t>91.6%</w:t>
+              <w:t>91.2%</w:t>
             </w:r>
           </w:p>
         </w:tc>
@@ -3063,7 +3063,7 @@
               <w:rPr>
                 <w:sz w:val="16"/>
               </w:rPr>
-              <w:t>96.5%</w:t>
+              <w:t>96.4%</w:t>
             </w:r>
           </w:p>
         </w:tc>
@@ -3091,7 +3091,7 @@
               <w:rPr>
                 <w:sz w:val="16"/>
               </w:rPr>
-              <w:t>99.1%</w:t>
+              <w:t>98.9%</w:t>
             </w:r>
           </w:p>
         </w:tc>
@@ -3226,7 +3226,7 @@
           <w:b w:val="0"/>
           <w:i w:val="0"/>
         </w:rPr>
-        <w:t>Monte Carlo (gaussian, 1,500 sims, seed 42, monthly steps, correlated multivariate returns, glide path + 5pp bands + 0.10% transaction cost). Median 2033 value $674,244; P(terminal &gt; $450k) = 92.4%; P(all 10 reserve payments funded) = 84.3%; P(&gt;20% drawdown) = 27.7%. Required reserve $441,127; median facility contribution $233,116.</w:t>
+        <w:t>Monte Carlo (gaussian, 1,200 sims, seed 42, monthly steps, correlated multivariate returns, glide path + 5pp bands + 0.10% transaction cost). Median 2033 value $673,128; P(terminal &gt; $450k) = 92.0%; P(all 10 reserve payments funded) = 84.7%; P(&gt;20% drawdown) = 28.2%. Required reserve $441,127; median facility contribution $232,001.</w:t>
       </w:r>
     </w:p>
     <w:p>
@@ -3833,7 +3833,7 @@
           <w:b w:val="0"/>
           <w:i w:val="0"/>
         </w:rPr>
-        <w:t>Historical bootstrap (block bootstrap, 20-trading-day blocks of real 2000-2025 joint daily returns, 1,500 sims). Median 2033 value $679,084; P(terminal &gt; $450k) = 95.3%; P(all payments funded) = 18.0%; P(&gt;20% drawdown) = 19.1%. This engine answers: what if the portfolio lived through actual historical market sequences?</w:t>
+        <w:t>Historical bootstrap (block bootstrap, 20-trading-day blocks of real 2000-2025 joint daily returns, 1,200 sims). Median 2033 value $678,312; P(terminal &gt; $450k) = 95.2%; P(all payments funded) = 17.5%; P(&gt;20% drawdown) = 19.5%. This engine answers: what if the portfolio lived through actual historical market sequences?</w:t>
       </w:r>
     </w:p>
     <w:p>
@@ -4009,7 +4009,7 @@
               <w:rPr>
                 <w:sz w:val="16"/>
               </w:rPr>
-              <w:t>674,244</w:t>
+              <w:t>673,128</w:t>
             </w:r>
           </w:p>
         </w:tc>
@@ -4035,7 +4035,7 @@
               <w:rPr>
                 <w:sz w:val="16"/>
               </w:rPr>
-              <w:t>679,084</w:t>
+              <w:t>678,312</w:t>
             </w:r>
           </w:p>
         </w:tc>
@@ -4063,7 +4063,7 @@
               <w:rPr>
                 <w:sz w:val="16"/>
               </w:rPr>
-              <w:t>421,535</w:t>
+              <w:t>420,621</w:t>
             </w:r>
           </w:p>
         </w:tc>
@@ -4089,7 +4089,7 @@
               <w:rPr>
                 <w:sz w:val="16"/>
               </w:rPr>
-              <w:t>452,196</w:t>
+              <w:t>451,196</w:t>
             </w:r>
           </w:p>
         </w:tc>
@@ -4117,7 +4117,7 @@
               <w:rPr>
                 <w:sz w:val="16"/>
               </w:rPr>
-              <w:t>557,947</w:t>
+              <w:t>555,310</w:t>
             </w:r>
           </w:p>
         </w:tc>
@@ -4143,7 +4143,7 @@
               <w:rPr>
                 <w:sz w:val="16"/>
               </w:rPr>
-              <w:t>574,701</w:t>
+              <w:t>574,536</w:t>
             </w:r>
           </w:p>
         </w:tc>
@@ -4171,7 +4171,7 @@
               <w:rPr>
                 <w:sz w:val="16"/>
               </w:rPr>
-              <w:t>674,244</w:t>
+              <w:t>673,128</w:t>
             </w:r>
           </w:p>
         </w:tc>
@@ -4197,7 +4197,7 @@
               <w:rPr>
                 <w:sz w:val="16"/>
               </w:rPr>
-              <w:t>679,084</w:t>
+              <w:t>678,312</w:t>
             </w:r>
           </w:p>
         </w:tc>
@@ -4225,7 +4225,7 @@
               <w:rPr>
                 <w:sz w:val="16"/>
               </w:rPr>
-              <w:t>834,769</w:t>
+              <w:t>829,833</w:t>
             </w:r>
           </w:p>
         </w:tc>
@@ -4251,7 +4251,7 @@
               <w:rPr>
                 <w:sz w:val="16"/>
               </w:rPr>
-              <w:t>810,838</w:t>
+              <w:t>801,273</w:t>
             </w:r>
           </w:p>
         </w:tc>
@@ -4305,7 +4305,7 @@
               <w:rPr>
                 <w:sz w:val="16"/>
               </w:rPr>
-              <w:t>1,065,034</w:t>
+              <w:t>1,064,630</w:t>
             </w:r>
           </w:p>
         </w:tc>
@@ -4333,7 +4333,7 @@
               <w:rPr>
                 <w:sz w:val="16"/>
               </w:rPr>
-              <w:t>0.924</w:t>
+              <w:t>0.920</w:t>
             </w:r>
           </w:p>
         </w:tc>
@@ -4387,7 +4387,7 @@
               <w:rPr>
                 <w:sz w:val="16"/>
               </w:rPr>
-              <w:t>0.843</w:t>
+              <w:t>0.847</w:t>
             </w:r>
           </w:p>
         </w:tc>
@@ -4413,7 +4413,7 @@
               <w:rPr>
                 <w:sz w:val="16"/>
               </w:rPr>
-              <w:t>0.180</w:t>
+              <w:t>0.175</w:t>
             </w:r>
           </w:p>
         </w:tc>
@@ -4467,7 +4467,7 @@
               <w:rPr>
                 <w:sz w:val="16"/>
               </w:rPr>
-              <w:t>-0.149</w:t>
+              <w:t>-0.150</w:t>
             </w:r>
           </w:p>
         </w:tc>
@@ -4495,7 +4495,7 @@
               <w:rPr>
                 <w:sz w:val="16"/>
               </w:rPr>
-              <w:t>0.277</w:t>
+              <w:t>0.282</w:t>
             </w:r>
           </w:p>
         </w:tc>
@@ -4521,7 +4521,7 @@
               <w:rPr>
                 <w:sz w:val="16"/>
               </w:rPr>
-              <w:t>0.191</w:t>
+              <w:t>0.195</w:t>
             </w:r>
           </w:p>
         </w:tc>
@@ -4549,7 +4549,7 @@
               <w:rPr>
                 <w:sz w:val="16"/>
               </w:rPr>
-              <w:t>0.063</w:t>
+              <w:t>0.065</w:t>
             </w:r>
           </w:p>
         </w:tc>
@@ -4575,7 +4575,7 @@
               <w:rPr>
                 <w:sz w:val="16"/>
               </w:rPr>
-              <w:t>-0.005</w:t>
+              <w:t>-0.003</w:t>
             </w:r>
           </w:p>
         </w:tc>
@@ -4603,7 +4603,7 @@
               <w:rPr>
                 <w:sz w:val="16"/>
               </w:rPr>
-              <w:t>0.155</w:t>
+              <w:t>0.159</w:t>
             </w:r>
           </w:p>
         </w:tc>
@@ -4629,7 +4629,7 @@
               <w:rPr>
                 <w:sz w:val="16"/>
               </w:rPr>
-              <w:t>0.075</w:t>
+              <w:t>0.081</w:t>
             </w:r>
           </w:p>
         </w:tc>
@@ -4657,7 +4657,7 @@
               <w:rPr>
                 <w:sz w:val="16"/>
               </w:rPr>
-              <w:t>0.209</w:t>
+              <w:t>0.215</w:t>
             </w:r>
           </w:p>
         </w:tc>
@@ -4683,7 +4683,7 @@
               <w:rPr>
                 <w:sz w:val="16"/>
               </w:rPr>
-              <w:t>0.116</w:t>
+              <w:t>0.119</w:t>
             </w:r>
           </w:p>
         </w:tc>
@@ -4711,7 +4711,7 @@
               <w:rPr>
                 <w:sz w:val="16"/>
               </w:rPr>
-              <w:t>0.285</w:t>
+              <w:t>0.299</w:t>
             </w:r>
           </w:p>
         </w:tc>
@@ -4737,7 +4737,7 @@
               <w:rPr>
                 <w:sz w:val="16"/>
               </w:rPr>
-              <w:t>0.192</w:t>
+              <w:t>0.197</w:t>
             </w:r>
           </w:p>
         </w:tc>
@@ -4766,7 +4766,7 @@
           <w:b w:val="0"/>
           <w:i w:val="0"/>
         </w:rPr>
-        <w:t>Base case success 91.8%. Minimum return shift for &gt;=90% success: -3%. Portfolio remains robust across the tested volatility range.</w:t>
+        <w:t>Base case success 92.3%. Minimum return shift for &gt;=90% success: -2%. Portfolio remains robust across the tested volatility range.</w:t>
       </w:r>
     </w:p>
     <w:p>
@@ -12901,7 +12901,7 @@
           <w:b w:val="0"/>
           <w:i w:val="0"/>
         </w:rPr>
-        <w:t>- Tail risk: bootstrap CVaR95 7% vs Gaussian MC 15% — real history has fatter tails than the parametric model.</w:t>
+        <w:t>- Tail risk: bootstrap CVaR95 8% vs Gaussian MC 16% — real history has fatter tails than the parametric model.</w:t>
       </w:r>
     </w:p>
     <w:p>
@@ -12910,7 +12910,7 @@
           <w:b w:val="0"/>
           <w:i w:val="0"/>
         </w:rPr>
-        <w:t>- Reserve funding risk: P(all 10 payments funded) = 84.3% (MC) / 18.0% (bootstrap).</w:t>
+        <w:t>- Reserve funding risk: P(all 10 payments funded) = 84.7% (MC) / 17.5% (bootstrap).</w:t>
       </w:r>
     </w:p>
     <w:p>
@@ -13352,7 +13352,7 @@
               <w:rPr>
                 <w:sz w:val="16"/>
               </w:rPr>
-              <w:t>0.180</w:t>
+              <w:t>0.175</w:t>
             </w:r>
           </w:p>
         </w:tc>
@@ -13564,7 +13564,7 @@
               <w:rPr>
                 <w:sz w:val="16"/>
               </w:rPr>
-              <w:t>0.277</w:t>
+              <w:t>0.282</w:t>
             </w:r>
           </w:p>
         </w:tc>
@@ -13746,7 +13746,7 @@
           <w:b w:val="0"/>
           <w:i w:val="0"/>
         </w:rPr>
-        <w:t>- Size the 2033 reserve using the bootstrap (heavier-tail) distribution, not the Gaussian MC: bootstrap P(funded) = 18.0%.</w:t>
+        <w:t>- Size the 2033 reserve using the bootstrap (heavier-tail) distribution, not the Gaussian MC: bootstrap P(funded) = 17.5%.</w:t>
       </w:r>
     </w:p>
     <w:p>
@@ -13772,7 +13772,7 @@
           <w:b w:val="0"/>
           <w:i w:val="0"/>
         </w:rPr>
-        <w:t>- Adopt 5pp rebalancing bands with 0.10% cost budget; simulated mean turnover $477,200 per path.</w:t>
+        <w:t>- Adopt 5pp rebalancing bands with 0.10% cost budget; simulated mean turnover $473,877 per path.</w:t>
       </w:r>
     </w:p>
     <w:p>
@@ -14011,7 +14011,7 @@
           <w:b w:val="0"/>
           <w:i w:val="0"/>
         </w:rPr>
-        <w:t>- Random seed 42; 1,500 simulations per engine.</w:t>
+        <w:t>- Random seed 42; 1,200 simulations per engine.</w:t>
       </w:r>
     </w:p>
     <w:p>
@@ -14107,7 +14107,7 @@
           <w:b w:val="0"/>
           <w:i w:val="0"/>
         </w:rPr>
-        <w:t>- Both engines show median 2033 value above invested contributions (MC $674,244, bootstrap $679,084).</w:t>
+        <w:t>- Both engines show median 2033 value above invested contributions (MC $673,128, bootstrap $678,312).</w:t>
       </w:r>
     </w:p>
     <w:p>
@@ -14142,7 +14142,7 @@
           <w:b w:val="0"/>
           <w:i w:val="0"/>
         </w:rPr>
-        <w:t>- Bootstrap downside: p5 2033 value $452,196; reserve funding probability 18.0%.</w:t>
+        <w:t>- Bootstrap downside: p5 2033 value $451,196; reserve funding probability 17.5%.</w:t>
       </w:r>
     </w:p>
     <w:p>

--- a/portfolio_model/outputs/web/report/portfolio_analysis_report.docx
+++ b/portfolio_model/outputs/web/report/portfolio_analysis_report.docx
@@ -16,7 +16,7 @@
           <w:b w:val="0"/>
           <w:i/>
         </w:rPr>
-        <w:t>Prepared for: Laura Gao Portfolio | Generated 2026-10-11 22:05 UTC | Seed 42 | 1,200 simulations | Model v1.0.0</w:t>
+        <w:t>Prepared for: Laura Gao Portfolio | Generated 2026-10-11 22:13 UTC | Seed 42 | 400 simulations | Model v1.0.0</w:t>
       </w:r>
     </w:p>
     <w:p>
@@ -42,7 +42,7 @@
           <w:b w:val="0"/>
           <w:i/>
         </w:rPr>
-        <w:t>Read it as answers to six questions rather than front to back:</w:t>
+        <w:t>Read it as answers to these questions rather than front to back:</w:t>
       </w:r>
     </w:p>
     <w:tbl>
@@ -108,7 +108,7 @@
               <w:rPr>
                 <w:sz w:val="16"/>
               </w:rPr>
-              <w:t>Section 14 Model Comparison; Section 11 Risk</w:t>
+              <w:t>Section 12 Model Comparison; Section 6 Risk Analysis</w:t>
             </w:r>
           </w:p>
         </w:tc>
@@ -136,7 +136,7 @@
               <w:rPr>
                 <w:sz w:val="16"/>
               </w:rPr>
-              <w:t>Section 7 Monte Carlo; Section 9 Historical Bootstrap</w:t>
+              <w:t>Section 9 Monte Carlo Results; Section 11 Historical Bootstrap Results</w:t>
             </w:r>
           </w:p>
         </w:tc>
@@ -164,7 +164,7 @@
               <w:rPr>
                 <w:sz w:val="16"/>
               </w:rPr>
-              <w:t>Section 2 Portfolio Overview; Section 11 Risk</w:t>
+              <w:t>Section 7 Correlation Analysis; Section 8 Concentration Analysis</w:t>
             </w:r>
           </w:p>
         </w:tc>
@@ -220,7 +220,7 @@
               <w:rPr>
                 <w:sz w:val="16"/>
               </w:rPr>
-              <w:t>Section 15 Sensitivity</w:t>
+              <w:t>Section 13 Sensitivity Analysis</w:t>
             </w:r>
           </w:p>
         </w:tc>
@@ -248,7 +248,7 @@
               <w:rPr>
                 <w:sz w:val="16"/>
               </w:rPr>
-              <w:t>Section 16 Stress Tests</w:t>
+              <w:t>Section 14 Crisis Stress Tests</w:t>
             </w:r>
           </w:p>
         </w:tc>
@@ -314,7 +314,7 @@
           <w:b w:val="0"/>
           <w:i w:val="0"/>
         </w:rPr>
-        <w:t>What is expected? Simulated median 2033 value: Monte Carlo $673,128, bootstrap $678,312, Markov $654,294 (from $450,000 invested 2027-2028). These are model estimates, not guarantees.</w:t>
+        <w:t>What is expected? Simulated median 2033 value: Monte Carlo $661,245, bootstrap $674,645, Markov $654,294 (from $450,000 invested 2027-2028). These are model estimates, not guarantees.</w:t>
       </w:r>
     </w:p>
     <w:p>
@@ -323,7 +323,7 @@
           <w:b w:val="0"/>
           <w:i w:val="0"/>
         </w:rPr>
-        <w:t>What could go wrong? 5th-percentile 2033 outcomes: MC $420,621, bootstrap $451,196. CVaR95 (bootstrap terminal): 8%.</w:t>
+        <w:t>What could go wrong? 5th-percentile 2033 outcomes: MC $421,303, bootstrap $441,918. CVaR95 (bootstrap terminal): 12%.</w:t>
       </w:r>
     </w:p>
     <w:p>
@@ -2363,7 +2363,7 @@
               <w:rPr>
                 <w:sz w:val="16"/>
               </w:rPr>
-              <w:t>6.5%</w:t>
+              <w:t>6.4%</w:t>
             </w:r>
           </w:p>
         </w:tc>
@@ -2391,7 +2391,7 @@
               <w:rPr>
                 <w:sz w:val="16"/>
               </w:rPr>
-              <w:t>15.9%</w:t>
+              <w:t>16.7%</w:t>
             </w:r>
           </w:p>
         </w:tc>
@@ -2419,7 +2419,7 @@
               <w:rPr>
                 <w:sz w:val="16"/>
               </w:rPr>
-              <w:t>-0.3%</w:t>
+              <w:t>1.8%</w:t>
             </w:r>
           </w:p>
         </w:tc>
@@ -2447,7 +2447,7 @@
               <w:rPr>
                 <w:sz w:val="16"/>
               </w:rPr>
-              <w:t>8.1%</w:t>
+              <w:t>12.0%</w:t>
             </w:r>
           </w:p>
         </w:tc>
@@ -2671,7 +2671,7 @@
               <w:rPr>
                 <w:sz w:val="16"/>
               </w:rPr>
-              <w:t>-16.4%</w:t>
+              <w:t>-17.1%</w:t>
             </w:r>
           </w:p>
         </w:tc>
@@ -2699,7 +2699,7 @@
               <w:rPr>
                 <w:sz w:val="16"/>
               </w:rPr>
-              <w:t>-9.2%</w:t>
+              <w:t>-9.5%</w:t>
             </w:r>
           </w:p>
         </w:tc>
@@ -2727,7 +2727,7 @@
               <w:rPr>
                 <w:sz w:val="16"/>
               </w:rPr>
-              <w:t>28.2%</w:t>
+              <w:t>27.0%</w:t>
             </w:r>
           </w:p>
         </w:tc>
@@ -2755,7 +2755,7 @@
               <w:rPr>
                 <w:sz w:val="16"/>
               </w:rPr>
-              <w:t>19.5%</w:t>
+              <w:t>19.8%</w:t>
             </w:r>
           </w:p>
         </w:tc>
@@ -2783,7 +2783,7 @@
               <w:rPr>
                 <w:sz w:val="16"/>
               </w:rPr>
-              <w:t>83.2%</w:t>
+              <w:t>83.0%</w:t>
             </w:r>
           </w:p>
         </w:tc>
@@ -2811,7 +2811,7 @@
               <w:rPr>
                 <w:sz w:val="16"/>
               </w:rPr>
-              <w:t>88.3%</w:t>
+              <w:t>87.5%</w:t>
             </w:r>
           </w:p>
         </w:tc>
@@ -2839,7 +2839,7 @@
               <w:rPr>
                 <w:sz w:val="16"/>
               </w:rPr>
-              <w:t>77.6%</w:t>
+              <w:t>76.2%</w:t>
             </w:r>
           </w:p>
         </w:tc>
@@ -2867,7 +2867,7 @@
               <w:rPr>
                 <w:sz w:val="16"/>
               </w:rPr>
-              <w:t>82.5%</w:t>
+              <w:t>82.2%</w:t>
             </w:r>
           </w:p>
         </w:tc>
@@ -2895,7 +2895,7 @@
               <w:rPr>
                 <w:sz w:val="16"/>
               </w:rPr>
-              <w:t>72.2%</w:t>
+              <w:t>71.2%</w:t>
             </w:r>
           </w:p>
         </w:tc>
@@ -2923,7 +2923,7 @@
               <w:rPr>
                 <w:sz w:val="16"/>
               </w:rPr>
-              <w:t>76.2%</w:t>
+              <w:t>74.8%</w:t>
             </w:r>
           </w:p>
         </w:tc>
@@ -2951,7 +2951,7 @@
               <w:rPr>
                 <w:sz w:val="16"/>
               </w:rPr>
-              <w:t>65.2%</w:t>
+              <w:t>63.0%</w:t>
             </w:r>
           </w:p>
         </w:tc>
@@ -2979,7 +2979,7 @@
               <w:rPr>
                 <w:sz w:val="16"/>
               </w:rPr>
-              <w:t>68.9%</w:t>
+              <w:t>66.2%</w:t>
             </w:r>
           </w:p>
         </w:tc>
@@ -3007,7 +3007,7 @@
               <w:rPr>
                 <w:sz w:val="16"/>
               </w:rPr>
-              <w:t>83.2%</w:t>
+              <w:t>83.0%</w:t>
             </w:r>
           </w:p>
         </w:tc>
@@ -3035,7 +3035,7 @@
               <w:rPr>
                 <w:sz w:val="16"/>
               </w:rPr>
-              <w:t>91.2%</w:t>
+              <w:t>91.8%</w:t>
             </w:r>
           </w:p>
         </w:tc>
@@ -3063,7 +3063,7 @@
               <w:rPr>
                 <w:sz w:val="16"/>
               </w:rPr>
-              <w:t>96.4%</w:t>
+              <w:t>96.8%</w:t>
             </w:r>
           </w:p>
         </w:tc>
@@ -3091,7 +3091,7 @@
               <w:rPr>
                 <w:sz w:val="16"/>
               </w:rPr>
-              <w:t>98.9%</w:t>
+              <w:t>98.5%</w:t>
             </w:r>
           </w:p>
         </w:tc>
@@ -3226,7 +3226,7 @@
           <w:b w:val="0"/>
           <w:i w:val="0"/>
         </w:rPr>
-        <w:t>Monte Carlo (gaussian, 1,200 sims, seed 42, monthly steps, correlated multivariate returns, glide path + 5pp bands + 0.10% transaction cost). Median 2033 value $673,128; P(terminal &gt; $450k) = 92.0%; P(all 10 reserve payments funded) = 84.7%; P(&gt;20% drawdown) = 28.2%. Required reserve $441,127; median facility contribution $232,001.</w:t>
+        <w:t>Monte Carlo (gaussian, 400 sims, seed 42, monthly steps, correlated multivariate returns, glide path + 5pp bands + 0.10% transaction cost). Median 2033 value $661,245; P(terminal &gt; $450k) = 92.8%; P(all 10 reserve payments funded) = 85.5%; P(&gt;20% drawdown) = 27.0%. Required reserve $441,127; median facility contribution $220,118.</w:t>
       </w:r>
     </w:p>
     <w:p>
@@ -3833,7 +3833,7 @@
           <w:b w:val="0"/>
           <w:i w:val="0"/>
         </w:rPr>
-        <w:t>Historical bootstrap (block bootstrap, 20-trading-day blocks of real 2000-2025 joint daily returns, 1,200 sims). Median 2033 value $678,312; P(terminal &gt; $450k) = 95.2%; P(all payments funded) = 17.5%; P(&gt;20% drawdown) = 19.5%. This engine answers: what if the portfolio lived through actual historical market sequences?</w:t>
+        <w:t>Historical bootstrap (block bootstrap, 20-trading-day blocks of real 2000-2025 joint daily returns, 400 sims). Median 2033 value $674,645; P(terminal &gt; $450k) = 93.2%; P(all payments funded) = 14.8%; P(&gt;20% drawdown) = 19.8%. This engine answers: what if the portfolio lived through actual historical market sequences?</w:t>
       </w:r>
     </w:p>
     <w:p>
@@ -4009,7 +4009,7 @@
               <w:rPr>
                 <w:sz w:val="16"/>
               </w:rPr>
-              <w:t>673,128</w:t>
+              <w:t>661,245</w:t>
             </w:r>
           </w:p>
         </w:tc>
@@ -4035,7 +4035,7 @@
               <w:rPr>
                 <w:sz w:val="16"/>
               </w:rPr>
-              <w:t>678,312</w:t>
+              <w:t>674,645</w:t>
             </w:r>
           </w:p>
         </w:tc>
@@ -4063,7 +4063,7 @@
               <w:rPr>
                 <w:sz w:val="16"/>
               </w:rPr>
-              <w:t>420,621</w:t>
+              <w:t>421,303</w:t>
             </w:r>
           </w:p>
         </w:tc>
@@ -4089,7 +4089,7 @@
               <w:rPr>
                 <w:sz w:val="16"/>
               </w:rPr>
-              <w:t>451,196</w:t>
+              <w:t>441,918</w:t>
             </w:r>
           </w:p>
         </w:tc>
@@ -4117,7 +4117,7 @@
               <w:rPr>
                 <w:sz w:val="16"/>
               </w:rPr>
-              <w:t>555,310</w:t>
+              <w:t>551,145</w:t>
             </w:r>
           </w:p>
         </w:tc>
@@ -4143,7 +4143,7 @@
               <w:rPr>
                 <w:sz w:val="16"/>
               </w:rPr>
-              <w:t>574,536</w:t>
+              <w:t>567,544</w:t>
             </w:r>
           </w:p>
         </w:tc>
@@ -4171,7 +4171,7 @@
               <w:rPr>
                 <w:sz w:val="16"/>
               </w:rPr>
-              <w:t>673,128</w:t>
+              <w:t>661,245</w:t>
             </w:r>
           </w:p>
         </w:tc>
@@ -4197,7 +4197,7 @@
               <w:rPr>
                 <w:sz w:val="16"/>
               </w:rPr>
-              <w:t>678,312</w:t>
+              <w:t>674,645</w:t>
             </w:r>
           </w:p>
         </w:tc>
@@ -4225,7 +4225,7 @@
               <w:rPr>
                 <w:sz w:val="16"/>
               </w:rPr>
-              <w:t>829,833</w:t>
+              <w:t>803,380</w:t>
             </w:r>
           </w:p>
         </w:tc>
@@ -4251,7 +4251,7 @@
               <w:rPr>
                 <w:sz w:val="16"/>
               </w:rPr>
-              <w:t>801,273</w:t>
+              <w:t>815,088</w:t>
             </w:r>
           </w:p>
         </w:tc>
@@ -4279,7 +4279,7 @@
               <w:rPr>
                 <w:sz w:val="16"/>
               </w:rPr>
-              <w:t>1,127,619</w:t>
+              <w:t>1,108,291</w:t>
             </w:r>
           </w:p>
         </w:tc>
@@ -4305,7 +4305,7 @@
               <w:rPr>
                 <w:sz w:val="16"/>
               </w:rPr>
-              <w:t>1,064,630</w:t>
+              <w:t>1,093,254</w:t>
             </w:r>
           </w:p>
         </w:tc>
@@ -4333,7 +4333,7 @@
               <w:rPr>
                 <w:sz w:val="16"/>
               </w:rPr>
-              <w:t>0.920</w:t>
+              <w:t>0.927</w:t>
             </w:r>
           </w:p>
         </w:tc>
@@ -4359,7 +4359,7 @@
               <w:rPr>
                 <w:sz w:val="16"/>
               </w:rPr>
-              <w:t>0.953</w:t>
+              <w:t>0.932</w:t>
             </w:r>
           </w:p>
         </w:tc>
@@ -4387,7 +4387,7 @@
               <w:rPr>
                 <w:sz w:val="16"/>
               </w:rPr>
-              <w:t>0.847</w:t>
+              <w:t>0.855</w:t>
             </w:r>
           </w:p>
         </w:tc>
@@ -4413,7 +4413,7 @@
               <w:rPr>
                 <w:sz w:val="16"/>
               </w:rPr>
-              <w:t>0.175</w:t>
+              <w:t>0.147</w:t>
             </w:r>
           </w:p>
         </w:tc>
@@ -4441,7 +4441,7 @@
               <w:rPr>
                 <w:sz w:val="16"/>
               </w:rPr>
-              <w:t>-0.164</w:t>
+              <w:t>-0.171</w:t>
             </w:r>
           </w:p>
         </w:tc>
@@ -4467,7 +4467,7 @@
               <w:rPr>
                 <w:sz w:val="16"/>
               </w:rPr>
-              <w:t>-0.150</w:t>
+              <w:t>-0.149</w:t>
             </w:r>
           </w:p>
         </w:tc>
@@ -4495,7 +4495,7 @@
               <w:rPr>
                 <w:sz w:val="16"/>
               </w:rPr>
-              <w:t>0.282</w:t>
+              <w:t>0.270</w:t>
             </w:r>
           </w:p>
         </w:tc>
@@ -4521,7 +4521,7 @@
               <w:rPr>
                 <w:sz w:val="16"/>
               </w:rPr>
-              <w:t>0.195</w:t>
+              <w:t>0.198</w:t>
             </w:r>
           </w:p>
         </w:tc>
@@ -4549,7 +4549,7 @@
               <w:rPr>
                 <w:sz w:val="16"/>
               </w:rPr>
-              <w:t>0.065</w:t>
+              <w:t>0.064</w:t>
             </w:r>
           </w:p>
         </w:tc>
@@ -4575,7 +4575,7 @@
               <w:rPr>
                 <w:sz w:val="16"/>
               </w:rPr>
-              <w:t>-0.003</w:t>
+              <w:t>0.018</w:t>
             </w:r>
           </w:p>
         </w:tc>
@@ -4603,7 +4603,7 @@
               <w:rPr>
                 <w:sz w:val="16"/>
               </w:rPr>
-              <w:t>0.159</w:t>
+              <w:t>0.167</w:t>
             </w:r>
           </w:p>
         </w:tc>
@@ -4629,7 +4629,7 @@
               <w:rPr>
                 <w:sz w:val="16"/>
               </w:rPr>
-              <w:t>0.081</w:t>
+              <w:t>0.120</w:t>
             </w:r>
           </w:p>
         </w:tc>
@@ -4657,7 +4657,7 @@
               <w:rPr>
                 <w:sz w:val="16"/>
               </w:rPr>
-              <w:t>0.215</w:t>
+              <w:t>0.266</w:t>
             </w:r>
           </w:p>
         </w:tc>
@@ -4683,7 +4683,7 @@
               <w:rPr>
                 <w:sz w:val="16"/>
               </w:rPr>
-              <w:t>0.119</w:t>
+              <w:t>0.171</w:t>
             </w:r>
           </w:p>
         </w:tc>
@@ -4711,7 +4711,7 @@
               <w:rPr>
                 <w:sz w:val="16"/>
               </w:rPr>
-              <w:t>0.299</w:t>
+              <w:t>0.326</w:t>
             </w:r>
           </w:p>
         </w:tc>
@@ -4737,7 +4737,7 @@
               <w:rPr>
                 <w:sz w:val="16"/>
               </w:rPr>
-              <w:t>0.197</w:t>
+              <w:t>0.255</w:t>
             </w:r>
           </w:p>
         </w:tc>
@@ -4766,7 +4766,7 @@
           <w:b w:val="0"/>
           <w:i w:val="0"/>
         </w:rPr>
-        <w:t>Base case success 92.3%. Minimum return shift for &gt;=90% success: -2%. Portfolio remains robust across the tested volatility range.</w:t>
+        <w:t>Base case success 91.0%. Minimum return shift for &gt;=90% success: -2%. Portfolio remains robust across the tested volatility range.</w:t>
       </w:r>
     </w:p>
     <w:p>
@@ -12901,7 +12901,7 @@
           <w:b w:val="0"/>
           <w:i w:val="0"/>
         </w:rPr>
-        <w:t>- Tail risk: bootstrap CVaR95 8% vs Gaussian MC 16% — real history has fatter tails than the parametric model.</w:t>
+        <w:t>- Tail risk: bootstrap CVaR95 12% vs Gaussian MC 17% — real history has fatter tails than the parametric model.</w:t>
       </w:r>
     </w:p>
     <w:p>
@@ -12910,7 +12910,7 @@
           <w:b w:val="0"/>
           <w:i w:val="0"/>
         </w:rPr>
-        <w:t>- Reserve funding risk: P(all 10 payments funded) = 84.7% (MC) / 17.5% (bootstrap).</w:t>
+        <w:t>- Reserve funding risk: P(all 10 payments funded) = 85.5% (MC) / 14.8% (bootstrap).</w:t>
       </w:r>
     </w:p>
     <w:p>
@@ -13352,7 +13352,7 @@
               <w:rPr>
                 <w:sz w:val="16"/>
               </w:rPr>
-              <w:t>0.175</w:t>
+              <w:t>0.147</w:t>
             </w:r>
           </w:p>
         </w:tc>
@@ -13564,7 +13564,7 @@
               <w:rPr>
                 <w:sz w:val="16"/>
               </w:rPr>
-              <w:t>0.282</w:t>
+              <w:t>0.270</w:t>
             </w:r>
           </w:p>
         </w:tc>
@@ -13746,7 +13746,7 @@
           <w:b w:val="0"/>
           <w:i w:val="0"/>
         </w:rPr>
-        <w:t>- Size the 2033 reserve using the bootstrap (heavier-tail) distribution, not the Gaussian MC: bootstrap P(funded) = 17.5%.</w:t>
+        <w:t>- Size the 2033 reserve using the bootstrap (heavier-tail) distribution, not the Gaussian MC: bootstrap P(funded) = 14.8%.</w:t>
       </w:r>
     </w:p>
     <w:p>
@@ -13772,7 +13772,7 @@
           <w:b w:val="0"/>
           <w:i w:val="0"/>
         </w:rPr>
-        <w:t>- Adopt 5pp rebalancing bands with 0.10% cost budget; simulated mean turnover $473,877 per path.</w:t>
+        <w:t>- Adopt 5pp rebalancing bands with 0.10% cost budget; simulated mean turnover $460,336 per path.</w:t>
       </w:r>
     </w:p>
     <w:p>
@@ -14011,7 +14011,7 @@
           <w:b w:val="0"/>
           <w:i w:val="0"/>
         </w:rPr>
-        <w:t>- Random seed 42; 1,200 simulations per engine.</w:t>
+        <w:t>- Random seed 42; 400 simulations per engine.</w:t>
       </w:r>
     </w:p>
     <w:p>
@@ -14107,7 +14107,7 @@
           <w:b w:val="0"/>
           <w:i w:val="0"/>
         </w:rPr>
-        <w:t>- Both engines show median 2033 value above invested contributions (MC $673,128, bootstrap $678,312).</w:t>
+        <w:t>- Both engines show median 2033 value above invested contributions (MC $661,245, bootstrap $674,645).</w:t>
       </w:r>
     </w:p>
     <w:p>
@@ -14142,7 +14142,7 @@
           <w:b w:val="0"/>
           <w:i w:val="0"/>
         </w:rPr>
-        <w:t>- Bootstrap downside: p5 2033 value $451,196; reserve funding probability 17.5%.</w:t>
+        <w:t>- Bootstrap downside: p5 2033 value $441,918; reserve funding probability 14.8%.</w:t>
       </w:r>
     </w:p>
     <w:p>

--- a/portfolio_model/outputs/web/report/portfolio_analysis_report.docx
+++ b/portfolio_model/outputs/web/report/portfolio_analysis_report.docx
@@ -16,7 +16,7 @@
           <w:b w:val="0"/>
           <w:i/>
         </w:rPr>
-        <w:t>Prepared for: Laura Gao Portfolio | Generated 2026-10-11 22:13 UTC | Seed 42 | 400 simulations | Model v1.0.0</w:t>
+        <w:t>Prepared for: Laura Gao Portfolio | Generated 2026-10-11 22:25 UTC | Seed 42 | 400 simulations | Model v1.0.0</w:t>
       </w:r>
     </w:p>
     <w:p>

--- a/portfolio_model/outputs/web/report/portfolio_analysis_report.docx
+++ b/portfolio_model/outputs/web/report/portfolio_analysis_report.docx
@@ -16,7 +16,7 @@
           <w:b w:val="0"/>
           <w:i/>
         </w:rPr>
-        <w:t>Prepared for: Laura Gao Portfolio | Generated 2026-10-11 22:25 UTC | Seed 42 | 400 simulations | Model v1.0.0</w:t>
+        <w:t>Prepared for: Laura Gao Portfolio | Generated 2026-10-11 22:38 UTC | Seed 42 | 400 simulations | Model v1.0.0</w:t>
       </w:r>
     </w:p>
     <w:p>

--- a/portfolio_model/outputs/web/report/portfolio_analysis_report.docx
+++ b/portfolio_model/outputs/web/report/portfolio_analysis_report.docx
@@ -16,7 +16,7 @@
           <w:b w:val="0"/>
           <w:i/>
         </w:rPr>
-        <w:t>Prepared for: Laura Gao Portfolio | Generated 2026-10-11 22:38 UTC | Seed 42 | 400 simulations | Model v1.0.0</w:t>
+        <w:t>Prepared for: Laura Gao Portfolio | Generated 2026-10-11 22:50 UTC | Seed 42 | 400 simulations | Model v1.0.0</w:t>
       </w:r>
     </w:p>
     <w:p>

--- a/portfolio_model/outputs/web/report/portfolio_analysis_report.docx
+++ b/portfolio_model/outputs/web/report/portfolio_analysis_report.docx
@@ -16,7 +16,7 @@
           <w:b w:val="0"/>
           <w:i/>
         </w:rPr>
-        <w:t>Prepared for: Laura Gao Portfolio | Generated 2026-10-11 22:50 UTC | Seed 42 | 400 simulations | Model v1.0.0</w:t>
+        <w:t>Prepared for: Laura Gao Portfolio | Generated 2026-10-11 23:26 UTC | Seed 42 | 400 simulations | Model v1.0.0</w:t>
       </w:r>
     </w:p>
     <w:p>
@@ -13715,6 +13715,176 @@
         </w:tc>
       </w:tr>
     </w:tbl>
+    <w:p>
+      <w:pPr>
+        <w:pStyle w:val="Heading2"/>
+      </w:pPr>
+      <w:r>
+        <w:t>19.6 What each high-severity flag is really about</w:t>
+      </w:r>
+    </w:p>
+    <w:p>
+      <w:r>
+        <w:rPr>
+          <w:b/>
+          <w:i w:val="0"/>
+        </w:rPr>
+        <w:t>GRP-01 (HIGH) — Correlated group 'Growth/Consumer-Tech' total weight</w:t>
+      </w:r>
+    </w:p>
+    <w:p>
+      <w:r>
+        <w:rPr>
+          <w:b w:val="0"/>
+          <w:i w:val="0"/>
+        </w:rPr>
+        <w:t>Metric: The size of the single bet that several correlated holdings actually represent.</w:t>
+      </w:r>
+    </w:p>
+    <w:p>
+      <w:r>
+        <w:rPr>
+          <w:b w:val="0"/>
+          <w:i w:val="0"/>
+        </w:rPr>
+        <w:t>How to read it here: This is the cap that tells the truth about diversification. A portfolio can pass every position and sector cap and still breach this one.</w:t>
+      </w:r>
+    </w:p>
+    <w:p>
+      <w:r>
+        <w:rPr>
+          <w:b w:val="0"/>
+          <w:i/>
+        </w:rPr>
+        <w:t>The trap: Correlation is estimated on shared history, so a cluster can be understated when a holding has a short record.</w:t>
+      </w:r>
+    </w:p>
+    <w:p>
+      <w:r>
+        <w:rPr>
+          <w:b w:val="0"/>
+          <w:i w:val="0"/>
+        </w:rPr>
+        <w:t>Do this: Trim the 'Growth/Consumer-Tech' group (ADBE, DIS, DUOL) toward 30.0%; these holdings move together and diversification is overstated.</w:t>
+      </w:r>
+    </w:p>
+    <w:p>
+      <w:r>
+        <w:rPr>
+          <w:b w:val="0"/>
+          <w:i w:val="0"/>
+        </w:rPr>
+        <w:t>Evidence: Group 'Growth/Consumer-Tech' (ADBE, DIS, DUOL) totals 45.0% vs a 30.0% cap.</w:t>
+      </w:r>
+    </w:p>
+    <w:p>
+      <w:r>
+        <w:rPr>
+          <w:b/>
+          <w:i w:val="0"/>
+        </w:rPr>
+        <w:t>MODEL-06 (HIGH) — Monte Carlo vs historical bootstrap disagreement</w:t>
+      </w:r>
+    </w:p>
+    <w:p>
+      <w:r>
+        <w:rPr>
+          <w:b w:val="0"/>
+          <w:i w:val="0"/>
+        </w:rPr>
+        <w:t>Metric: How much the answer depends on which model you believe.</w:t>
+      </w:r>
+    </w:p>
+    <w:p>
+      <w:r>
+        <w:rPr>
+          <w:b w:val="0"/>
+          <w:i w:val="0"/>
+        </w:rPr>
+        <w:t>How to read it here: A large spread is a finding, not noise: it means the assumption set, not the holdings, is driving the answer.</w:t>
+      </w:r>
+    </w:p>
+    <w:p>
+      <w:r>
+        <w:rPr>
+          <w:b w:val="0"/>
+          <w:i/>
+        </w:rPr>
+        <w:t>The trap: The engines answer different questions, so some spread is expected. Only a spread in a decision-relevant metric matters.</w:t>
+      </w:r>
+    </w:p>
+    <w:p>
+      <w:r>
+        <w:rPr>
+          <w:b w:val="0"/>
+          <w:i w:val="0"/>
+        </w:rPr>
+        <w:t>Do this: Report ranges, not point estimates; make reserve/funding decisions using the conservative bootstrap engine.</w:t>
+      </w:r>
+    </w:p>
+    <w:p>
+      <w:r>
+        <w:rPr>
+          <w:b w:val="0"/>
+          <w:i w:val="0"/>
+        </w:rPr>
+        <w:t>Evidence: reserve funded differs by 70.8%.</w:t>
+      </w:r>
+    </w:p>
+    <w:p>
+      <w:r>
+        <w:rPr>
+          <w:b/>
+          <w:i w:val="0"/>
+        </w:rPr>
+        <w:t>RESV-05 (HIGH) — Probability all 10 reserve payments funded</w:t>
+      </w:r>
+    </w:p>
+    <w:p>
+      <w:r>
+        <w:rPr>
+          <w:b w:val="0"/>
+          <w:i w:val="0"/>
+        </w:rPr>
+        <w:t>Metric: Whether the obligation is actually met on time, every time.</w:t>
+      </w:r>
+    </w:p>
+    <w:p>
+      <w:r>
+        <w:rPr>
+          <w:b w:val="0"/>
+          <w:i w:val="0"/>
+        </w:rPr>
+        <w:t>How to read it here: The most decision-relevant number in the report. The bootstrap version is the one to plan against.</w:t>
+      </w:r>
+    </w:p>
+    <w:p>
+      <w:r>
+        <w:rPr>
+          <w:b w:val="0"/>
+          <w:i/>
+        </w:rPr>
+        <w:t>The trap: It requires the reserve to be intact at each payment date; a simulation that ends solvent but was empty in 2037 still fails.</w:t>
+      </w:r>
+    </w:p>
+    <w:p>
+      <w:r>
+        <w:rPr>
+          <w:b w:val="0"/>
+          <w:i w:val="0"/>
+        </w:rPr>
+        <w:t>Do this: Increase the reserve discount buffer, extend the glide path, or reduce payment size; plan against the conservative engine.</w:t>
+      </w:r>
+    </w:p>
+    <w:p>
+      <w:r>
+        <w:rPr>
+          <w:b w:val="0"/>
+          <w:i w:val="0"/>
+        </w:rPr>
+        <w:t>Evidence: MC 85.5% / bootstrap 14.8% vs a 90.0% planning standard.</w:t>
+      </w:r>
+    </w:p>
     <w:p>
       <w:pPr>
         <w:pStyle w:val="Heading1"/>
@@ -18198,6 +18368,330 @@
                 <w:sz w:val="16"/>
               </w:rPr>
               <w:t>It is a weighted judgement encoded in code; changing weights changes the score, not the portfolio.</w:t>
+            </w:r>
+          </w:p>
+        </w:tc>
+      </w:tr>
+      <w:tr>
+        <w:tc>
+          <w:tcPr>
+            <w:tcW w:type="dxa" w:w="2160"/>
+          </w:tcPr>
+          <w:p>
+            <w:r>
+              <w:rPr>
+                <w:sz w:val="16"/>
+              </w:rPr>
+              <w:t>Position weight cap</w:t>
+            </w:r>
+          </w:p>
+        </w:tc>
+        <w:tc>
+          <w:tcPr>
+            <w:tcW w:type="dxa" w:w="2160"/>
+          </w:tcPr>
+          <w:p>
+            <w:r>
+              <w:rPr>
+                <w:sz w:val="16"/>
+              </w:rPr>
+              <w:t>risk.max_position_weight in the config, compared against each holding's weight.</w:t>
+            </w:r>
+          </w:p>
+        </w:tc>
+        <w:tc>
+          <w:tcPr>
+            <w:tcW w:type="dxa" w:w="2160"/>
+          </w:tcPr>
+          <w:p>
+            <w:r>
+              <w:rPr>
+                <w:sz w:val="16"/>
+              </w:rPr>
+              <w:t>A breach says one company, not one sector, can move the whole plan. The severity follows how far past the cap it sits.</w:t>
+            </w:r>
+          </w:p>
+        </w:tc>
+        <w:tc>
+          <w:tcPr>
+            <w:tcW w:type="dxa" w:w="2160"/>
+          </w:tcPr>
+          <w:p>
+            <w:r>
+              <w:rPr>
+                <w:sz w:val="16"/>
+              </w:rPr>
+              <w:t>Passing the cap test says nothing about correlated groups: several legal positions can be one economic bet.</w:t>
+            </w:r>
+          </w:p>
+        </w:tc>
+      </w:tr>
+      <w:tr>
+        <w:tc>
+          <w:tcPr>
+            <w:tcW w:type="dxa" w:w="2160"/>
+          </w:tcPr>
+          <w:p>
+            <w:r>
+              <w:rPr>
+                <w:sz w:val="16"/>
+              </w:rPr>
+              <w:t>Sector weight cap</w:t>
+            </w:r>
+          </w:p>
+        </w:tc>
+        <w:tc>
+          <w:tcPr>
+            <w:tcW w:type="dxa" w:w="2160"/>
+          </w:tcPr>
+          <w:p>
+            <w:r>
+              <w:rPr>
+                <w:sz w:val="16"/>
+              </w:rPr>
+              <w:t>risk.max_sector_weight in the config, compared against each sector total.</w:t>
+            </w:r>
+          </w:p>
+        </w:tc>
+        <w:tc>
+          <w:tcPr>
+            <w:tcW w:type="dxa" w:w="2160"/>
+          </w:tcPr>
+          <w:p>
+            <w:r>
+              <w:rPr>
+                <w:sz w:val="16"/>
+              </w:rPr>
+              <w:t>Sector caps catch concentration that position caps miss, because it aggregates several compliant holdings.</w:t>
+            </w:r>
+          </w:p>
+        </w:tc>
+        <w:tc>
+          <w:tcPr>
+            <w:tcW w:type="dxa" w:w="2160"/>
+          </w:tcPr>
+          <w:p>
+            <w:r>
+              <w:rPr>
+                <w:sz w:val="16"/>
+              </w:rPr>
+              <w:t>Sector labels come from a lookup table; an unmapped ticker lands in a catch-all sector and can hide real concentration.</w:t>
+            </w:r>
+          </w:p>
+        </w:tc>
+      </w:tr>
+      <w:tr>
+        <w:tc>
+          <w:tcPr>
+            <w:tcW w:type="dxa" w:w="2160"/>
+          </w:tcPr>
+          <w:p>
+            <w:r>
+              <w:rPr>
+                <w:sz w:val="16"/>
+              </w:rPr>
+              <w:t>Correlated group cap</w:t>
+            </w:r>
+          </w:p>
+        </w:tc>
+        <w:tc>
+          <w:tcPr>
+            <w:tcW w:type="dxa" w:w="2160"/>
+          </w:tcPr>
+          <w:p>
+            <w:r>
+              <w:rPr>
+                <w:sz w:val="16"/>
+              </w:rPr>
+              <w:t>risk.max_correlated_group_weight in the config, compared against the total weight of holdings whose correlation exceeds risk.correlation_threshold.</w:t>
+            </w:r>
+          </w:p>
+        </w:tc>
+        <w:tc>
+          <w:tcPr>
+            <w:tcW w:type="dxa" w:w="2160"/>
+          </w:tcPr>
+          <w:p>
+            <w:r>
+              <w:rPr>
+                <w:sz w:val="16"/>
+              </w:rPr>
+              <w:t>This is the cap that tells the truth about diversification. A portfolio can pass every position and sector cap and still breach this one.</w:t>
+            </w:r>
+          </w:p>
+        </w:tc>
+        <w:tc>
+          <w:tcPr>
+            <w:tcW w:type="dxa" w:w="2160"/>
+          </w:tcPr>
+          <w:p>
+            <w:r>
+              <w:rPr>
+                <w:sz w:val="16"/>
+              </w:rPr>
+              <w:t>Correlation is estimated on shared history, so a cluster can be understated when a holding has a short record.</w:t>
+            </w:r>
+          </w:p>
+        </w:tc>
+      </w:tr>
+      <w:tr>
+        <w:tc>
+          <w:tcPr>
+            <w:tcW w:type="dxa" w:w="2160"/>
+          </w:tcPr>
+          <w:p>
+            <w:r>
+              <w:rPr>
+                <w:sz w:val="16"/>
+              </w:rPr>
+              <w:t>Cash floor</w:t>
+            </w:r>
+          </w:p>
+        </w:tc>
+        <w:tc>
+          <w:tcPr>
+            <w:tcW w:type="dxa" w:w="2160"/>
+          </w:tcPr>
+          <w:p>
+            <w:r>
+              <w:rPr>
+                <w:sz w:val="16"/>
+              </w:rPr>
+              <w:t>risk.min_cash_weight in the config, compared against the cash-like weight.</w:t>
+            </w:r>
+          </w:p>
+        </w:tc>
+        <w:tc>
+          <w:tcPr>
+            <w:tcW w:type="dxa" w:w="2160"/>
+          </w:tcPr>
+          <w:p>
+            <w:r>
+              <w:rPr>
+                <w:sz w:val="16"/>
+              </w:rPr>
+              <w:t>Below the floor, the first payment or the first drawdown has to be funded by selling something at whatever price is available.</w:t>
+            </w:r>
+          </w:p>
+        </w:tc>
+        <w:tc>
+          <w:tcPr>
+            <w:tcW w:type="dxa" w:w="2160"/>
+          </w:tcPr>
+          <w:p>
+            <w:r>
+              <w:rPr>
+                <w:sz w:val="16"/>
+              </w:rPr>
+              <w:t>Cash-like means excluded from simulation, so its return is zero in every scenario - it buys safety, not yield.</w:t>
+            </w:r>
+          </w:p>
+        </w:tc>
+      </w:tr>
+      <w:tr>
+        <w:tc>
+          <w:tcPr>
+            <w:tcW w:type="dxa" w:w="2160"/>
+          </w:tcPr>
+          <w:p>
+            <w:r>
+              <w:rPr>
+                <w:sz w:val="16"/>
+              </w:rPr>
+              <w:t>Engine disagreement spread</w:t>
+            </w:r>
+          </w:p>
+        </w:tc>
+        <w:tc>
+          <w:tcPr>
+            <w:tcW w:type="dxa" w:w="2160"/>
+          </w:tcPr>
+          <w:p>
+            <w:r>
+              <w:rPr>
+                <w:sz w:val="16"/>
+              </w:rPr>
+              <w:t>Relative difference between the Monte Carlo and historical bootstrap values of the same metric.</w:t>
+            </w:r>
+          </w:p>
+        </w:tc>
+        <w:tc>
+          <w:tcPr>
+            <w:tcW w:type="dxa" w:w="2160"/>
+          </w:tcPr>
+          <w:p>
+            <w:r>
+              <w:rPr>
+                <w:sz w:val="16"/>
+              </w:rPr>
+              <w:t>A large spread is a finding, not noise: it means the assumption set, not the holdings, is driving the answer.</w:t>
+            </w:r>
+          </w:p>
+        </w:tc>
+        <w:tc>
+          <w:tcPr>
+            <w:tcW w:type="dxa" w:w="2160"/>
+          </w:tcPr>
+          <w:p>
+            <w:r>
+              <w:rPr>
+                <w:sz w:val="16"/>
+              </w:rPr>
+              <w:t>The engines answer different questions, so some spread is expected. Only a spread in a decision-relevant metric matters.</w:t>
+            </w:r>
+          </w:p>
+        </w:tc>
+      </w:tr>
+      <w:tr>
+        <w:tc>
+          <w:tcPr>
+            <w:tcW w:type="dxa" w:w="2160"/>
+          </w:tcPr>
+          <w:p>
+            <w:r>
+              <w:rPr>
+                <w:sz w:val="16"/>
+              </w:rPr>
+              <w:t>Thesis coverage</w:t>
+            </w:r>
+          </w:p>
+        </w:tc>
+        <w:tc>
+          <w:tcPr>
+            <w:tcW w:type="dxa" w:w="2160"/>
+          </w:tcPr>
+          <w:p>
+            <w:r>
+              <w:rPr>
+                <w:sz w:val="16"/>
+              </w:rPr>
+              <w:t>Number of holdings with no stated investment thesis in the input.</w:t>
+            </w:r>
+          </w:p>
+        </w:tc>
+        <w:tc>
+          <w:tcPr>
+            <w:tcW w:type="dxa" w:w="2160"/>
+          </w:tcPr>
+          <w:p>
+            <w:r>
+              <w:rPr>
+                <w:sz w:val="16"/>
+              </w:rPr>
+              <w:t>A missing thesis is not a risk estimate, it is a governance gap: it means nobody wrote down why the position should exist.</w:t>
+            </w:r>
+          </w:p>
+        </w:tc>
+        <w:tc>
+          <w:tcPr>
+            <w:tcW w:type="dxa" w:w="2160"/>
+          </w:tcPr>
+          <w:p>
+            <w:r>
+              <w:rPr>
+                <w:sz w:val="16"/>
+              </w:rPr>
+              <w:t>The model cannot judge whether a thesis is good, only whether one is recorded.</w:t>
             </w:r>
           </w:p>
         </w:tc>

--- a/portfolio_model/outputs/web/report/portfolio_analysis_report.docx
+++ b/portfolio_model/outputs/web/report/portfolio_analysis_report.docx
@@ -16,7 +16,7 @@
           <w:b w:val="0"/>
           <w:i/>
         </w:rPr>
-        <w:t>Prepared for: Laura Gao Portfolio | Generated 2026-10-11 23:26 UTC | Seed 42 | 400 simulations | Model v1.0.0</w:t>
+        <w:t>Prepared for: Laura Gao Portfolio | Generated 2026-10-11 23:33 UTC | Seed 42 | 400 simulations | Model v1.0.0</w:t>
       </w:r>
     </w:p>
     <w:p>

--- a/portfolio_model/outputs/web/report/portfolio_analysis_report.docx
+++ b/portfolio_model/outputs/web/report/portfolio_analysis_report.docx
@@ -16,7 +16,7 @@
           <w:b w:val="0"/>
           <w:i/>
         </w:rPr>
-        <w:t>Prepared for: Laura Gao Portfolio | Generated 2026-10-11 23:33 UTC | Seed 42 | 400 simulations | Model v1.0.0</w:t>
+        <w:t>Prepared for: Laura Gao Portfolio | Generated 2026-10-11 23:52 UTC | Seed 42 | 400 simulations | Model v1.0.0</w:t>
       </w:r>
     </w:p>
     <w:p>

--- a/portfolio_model/outputs/web/report/portfolio_analysis_report.docx
+++ b/portfolio_model/outputs/web/report/portfolio_analysis_report.docx
@@ -16,7 +16,7 @@
           <w:b w:val="0"/>
           <w:i/>
         </w:rPr>
-        <w:t>Prepared for: Laura Gao Portfolio | Generated 2026-10-11 23:52 UTC | Seed 42 | 400 simulations | Model v1.0.0</w:t>
+        <w:t>Prepared for: Laura Gao Portfolio | Generated 2026-10-11 23:55 UTC | Seed 42 | 400 simulations | Model v1.0.0</w:t>
       </w:r>
     </w:p>
     <w:p>

--- a/portfolio_model/outputs/web/report/portfolio_analysis_report.docx
+++ b/portfolio_model/outputs/web/report/portfolio_analysis_report.docx
@@ -16,7 +16,7 @@
           <w:b w:val="0"/>
           <w:i/>
         </w:rPr>
-        <w:t>Prepared for: Laura Gao Portfolio | Generated 2026-10-11 23:55 UTC | Seed 42 | 400 simulations | Model v1.0.0</w:t>
+        <w:t>Prepared for: Laura Gao Portfolio | Generated 2026-10-12 00:25 UTC | Seed 42 | 400 simulations | Model v1.0.0</w:t>
       </w:r>
     </w:p>
     <w:p>
@@ -18697,6 +18697,883 @@
         </w:tc>
       </w:tr>
     </w:tbl>
+    <w:p>
+      <w:r>
+        <w:br w:type="page"/>
+      </w:r>
+    </w:p>
+    <w:p>
+      <w:pPr>
+        <w:pStyle w:val="Heading1"/>
+      </w:pPr>
+      <w:r>
+        <w:t>Appendix B. Worked Examples From This Portfolio</w:t>
+      </w:r>
+    </w:p>
+    <w:p>
+      <w:r>
+        <w:rPr>
+          <w:b w:val="0"/>
+          <w:i/>
+        </w:rPr>
+        <w:t>Each headline metric below is recomputed from this run's own results. Nothing here is generated commentary: the numbers are the numbers the engines produced.</w:t>
+      </w:r>
+    </w:p>
+    <w:p>
+      <w:r>
+        <w:rPr>
+          <w:b/>
+          <w:i w:val="0"/>
+        </w:rPr>
+        <w:t>Weights source</w:t>
+      </w:r>
+    </w:p>
+    <w:p>
+      <w:r>
+        <w:rPr>
+          <w:b w:val="0"/>
+          <w:i w:val="0"/>
+        </w:rPr>
+        <w:t>Calculation: 7 holdings: ADBE 22.0%, CASH 12.5%, DIS 9.5%, DUOL 13.5%, IEF 4.3%, SHY 13.2%, VOO 25.0% = supplied</w:t>
+      </w:r>
+    </w:p>
+    <w:p>
+      <w:r>
+        <w:rPr>
+          <w:b w:val="0"/>
+          <w:i w:val="0"/>
+        </w:rPr>
+        <w:t>What it means for this portfolio: These weights are what every simulation starts from. Total invested contributions are $450,000, and the plan's obligation is $441,127.</w:t>
+      </w:r>
+    </w:p>
+    <w:p>
+      <w:r>
+        <w:rPr>
+          <w:b w:val="0"/>
+          <w:i/>
+        </w:rPr>
+        <w:t>The trap: Weights are renormalised to 100%. If your weights summed to 92%, everything is scaled up by 8.7% silently.</w:t>
+      </w:r>
+    </w:p>
+    <w:p>
+      <w:r>
+        <w:rPr>
+          <w:b w:val="0"/>
+          <w:i w:val="0"/>
+        </w:rPr>
+        <w:t>What to do: If the source is not what you intended, fix the spreadsheet column rather than the model.</w:t>
+      </w:r>
+    </w:p>
+    <w:p>
+      <w:r>
+        <w:rPr>
+          <w:b/>
+          <w:i w:val="0"/>
+        </w:rPr>
+        <w:t>HHI (concentration index)</w:t>
+      </w:r>
+    </w:p>
+    <w:p>
+      <w:r>
+        <w:rPr>
+          <w:b w:val="0"/>
+          <w:i w:val="0"/>
+        </w:rPr>
+        <w:t>Calculation: 0.220² + 0.125² + 0.095² + 0.135² + 0.043² + 0.132² + 0.250² = 0.1731 = 0.1731</w:t>
+      </w:r>
+    </w:p>
+    <w:p>
+      <w:r>
+        <w:rPr>
+          <w:b w:val="0"/>
+          <w:i w:val="0"/>
+        </w:rPr>
+        <w:t>What it means for this portfolio: With 7 holdings, a perfectly even portfolio would give 0.1429. Yours is 0.1731, so the concentration is real rather than nominal.</w:t>
+      </w:r>
+    </w:p>
+    <w:p>
+      <w:r>
+        <w:rPr>
+          <w:b w:val="0"/>
+          <w:i/>
+        </w:rPr>
+        <w:t>The trap: HHI sees position size only. Two 25% positions in perfectly correlated names look the same as two independent names.</w:t>
+      </w:r>
+    </w:p>
+    <w:p>
+      <w:r>
+        <w:rPr>
+          <w:b w:val="0"/>
+          <w:i w:val="0"/>
+        </w:rPr>
+        <w:t>What to do: Use it to argue concentration quantitatively instead of saying 'it feels concentrated'.</w:t>
+      </w:r>
+    </w:p>
+    <w:p>
+      <w:r>
+        <w:rPr>
+          <w:b/>
+          <w:i w:val="0"/>
+        </w:rPr>
+        <w:t>Effective number of independent bets</w:t>
+      </w:r>
+    </w:p>
+    <w:p>
+      <w:r>
+        <w:rPr>
+          <w:b w:val="0"/>
+          <w:i w:val="0"/>
+        </w:rPr>
+        <w:t>Calculation: 1 / 0.0353 = 5.78 = 5.78</w:t>
+      </w:r>
+    </w:p>
+    <w:p>
+      <w:r>
+        <w:rPr>
+          <w:b w:val="0"/>
+          <w:i w:val="0"/>
+        </w:rPr>
+        <w:t>What it means for this portfolio: You hold 7 positions but they behave like 5.78 independent bets. That is the number the funding probabilities are really built on.</w:t>
+      </w:r>
+    </w:p>
+    <w:p>
+      <w:r>
+        <w:rPr>
+          <w:b w:val="0"/>
+          <w:i/>
+        </w:rPr>
+        <w:t>The trap: It measures weight concentration, not correlation-adjusted independence, so it is an upper bound on real diversification.</w:t>
+      </w:r>
+    </w:p>
+    <w:p>
+      <w:r>
+        <w:rPr>
+          <w:b w:val="0"/>
+          <w:i w:val="0"/>
+        </w:rPr>
+        <w:t>What to do: The rule engine flags it when effective_n falls below 60% of the holding count.</w:t>
+      </w:r>
+    </w:p>
+    <w:p>
+      <w:r>
+        <w:rPr>
+          <w:b/>
+          <w:i w:val="0"/>
+        </w:rPr>
+        <w:t>Top 3 / 5 / 10 weight</w:t>
+      </w:r>
+    </w:p>
+    <w:p>
+      <w:r>
+        <w:rPr>
+          <w:b w:val="0"/>
+          <w:i w:val="0"/>
+        </w:rPr>
+        <w:t>Calculation: largest VOO 25.0%; top 3 = 60.5% of the portfolio = 60.5%</w:t>
+      </w:r>
+    </w:p>
+    <w:p>
+      <w:r>
+        <w:rPr>
+          <w:b w:val="0"/>
+          <w:i w:val="0"/>
+        </w:rPr>
+        <w:t>What it means for this portfolio: Three positions carry 60.5% of the plan. If any one of them halves, the whole terminal value moves by roughly a third of that weight.</w:t>
+      </w:r>
+    </w:p>
+    <w:p>
+      <w:r>
+        <w:rPr>
+          <w:b w:val="0"/>
+          <w:i/>
+        </w:rPr>
+        <w:t>The trap: With fewer than 3 holdings the top-3 figure is simply 100%.</w:t>
+      </w:r>
+    </w:p>
+    <w:p>
+      <w:r>
+        <w:rPr>
+          <w:b w:val="0"/>
+          <w:i w:val="0"/>
+        </w:rPr>
+        <w:t>What to do: Compare against max_position_weight and max_sector_weight.</w:t>
+      </w:r>
+    </w:p>
+    <w:p>
+      <w:r>
+        <w:rPr>
+          <w:b/>
+          <w:i w:val="0"/>
+        </w:rPr>
+        <w:t>Correlation cluster</w:t>
+      </w:r>
+    </w:p>
+    <w:p>
+      <w:r>
+        <w:rPr>
+          <w:b w:val="0"/>
+          <w:i w:val="0"/>
+        </w:rPr>
+        <w:t>Calculation: IEF, SHY move together (mean correlation 0.78) and carry 17.5% together = 17.5%</w:t>
+      </w:r>
+    </w:p>
+    <w:p>
+      <w:r>
+        <w:rPr>
+          <w:b w:val="0"/>
+          <w:i w:val="0"/>
+        </w:rPr>
+        <w:t>What it means for this portfolio: Those 2 holdings are one bet. Treat their combined weight as a single exposure when you compare it to the 30.0% group cap.</w:t>
+      </w:r>
+    </w:p>
+    <w:p>
+      <w:r>
+        <w:rPr>
+          <w:b w:val="0"/>
+          <w:i/>
+        </w:rPr>
+        <w:t>The trap: Single-linkage can chain A-B and B-C into one cluster even when A-C correlation is modest.</w:t>
+      </w:r>
+    </w:p>
+    <w:p>
+      <w:r>
+        <w:rPr>
+          <w:b w:val="0"/>
+          <w:i w:val="0"/>
+        </w:rPr>
+        <w:t>What to do: Apply the correlated-group cap to the cluster, not to each member.</w:t>
+      </w:r>
+    </w:p>
+    <w:p>
+      <w:r>
+        <w:rPr>
+          <w:b/>
+          <w:i w:val="0"/>
+        </w:rPr>
+        <w:t>Required reserve (present value)</w:t>
+      </w:r>
+    </w:p>
+    <w:p>
+      <w:r>
+        <w:rPr>
+          <w:b w:val="0"/>
+          <w:i w:val="0"/>
+        </w:rPr>
+        <w:t>Calculation: $50,000/(1+0.029)^0 + $50,000/(1+0.029)^1 + $50,000/(1+0.029)^2 + $50,000/(1+0.029)^3 + $50,000/(1+0.029)^4 + $50,000/(1+0.029)^5 + $50,000/(1+0.029)^6 + $50,000/(1+0.029)^7 + $50,000/(1+0.029)^8 + $50,000/(1+0.029)^9 … = $441,127 = $441,127</w:t>
+      </w:r>
+    </w:p>
+    <w:p>
+      <w:r>
+        <w:rPr>
+          <w:b w:val="0"/>
+          <w:i w:val="0"/>
+        </w:rPr>
+        <w:t>What it means for this portfolio: 10 payments of $50,000 from 2033 to 2042, discounted at 2.9%, must be standing still in 2033. Everything above that is facility surplus.</w:t>
+      </w:r>
+    </w:p>
+    <w:p>
+      <w:r>
+        <w:rPr>
+          <w:b w:val="0"/>
+          <w:i/>
+        </w:rPr>
+        <w:t>The trap: It is a present value, not cash you must hold. A reserve exactly equal to it only works if the reserve keeps earning that rate.</w:t>
+      </w:r>
+    </w:p>
+    <w:p>
+      <w:r>
+        <w:rPr>
+          <w:b w:val="0"/>
+          <w:i w:val="0"/>
+        </w:rPr>
+        <w:t>What to do: If the discount rate is wrong, the obligation is wrong: 2.9% here, so test 2% and 4% before committing.</w:t>
+      </w:r>
+    </w:p>
+    <w:p>
+      <w:r>
+        <w:rPr>
+          <w:b/>
+          <w:i w:val="0"/>
+        </w:rPr>
+        <w:t>Terminal percentiles (p5 ... p95)</w:t>
+      </w:r>
+    </w:p>
+    <w:p>
+      <w:r>
+        <w:rPr>
+          <w:b w:val="0"/>
+          <w:i w:val="0"/>
+        </w:rPr>
+        <w:t>Calculation: 400 simulated outcomes of the 2033 value: p5=$421,303, p25=$551,145, p50=$661,245, p75=$803,380, p95=$1,108,291 = $661,245</w:t>
+      </w:r>
+    </w:p>
+    <w:p>
+      <w:r>
+        <w:rPr>
+          <w:b w:val="0"/>
+          <w:i w:val="0"/>
+        </w:rPr>
+        <w:t>What it means for this portfolio: The median is $661,245, but half the runs land below it. Against contributions of $450,000, the 5th percentile is $421,303 - that is the number the reserve decision should be sized from.</w:t>
+      </w:r>
+    </w:p>
+    <w:p>
+      <w:r>
+        <w:rPr>
+          <w:b w:val="0"/>
+          <w:i/>
+        </w:rPr>
+        <w:t>The trap: Percentiles from 10,000 simulations are stable to roughly +/-0.5pp in probability terms, not to the dollar.</w:t>
+      </w:r>
+    </w:p>
+    <w:p>
+      <w:r>
+        <w:rPr>
+          <w:b w:val="0"/>
+          <w:i w:val="0"/>
+        </w:rPr>
+        <w:t>What to do: Fund obligations from p5-p10, plan spending from p50.</w:t>
+      </w:r>
+    </w:p>
+    <w:p>
+      <w:r>
+        <w:rPr>
+          <w:b/>
+          <w:i w:val="0"/>
+        </w:rPr>
+        <w:t>Success: terminal &gt; contributions</w:t>
+      </w:r>
+    </w:p>
+    <w:p>
+      <w:r>
+        <w:rPr>
+          <w:b w:val="0"/>
+          <w:i w:val="0"/>
+        </w:rPr>
+        <w:t>Calculation: 371 of 400 Monte Carlo paths end above $450,000 = 92.8%</w:t>
+      </w:r>
+    </w:p>
+    <w:p>
+      <w:r>
+        <w:rPr>
+          <w:b w:val="0"/>
+          <w:i w:val="0"/>
+        </w:rPr>
+        <w:t>What it means for this portfolio: Nominal success looks comfortable at 92.8%. Compare it with the bootstrap figure of 93.2%, which only uses sequences that actually happened.</w:t>
+      </w:r>
+    </w:p>
+    <w:p>
+      <w:r>
+        <w:rPr>
+          <w:b w:val="0"/>
+          <w:i/>
+        </w:rPr>
+        <w:t>The trap: Growing money in nominal terms while losing purchasing power still counts as success here.</w:t>
+      </w:r>
+    </w:p>
+    <w:p>
+      <w:r>
+        <w:rPr>
+          <w:b w:val="0"/>
+          <w:i w:val="0"/>
+        </w:rPr>
+        <w:t>What to do: Always read it next to prob_terminal_gt_real_start.</w:t>
+      </w:r>
+    </w:p>
+    <w:p>
+      <w:r>
+        <w:rPr>
+          <w:b/>
+          <w:i w:val="0"/>
+        </w:rPr>
+        <w:t>Probability all reserve payments funded</w:t>
+      </w:r>
+    </w:p>
+    <w:p>
+      <w:r>
+        <w:rPr>
+          <w:b w:val="0"/>
+          <w:i w:val="0"/>
+        </w:rPr>
+        <w:t>Calculation: Monte Carlo: 342 of 400 paths fund all 10 payments; bootstrap: 59 of 400 = 85.5% / 14.8%</w:t>
+      </w:r>
+    </w:p>
+    <w:p>
+      <w:r>
+        <w:rPr>
+          <w:b w:val="0"/>
+          <w:i w:val="0"/>
+        </w:rPr>
+        <w:t>What it means for this portfolio: This is the decision metric, and the two engines disagree: 85.5% against 14.8%. Plan against the lower one.</w:t>
+      </w:r>
+    </w:p>
+    <w:p>
+      <w:r>
+        <w:rPr>
+          <w:b w:val="0"/>
+          <w:i/>
+        </w:rPr>
+        <w:t>The trap: It requires the reserve to be intact at each payment date; a simulation that ends solvent but was empty in 2037 still fails.</w:t>
+      </w:r>
+    </w:p>
+    <w:p>
+      <w:r>
+        <w:rPr>
+          <w:b w:val="0"/>
+          <w:i w:val="0"/>
+        </w:rPr>
+        <w:t>What to do: Below the 90% rule threshold the engine raises a HIGH funding flag: extend the glide path, raise the buffer, or shrink payments.</w:t>
+      </w:r>
+    </w:p>
+    <w:p>
+      <w:r>
+        <w:rPr>
+          <w:b/>
+          <w:i w:val="0"/>
+        </w:rPr>
+        <w:t>CVaR / expected shortfall</w:t>
+      </w:r>
+    </w:p>
+    <w:p>
+      <w:r>
+        <w:rPr>
+          <w:b w:val="0"/>
+          <w:i w:val="0"/>
+        </w:rPr>
+        <w:t>Calculation: average of the worst 5% of bootstrap outcomes = 12.0% of invested capital = 12.0%</w:t>
+      </w:r>
+    </w:p>
+    <w:p>
+      <w:r>
+        <w:rPr>
+          <w:b w:val="0"/>
+          <w:i w:val="0"/>
+        </w:rPr>
+        <w:t>What it means for this portfolio: In the bad tail the average outcome is a loss of 12.0%</w:t>
+      </w:r>
+    </w:p>
+    <w:p>
+      <w:r>
+        <w:rPr>
+          <w:b w:val="0"/>
+          <w:i/>
+        </w:rPr>
+        <w:t>The trap: Terminal CVaR is measured on the 2033 outcome relative to contributions over six years, not on a month. It is a horizon loss, not a monthly one. A NEGATIVE CVaR is not an error: it means that even the worst 5% of simulated outcomes are, on average, still gains - the tail is not loss-making under these assumptions.</w:t>
+      </w:r>
+    </w:p>
+    <w:p>
+      <w:r>
+        <w:rPr>
+          <w:b w:val="0"/>
+          <w:i w:val="0"/>
+        </w:rPr>
+        <w:t>What to do: The rule engine raises a HIGH tail flag above 30% terminal CVaR95.</w:t>
+      </w:r>
+    </w:p>
+    <w:p>
+      <w:r>
+        <w:rPr>
+          <w:b/>
+          <w:i w:val="0"/>
+        </w:rPr>
+        <w:t>Max drawdown (growth phase)</w:t>
+      </w:r>
+    </w:p>
+    <w:p>
+      <w:r>
+        <w:rPr>
+          <w:b w:val="0"/>
+          <w:i w:val="0"/>
+        </w:rPr>
+        <w:t>Calculation: across the simulations the median worst peak-to-trough is -17.1% and the worst 5% of paths reach -27.7% = -27.7%</w:t>
+      </w:r>
+    </w:p>
+    <w:p>
+      <w:r>
+        <w:rPr>
+          <w:b w:val="0"/>
+          <w:i w:val="0"/>
+        </w:rPr>
+        <w:t>What it means for this portfolio: In the unlucky 5% of paths the portfolio falls 27.7% from its peak before the glide end, against a configured review trigger of 20%.</w:t>
+      </w:r>
+    </w:p>
+    <w:p>
+      <w:r>
+        <w:rPr>
+          <w:b w:val="0"/>
+          <w:i/>
+        </w:rPr>
+        <w:t>The trap: Measured on the growth phase only. Reserve-phase drawdowns are deliberately excluded because that money is already earmarked.</w:t>
+      </w:r>
+    </w:p>
+    <w:p>
+      <w:r>
+        <w:rPr>
+          <w:b w:val="0"/>
+          <w:i w:val="0"/>
+        </w:rPr>
+        <w:t>What to do: Above the 25% review trigger the engine raises a drawdown flag.</w:t>
+      </w:r>
+    </w:p>
+    <w:p>
+      <w:r>
+        <w:rPr>
+          <w:b/>
+          <w:i w:val="0"/>
+        </w:rPr>
+        <w:t>Glide path targets</w:t>
+      </w:r>
+    </w:p>
+    <w:p>
+      <w:r>
+        <w:rPr>
+          <w:b w:val="0"/>
+          <w:i w:val="0"/>
+        </w:rPr>
+        <w:t>Calculation: 2027: equity 70.0% → 2033: equity 55.0% = 55.0%</w:t>
+      </w:r>
+    </w:p>
+    <w:p>
+      <w:r>
+        <w:rPr>
+          <w:b w:val="0"/>
+          <w:i w:val="0"/>
+        </w:rPr>
+        <w:t>What it means for this portfolio: Equity moves from 70.0% to 55.0% across the plan - this schedule de-risks only if the end target is below the start weight. The simulations follow it mechanically, so changing the 2033 equity target changes every funding probability.</w:t>
+      </w:r>
+    </w:p>
+    <w:p>
+      <w:r>
+        <w:rPr>
+          <w:b w:val="0"/>
+          <w:i/>
+        </w:rPr>
+        <w:t>The trap: Glide path changes risk, not expected return much. Its value shows up in drawdown and reserve-funding probabilities, not in the median.</w:t>
+      </w:r>
+    </w:p>
+    <w:p>
+      <w:r>
+        <w:rPr>
+          <w:b w:val="0"/>
+          <w:i w:val="0"/>
+        </w:rPr>
+        <w:t>What to do: Compare the glide variants table: it re-runs the simulation with no glide path, linear, accelerating and custom.</w:t>
+      </w:r>
+    </w:p>
+    <w:p>
+      <w:r>
+        <w:rPr>
+          <w:b/>
+          <w:i w:val="0"/>
+        </w:rPr>
+        <w:t>Rebalancing band</w:t>
+      </w:r>
+    </w:p>
+    <w:p>
+      <w:r>
+        <w:rPr>
+          <w:b w:val="0"/>
+          <w:i w:val="0"/>
+        </w:rPr>
+        <w:t>Calculation: 0 of 3 classes sit outside the ±5.0% band = 0</w:t>
+      </w:r>
+    </w:p>
+    <w:p>
+      <w:r>
+        <w:rPr>
+          <w:b w:val="0"/>
+          <w:i w:val="0"/>
+        </w:rPr>
+        <w:t>What it means for this portfolio: With a 5.0% band and 0.1% transaction cost, 0 classes are currently outside the band.</w:t>
+      </w:r>
+    </w:p>
+    <w:p>
+      <w:r>
+        <w:rPr>
+          <w:b w:val="0"/>
+          <w:i/>
+        </w:rPr>
+        <w:t>The trap: Bands are tested on asset *class* weights at month end, not on individual holdings.</w:t>
+      </w:r>
+    </w:p>
+    <w:p>
+      <w:r>
+        <w:rPr>
+          <w:b w:val="0"/>
+          <w:i w:val="0"/>
+        </w:rPr>
+        <w:t>What to do: Check mean_turnover and mean_rebalances to see what the band actually costs.</w:t>
+      </w:r>
+    </w:p>
+    <w:p>
+      <w:r>
+        <w:rPr>
+          <w:b/>
+          <w:i w:val="0"/>
+        </w:rPr>
+        <w:t>Engine disagreement spread</w:t>
+      </w:r>
+    </w:p>
+    <w:p>
+      <w:r>
+        <w:rPr>
+          <w:b w:val="0"/>
+          <w:i w:val="0"/>
+        </w:rPr>
+        <w:t>Calculation: reserve funding: Monte Carlo 85.5% vs bootstrap 14.8% = a 70.8% spread = 70.8%</w:t>
+      </w:r>
+    </w:p>
+    <w:p>
+      <w:r>
+        <w:rPr>
+          <w:b w:val="0"/>
+          <w:i w:val="0"/>
+        </w:rPr>
+        <w:t>What it means for this portfolio: The engines disagree more than any single holding's weight. That is a statement about the assumptions, not about the portfolio.</w:t>
+      </w:r>
+    </w:p>
+    <w:p>
+      <w:r>
+        <w:rPr>
+          <w:b w:val="0"/>
+          <w:i/>
+        </w:rPr>
+        <w:t>The trap: The engines answer different questions, so some spread is expected. Only a spread in a decision-relevant metric matters.</w:t>
+      </w:r>
+    </w:p>
+    <w:p>
+      <w:r>
+        <w:rPr>
+          <w:b w:val="0"/>
+          <w:i w:val="0"/>
+        </w:rPr>
+        <w:t>What to do: Report ranges rather than point estimates, and decide on the more conservative engine.</w:t>
+      </w:r>
+    </w:p>
+    <w:p>
+      <w:r>
+        <w:rPr>
+          <w:b/>
+          <w:i w:val="0"/>
+        </w:rPr>
+        <w:t>P(bear at any point 2027-2032)</w:t>
+      </w:r>
+    </w:p>
+    <w:p>
+      <w:r>
+        <w:rPr>
+          <w:b w:val="0"/>
+          <w:i w:val="0"/>
+        </w:rPr>
+        <w:t>Calculation: the regime model puts 61.5% probability on at least one bear year between 2027 and 2032 = 61.5%</w:t>
+      </w:r>
+    </w:p>
+    <w:p>
+      <w:r>
+        <w:rPr>
+          <w:b w:val="0"/>
+          <w:i w:val="0"/>
+        </w:rPr>
+        <w:t>What it means for this portfolio: This is not a loss estimate; it is the chance that the plan has to absorb a bad year somewhere in the glide, which is what makes the drawdown numbers worth reading.</w:t>
+      </w:r>
+    </w:p>
+    <w:p>
+      <w:r>
+        <w:rPr>
+          <w:b w:val="0"/>
+          <w:i/>
+        </w:rPr>
+        <w:t>The trap: 'At least one bear year' is a low bar; 60% here does not mean 60% chance of failure.</w:t>
+      </w:r>
+    </w:p>
+    <w:p>
+      <w:r>
+        <w:rPr>
+          <w:b w:val="0"/>
+          <w:i w:val="0"/>
+        </w:rPr>
+        <w:t>What to do: Pair it with expected duration and terminal percentiles, not with the headline.</w:t>
+      </w:r>
+    </w:p>
+    <w:p>
+      <w:r>
+        <w:rPr>
+          <w:b/>
+          <w:i w:val="0"/>
+        </w:rPr>
+        <w:t>Data provenance (source / as-of)</w:t>
+      </w:r>
+    </w:p>
+    <w:p>
+      <w:r>
+        <w:rPr>
+          <w:b w:val="0"/>
+          <w:i w:val="0"/>
+        </w:rPr>
+        <w:t>Calculation: prices resolved from: cache (8); earliest as-of 2026-10-09 = cache</w:t>
+      </w:r>
+    </w:p>
+    <w:p>
+      <w:r>
+        <w:rPr>
+          <w:b w:val="0"/>
+          <w:i w:val="0"/>
+        </w:rPr>
+        <w:t>What it means for this portfolio: Two runs of the same portfolio disagree most often because of data vintage, not mathematics. This is the vintage this run used.</w:t>
+      </w:r>
+    </w:p>
+    <w:p>
+      <w:r>
+        <w:rPr>
+          <w:b w:val="0"/>
+          <w:i/>
+        </w:rPr>
+        <w:t>The trap: Offline reproducibility and live freshness are different goals; the report states which one it used.</w:t>
+      </w:r>
+    </w:p>
+    <w:p>
+      <w:r>
+        <w:rPr>
+          <w:b w:val="0"/>
+          <w:i w:val="0"/>
+        </w:rPr>
+        <w:t>What to do: Refresh with `python scripts/build_offline_dataset.py` when you need current prices, or run with --offline for a reproducible result.</w:t>
+      </w:r>
+    </w:p>
+    <w:p>
+      <w:r>
+        <w:rPr>
+          <w:b/>
+          <w:i w:val="0"/>
+        </w:rPr>
+        <w:t>GRP-01 — Correlated group 'Growth/Consumer-Tech' total weight</w:t>
+      </w:r>
+    </w:p>
+    <w:p>
+      <w:r>
+        <w:rPr>
+          <w:b w:val="0"/>
+          <w:i w:val="0"/>
+        </w:rPr>
+        <w:t>Calculation: measured 0.4500 against threshold 0.3000 = HIGH</w:t>
+      </w:r>
+    </w:p>
+    <w:p>
+      <w:r>
+        <w:rPr>
+          <w:b w:val="0"/>
+          <w:i w:val="0"/>
+        </w:rPr>
+        <w:t>What it means for this portfolio: Group 'Growth/Consumer-Tech' (ADBE, DIS, DUOL) totals 45.0% vs a 30.0% cap.</w:t>
+      </w:r>
+    </w:p>
+    <w:p>
+      <w:r>
+        <w:rPr>
+          <w:b w:val="0"/>
+          <w:i/>
+        </w:rPr>
+        <w:t>The trap: Correlation is estimated on shared history, so a cluster can be understated when a holding has a short record.</w:t>
+      </w:r>
+    </w:p>
+    <w:p>
+      <w:r>
+        <w:rPr>
+          <w:b w:val="0"/>
+          <w:i w:val="0"/>
+        </w:rPr>
+        <w:t>What to do: Trim the 'Growth/Consumer-Tech' group (ADBE, DIS, DUOL) toward 30.0%; these holdings move together and diversification is overstated.</w:t>
+      </w:r>
+    </w:p>
+    <w:p>
+      <w:r>
+        <w:rPr>
+          <w:b/>
+          <w:i w:val="0"/>
+        </w:rPr>
+        <w:t>MODEL-06 — Monte Carlo vs historical bootstrap disagreement</w:t>
+      </w:r>
+    </w:p>
+    <w:p>
+      <w:r>
+        <w:rPr>
+          <w:b w:val="0"/>
+          <w:i w:val="0"/>
+        </w:rPr>
+        <w:t>Calculation: measured 1.0000 against threshold 1.0000 = HIGH</w:t>
+      </w:r>
+    </w:p>
+    <w:p>
+      <w:r>
+        <w:rPr>
+          <w:b w:val="0"/>
+          <w:i w:val="0"/>
+        </w:rPr>
+        <w:t>What it means for this portfolio: reserve funded differs by 70.8%.</w:t>
+      </w:r>
+    </w:p>
+    <w:p>
+      <w:r>
+        <w:rPr>
+          <w:b w:val="0"/>
+          <w:i/>
+        </w:rPr>
+        <w:t>The trap: The engines answer different questions, so some spread is expected. Only a spread in a decision-relevant metric matters.</w:t>
+      </w:r>
+    </w:p>
+    <w:p>
+      <w:r>
+        <w:rPr>
+          <w:b w:val="0"/>
+          <w:i w:val="0"/>
+        </w:rPr>
+        <w:t>What to do: Report ranges, not point estimates; make reserve/funding decisions using the conservative bootstrap engine.</w:t>
+      </w:r>
+    </w:p>
+    <w:p>
+      <w:r>
+        <w:rPr>
+          <w:b/>
+          <w:i w:val="0"/>
+        </w:rPr>
+        <w:t>RESV-05 — Probability all 10 reserve payments funded</w:t>
+      </w:r>
+    </w:p>
+    <w:p>
+      <w:r>
+        <w:rPr>
+          <w:b w:val="0"/>
+          <w:i w:val="0"/>
+        </w:rPr>
+        <w:t>Calculation: measured 0.1475 against threshold 0.9000 = HIGH</w:t>
+      </w:r>
+    </w:p>
+    <w:p>
+      <w:r>
+        <w:rPr>
+          <w:b w:val="0"/>
+          <w:i w:val="0"/>
+        </w:rPr>
+        <w:t>What it means for this portfolio: MC 85.5% / bootstrap 14.8% vs a 90.0% planning standard.</w:t>
+      </w:r>
+    </w:p>
+    <w:p>
+      <w:r>
+        <w:rPr>
+          <w:b w:val="0"/>
+          <w:i/>
+        </w:rPr>
+        <w:t>The trap: It requires the reserve to be intact at each payment date; a simulation that ends solvent but was empty in 2037 still fails.</w:t>
+      </w:r>
+    </w:p>
+    <w:p>
+      <w:r>
+        <w:rPr>
+          <w:b w:val="0"/>
+          <w:i w:val="0"/>
+        </w:rPr>
+        <w:t>What to do: Increase the reserve discount buffer, extend the glide path, or reduce payment size; plan against the conservative engine.</w:t>
+      </w:r>
+    </w:p>
     <w:sectPr>
       <w:pgSz w:w="12240" w:h="15840"/>
       <w:pgMar w:top="1440" w:right="1800" w:bottom="1440" w:left="1800" w:header="720" w:footer="720" w:gutter="0"/>

--- a/portfolio_model/outputs/web/report/portfolio_analysis_report.docx
+++ b/portfolio_model/outputs/web/report/portfolio_analysis_report.docx
@@ -16,7 +16,7 @@
           <w:b w:val="0"/>
           <w:i/>
         </w:rPr>
-        <w:t>Prepared for: Laura Gao Portfolio | Generated 2026-10-12 00:25 UTC | Seed 42 | 400 simulations | Model v1.0.0</w:t>
+        <w:t>Prepared for: Laura Gao Portfolio | Generated 2026-10-12 00:33 UTC | Seed 42 | 400 simulations | Model v1.0.0</w:t>
       </w:r>
     </w:p>
     <w:p>

--- a/portfolio_model/outputs/web/report/portfolio_analysis_report.docx
+++ b/portfolio_model/outputs/web/report/portfolio_analysis_report.docx
@@ -16,7 +16,7 @@
           <w:b w:val="0"/>
           <w:i/>
         </w:rPr>
-        <w:t>Prepared for: Laura Gao Portfolio | Generated 2026-10-12 00:33 UTC | Seed 42 | 400 simulations | Model v1.0.0</w:t>
+        <w:t>Prepared for: Laura Gao Portfolio | Generated 2026-10-12 00:37 UTC | Seed 42 | 400 simulations | Model v1.0.0</w:t>
       </w:r>
     </w:p>
     <w:p>

--- a/portfolio_model/outputs/web/report/portfolio_analysis_report.docx
+++ b/portfolio_model/outputs/web/report/portfolio_analysis_report.docx
@@ -16,7 +16,7 @@
           <w:b w:val="0"/>
           <w:i/>
         </w:rPr>
-        <w:t>Prepared for: Laura Gao Portfolio | Generated 2026-10-12 00:37 UTC | Seed 42 | 400 simulations | Model v1.0.0</w:t>
+        <w:t>Prepared for: Laura Gao Portfolio | Generated 2026-10-12 01:07 UTC | Seed 42 | 800 simulations | Model v1.0.0</w:t>
       </w:r>
     </w:p>
     <w:p>
@@ -314,7 +314,7 @@
           <w:b w:val="0"/>
           <w:i w:val="0"/>
         </w:rPr>
-        <w:t>What is expected? Simulated median 2033 value: Monte Carlo $661,245, bootstrap $674,645, Markov $654,294 (from $450,000 invested 2027-2028). These are model estimates, not guarantees.</w:t>
+        <w:t>What is expected? Simulated median 2033 value: Monte Carlo $670,245, bootstrap $674,106, Markov $654,294 (from $450,000 invested 2027-2028). These are model estimates, not guarantees.</w:t>
       </w:r>
     </w:p>
     <w:p>
@@ -323,7 +323,7 @@
           <w:b w:val="0"/>
           <w:i w:val="0"/>
         </w:rPr>
-        <w:t>What could go wrong? 5th-percentile 2033 outcomes: MC $421,303, bootstrap $441,918. CVaR95 (bootstrap terminal): 12%.</w:t>
+        <w:t>What could go wrong? 5th-percentile 2033 outcomes: MC $417,890, bootstrap $448,312. CVaR95 (bootstrap terminal): 9%.</w:t>
       </w:r>
     </w:p>
     <w:p>
@@ -2363,7 +2363,7 @@
               <w:rPr>
                 <w:sz w:val="16"/>
               </w:rPr>
-              <w:t>6.4%</w:t>
+              <w:t>7.1%</w:t>
             </w:r>
           </w:p>
         </w:tc>
@@ -2391,7 +2391,7 @@
               <w:rPr>
                 <w:sz w:val="16"/>
               </w:rPr>
-              <w:t>16.7%</w:t>
+              <w:t>16.5%</w:t>
             </w:r>
           </w:p>
         </w:tc>
@@ -2419,7 +2419,7 @@
               <w:rPr>
                 <w:sz w:val="16"/>
               </w:rPr>
-              <w:t>1.8%</w:t>
+              <w:t>0.4%</w:t>
             </w:r>
           </w:p>
         </w:tc>
@@ -2447,7 +2447,7 @@
               <w:rPr>
                 <w:sz w:val="16"/>
               </w:rPr>
-              <w:t>12.0%</w:t>
+              <w:t>9.2%</w:t>
             </w:r>
           </w:p>
         </w:tc>
@@ -2671,7 +2671,7 @@
               <w:rPr>
                 <w:sz w:val="16"/>
               </w:rPr>
-              <w:t>-17.1%</w:t>
+              <w:t>-16.7%</w:t>
             </w:r>
           </w:p>
         </w:tc>
@@ -2699,7 +2699,7 @@
               <w:rPr>
                 <w:sz w:val="16"/>
               </w:rPr>
-              <w:t>-9.5%</w:t>
+              <w:t>-9.4%</w:t>
             </w:r>
           </w:p>
         </w:tc>
@@ -2727,7 +2727,7 @@
               <w:rPr>
                 <w:sz w:val="16"/>
               </w:rPr>
-              <w:t>27.0%</w:t>
+              <w:t>27.4%</w:t>
             </w:r>
           </w:p>
         </w:tc>
@@ -2783,7 +2783,7 @@
               <w:rPr>
                 <w:sz w:val="16"/>
               </w:rPr>
-              <w:t>83.0%</w:t>
+              <w:t>83.5%</w:t>
             </w:r>
           </w:p>
         </w:tc>
@@ -2811,7 +2811,7 @@
               <w:rPr>
                 <w:sz w:val="16"/>
               </w:rPr>
-              <w:t>87.5%</w:t>
+              <w:t>88.2%</w:t>
             </w:r>
           </w:p>
         </w:tc>
@@ -2839,7 +2839,7 @@
               <w:rPr>
                 <w:sz w:val="16"/>
               </w:rPr>
-              <w:t>76.2%</w:t>
+              <w:t>77.1%</w:t>
             </w:r>
           </w:p>
         </w:tc>
@@ -2867,7 +2867,7 @@
               <w:rPr>
                 <w:sz w:val="16"/>
               </w:rPr>
-              <w:t>82.2%</w:t>
+              <w:t>82.1%</w:t>
             </w:r>
           </w:p>
         </w:tc>
@@ -2895,7 +2895,7 @@
               <w:rPr>
                 <w:sz w:val="16"/>
               </w:rPr>
-              <w:t>71.2%</w:t>
+              <w:t>72.2%</w:t>
             </w:r>
           </w:p>
         </w:tc>
@@ -2923,7 +2923,7 @@
               <w:rPr>
                 <w:sz w:val="16"/>
               </w:rPr>
-              <w:t>74.8%</w:t>
+              <w:t>75.0%</w:t>
             </w:r>
           </w:p>
         </w:tc>
@@ -2951,7 +2951,7 @@
               <w:rPr>
                 <w:sz w:val="16"/>
               </w:rPr>
-              <w:t>63.0%</w:t>
+              <w:t>64.0%</w:t>
             </w:r>
           </w:p>
         </w:tc>
@@ -2979,7 +2979,7 @@
               <w:rPr>
                 <w:sz w:val="16"/>
               </w:rPr>
-              <w:t>66.2%</w:t>
+              <w:t>66.9%</w:t>
             </w:r>
           </w:p>
         </w:tc>
@@ -3007,7 +3007,7 @@
               <w:rPr>
                 <w:sz w:val="16"/>
               </w:rPr>
-              <w:t>83.0%</w:t>
+              <w:t>83.5%</w:t>
             </w:r>
           </w:p>
         </w:tc>
@@ -3035,7 +3035,7 @@
               <w:rPr>
                 <w:sz w:val="16"/>
               </w:rPr>
-              <w:t>91.8%</w:t>
+              <w:t>91.1%</w:t>
             </w:r>
           </w:p>
         </w:tc>
@@ -3063,7 +3063,7 @@
               <w:rPr>
                 <w:sz w:val="16"/>
               </w:rPr>
-              <w:t>96.8%</w:t>
+              <w:t>96.6%</w:t>
             </w:r>
           </w:p>
         </w:tc>
@@ -3091,7 +3091,7 @@
               <w:rPr>
                 <w:sz w:val="16"/>
               </w:rPr>
-              <w:t>98.5%</w:t>
+              <w:t>98.8%</w:t>
             </w:r>
           </w:p>
         </w:tc>
@@ -3226,7 +3226,7 @@
           <w:b w:val="0"/>
           <w:i w:val="0"/>
         </w:rPr>
-        <w:t>Monte Carlo (gaussian, 400 sims, seed 42, monthly steps, correlated multivariate returns, glide path + 5pp bands + 0.10% transaction cost). Median 2033 value $661,245; P(terminal &gt; $450k) = 92.8%; P(all 10 reserve payments funded) = 85.5%; P(&gt;20% drawdown) = 27.0%. Required reserve $441,127; median facility contribution $220,118.</w:t>
+        <w:t>Monte Carlo (gaussian, 800 sims, seed 42, monthly steps, correlated multivariate returns, glide path + 5pp bands + 0.10% transaction cost). Median 2033 value $670,245; P(terminal &gt; $450k) = 92.0%; P(all 10 reserve payments funded) = 85.1%; P(&gt;20% drawdown) = 27.4%. Required reserve $441,127; median facility contribution $229,118.</w:t>
       </w:r>
     </w:p>
     <w:p>
@@ -3833,7 +3833,7 @@
           <w:b w:val="0"/>
           <w:i w:val="0"/>
         </w:rPr>
-        <w:t>Historical bootstrap (block bootstrap, 20-trading-day blocks of real 2000-2025 joint daily returns, 400 sims). Median 2033 value $674,645; P(terminal &gt; $450k) = 93.2%; P(all payments funded) = 14.8%; P(&gt;20% drawdown) = 19.8%. This engine answers: what if the portfolio lived through actual historical market sequences?</w:t>
+        <w:t>Historical bootstrap (block bootstrap, 20-trading-day blocks of real 2000-2025 joint daily returns, 800 sims). Median 2033 value $674,106; P(terminal &gt; $450k) = 94.9%; P(all payments funded) = 16.6%; P(&gt;20% drawdown) = 19.8%. This engine answers: what if the portfolio lived through actual historical market sequences?</w:t>
       </w:r>
     </w:p>
     <w:p>
@@ -4009,7 +4009,7 @@
               <w:rPr>
                 <w:sz w:val="16"/>
               </w:rPr>
-              <w:t>661,245</w:t>
+              <w:t>670,245</w:t>
             </w:r>
           </w:p>
         </w:tc>
@@ -4035,7 +4035,7 @@
               <w:rPr>
                 <w:sz w:val="16"/>
               </w:rPr>
-              <w:t>674,645</w:t>
+              <w:t>674,106</w:t>
             </w:r>
           </w:p>
         </w:tc>
@@ -4063,7 +4063,7 @@
               <w:rPr>
                 <w:sz w:val="16"/>
               </w:rPr>
-              <w:t>421,303</w:t>
+              <w:t>417,890</w:t>
             </w:r>
           </w:p>
         </w:tc>
@@ -4089,7 +4089,7 @@
               <w:rPr>
                 <w:sz w:val="16"/>
               </w:rPr>
-              <w:t>441,918</w:t>
+              <w:t>448,312</w:t>
             </w:r>
           </w:p>
         </w:tc>
@@ -4117,7 +4117,7 @@
               <w:rPr>
                 <w:sz w:val="16"/>
               </w:rPr>
-              <w:t>551,145</w:t>
+              <w:t>556,651</w:t>
             </w:r>
           </w:p>
         </w:tc>
@@ -4143,7 +4143,7 @@
               <w:rPr>
                 <w:sz w:val="16"/>
               </w:rPr>
-              <w:t>567,544</w:t>
+              <w:t>569,821</w:t>
             </w:r>
           </w:p>
         </w:tc>
@@ -4171,7 +4171,7 @@
               <w:rPr>
                 <w:sz w:val="16"/>
               </w:rPr>
-              <w:t>661,245</w:t>
+              <w:t>670,245</w:t>
             </w:r>
           </w:p>
         </w:tc>
@@ -4197,7 +4197,7 @@
               <w:rPr>
                 <w:sz w:val="16"/>
               </w:rPr>
-              <w:t>674,645</w:t>
+              <w:t>674,106</w:t>
             </w:r>
           </w:p>
         </w:tc>
@@ -4225,7 +4225,7 @@
               <w:rPr>
                 <w:sz w:val="16"/>
               </w:rPr>
-              <w:t>803,380</w:t>
+              <w:t>825,948</w:t>
             </w:r>
           </w:p>
         </w:tc>
@@ -4251,7 +4251,7 @@
               <w:rPr>
                 <w:sz w:val="16"/>
               </w:rPr>
-              <w:t>815,088</w:t>
+              <w:t>799,396</w:t>
             </w:r>
           </w:p>
         </w:tc>
@@ -4279,7 +4279,7 @@
               <w:rPr>
                 <w:sz w:val="16"/>
               </w:rPr>
-              <w:t>1,108,291</w:t>
+              <w:t>1,127,619</w:t>
             </w:r>
           </w:p>
         </w:tc>
@@ -4305,7 +4305,7 @@
               <w:rPr>
                 <w:sz w:val="16"/>
               </w:rPr>
-              <w:t>1,093,254</w:t>
+              <w:t>1,065,059</w:t>
             </w:r>
           </w:p>
         </w:tc>
@@ -4333,7 +4333,7 @@
               <w:rPr>
                 <w:sz w:val="16"/>
               </w:rPr>
-              <w:t>0.927</w:t>
+              <w:t>0.920</w:t>
             </w:r>
           </w:p>
         </w:tc>
@@ -4359,7 +4359,7 @@
               <w:rPr>
                 <w:sz w:val="16"/>
               </w:rPr>
-              <w:t>0.932</w:t>
+              <w:t>0.949</w:t>
             </w:r>
           </w:p>
         </w:tc>
@@ -4387,7 +4387,7 @@
               <w:rPr>
                 <w:sz w:val="16"/>
               </w:rPr>
-              <w:t>0.855</w:t>
+              <w:t>0.851</w:t>
             </w:r>
           </w:p>
         </w:tc>
@@ -4413,7 +4413,7 @@
               <w:rPr>
                 <w:sz w:val="16"/>
               </w:rPr>
-              <w:t>0.147</w:t>
+              <w:t>0.166</w:t>
             </w:r>
           </w:p>
         </w:tc>
@@ -4441,7 +4441,7 @@
               <w:rPr>
                 <w:sz w:val="16"/>
               </w:rPr>
-              <w:t>-0.171</w:t>
+              <w:t>-0.167</w:t>
             </w:r>
           </w:p>
         </w:tc>
@@ -4467,7 +4467,7 @@
               <w:rPr>
                 <w:sz w:val="16"/>
               </w:rPr>
-              <w:t>-0.149</w:t>
+              <w:t>-0.150</w:t>
             </w:r>
           </w:p>
         </w:tc>
@@ -4495,7 +4495,7 @@
               <w:rPr>
                 <w:sz w:val="16"/>
               </w:rPr>
-              <w:t>0.270</w:t>
+              <w:t>0.274</w:t>
             </w:r>
           </w:p>
         </w:tc>
@@ -4549,7 +4549,7 @@
               <w:rPr>
                 <w:sz w:val="16"/>
               </w:rPr>
-              <w:t>0.064</w:t>
+              <w:t>0.071</w:t>
             </w:r>
           </w:p>
         </w:tc>
@@ -4575,7 +4575,7 @@
               <w:rPr>
                 <w:sz w:val="16"/>
               </w:rPr>
-              <w:t>0.018</w:t>
+              <w:t>0.004</w:t>
             </w:r>
           </w:p>
         </w:tc>
@@ -4603,7 +4603,7 @@
               <w:rPr>
                 <w:sz w:val="16"/>
               </w:rPr>
-              <w:t>0.167</w:t>
+              <w:t>0.165</w:t>
             </w:r>
           </w:p>
         </w:tc>
@@ -4629,7 +4629,7 @@
               <w:rPr>
                 <w:sz w:val="16"/>
               </w:rPr>
-              <w:t>0.120</w:t>
+              <w:t>0.092</w:t>
             </w:r>
           </w:p>
         </w:tc>
@@ -4657,7 +4657,7 @@
               <w:rPr>
                 <w:sz w:val="16"/>
               </w:rPr>
-              <w:t>0.266</w:t>
+              <w:t>0.251</w:t>
             </w:r>
           </w:p>
         </w:tc>
@@ -4683,7 +4683,7 @@
               <w:rPr>
                 <w:sz w:val="16"/>
               </w:rPr>
-              <w:t>0.171</w:t>
+              <w:t>0.156</w:t>
             </w:r>
           </w:p>
         </w:tc>
@@ -4711,7 +4711,7 @@
               <w:rPr>
                 <w:sz w:val="16"/>
               </w:rPr>
-              <w:t>0.326</w:t>
+              <w:t>0.333</w:t>
             </w:r>
           </w:p>
         </w:tc>
@@ -4737,7 +4737,7 @@
               <w:rPr>
                 <w:sz w:val="16"/>
               </w:rPr>
-              <w:t>0.255</w:t>
+              <w:t>0.225</w:t>
             </w:r>
           </w:p>
         </w:tc>
@@ -12901,7 +12901,7 @@
           <w:b w:val="0"/>
           <w:i w:val="0"/>
         </w:rPr>
-        <w:t>- Tail risk: bootstrap CVaR95 12% vs Gaussian MC 17% — real history has fatter tails than the parametric model.</w:t>
+        <w:t>- Tail risk: bootstrap CVaR95 9% vs Gaussian MC 17% — real history has fatter tails than the parametric model.</w:t>
       </w:r>
     </w:p>
     <w:p>
@@ -12910,7 +12910,7 @@
           <w:b w:val="0"/>
           <w:i w:val="0"/>
         </w:rPr>
-        <w:t>- Reserve funding risk: P(all 10 payments funded) = 85.5% (MC) / 14.8% (bootstrap).</w:t>
+        <w:t>- Reserve funding risk: P(all 10 payments funded) = 85.1% (MC) / 16.6% (bootstrap).</w:t>
       </w:r>
     </w:p>
     <w:p>
@@ -13352,7 +13352,7 @@
               <w:rPr>
                 <w:sz w:val="16"/>
               </w:rPr>
-              <w:t>0.147</w:t>
+              <w:t>0.166</w:t>
             </w:r>
           </w:p>
         </w:tc>
@@ -13564,7 +13564,7 @@
               <w:rPr>
                 <w:sz w:val="16"/>
               </w:rPr>
-              <w:t>0.270</w:t>
+              <w:t>0.274</w:t>
             </w:r>
           </w:p>
         </w:tc>
@@ -13828,7 +13828,7 @@
           <w:b w:val="0"/>
           <w:i w:val="0"/>
         </w:rPr>
-        <w:t>Evidence: reserve funded differs by 70.8%.</w:t>
+        <w:t>Evidence: reserve funded differs by 68.5%.</w:t>
       </w:r>
     </w:p>
     <w:p>
@@ -13882,7 +13882,7 @@
           <w:b w:val="0"/>
           <w:i w:val="0"/>
         </w:rPr>
-        <w:t>Evidence: MC 85.5% / bootstrap 14.8% vs a 90.0% planning standard.</w:t>
+        <w:t>Evidence: MC 85.1% / bootstrap 16.6% vs a 90.0% planning standard.</w:t>
       </w:r>
     </w:p>
     <w:p>
@@ -13916,7 +13916,7 @@
           <w:b w:val="0"/>
           <w:i w:val="0"/>
         </w:rPr>
-        <w:t>- Size the 2033 reserve using the bootstrap (heavier-tail) distribution, not the Gaussian MC: bootstrap P(funded) = 14.8%.</w:t>
+        <w:t>- Size the 2033 reserve using the bootstrap (heavier-tail) distribution, not the Gaussian MC: bootstrap P(funded) = 16.6%.</w:t>
       </w:r>
     </w:p>
     <w:p>
@@ -13942,7 +13942,7 @@
           <w:b w:val="0"/>
           <w:i w:val="0"/>
         </w:rPr>
-        <w:t>- Adopt 5pp rebalancing bands with 0.10% cost budget; simulated mean turnover $460,336 per path.</w:t>
+        <w:t>- Adopt 5pp rebalancing bands with 0.10% cost budget; simulated mean turnover $470,249 per path.</w:t>
       </w:r>
     </w:p>
     <w:p>
@@ -14181,7 +14181,7 @@
           <w:b w:val="0"/>
           <w:i w:val="0"/>
         </w:rPr>
-        <w:t>- Random seed 42; 400 simulations per engine.</w:t>
+        <w:t>- Random seed 42; 800 simulations per engine.</w:t>
       </w:r>
     </w:p>
     <w:p>
@@ -14277,7 +14277,7 @@
           <w:b w:val="0"/>
           <w:i w:val="0"/>
         </w:rPr>
-        <w:t>- Both engines show median 2033 value above invested contributions (MC $661,245, bootstrap $674,645).</w:t>
+        <w:t>- Both engines show median 2033 value above invested contributions (MC $670,245, bootstrap $674,106).</w:t>
       </w:r>
     </w:p>
     <w:p>
@@ -14312,7 +14312,7 @@
           <w:b w:val="0"/>
           <w:i w:val="0"/>
         </w:rPr>
-        <w:t>- Bootstrap downside: p5 2033 value $441,918; reserve funding probability 14.8%.</w:t>
+        <w:t>- Bootstrap downside: p5 2033 value $448,312; reserve funding probability 16.6%.</w:t>
       </w:r>
     </w:p>
     <w:p>
@@ -19004,7 +19004,7 @@
           <w:b w:val="0"/>
           <w:i w:val="0"/>
         </w:rPr>
-        <w:t>Calculation: 400 simulated outcomes of the 2033 value: p5=$421,303, p25=$551,145, p50=$661,245, p75=$803,380, p95=$1,108,291 = $661,245</w:t>
+        <w:t>Calculation: 800 simulated outcomes of the 2033 value: p5=$417,890, p25=$556,651, p50=$670,245, p75=$825,948, p95=$1,127,619 = $670,245</w:t>
       </w:r>
     </w:p>
     <w:p>
@@ -19013,7 +19013,7 @@
           <w:b w:val="0"/>
           <w:i w:val="0"/>
         </w:rPr>
-        <w:t>What it means for this portfolio: The median is $661,245, but half the runs land below it. Against contributions of $450,000, the 5th percentile is $421,303 - that is the number the reserve decision should be sized from.</w:t>
+        <w:t>What it means for this portfolio: The median is $670,245, but half the runs land below it. Against contributions of $450,000, the 5th percentile is $417,890 - that is the number the reserve decision should be sized from.</w:t>
       </w:r>
     </w:p>
     <w:p>
@@ -19049,7 +19049,7 @@
           <w:b w:val="0"/>
           <w:i w:val="0"/>
         </w:rPr>
-        <w:t>Calculation: 371 of 400 Monte Carlo paths end above $450,000 = 92.8%</w:t>
+        <w:t>Calculation: 736 of 800 Monte Carlo paths end above $450,000 = 92.0%</w:t>
       </w:r>
     </w:p>
     <w:p>
@@ -19058,7 +19058,7 @@
           <w:b w:val="0"/>
           <w:i w:val="0"/>
         </w:rPr>
-        <w:t>What it means for this portfolio: Nominal success looks comfortable at 92.8%. Compare it with the bootstrap figure of 93.2%, which only uses sequences that actually happened.</w:t>
+        <w:t>What it means for this portfolio: Nominal success looks comfortable at 92.0%. Compare it with the bootstrap figure of 94.9%, which only uses sequences that actually happened.</w:t>
       </w:r>
     </w:p>
     <w:p>
@@ -19094,7 +19094,7 @@
           <w:b w:val="0"/>
           <w:i w:val="0"/>
         </w:rPr>
-        <w:t>Calculation: Monte Carlo: 342 of 400 paths fund all 10 payments; bootstrap: 59 of 400 = 85.5% / 14.8%</w:t>
+        <w:t>Calculation: Monte Carlo: 681 of 800 paths fund all 10 payments; bootstrap: 133 of 800 = 85.1% / 16.6%</w:t>
       </w:r>
     </w:p>
     <w:p>
@@ -19103,7 +19103,7 @@
           <w:b w:val="0"/>
           <w:i w:val="0"/>
         </w:rPr>
-        <w:t>What it means for this portfolio: This is the decision metric, and the two engines disagree: 85.5% against 14.8%. Plan against the lower one.</w:t>
+        <w:t>What it means for this portfolio: This is the decision metric, and the two engines disagree: 85.1% against 16.6%. Plan against the lower one.</w:t>
       </w:r>
     </w:p>
     <w:p>
@@ -19139,7 +19139,7 @@
           <w:b w:val="0"/>
           <w:i w:val="0"/>
         </w:rPr>
-        <w:t>Calculation: average of the worst 5% of bootstrap outcomes = 12.0% of invested capital = 12.0%</w:t>
+        <w:t>Calculation: average of the worst 5% of bootstrap outcomes = 9.2% of invested capital = 9.2%</w:t>
       </w:r>
     </w:p>
     <w:p>
@@ -19148,7 +19148,7 @@
           <w:b w:val="0"/>
           <w:i w:val="0"/>
         </w:rPr>
-        <w:t>What it means for this portfolio: In the bad tail the average outcome is a loss of 12.0%</w:t>
+        <w:t>What it means for this portfolio: In the bad tail the average outcome is a loss of 9.2%</w:t>
       </w:r>
     </w:p>
     <w:p>
@@ -19184,7 +19184,7 @@
           <w:b w:val="0"/>
           <w:i w:val="0"/>
         </w:rPr>
-        <w:t>Calculation: across the simulations the median worst peak-to-trough is -17.1% and the worst 5% of paths reach -27.7% = -27.7%</w:t>
+        <w:t>Calculation: across the simulations the median worst peak-to-trough is -16.7% and the worst 5% of paths reach -28.0% = -28.0%</w:t>
       </w:r>
     </w:p>
     <w:p>
@@ -19193,7 +19193,7 @@
           <w:b w:val="0"/>
           <w:i w:val="0"/>
         </w:rPr>
-        <w:t>What it means for this portfolio: In the unlucky 5% of paths the portfolio falls 27.7% from its peak before the glide end, against a configured review trigger of 20%.</w:t>
+        <w:t>What it means for this portfolio: In the unlucky 5% of paths the portfolio falls 28.0% from its peak before the glide end, against a configured review trigger of 20%.</w:t>
       </w:r>
     </w:p>
     <w:p>
@@ -19319,7 +19319,7 @@
           <w:b w:val="0"/>
           <w:i w:val="0"/>
         </w:rPr>
-        <w:t>Calculation: reserve funding: Monte Carlo 85.5% vs bootstrap 14.8% = a 70.8% spread = 70.8%</w:t>
+        <w:t>Calculation: reserve funding: Monte Carlo 85.1% vs bootstrap 16.6% = a 68.5% spread = 68.5%</w:t>
       </w:r>
     </w:p>
     <w:p>
@@ -19508,7 +19508,7 @@
           <w:b w:val="0"/>
           <w:i w:val="0"/>
         </w:rPr>
-        <w:t>What it means for this portfolio: reserve funded differs by 70.8%.</w:t>
+        <w:t>What it means for this portfolio: reserve funded differs by 68.5%.</w:t>
       </w:r>
     </w:p>
     <w:p>
@@ -19544,7 +19544,7 @@
           <w:b w:val="0"/>
           <w:i w:val="0"/>
         </w:rPr>
-        <w:t>Calculation: measured 0.1475 against threshold 0.9000 = HIGH</w:t>
+        <w:t>Calculation: measured 0.1663 against threshold 0.9000 = HIGH</w:t>
       </w:r>
     </w:p>
     <w:p>
@@ -19553,7 +19553,7 @@
           <w:b w:val="0"/>
           <w:i w:val="0"/>
         </w:rPr>
-        <w:t>What it means for this portfolio: MC 85.5% / bootstrap 14.8% vs a 90.0% planning standard.</w:t>
+        <w:t>What it means for this portfolio: MC 85.1% / bootstrap 16.6% vs a 90.0% planning standard.</w:t>
       </w:r>
     </w:p>
     <w:p>
@@ -19574,6 +19574,1007 @@
         <w:t>What to do: Increase the reserve discount buffer, extend the glide path, or reduce payment size; plan against the conservative engine.</w:t>
       </w:r>
     </w:p>
+    <w:p>
+      <w:r>
+        <w:br w:type="page"/>
+      </w:r>
+    </w:p>
+    <w:p>
+      <w:pPr>
+        <w:pStyle w:val="Heading1"/>
+      </w:pPr>
+      <w:r>
+        <w:t>Appendix C. Position-by-Position Guide</w:t>
+      </w:r>
+    </w:p>
+    <w:p>
+      <w:r>
+        <w:rPr>
+          <w:b w:val="0"/>
+          <w:i/>
+        </w:rPr>
+        <w:t>What each holding contributes, how much of the plan it carries, and the specific thing to watch about it. Every value is this run's own measurement.</w:t>
+      </w:r>
+    </w:p>
+    <w:tbl>
+      <w:tblPr>
+        <w:tblStyle w:val="LightGrid-Accent1"/>
+        <w:tblW w:type="auto" w:w="0"/>
+        <w:tblLook w:firstColumn="1" w:firstRow="1" w:lastColumn="0" w:lastRow="0" w:noHBand="0" w:noVBand="1" w:val="04A0"/>
+      </w:tblPr>
+      <w:tblGrid>
+        <w:gridCol w:w="960"/>
+        <w:gridCol w:w="960"/>
+        <w:gridCol w:w="960"/>
+        <w:gridCol w:w="960"/>
+        <w:gridCol w:w="960"/>
+        <w:gridCol w:w="960"/>
+        <w:gridCol w:w="960"/>
+        <w:gridCol w:w="960"/>
+        <w:gridCol w:w="960"/>
+      </w:tblGrid>
+      <w:tr>
+        <w:tc>
+          <w:tcPr>
+            <w:tcW w:type="dxa" w:w="960"/>
+          </w:tcPr>
+          <w:p>
+            <w:r>
+              <w:rPr>
+                <w:b/>
+                <w:sz w:val="16"/>
+              </w:rPr>
+              <w:t>ticker</w:t>
+            </w:r>
+          </w:p>
+        </w:tc>
+        <w:tc>
+          <w:tcPr>
+            <w:tcW w:type="dxa" w:w="960"/>
+          </w:tcPr>
+          <w:p>
+            <w:r>
+              <w:rPr>
+                <w:b/>
+                <w:sz w:val="16"/>
+              </w:rPr>
+              <w:t>weight</w:t>
+            </w:r>
+          </w:p>
+        </w:tc>
+        <w:tc>
+          <w:tcPr>
+            <w:tcW w:type="dxa" w:w="960"/>
+          </w:tcPr>
+          <w:p>
+            <w:r>
+              <w:rPr>
+                <w:b/>
+                <w:sz w:val="16"/>
+              </w:rPr>
+              <w:t>role</w:t>
+            </w:r>
+          </w:p>
+        </w:tc>
+        <w:tc>
+          <w:tcPr>
+            <w:tcW w:type="dxa" w:w="960"/>
+          </w:tcPr>
+          <w:p>
+            <w:r>
+              <w:rPr>
+                <w:b/>
+                <w:sz w:val="16"/>
+              </w:rPr>
+              <w:t>expected_return</w:t>
+            </w:r>
+          </w:p>
+        </w:tc>
+        <w:tc>
+          <w:tcPr>
+            <w:tcW w:type="dxa" w:w="960"/>
+          </w:tcPr>
+          <w:p>
+            <w:r>
+              <w:rPr>
+                <w:b/>
+                <w:sz w:val="16"/>
+              </w:rPr>
+              <w:t>volatility</w:t>
+            </w:r>
+          </w:p>
+        </w:tc>
+        <w:tc>
+          <w:tcPr>
+            <w:tcW w:type="dxa" w:w="960"/>
+          </w:tcPr>
+          <w:p>
+            <w:r>
+              <w:rPr>
+                <w:b/>
+                <w:sz w:val="16"/>
+              </w:rPr>
+              <w:t>contribution_12m</w:t>
+            </w:r>
+          </w:p>
+        </w:tc>
+        <w:tc>
+          <w:tcPr>
+            <w:tcW w:type="dxa" w:w="960"/>
+          </w:tcPr>
+          <w:p>
+            <w:r>
+              <w:rPr>
+                <w:b/>
+                <w:sz w:val="16"/>
+              </w:rPr>
+              <w:t>confidence</w:t>
+            </w:r>
+          </w:p>
+        </w:tc>
+        <w:tc>
+          <w:tcPr>
+            <w:tcW w:type="dxa" w:w="960"/>
+          </w:tcPr>
+          <w:p>
+            <w:r>
+              <w:rPr>
+                <w:b/>
+                <w:sz w:val="16"/>
+              </w:rPr>
+              <w:t>history</w:t>
+            </w:r>
+          </w:p>
+        </w:tc>
+        <w:tc>
+          <w:tcPr>
+            <w:tcW w:type="dxa" w:w="960"/>
+          </w:tcPr>
+          <w:p>
+            <w:r>
+              <w:rPr>
+                <w:b/>
+                <w:sz w:val="16"/>
+              </w:rPr>
+              <w:t>what_to_watch</w:t>
+            </w:r>
+          </w:p>
+        </w:tc>
+      </w:tr>
+      <w:tr>
+        <w:tc>
+          <w:tcPr>
+            <w:tcW w:type="dxa" w:w="960"/>
+          </w:tcPr>
+          <w:p>
+            <w:r>
+              <w:rPr>
+                <w:sz w:val="16"/>
+              </w:rPr>
+              <w:t>ADBE</w:t>
+            </w:r>
+          </w:p>
+        </w:tc>
+        <w:tc>
+          <w:tcPr>
+            <w:tcW w:type="dxa" w:w="960"/>
+          </w:tcPr>
+          <w:p>
+            <w:r>
+              <w:rPr>
+                <w:sz w:val="16"/>
+              </w:rPr>
+              <w:t>0.220</w:t>
+            </w:r>
+          </w:p>
+        </w:tc>
+        <w:tc>
+          <w:tcPr>
+            <w:tcW w:type="dxa" w:w="960"/>
+          </w:tcPr>
+          <w:p>
+            <w:r>
+              <w:rPr>
+                <w:sz w:val="16"/>
+              </w:rPr>
+              <w:t>Core exposure at 22% of the plan with 28% annual volatility.</w:t>
+            </w:r>
+          </w:p>
+        </w:tc>
+        <w:tc>
+          <w:tcPr>
+            <w:tcW w:type="dxa" w:w="960"/>
+          </w:tcPr>
+          <w:p>
+            <w:r>
+              <w:rPr>
+                <w:sz w:val="16"/>
+              </w:rPr>
+              <w:t>12.0%</w:t>
+            </w:r>
+          </w:p>
+        </w:tc>
+        <w:tc>
+          <w:tcPr>
+            <w:tcW w:type="dxa" w:w="960"/>
+          </w:tcPr>
+          <w:p>
+            <w:r>
+              <w:rPr>
+                <w:sz w:val="16"/>
+              </w:rPr>
+              <w:t>28.0%</w:t>
+            </w:r>
+          </w:p>
+        </w:tc>
+        <w:tc>
+          <w:tcPr>
+            <w:tcW w:type="dxa" w:w="960"/>
+          </w:tcPr>
+          <w:p>
+            <w:r>
+              <w:rPr>
+                <w:sz w:val="16"/>
+              </w:rPr>
+              <w:t>-6.3%</w:t>
+            </w:r>
+          </w:p>
+        </w:tc>
+        <w:tc>
+          <w:tcPr>
+            <w:tcW w:type="dxa" w:w="960"/>
+          </w:tcPr>
+          <w:p>
+            <w:r>
+              <w:rPr>
+                <w:sz w:val="16"/>
+              </w:rPr>
+              <w:t>High</w:t>
+            </w:r>
+          </w:p>
+        </w:tc>
+        <w:tc>
+          <w:tcPr>
+            <w:tcW w:type="dxa" w:w="960"/>
+          </w:tcPr>
+          <w:p>
+            <w:r>
+              <w:rPr>
+                <w:sz w:val="16"/>
+              </w:rPr>
+              <w:t>6733 rows from 2000-01-03 to 2026-10-09 (cache)</w:t>
+            </w:r>
+          </w:p>
+        </w:tc>
+        <w:tc>
+          <w:tcPr>
+            <w:tcW w:type="dxa" w:w="960"/>
+          </w:tcPr>
+          <w:p>
+            <w:r>
+              <w:rPr>
+                <w:sz w:val="16"/>
+              </w:rPr>
+              <w:t>Within 20% of the position cap (22.0% vs 25.0%); any drift puts it in breach.</w:t>
+            </w:r>
+          </w:p>
+        </w:tc>
+      </w:tr>
+      <w:tr>
+        <w:tc>
+          <w:tcPr>
+            <w:tcW w:type="dxa" w:w="960"/>
+          </w:tcPr>
+          <w:p>
+            <w:r>
+              <w:rPr>
+                <w:sz w:val="16"/>
+              </w:rPr>
+              <w:t>CASH</w:t>
+            </w:r>
+          </w:p>
+        </w:tc>
+        <w:tc>
+          <w:tcPr>
+            <w:tcW w:type="dxa" w:w="960"/>
+          </w:tcPr>
+          <w:p>
+            <w:r>
+              <w:rPr>
+                <w:sz w:val="16"/>
+              </w:rPr>
+              <w:t>0.125</w:t>
+            </w:r>
+          </w:p>
+        </w:tc>
+        <w:tc>
+          <w:tcPr>
+            <w:tcW w:type="dxa" w:w="960"/>
+          </w:tcPr>
+          <w:p>
+            <w:r>
+              <w:rPr>
+                <w:sz w:val="16"/>
+              </w:rPr>
+              <w:t>Buffer: excluded from the simulations, so it earns nothing in any scenario and is there only to fund the first payments without selling.</w:t>
+            </w:r>
+          </w:p>
+        </w:tc>
+        <w:tc>
+          <w:tcPr>
+            <w:tcW w:type="dxa" w:w="960"/>
+          </w:tcPr>
+          <w:p>
+            <w:r>
+              <w:rPr>
+                <w:sz w:val="16"/>
+              </w:rPr>
+              <w:t>4.1%</w:t>
+            </w:r>
+          </w:p>
+        </w:tc>
+        <w:tc>
+          <w:tcPr>
+            <w:tcW w:type="dxa" w:w="960"/>
+          </w:tcPr>
+          <w:p>
+            <w:r>
+              <w:rPr>
+                <w:sz w:val="16"/>
+              </w:rPr>
+              <w:t>0.0%</w:t>
+            </w:r>
+          </w:p>
+        </w:tc>
+        <w:tc>
+          <w:tcPr>
+            <w:tcW w:type="dxa" w:w="960"/>
+          </w:tcPr>
+          <w:p>
+            <w:r>
+              <w:rPr>
+                <w:sz w:val="16"/>
+              </w:rPr>
+              <w:t>0.5%</w:t>
+            </w:r>
+          </w:p>
+        </w:tc>
+        <w:tc>
+          <w:tcPr>
+            <w:tcW w:type="dxa" w:w="960"/>
+          </w:tcPr>
+          <w:p>
+            <w:r>
+              <w:rPr>
+                <w:sz w:val="16"/>
+              </w:rPr>
+              <w:t>High</w:t>
+            </w:r>
+          </w:p>
+        </w:tc>
+        <w:tc>
+          <w:tcPr>
+            <w:tcW w:type="dxa" w:w="960"/>
+          </w:tcPr>
+          <w:p>
+            <w:r>
+              <w:rPr>
+                <w:sz w:val="16"/>
+              </w:rPr>
+              <w:t>not a market series (cash-like or excluded)</w:t>
+            </w:r>
+          </w:p>
+        </w:tc>
+        <w:tc>
+          <w:tcPr>
+            <w:tcW w:type="dxa" w:w="960"/>
+          </w:tcPr>
+          <w:p>
+            <w:r>
+              <w:rPr>
+                <w:sz w:val="16"/>
+              </w:rPr>
+              <w:t>12.5% of the plan in Cash, inside every cap and not part of a correlated cluster.</w:t>
+            </w:r>
+          </w:p>
+        </w:tc>
+      </w:tr>
+      <w:tr>
+        <w:tc>
+          <w:tcPr>
+            <w:tcW w:type="dxa" w:w="960"/>
+          </w:tcPr>
+          <w:p>
+            <w:r>
+              <w:rPr>
+                <w:sz w:val="16"/>
+              </w:rPr>
+              <w:t>DIS</w:t>
+            </w:r>
+          </w:p>
+        </w:tc>
+        <w:tc>
+          <w:tcPr>
+            <w:tcW w:type="dxa" w:w="960"/>
+          </w:tcPr>
+          <w:p>
+            <w:r>
+              <w:rPr>
+                <w:sz w:val="16"/>
+              </w:rPr>
+              <w:t>0.095</w:t>
+            </w:r>
+          </w:p>
+        </w:tc>
+        <w:tc>
+          <w:tcPr>
+            <w:tcW w:type="dxa" w:w="960"/>
+          </w:tcPr>
+          <w:p>
+            <w:r>
+              <w:rPr>
+                <w:sz w:val="16"/>
+              </w:rPr>
+              <w:t>Core exposure at 9% of the plan with 30% annual volatility.</w:t>
+            </w:r>
+          </w:p>
+        </w:tc>
+        <w:tc>
+          <w:tcPr>
+            <w:tcW w:type="dxa" w:w="960"/>
+          </w:tcPr>
+          <w:p>
+            <w:r>
+              <w:rPr>
+                <w:sz w:val="16"/>
+              </w:rPr>
+              <w:t>8.0%</w:t>
+            </w:r>
+          </w:p>
+        </w:tc>
+        <w:tc>
+          <w:tcPr>
+            <w:tcW w:type="dxa" w:w="960"/>
+          </w:tcPr>
+          <w:p>
+            <w:r>
+              <w:rPr>
+                <w:sz w:val="16"/>
+              </w:rPr>
+              <w:t>30.0%</w:t>
+            </w:r>
+          </w:p>
+        </w:tc>
+        <w:tc>
+          <w:tcPr>
+            <w:tcW w:type="dxa" w:w="960"/>
+          </w:tcPr>
+          <w:p>
+            <w:r>
+              <w:rPr>
+                <w:sz w:val="16"/>
+              </w:rPr>
+              <w:t>-0.3%</w:t>
+            </w:r>
+          </w:p>
+        </w:tc>
+        <w:tc>
+          <w:tcPr>
+            <w:tcW w:type="dxa" w:w="960"/>
+          </w:tcPr>
+          <w:p>
+            <w:r>
+              <w:rPr>
+                <w:sz w:val="16"/>
+              </w:rPr>
+              <w:t>High</w:t>
+            </w:r>
+          </w:p>
+        </w:tc>
+        <w:tc>
+          <w:tcPr>
+            <w:tcW w:type="dxa" w:w="960"/>
+          </w:tcPr>
+          <w:p>
+            <w:r>
+              <w:rPr>
+                <w:sz w:val="16"/>
+              </w:rPr>
+              <w:t>6733 rows from 2000-01-03 to 2026-10-09 (cache)</w:t>
+            </w:r>
+          </w:p>
+        </w:tc>
+        <w:tc>
+          <w:tcPr>
+            <w:tcW w:type="dxa" w:w="960"/>
+          </w:tcPr>
+          <w:p>
+            <w:r>
+              <w:rPr>
+                <w:sz w:val="16"/>
+              </w:rPr>
+              <w:t>9.5% of the plan in US Equity, inside every cap and not part of a correlated cluster.</w:t>
+            </w:r>
+          </w:p>
+        </w:tc>
+      </w:tr>
+      <w:tr>
+        <w:tc>
+          <w:tcPr>
+            <w:tcW w:type="dxa" w:w="960"/>
+          </w:tcPr>
+          <w:p>
+            <w:r>
+              <w:rPr>
+                <w:sz w:val="16"/>
+              </w:rPr>
+              <w:t>DUOL</w:t>
+            </w:r>
+          </w:p>
+        </w:tc>
+        <w:tc>
+          <w:tcPr>
+            <w:tcW w:type="dxa" w:w="960"/>
+          </w:tcPr>
+          <w:p>
+            <w:r>
+              <w:rPr>
+                <w:sz w:val="16"/>
+              </w:rPr>
+              <w:t>0.135</w:t>
+            </w:r>
+          </w:p>
+        </w:tc>
+        <w:tc>
+          <w:tcPr>
+            <w:tcW w:type="dxa" w:w="960"/>
+          </w:tcPr>
+          <w:p>
+            <w:r>
+              <w:rPr>
+                <w:sz w:val="16"/>
+              </w:rPr>
+              <w:t>High-volatility engine: 40% annual volatility drives most of the spread in the terminal distribution.</w:t>
+            </w:r>
+          </w:p>
+        </w:tc>
+        <w:tc>
+          <w:tcPr>
+            <w:tcW w:type="dxa" w:w="960"/>
+          </w:tcPr>
+          <w:p>
+            <w:r>
+              <w:rPr>
+                <w:sz w:val="16"/>
+              </w:rPr>
+              <w:t>14.0%</w:t>
+            </w:r>
+          </w:p>
+        </w:tc>
+        <w:tc>
+          <w:tcPr>
+            <w:tcW w:type="dxa" w:w="960"/>
+          </w:tcPr>
+          <w:p>
+            <w:r>
+              <w:rPr>
+                <w:sz w:val="16"/>
+              </w:rPr>
+              <w:t>40.0%</w:t>
+            </w:r>
+          </w:p>
+        </w:tc>
+        <w:tc>
+          <w:tcPr>
+            <w:tcW w:type="dxa" w:w="960"/>
+          </w:tcPr>
+          <w:p>
+            <w:r>
+              <w:rPr>
+                <w:sz w:val="16"/>
+              </w:rPr>
+              <w:t>-6.0%</w:t>
+            </w:r>
+          </w:p>
+        </w:tc>
+        <w:tc>
+          <w:tcPr>
+            <w:tcW w:type="dxa" w:w="960"/>
+          </w:tcPr>
+          <w:p>
+            <w:r>
+              <w:rPr>
+                <w:sz w:val="16"/>
+              </w:rPr>
+              <w:t>Medium</w:t>
+            </w:r>
+          </w:p>
+        </w:tc>
+        <w:tc>
+          <w:tcPr>
+            <w:tcW w:type="dxa" w:w="960"/>
+          </w:tcPr>
+          <w:p>
+            <w:r>
+              <w:rPr>
+                <w:sz w:val="16"/>
+              </w:rPr>
+              <w:t>1307 rows from 2021-07-28 to 2026-10-09 (cache)</w:t>
+            </w:r>
+          </w:p>
+        </w:tc>
+        <w:tc>
+          <w:tcPr>
+            <w:tcW w:type="dxa" w:w="960"/>
+          </w:tcPr>
+          <w:p>
+            <w:r>
+              <w:rPr>
+                <w:sz w:val="16"/>
+              </w:rPr>
+              <w:t>13.5% of the plan in US Equity, inside every cap and not part of a correlated cluster.</w:t>
+            </w:r>
+          </w:p>
+        </w:tc>
+      </w:tr>
+      <w:tr>
+        <w:tc>
+          <w:tcPr>
+            <w:tcW w:type="dxa" w:w="960"/>
+          </w:tcPr>
+          <w:p>
+            <w:r>
+              <w:rPr>
+                <w:sz w:val="16"/>
+              </w:rPr>
+              <w:t>IEF</w:t>
+            </w:r>
+          </w:p>
+        </w:tc>
+        <w:tc>
+          <w:tcPr>
+            <w:tcW w:type="dxa" w:w="960"/>
+          </w:tcPr>
+          <w:p>
+            <w:r>
+              <w:rPr>
+                <w:sz w:val="16"/>
+              </w:rPr>
+              <w:t>0.043</w:t>
+            </w:r>
+          </w:p>
+        </w:tc>
+        <w:tc>
+          <w:tcPr>
+            <w:tcW w:type="dxa" w:w="960"/>
+          </w:tcPr>
+          <w:p>
+            <w:r>
+              <w:rPr>
+                <w:sz w:val="16"/>
+              </w:rPr>
+              <w:t>Stabiliser: low volatility, so its job is to shorten drawdowns rather than add return.</w:t>
+            </w:r>
+          </w:p>
+        </w:tc>
+        <w:tc>
+          <w:tcPr>
+            <w:tcW w:type="dxa" w:w="960"/>
+          </w:tcPr>
+          <w:p>
+            <w:r>
+              <w:rPr>
+                <w:sz w:val="16"/>
+              </w:rPr>
+              <w:t>4.5%</w:t>
+            </w:r>
+          </w:p>
+        </w:tc>
+        <w:tc>
+          <w:tcPr>
+            <w:tcW w:type="dxa" w:w="960"/>
+          </w:tcPr>
+          <w:p>
+            <w:r>
+              <w:rPr>
+                <w:sz w:val="16"/>
+              </w:rPr>
+              <w:t>7.0%</w:t>
+            </w:r>
+          </w:p>
+        </w:tc>
+        <w:tc>
+          <w:tcPr>
+            <w:tcW w:type="dxa" w:w="960"/>
+          </w:tcPr>
+          <w:p>
+            <w:r>
+              <w:rPr>
+                <w:sz w:val="16"/>
+              </w:rPr>
+              <w:t>-0.2%</w:t>
+            </w:r>
+          </w:p>
+        </w:tc>
+        <w:tc>
+          <w:tcPr>
+            <w:tcW w:type="dxa" w:w="960"/>
+          </w:tcPr>
+          <w:p>
+            <w:r>
+              <w:rPr>
+                <w:sz w:val="16"/>
+              </w:rPr>
+              <w:t>High</w:t>
+            </w:r>
+          </w:p>
+        </w:tc>
+        <w:tc>
+          <w:tcPr>
+            <w:tcW w:type="dxa" w:w="960"/>
+          </w:tcPr>
+          <w:p>
+            <w:r>
+              <w:rPr>
+                <w:sz w:val="16"/>
+              </w:rPr>
+              <w:t>6089 rows from 2002-07-30 to 2026-10-09 (cache)</w:t>
+            </w:r>
+          </w:p>
+        </w:tc>
+        <w:tc>
+          <w:tcPr>
+            <w:tcW w:type="dxa" w:w="960"/>
+          </w:tcPr>
+          <w:p>
+            <w:r>
+              <w:rPr>
+                <w:sz w:val="16"/>
+              </w:rPr>
+              <w:t>Part of one bet with IEF, SHY: mean correlation 0.78, combined weight 17.5%, which is within the 30.0% group cap.</w:t>
+            </w:r>
+          </w:p>
+        </w:tc>
+      </w:tr>
+      <w:tr>
+        <w:tc>
+          <w:tcPr>
+            <w:tcW w:type="dxa" w:w="960"/>
+          </w:tcPr>
+          <w:p>
+            <w:r>
+              <w:rPr>
+                <w:sz w:val="16"/>
+              </w:rPr>
+              <w:t>SHY</w:t>
+            </w:r>
+          </w:p>
+        </w:tc>
+        <w:tc>
+          <w:tcPr>
+            <w:tcW w:type="dxa" w:w="960"/>
+          </w:tcPr>
+          <w:p>
+            <w:r>
+              <w:rPr>
+                <w:sz w:val="16"/>
+              </w:rPr>
+              <w:t>0.132</w:t>
+            </w:r>
+          </w:p>
+        </w:tc>
+        <w:tc>
+          <w:tcPr>
+            <w:tcW w:type="dxa" w:w="960"/>
+          </w:tcPr>
+          <w:p>
+            <w:r>
+              <w:rPr>
+                <w:sz w:val="16"/>
+              </w:rPr>
+              <w:t>Stabiliser: low volatility, so its job is to shorten drawdowns rather than add return.</w:t>
+            </w:r>
+          </w:p>
+        </w:tc>
+        <w:tc>
+          <w:tcPr>
+            <w:tcW w:type="dxa" w:w="960"/>
+          </w:tcPr>
+          <w:p>
+            <w:r>
+              <w:rPr>
+                <w:sz w:val="16"/>
+              </w:rPr>
+              <w:t>4.2%</w:t>
+            </w:r>
+          </w:p>
+        </w:tc>
+        <w:tc>
+          <w:tcPr>
+            <w:tcW w:type="dxa" w:w="960"/>
+          </w:tcPr>
+          <w:p>
+            <w:r>
+              <w:rPr>
+                <w:sz w:val="16"/>
+              </w:rPr>
+              <w:t>2.0%</w:t>
+            </w:r>
+          </w:p>
+        </w:tc>
+        <w:tc>
+          <w:tcPr>
+            <w:tcW w:type="dxa" w:w="960"/>
+          </w:tcPr>
+          <w:p>
+            <w:r>
+              <w:rPr>
+                <w:sz w:val="16"/>
+              </w:rPr>
+              <w:t>0.2%</w:t>
+            </w:r>
+          </w:p>
+        </w:tc>
+        <w:tc>
+          <w:tcPr>
+            <w:tcW w:type="dxa" w:w="960"/>
+          </w:tcPr>
+          <w:p>
+            <w:r>
+              <w:rPr>
+                <w:sz w:val="16"/>
+              </w:rPr>
+              <w:t>High</w:t>
+            </w:r>
+          </w:p>
+        </w:tc>
+        <w:tc>
+          <w:tcPr>
+            <w:tcW w:type="dxa" w:w="960"/>
+          </w:tcPr>
+          <w:p>
+            <w:r>
+              <w:rPr>
+                <w:sz w:val="16"/>
+              </w:rPr>
+              <w:t>6089 rows from 2002-07-30 to 2026-10-09 (cache)</w:t>
+            </w:r>
+          </w:p>
+        </w:tc>
+        <w:tc>
+          <w:tcPr>
+            <w:tcW w:type="dxa" w:w="960"/>
+          </w:tcPr>
+          <w:p>
+            <w:r>
+              <w:rPr>
+                <w:sz w:val="16"/>
+              </w:rPr>
+              <w:t>Part of one bet with IEF, SHY: mean correlation 0.78, combined weight 17.5%, which is within the 30.0% group cap.</w:t>
+            </w:r>
+          </w:p>
+        </w:tc>
+      </w:tr>
+      <w:tr>
+        <w:tc>
+          <w:tcPr>
+            <w:tcW w:type="dxa" w:w="960"/>
+          </w:tcPr>
+          <w:p>
+            <w:r>
+              <w:rPr>
+                <w:sz w:val="16"/>
+              </w:rPr>
+              <w:t>VOO</w:t>
+            </w:r>
+          </w:p>
+        </w:tc>
+        <w:tc>
+          <w:tcPr>
+            <w:tcW w:type="dxa" w:w="960"/>
+          </w:tcPr>
+          <w:p>
+            <w:r>
+              <w:rPr>
+                <w:sz w:val="16"/>
+              </w:rPr>
+              <w:t>0.250</w:t>
+            </w:r>
+          </w:p>
+        </w:tc>
+        <w:tc>
+          <w:tcPr>
+            <w:tcW w:type="dxa" w:w="960"/>
+          </w:tcPr>
+          <w:p>
+            <w:r>
+              <w:rPr>
+                <w:sz w:val="16"/>
+              </w:rPr>
+              <w:t>Core exposure at 25% of the plan with 15% annual volatility.</w:t>
+            </w:r>
+          </w:p>
+        </w:tc>
+        <w:tc>
+          <w:tcPr>
+            <w:tcW w:type="dxa" w:w="960"/>
+          </w:tcPr>
+          <w:p>
+            <w:r>
+              <w:rPr>
+                <w:sz w:val="16"/>
+              </w:rPr>
+              <w:t>9.0%</w:t>
+            </w:r>
+          </w:p>
+        </w:tc>
+        <w:tc>
+          <w:tcPr>
+            <w:tcW w:type="dxa" w:w="960"/>
+          </w:tcPr>
+          <w:p>
+            <w:r>
+              <w:rPr>
+                <w:sz w:val="16"/>
+              </w:rPr>
+              <w:t>15.0%</w:t>
+            </w:r>
+          </w:p>
+        </w:tc>
+        <w:tc>
+          <w:tcPr>
+            <w:tcW w:type="dxa" w:w="960"/>
+          </w:tcPr>
+          <w:p>
+            <w:r>
+              <w:rPr>
+                <w:sz w:val="16"/>
+              </w:rPr>
+              <w:t>3.9%</w:t>
+            </w:r>
+          </w:p>
+        </w:tc>
+        <w:tc>
+          <w:tcPr>
+            <w:tcW w:type="dxa" w:w="960"/>
+          </w:tcPr>
+          <w:p>
+            <w:r>
+              <w:rPr>
+                <w:sz w:val="16"/>
+              </w:rPr>
+              <w:t>High</w:t>
+            </w:r>
+          </w:p>
+        </w:tc>
+        <w:tc>
+          <w:tcPr>
+            <w:tcW w:type="dxa" w:w="960"/>
+          </w:tcPr>
+          <w:p>
+            <w:r>
+              <w:rPr>
+                <w:sz w:val="16"/>
+              </w:rPr>
+              <w:t>4046 rows from 2010-09-09 to 2026-10-09 (cache)</w:t>
+            </w:r>
+          </w:p>
+        </w:tc>
+        <w:tc>
+          <w:tcPr>
+            <w:tcW w:type="dxa" w:w="960"/>
+          </w:tcPr>
+          <w:p>
+            <w:r>
+              <w:rPr>
+                <w:sz w:val="16"/>
+              </w:rPr>
+              <w:t>Within 20% of the position cap (25.0% vs 25.0%); any drift puts it in breach.</w:t>
+            </w:r>
+          </w:p>
+        </w:tc>
+      </w:tr>
+    </w:tbl>
     <w:sectPr>
       <w:pgSz w:w="12240" w:h="15840"/>
       <w:pgMar w:top="1440" w:right="1800" w:bottom="1440" w:left="1800" w:header="720" w:footer="720" w:gutter="0"/>
